--- a/public/templates-bap/bap-sppg.docx
+++ b/public/templates-bap/bap-sppg.docx
@@ -1,5 +1,68 @@
 
-<file path=word/document.xml><?xml version="1.0" encoding="utf-8"?>
+<file path=customXml\item1.xml><?xml version="1.0" encoding="utf-8"?>
+<b:Sources xmlns:b="http://schemas.openxmlformats.org/officeDocument/2006/bibliography" xmlns="http://schemas.openxmlformats.org/officeDocument/2006/bibliography" SelectedStyle="\APASixthEditionOfficeOnline.xsl" StyleName="APA" Version="6"/>
+</file>
+
+<file path=customXml\itemProps1.xml><?xml version="1.0" encoding="utf-8"?>
+<ds:datastoreItem xmlns:ds="http://schemas.openxmlformats.org/officeDocument/2006/customXml" ds:itemID="{6DB9411F-6E5D-470D-BE4E-DC145001D4BF}">
+  <ds:schemaRefs>
+    <ds:schemaRef ds:uri="http://schemas.openxmlformats.org/officeDocument/2006/bibliography"/>
+  </ds:schemaRefs>
+</ds:datastoreItem>
+</file>
+
+<file path=docProps\app.xml><?xml version="1.0" encoding="utf-8"?>
+<Properties xmlns="http://schemas.openxmlformats.org/officeDocument/2006/extended-properties" xmlns:vt="http://schemas.openxmlformats.org/officeDocument/2006/docPropsVTypes">
+  <Template>Normal.dotm</Template>
+  <TotalTime>772</TotalTime>
+  <Pages>4</Pages>
+  <Words>649</Words>
+  <Characters>3700</Characters>
+  <Application>Microsoft Office Word</Application>
+  <DocSecurity>0</DocSecurity>
+  <Lines>30</Lines>
+  <Paragraphs>8</Paragraphs>
+  <ScaleCrop>false</ScaleCrop>
+  <HeadingPairs>
+    <vt:vector size="2" baseType="variant">
+      <vt:variant>
+        <vt:lpstr>Title</vt:lpstr>
+      </vt:variant>
+      <vt:variant>
+        <vt:i4>1</vt:i4>
+      </vt:variant>
+    </vt:vector>
+  </HeadingPairs>
+  <TitlesOfParts>
+    <vt:vector size="1" baseType="lpstr">
+      <vt:lpstr/>
+    </vt:vector>
+  </TitlesOfParts>
+  <Company/>
+  <LinksUpToDate>false</LinksUpToDate>
+  <CharactersWithSpaces>4341</CharactersWithSpaces>
+  <SharedDoc>false</SharedDoc>
+  <HyperlinksChanged>false</HyperlinksChanged>
+  <AppVersion>16.0000</AppVersion>
+</Properties>
+</file>
+
+<file path=docProps\core.xml><?xml version="1.0" encoding="utf-8"?>
+<cp:coreProperties xmlns:cp="http://schemas.openxmlformats.org/package/2006/metadata/core-properties" xmlns:dc="http://purl.org/dc/elements/1.1/" xmlns:dcterms="http://purl.org/dc/terms/" xmlns:dcmitype="http://purl.org/dc/dcmitype/" xmlns:xsi="http://www.w3.org/2001/XMLSchema-instance">
+  <dc:title/>
+  <dc:subject/>
+  <dc:creator>DLH SRAGEN</dc:creator>
+  <cp:keywords/>
+  <dc:description/>
+  <cp:lastModifiedBy>Irfan Delix</cp:lastModifiedBy>
+  <cp:revision>106</cp:revision>
+  <cp:lastPrinted>2026-05-25T05:22:00Z</cp:lastPrinted>
+  <dcterms:created xsi:type="dcterms:W3CDTF">2026-04-02T06:11:00Z</dcterms:created>
+  <dcterms:modified xsi:type="dcterms:W3CDTF">2026-07-15T21:13:00Z</dcterms:modified>
+</cp:coreProperties>
+</file>
+
+<file path=word\document.xml><?xml version="1.0" encoding="utf-8"?>
 <w:document xmlns:wpc="http://schemas.microsoft.com/office/word/2010/wordprocessingCanvas" xmlns:cx="http://schemas.microsoft.com/office/drawing/2014/chartex" xmlns:cx1="http://schemas.microsoft.com/office/drawing/2015/9/8/chartex" xmlns:cx2="http://schemas.microsoft.com/office/drawing/2015/10/21/chartex" xmlns:cx3="http://schemas.microsoft.com/office/drawing/2016/5/9/chartex" xmlns:cx4="http://schemas.microsoft.com/office/drawing/2016/5/10/chartex" xmlns:cx5="http://schemas.microsoft.com/office/drawing/2016/5/11/chartex" xmlns:cx6="http://schemas.microsoft.com/office/drawing/2016/5/12/chartex" xmlns:cx7="http://schemas.microsoft.com/office/drawing/2016/5/13/chartex" xmlns:cx8="http://schemas.microsoft.com/office/drawing/2016/5/14/chartex" xmlns:mc="http://schemas.openxmlformats.org/markup-compatibility/2006" xmlns:aink="http://schemas.microsoft.com/office/drawing/2016/ink" xmlns:am3d="http://schemas.microsoft.com/office/drawing/2017/model3d" xmlns:o="urn:schemas-microsoft-com:office:office" xmlns:oel="http://schemas.microsoft.com/office/2019/extlst" xmlns:r="http://schemas.openxmlformats.org/officeDocument/2006/relationships" xmlns:m="http://schemas.openxmlformats.org/officeDocument/2006/math" xmlns:v="urn:schemas-microsoft-com:vml" xmlns:wp14="http://schemas.microsoft.com/office/word/2010/wordprocessingDrawing" xmlns:wp="http://schemas.openxmlformats.org/drawingml/2006/wordprocessingDrawing" xmlns:w10="urn:schemas-microsoft-com:office:word" xmlns:w="http://schemas.openxmlformats.org/wordprocessingml/2006/main" xmlns:w14="http://schemas.microsoft.com/office/word/2010/wordml" xmlns:w15="http://schemas.microsoft.com/office/word/2012/wordml" xmlns:w16cex="http://schemas.microsoft.com/office/word/2018/wordml/cex" xmlns:w16cid="http://schemas.microsoft.com/office/word/2016/wordml/cid" xmlns:w16="http://schemas.microsoft.com/office/word/2018/wordml" xmlns:w16sdtdh="http://schemas.microsoft.com/office/word/2020/wordml/sdtdatahash" xmlns:w16se="http://schemas.microsoft.com/office/word/2015/wordml/symex" xmlns:wpg="http://schemas.microsoft.com/office/word/2010/wordprocessingGroup" xmlns:wpi="http://schemas.microsoft.com/office/word/2010/wordprocessingInk" xmlns:wne="http://schemas.microsoft.com/office/word/2006/wordml" xmlns:wps="http://schemas.microsoft.com/office/word/2010/wordprocessingShape" mc:Ignorable="w14 w15 w16se w16cid w16 w16cex w16sdtdh wp14">
   <w:body>
     <w:tbl>
@@ -166,7 +229,6 @@
               </w:rPr>
               <w:t xml:space="preserve">Jl. </w:t>
             </w:r>
-            <w:proofErr w:type="spellStart"/>
             <w:r>
               <w:rPr>
                 <w:rFonts w:ascii="Arial" w:hAnsi="Arial" w:cs="Arial"/>
@@ -174,7 +236,6 @@
               </w:rPr>
               <w:t>Ronggowarsito</w:t>
             </w:r>
-            <w:proofErr w:type="spellEnd"/>
             <w:r>
               <w:rPr>
                 <w:rFonts w:ascii="Arial" w:hAnsi="Arial" w:cs="Arial"/>
@@ -182,7 +243,6 @@
               </w:rPr>
               <w:t xml:space="preserve"> No.18b, </w:t>
             </w:r>
-            <w:proofErr w:type="spellStart"/>
             <w:r>
               <w:rPr>
                 <w:rFonts w:ascii="Arial" w:hAnsi="Arial" w:cs="Arial"/>
@@ -190,7 +250,6 @@
               </w:rPr>
               <w:t>Sragen</w:t>
             </w:r>
-            <w:proofErr w:type="spellEnd"/>
             <w:r>
               <w:rPr>
                 <w:rFonts w:ascii="Arial" w:hAnsi="Arial" w:cs="Arial"/>
@@ -198,7 +257,6 @@
               </w:rPr>
               <w:t xml:space="preserve"> </w:t>
             </w:r>
-            <w:proofErr w:type="spellStart"/>
             <w:r>
               <w:rPr>
                 <w:rFonts w:ascii="Arial" w:hAnsi="Arial" w:cs="Arial"/>
@@ -206,7 +264,6 @@
               </w:rPr>
               <w:t>Wetan</w:t>
             </w:r>
-            <w:proofErr w:type="spellEnd"/>
             <w:r>
               <w:rPr>
                 <w:rFonts w:ascii="Arial" w:hAnsi="Arial" w:cs="Arial"/>
@@ -214,7 +271,6 @@
               </w:rPr>
               <w:t xml:space="preserve">, </w:t>
             </w:r>
-            <w:proofErr w:type="spellStart"/>
             <w:r>
               <w:rPr>
                 <w:rFonts w:ascii="Arial" w:hAnsi="Arial" w:cs="Arial"/>
@@ -222,7 +278,6 @@
               </w:rPr>
               <w:t>Sragen</w:t>
             </w:r>
-            <w:proofErr w:type="spellEnd"/>
             <w:r>
               <w:rPr>
                 <w:rFonts w:ascii="Arial" w:hAnsi="Arial" w:cs="Arial"/>
@@ -230,7 +285,6 @@
               </w:rPr>
               <w:t xml:space="preserve">, </w:t>
             </w:r>
-            <w:proofErr w:type="spellStart"/>
             <w:r>
               <w:rPr>
                 <w:rFonts w:ascii="Arial" w:hAnsi="Arial" w:cs="Arial"/>
@@ -238,7 +292,6 @@
               </w:rPr>
               <w:t>Jawa</w:t>
             </w:r>
-            <w:proofErr w:type="spellEnd"/>
             <w:r>
               <w:rPr>
                 <w:rFonts w:ascii="Arial" w:hAnsi="Arial" w:cs="Arial"/>
@@ -262,7 +315,6 @@
               </w:rPr>
               <w:t xml:space="preserve">Telp. (0271) </w:t>
             </w:r>
-            <w:proofErr w:type="gramStart"/>
             <w:r>
               <w:rPr>
                 <w:rFonts w:ascii="Arial" w:hAnsi="Arial" w:cs="Arial"/>
@@ -270,7 +322,6 @@
               </w:rPr>
               <w:t>891136  Email</w:t>
             </w:r>
-            <w:proofErr w:type="gramEnd"/>
             <w:r>
               <w:rPr>
                 <w:rFonts w:ascii="Arial" w:hAnsi="Arial" w:cs="Arial"/>
@@ -363,7 +414,6 @@
         </w:rPr>
         <w:t xml:space="preserve">                                                    </w:t>
       </w:r>
-      <w:proofErr w:type="spellStart"/>
       <w:r>
         <w:rPr>
           <w:rFonts w:ascii="Arial Nova Cond" w:hAnsi="Arial Nova Cond"/>
@@ -372,7 +422,6 @@
         </w:rPr>
         <w:t>Nomor</w:t>
       </w:r>
-      <w:proofErr w:type="spellEnd"/>
       <w:r>
         <w:rPr>
           <w:rFonts w:ascii="Arial Nova Cond" w:hAnsi="Arial Nova Cond"/>
@@ -422,7 +471,6 @@
         </w:rPr>
         <w:t>{</w:t>
       </w:r>
-      <w:proofErr w:type="spellStart"/>
       <w:r>
         <w:rPr>
           <w:rFonts w:ascii="Arial Nova Cond" w:hAnsi="Arial Nova Cond"/>
@@ -431,7 +479,6 @@
         </w:rPr>
         <w:t>tahun_ini</w:t>
       </w:r>
-      <w:proofErr w:type="spellEnd"/>
       <w:r>
         <w:rPr>
           <w:rFonts w:ascii="Arial Nova Cond" w:hAnsi="Arial Nova Cond"/>
@@ -472,7 +519,6 @@
         </w:rPr>
         <w:t xml:space="preserve">Pada </w:t>
       </w:r>
-      <w:proofErr w:type="spellStart"/>
       <w:r>
         <w:rPr>
           <w:rFonts w:ascii="Arial Nova Cond" w:hAnsi="Arial Nova Cond"/>
@@ -481,7 +527,6 @@
         </w:rPr>
         <w:t>hari</w:t>
       </w:r>
-      <w:proofErr w:type="spellEnd"/>
       <w:r>
         <w:rPr>
           <w:rFonts w:ascii="Arial Nova Cond" w:hAnsi="Arial Nova Cond"/>
@@ -490,7 +535,6 @@
         </w:rPr>
         <w:t xml:space="preserve"> </w:t>
       </w:r>
-      <w:proofErr w:type="spellStart"/>
       <w:r>
         <w:rPr>
           <w:rFonts w:ascii="Arial Nova Cond" w:hAnsi="Arial Nova Cond"/>
@@ -499,7 +543,6 @@
         </w:rPr>
         <w:t>ini</w:t>
       </w:r>
-      <w:proofErr w:type="spellEnd"/>
       <w:r>
         <w:rPr>
           <w:rFonts w:ascii="Arial Nova Cond" w:hAnsi="Arial Nova Cond"/>
@@ -508,7 +551,6 @@
         </w:rPr>
         <w:t xml:space="preserve"> {</w:t>
       </w:r>
-      <w:proofErr w:type="spellStart"/>
       <w:r>
         <w:rPr>
           <w:rFonts w:ascii="Arial Nova Cond" w:hAnsi="Arial Nova Cond"/>
@@ -517,7 +559,6 @@
         </w:rPr>
         <w:t>hari_ini_nama</w:t>
       </w:r>
-      <w:proofErr w:type="spellEnd"/>
       <w:r>
         <w:rPr>
           <w:rFonts w:ascii="Arial Nova Cond" w:hAnsi="Arial Nova Cond"/>
@@ -526,7 +567,6 @@
         </w:rPr>
         <w:t xml:space="preserve">}, </w:t>
       </w:r>
-      <w:proofErr w:type="spellStart"/>
       <w:r>
         <w:rPr>
           <w:rFonts w:ascii="Arial Nova Cond" w:hAnsi="Arial Nova Cond"/>
@@ -535,7 +575,6 @@
         </w:rPr>
         <w:t>tanggal</w:t>
       </w:r>
-      <w:proofErr w:type="spellEnd"/>
       <w:r>
         <w:rPr>
           <w:rFonts w:ascii="Arial Nova Cond" w:hAnsi="Arial Nova Cond"/>
@@ -544,7 +583,6 @@
         </w:rPr>
         <w:t xml:space="preserve"> {</w:t>
       </w:r>
-      <w:proofErr w:type="spellStart"/>
       <w:r>
         <w:rPr>
           <w:rFonts w:ascii="Arial Nova Cond" w:hAnsi="Arial Nova Cond"/>
@@ -553,7 +591,6 @@
         </w:rPr>
         <w:t>hari_ini_tanggal_terbilang</w:t>
       </w:r>
-      <w:proofErr w:type="spellEnd"/>
       <w:r>
         <w:rPr>
           <w:rFonts w:ascii="Arial Nova Cond" w:hAnsi="Arial Nova Cond"/>
@@ -562,7 +599,6 @@
         </w:rPr>
         <w:t xml:space="preserve">} </w:t>
       </w:r>
-      <w:proofErr w:type="spellStart"/>
       <w:r>
         <w:rPr>
           <w:rFonts w:ascii="Arial Nova Cond" w:hAnsi="Arial Nova Cond"/>
@@ -571,7 +607,6 @@
         </w:rPr>
         <w:t>bulan</w:t>
       </w:r>
-      <w:proofErr w:type="spellEnd"/>
       <w:r>
         <w:rPr>
           <w:rFonts w:ascii="Arial Nova Cond" w:hAnsi="Arial Nova Cond"/>
@@ -580,7 +615,6 @@
         </w:rPr>
         <w:t xml:space="preserve"> {</w:t>
       </w:r>
-      <w:proofErr w:type="spellStart"/>
       <w:r>
         <w:rPr>
           <w:rFonts w:ascii="Arial Nova Cond" w:hAnsi="Arial Nova Cond"/>
@@ -589,7 +623,6 @@
         </w:rPr>
         <w:t>hari_ini_bulan</w:t>
       </w:r>
-      <w:proofErr w:type="spellEnd"/>
       <w:r>
         <w:rPr>
           <w:rFonts w:ascii="Arial Nova Cond" w:hAnsi="Arial Nova Cond"/>
@@ -608,7 +641,6 @@
         </w:rPr>
         <w:t xml:space="preserve"> </w:t>
       </w:r>
-      <w:proofErr w:type="spellStart"/>
       <w:r>
         <w:rPr>
           <w:rFonts w:ascii="Arial Nova Cond" w:hAnsi="Arial Nova Cond"/>
@@ -617,7 +649,6 @@
         </w:rPr>
         <w:t>tahun</w:t>
       </w:r>
-      <w:proofErr w:type="spellEnd"/>
       <w:r>
         <w:rPr>
           <w:rFonts w:ascii="Arial Nova Cond" w:hAnsi="Arial Nova Cond"/>
@@ -626,7 +657,6 @@
         </w:rPr>
         <w:t xml:space="preserve"> {</w:t>
       </w:r>
-      <w:proofErr w:type="spellStart"/>
       <w:r>
         <w:rPr>
           <w:rFonts w:ascii="Arial Nova Cond" w:hAnsi="Arial Nova Cond"/>
@@ -635,7 +665,6 @@
         </w:rPr>
         <w:t>hari_ini_tahun_terbilang</w:t>
       </w:r>
-      <w:proofErr w:type="spellEnd"/>
       <w:r>
         <w:rPr>
           <w:rFonts w:ascii="Arial Nova Cond" w:hAnsi="Arial Nova Cond"/>
@@ -654,7 +683,6 @@
         </w:rPr>
         <w:t xml:space="preserve"> </w:t>
       </w:r>
-      <w:proofErr w:type="spellStart"/>
       <w:r>
         <w:rPr>
           <w:rFonts w:ascii="Arial Nova Cond" w:hAnsi="Arial Nova Cond"/>
@@ -663,7 +691,6 @@
         </w:rPr>
         <w:t>pukul</w:t>
       </w:r>
-      <w:proofErr w:type="spellEnd"/>
       <w:r>
         <w:rPr>
           <w:rFonts w:ascii="Arial Nova Cond" w:hAnsi="Arial Nova Cond"/>
@@ -672,7 +699,6 @@
         </w:rPr>
         <w:t xml:space="preserve"> {</w:t>
       </w:r>
-      <w:proofErr w:type="spellStart"/>
       <w:r>
         <w:rPr>
           <w:rFonts w:ascii="Arial Nova Cond" w:hAnsi="Arial Nova Cond"/>
@@ -681,7 +707,6 @@
         </w:rPr>
         <w:t>waktu_pengawasan</w:t>
       </w:r>
-      <w:proofErr w:type="spellEnd"/>
       <w:r>
         <w:rPr>
           <w:rFonts w:ascii="Arial Nova Cond" w:hAnsi="Arial Nova Cond"/>
@@ -690,7 +715,6 @@
         </w:rPr>
         <w:t xml:space="preserve">} WIB, di </w:t>
       </w:r>
-      <w:proofErr w:type="spellStart"/>
       <w:r>
         <w:rPr>
           <w:rFonts w:ascii="Arial Nova Cond" w:hAnsi="Arial Nova Cond"/>
@@ -699,7 +723,6 @@
         </w:rPr>
         <w:t>lokasi</w:t>
       </w:r>
-      <w:proofErr w:type="spellEnd"/>
       <w:r>
         <w:rPr>
           <w:rFonts w:ascii="Arial Nova Cond" w:hAnsi="Arial Nova Cond"/>
@@ -708,7 +731,6 @@
         </w:rPr>
         <w:t xml:space="preserve"> {</w:t>
       </w:r>
-      <w:proofErr w:type="spellStart"/>
       <w:r>
         <w:rPr>
           <w:rFonts w:ascii="Arial Nova Cond" w:hAnsi="Arial Nova Cond"/>
@@ -717,7 +739,6 @@
         </w:rPr>
         <w:t>nama_badan_usaha_kegiatan</w:t>
       </w:r>
-      <w:proofErr w:type="spellEnd"/>
       <w:r>
         <w:rPr>
           <w:rFonts w:ascii="Arial Nova Cond" w:hAnsi="Arial Nova Cond"/>
@@ -726,7 +747,6 @@
         </w:rPr>
         <w:t>}, {</w:t>
       </w:r>
-      <w:proofErr w:type="spellStart"/>
       <w:r>
         <w:rPr>
           <w:rFonts w:ascii="Arial Nova Cond" w:hAnsi="Arial Nova Cond"/>
@@ -735,7 +755,6 @@
         </w:rPr>
         <w:t>alamat_lokasi</w:t>
       </w:r>
-      <w:proofErr w:type="spellEnd"/>
       <w:r>
         <w:rPr>
           <w:rFonts w:ascii="Arial Nova Cond" w:hAnsi="Arial Nova Cond"/>
@@ -744,7 +763,6 @@
         </w:rPr>
         <w:t xml:space="preserve">}, </w:t>
       </w:r>
-      <w:proofErr w:type="spellStart"/>
       <w:r>
         <w:rPr>
           <w:rFonts w:ascii="Arial Nova Cond" w:hAnsi="Arial Nova Cond"/>
@@ -753,7 +771,6 @@
         </w:rPr>
         <w:t>telah</w:t>
       </w:r>
-      <w:proofErr w:type="spellEnd"/>
       <w:r>
         <w:rPr>
           <w:rFonts w:ascii="Arial Nova Cond" w:hAnsi="Arial Nova Cond"/>
@@ -762,7 +779,6 @@
         </w:rPr>
         <w:t xml:space="preserve"> </w:t>
       </w:r>
-      <w:proofErr w:type="spellStart"/>
       <w:r>
         <w:rPr>
           <w:rFonts w:ascii="Arial Nova Cond" w:hAnsi="Arial Nova Cond"/>
@@ -771,7 +787,6 @@
         </w:rPr>
         <w:t>dilakukan</w:t>
       </w:r>
-      <w:proofErr w:type="spellEnd"/>
       <w:r>
         <w:rPr>
           <w:rFonts w:ascii="Arial Nova Cond" w:hAnsi="Arial Nova Cond"/>
@@ -780,7 +795,6 @@
         </w:rPr>
         <w:t xml:space="preserve"> </w:t>
       </w:r>
-      <w:proofErr w:type="spellStart"/>
       <w:r>
         <w:rPr>
           <w:rFonts w:ascii="Arial Nova Cond" w:hAnsi="Arial Nova Cond"/>
@@ -789,7 +803,6 @@
         </w:rPr>
         <w:t>penandatanganan</w:t>
       </w:r>
-      <w:proofErr w:type="spellEnd"/>
       <w:r>
         <w:rPr>
           <w:rFonts w:ascii="Arial Nova Cond" w:hAnsi="Arial Nova Cond"/>
@@ -798,7 +811,6 @@
         </w:rPr>
         <w:t xml:space="preserve"> </w:t>
       </w:r>
-      <w:proofErr w:type="spellStart"/>
       <w:r>
         <w:rPr>
           <w:rFonts w:ascii="Arial Nova Cond" w:hAnsi="Arial Nova Cond"/>
@@ -807,7 +819,6 @@
         </w:rPr>
         <w:t>berita</w:t>
       </w:r>
-      <w:proofErr w:type="spellEnd"/>
       <w:r>
         <w:rPr>
           <w:rFonts w:ascii="Arial Nova Cond" w:hAnsi="Arial Nova Cond"/>
@@ -816,7 +827,6 @@
         </w:rPr>
         <w:t xml:space="preserve"> acara </w:t>
       </w:r>
-      <w:proofErr w:type="spellStart"/>
       <w:r>
         <w:rPr>
           <w:rFonts w:ascii="Arial Nova Cond" w:hAnsi="Arial Nova Cond"/>
@@ -825,7 +835,6 @@
         </w:rPr>
         <w:t>pengawasan</w:t>
       </w:r>
-      <w:proofErr w:type="spellEnd"/>
       <w:r>
         <w:rPr>
           <w:rFonts w:ascii="Arial Nova Cond" w:hAnsi="Arial Nova Cond"/>
@@ -834,7 +843,6 @@
         </w:rPr>
         <w:t xml:space="preserve"> </w:t>
       </w:r>
-      <w:proofErr w:type="spellStart"/>
       <w:r>
         <w:rPr>
           <w:rFonts w:ascii="Arial Nova Cond" w:hAnsi="Arial Nova Cond"/>
@@ -843,7 +851,6 @@
         </w:rPr>
         <w:t>lingkungan</w:t>
       </w:r>
-      <w:proofErr w:type="spellEnd"/>
       <w:r>
         <w:rPr>
           <w:rFonts w:ascii="Arial Nova Cond" w:hAnsi="Arial Nova Cond"/>
@@ -852,7 +859,6 @@
         </w:rPr>
         <w:t xml:space="preserve"> </w:t>
       </w:r>
-      <w:proofErr w:type="spellStart"/>
       <w:r>
         <w:rPr>
           <w:rFonts w:ascii="Arial Nova Cond" w:hAnsi="Arial Nova Cond"/>
@@ -861,7 +867,6 @@
         </w:rPr>
         <w:t>hidup</w:t>
       </w:r>
-      <w:proofErr w:type="spellEnd"/>
       <w:r>
         <w:rPr>
           <w:rFonts w:ascii="Arial Nova Cond" w:hAnsi="Arial Nova Cond"/>
@@ -870,7 +875,6 @@
         </w:rPr>
         <w:t xml:space="preserve"> </w:t>
       </w:r>
-      <w:proofErr w:type="spellStart"/>
       <w:r>
         <w:rPr>
           <w:rFonts w:ascii="Arial Nova Cond" w:hAnsi="Arial Nova Cond"/>
@@ -879,7 +883,6 @@
         </w:rPr>
         <w:t>terhadap</w:t>
       </w:r>
-      <w:proofErr w:type="spellEnd"/>
       <w:r>
         <w:rPr>
           <w:rFonts w:ascii="Arial Nova Cond" w:hAnsi="Arial Nova Cond"/>
@@ -888,7 +891,6 @@
         </w:rPr>
         <w:t xml:space="preserve"> {</w:t>
       </w:r>
-      <w:proofErr w:type="spellStart"/>
       <w:r>
         <w:rPr>
           <w:rFonts w:ascii="Arial Nova Cond" w:hAnsi="Arial Nova Cond"/>
@@ -897,7 +899,6 @@
         </w:rPr>
         <w:t>nama_badan_usaha_kegiatan</w:t>
       </w:r>
-      <w:proofErr w:type="spellEnd"/>
       <w:r>
         <w:rPr>
           <w:rFonts w:ascii="Arial Nova Cond" w:hAnsi="Arial Nova Cond"/>
@@ -906,7 +907,6 @@
         </w:rPr>
         <w:t xml:space="preserve">} </w:t>
       </w:r>
-      <w:proofErr w:type="spellStart"/>
       <w:r>
         <w:rPr>
           <w:rFonts w:ascii="Arial Nova Cond" w:hAnsi="Arial Nova Cond"/>
@@ -915,7 +915,6 @@
         </w:rPr>
         <w:t>dengan</w:t>
       </w:r>
-      <w:proofErr w:type="spellEnd"/>
       <w:r>
         <w:rPr>
           <w:rFonts w:ascii="Arial Nova Cond" w:hAnsi="Arial Nova Cond"/>
@@ -924,7 +923,6 @@
         </w:rPr>
         <w:t xml:space="preserve"> </w:t>
       </w:r>
-      <w:proofErr w:type="spellStart"/>
       <w:r>
         <w:rPr>
           <w:rFonts w:ascii="Arial Nova Cond" w:hAnsi="Arial Nova Cond"/>
@@ -933,7 +931,6 @@
         </w:rPr>
         <w:t>hasil</w:t>
       </w:r>
-      <w:proofErr w:type="spellEnd"/>
       <w:r>
         <w:rPr>
           <w:rFonts w:ascii="Arial Nova Cond" w:hAnsi="Arial Nova Cond"/>
@@ -942,7 +939,6 @@
         </w:rPr>
         <w:t xml:space="preserve"> </w:t>
       </w:r>
-      <w:proofErr w:type="spellStart"/>
       <w:r>
         <w:rPr>
           <w:rFonts w:ascii="Arial Nova Cond" w:hAnsi="Arial Nova Cond"/>
@@ -951,7 +947,6 @@
         </w:rPr>
         <w:t>sebagai</w:t>
       </w:r>
-      <w:proofErr w:type="spellEnd"/>
       <w:r>
         <w:rPr>
           <w:rFonts w:ascii="Arial Nova Cond" w:hAnsi="Arial Nova Cond"/>
@@ -960,7 +955,6 @@
         </w:rPr>
         <w:t xml:space="preserve"> </w:t>
       </w:r>
-      <w:proofErr w:type="spellStart"/>
       <w:r>
         <w:rPr>
           <w:rFonts w:ascii="Arial Nova Cond" w:hAnsi="Arial Nova Cond"/>
@@ -969,7 +963,6 @@
         </w:rPr>
         <w:t>berikut</w:t>
       </w:r>
-      <w:proofErr w:type="spellEnd"/>
       <w:r>
         <w:rPr>
           <w:rFonts w:ascii="Arial Nova Cond" w:hAnsi="Arial Nova Cond"/>
@@ -1009,7 +1002,6 @@
         </w:rPr>
         <w:t xml:space="preserve">A. </w:t>
       </w:r>
-      <w:proofErr w:type="spellStart"/>
       <w:r>
         <w:rPr>
           <w:rFonts w:ascii="Arial Nova Cond" w:hAnsi="Arial Nova Cond"/>
@@ -1018,7 +1010,6 @@
         </w:rPr>
         <w:t>Identitas</w:t>
       </w:r>
-      <w:proofErr w:type="spellEnd"/>
       <w:r>
         <w:rPr>
           <w:rFonts w:ascii="Arial Nova Cond" w:hAnsi="Arial Nova Cond"/>
@@ -1043,7 +1034,6 @@
         </w:rPr>
         <w:t xml:space="preserve"> </w:t>
       </w:r>
-      <w:proofErr w:type="spellStart"/>
       <w:r>
         <w:rPr>
           <w:rFonts w:ascii="Arial Nova Cond" w:hAnsi="Arial Nova Cond"/>
@@ -1052,7 +1042,6 @@
         </w:rPr>
         <w:t>Pengawas</w:t>
       </w:r>
-      <w:proofErr w:type="spellEnd"/>
       <w:r>
         <w:rPr>
           <w:rFonts w:ascii="Arial Nova Cond" w:hAnsi="Arial Nova Cond"/>
@@ -1061,7 +1050,6 @@
         </w:rPr>
         <w:t xml:space="preserve"> </w:t>
       </w:r>
-      <w:proofErr w:type="spellStart"/>
       <w:r>
         <w:rPr>
           <w:rFonts w:ascii="Arial Nova Cond" w:hAnsi="Arial Nova Cond"/>
@@ -1070,7 +1058,6 @@
         </w:rPr>
         <w:t>Lingkungan</w:t>
       </w:r>
-      <w:proofErr w:type="spellEnd"/>
       <w:r>
         <w:rPr>
           <w:rFonts w:ascii="Arial Nova Cond" w:hAnsi="Arial Nova Cond"/>
@@ -1079,8 +1066,6 @@
         </w:rPr>
         <w:t xml:space="preserve"> </w:t>
       </w:r>
-      <w:proofErr w:type="spellStart"/>
-      <w:proofErr w:type="gramStart"/>
       <w:r>
         <w:rPr>
           <w:rFonts w:ascii="Arial Nova Cond" w:hAnsi="Arial Nova Cond"/>
@@ -1089,7 +1074,6 @@
         </w:rPr>
         <w:t>Hidup</w:t>
       </w:r>
-      <w:proofErr w:type="spellEnd"/>
       <w:r>
         <w:rPr>
           <w:rFonts w:ascii="Arial Nova Cond" w:hAnsi="Arial Nova Cond"/>
@@ -1098,7 +1082,6 @@
         </w:rPr>
         <w:t xml:space="preserve"> :</w:t>
       </w:r>
-      <w:proofErr w:type="gramEnd"/>
     </w:p>
     <w:tbl>
       <w:tblPr>
@@ -1137,7 +1120,6 @@
               </w:rPr>
               <w:t>{#tim_penilai_lengkap} {</w:t>
             </w:r>
-            <w:proofErr w:type="spellStart"/>
             <w:r>
               <w:rPr>
                 <w:rFonts w:ascii="Arial Nova Cond" w:hAnsi="Arial Nova Cond"/>
@@ -1146,7 +1128,6 @@
               </w:rPr>
               <w:t>nomor_urut</w:t>
             </w:r>
-            <w:proofErr w:type="spellEnd"/>
             <w:r>
               <w:rPr>
                 <w:rFonts w:ascii="Arial Nova Cond" w:hAnsi="Arial Nova Cond"/>
@@ -1226,7 +1207,6 @@
                 <w:szCs w:val="24"/>
               </w:rPr>
             </w:pPr>
-            <w:proofErr w:type="spellStart"/>
             <w:r>
               <w:rPr>
                 <w:rFonts w:ascii="Arial Nova Cond" w:hAnsi="Arial Nova Cond"/>
@@ -1235,7 +1215,6 @@
               </w:rPr>
               <w:t>Instansi</w:t>
             </w:r>
-            <w:proofErr w:type="spellEnd"/>
             <w:r>
               <w:rPr>
                 <w:rFonts w:ascii="Arial Nova Cond" w:hAnsi="Arial Nova Cond"/>
@@ -1362,7 +1341,6 @@
               </w:rPr>
               <w:t>{</w:t>
             </w:r>
-            <w:proofErr w:type="spellStart"/>
             <w:r>
               <w:rPr>
                 <w:rFonts w:ascii="Arial Nova Cond" w:hAnsi="Arial Nova Cond"/>
@@ -1371,7 +1349,6 @@
               </w:rPr>
               <w:t>nama</w:t>
             </w:r>
-            <w:proofErr w:type="spellEnd"/>
             <w:r>
               <w:rPr>
                 <w:rFonts w:ascii="Arial Nova Cond" w:hAnsi="Arial Nova Cond"/>
@@ -1416,7 +1393,6 @@
               </w:rPr>
               <w:t>{</w:t>
             </w:r>
-            <w:proofErr w:type="spellStart"/>
             <w:r>
               <w:rPr>
                 <w:rFonts w:ascii="Arial Nova Cond" w:hAnsi="Arial Nova Cond"/>
@@ -1425,7 +1401,6 @@
               </w:rPr>
               <w:t>pangkat_golongan</w:t>
             </w:r>
-            <w:proofErr w:type="spellEnd"/>
             <w:r>
               <w:rPr>
                 <w:rFonts w:ascii="Arial Nova Cond" w:hAnsi="Arial Nova Cond"/>
@@ -1452,7 +1427,6 @@
               </w:rPr>
               <w:t>{</w:t>
             </w:r>
-            <w:proofErr w:type="spellStart"/>
             <w:r>
               <w:rPr>
                 <w:rFonts w:ascii="Arial Nova Cond" w:hAnsi="Arial Nova Cond"/>
@@ -1461,7 +1435,6 @@
               </w:rPr>
               <w:t>jabatan</w:t>
             </w:r>
-            <w:proofErr w:type="spellEnd"/>
             <w:r>
               <w:rPr>
                 <w:rFonts w:ascii="Arial Nova Cond" w:hAnsi="Arial Nova Cond"/>
@@ -1488,7 +1461,6 @@
               </w:rPr>
               <w:t xml:space="preserve">Dinas </w:t>
             </w:r>
-            <w:proofErr w:type="spellStart"/>
             <w:r>
               <w:rPr>
                 <w:rFonts w:ascii="Arial Nova Cond" w:hAnsi="Arial Nova Cond"/>
@@ -1497,7 +1469,6 @@
               </w:rPr>
               <w:t>Lingkungan</w:t>
             </w:r>
-            <w:proofErr w:type="spellEnd"/>
             <w:r>
               <w:rPr>
                 <w:rFonts w:ascii="Arial Nova Cond" w:hAnsi="Arial Nova Cond"/>
@@ -1506,7 +1477,6 @@
               </w:rPr>
               <w:t xml:space="preserve"> </w:t>
             </w:r>
-            <w:proofErr w:type="spellStart"/>
             <w:r>
               <w:rPr>
                 <w:rFonts w:ascii="Arial Nova Cond" w:hAnsi="Arial Nova Cond"/>
@@ -1515,7 +1485,6 @@
               </w:rPr>
               <w:t>Hidup</w:t>
             </w:r>
-            <w:proofErr w:type="spellEnd"/>
             <w:r>
               <w:rPr>
                 <w:rFonts w:ascii="Arial Nova Cond" w:hAnsi="Arial Nova Cond"/>
@@ -1524,7 +1493,6 @@
               </w:rPr>
               <w:t xml:space="preserve"> </w:t>
             </w:r>
-            <w:proofErr w:type="spellStart"/>
             <w:r>
               <w:rPr>
                 <w:rFonts w:ascii="Arial Nova Cond" w:hAnsi="Arial Nova Cond"/>
@@ -1533,7 +1501,6 @@
               </w:rPr>
               <w:t>Kabupaten</w:t>
             </w:r>
-            <w:proofErr w:type="spellEnd"/>
             <w:r>
               <w:rPr>
                 <w:rFonts w:ascii="Arial Nova Cond" w:hAnsi="Arial Nova Cond"/>
@@ -1542,7 +1509,6 @@
               </w:rPr>
               <w:t xml:space="preserve"> </w:t>
             </w:r>
-            <w:proofErr w:type="spellStart"/>
             <w:r>
               <w:rPr>
                 <w:rFonts w:ascii="Arial Nova Cond" w:hAnsi="Arial Nova Cond"/>
@@ -1551,7 +1517,6 @@
               </w:rPr>
               <w:t>Sragen</w:t>
             </w:r>
-            <w:proofErr w:type="spellEnd"/>
           </w:p>
           <w:p>
             <w:pPr>
@@ -1570,7 +1535,6 @@
               </w:rPr>
               <w:t>{/</w:t>
             </w:r>
-            <w:proofErr w:type="spellStart"/>
             <w:r>
               <w:rPr>
                 <w:rFonts w:ascii="Arial Nova Cond" w:hAnsi="Arial Nova Cond"/>
@@ -1579,7 +1543,6 @@
               </w:rPr>
               <w:t>tim_penilai_lengkap</w:t>
             </w:r>
-            <w:proofErr w:type="spellEnd"/>
             <w:r>
               <w:rPr>
                 <w:rFonts w:ascii="Arial Nova Cond" w:hAnsi="Arial Nova Cond"/>
@@ -1758,7 +1721,6 @@
               </w:rPr>
               <w:t>{</w:t>
             </w:r>
-            <w:proofErr w:type="spellStart"/>
             <w:r>
               <w:rPr>
                 <w:rFonts w:ascii="Arial Nova Cond" w:hAnsi="Arial Nova Cond"/>
@@ -1767,7 +1729,6 @@
               </w:rPr>
               <w:t>nama_badan_usaha_kegiatan</w:t>
             </w:r>
-            <w:proofErr w:type="spellEnd"/>
             <w:r>
               <w:rPr>
                 <w:rFonts w:ascii="Arial Nova Cond" w:hAnsi="Arial Nova Cond"/>
@@ -1892,7 +1853,6 @@
               </w:rPr>
               <w:t>{</w:t>
             </w:r>
-            <w:proofErr w:type="spellStart"/>
             <w:r>
               <w:rPr>
                 <w:rFonts w:ascii="Arial Nova Cond" w:hAnsi="Arial Nova Cond"/>
@@ -1901,7 +1861,6 @@
               </w:rPr>
               <w:t>kbli</w:t>
             </w:r>
-            <w:proofErr w:type="spellEnd"/>
             <w:r>
               <w:rPr>
                 <w:rFonts w:ascii="Arial Nova Cond" w:hAnsi="Arial Nova Cond"/>
@@ -1950,7 +1909,6 @@
                 <w:szCs w:val="24"/>
               </w:rPr>
             </w:pPr>
-            <w:proofErr w:type="spellStart"/>
             <w:r>
               <w:rPr>
                 <w:rFonts w:ascii="Arial Nova Cond" w:hAnsi="Arial Nova Cond"/>
@@ -1959,7 +1917,6 @@
               </w:rPr>
               <w:t>Tahun</w:t>
             </w:r>
-            <w:proofErr w:type="spellEnd"/>
             <w:r>
               <w:rPr>
                 <w:rFonts w:ascii="Arial Nova Cond" w:hAnsi="Arial Nova Cond"/>
@@ -1968,7 +1925,6 @@
               </w:rPr>
               <w:t xml:space="preserve"> </w:t>
             </w:r>
-            <w:proofErr w:type="spellStart"/>
             <w:r>
               <w:rPr>
                 <w:rFonts w:ascii="Arial Nova Cond" w:hAnsi="Arial Nova Cond"/>
@@ -1977,7 +1933,6 @@
               </w:rPr>
               <w:t>beroperasi</w:t>
             </w:r>
-            <w:proofErr w:type="spellEnd"/>
           </w:p>
         </w:tc>
         <w:tc>
@@ -2024,7 +1979,6 @@
               </w:rPr>
               <w:t>{</w:t>
             </w:r>
-            <w:proofErr w:type="spellStart"/>
             <w:r>
               <w:rPr>
                 <w:rFonts w:ascii="Arial Nova Cond" w:hAnsi="Arial Nova Cond"/>
@@ -2033,7 +1987,6 @@
               </w:rPr>
               <w:t>tahun_operasi</w:t>
             </w:r>
-            <w:proofErr w:type="spellEnd"/>
             <w:r>
               <w:rPr>
                 <w:rFonts w:ascii="Arial Nova Cond" w:hAnsi="Arial Nova Cond"/>
@@ -2090,7 +2043,6 @@
               </w:rPr>
               <w:t xml:space="preserve">Status </w:t>
             </w:r>
-            <w:proofErr w:type="spellStart"/>
             <w:r>
               <w:rPr>
                 <w:rFonts w:ascii="Arial Nova Cond" w:hAnsi="Arial Nova Cond"/>
@@ -2099,7 +2051,6 @@
               </w:rPr>
               <w:t>permodalan</w:t>
             </w:r>
-            <w:proofErr w:type="spellEnd"/>
           </w:p>
         </w:tc>
         <w:tc>
@@ -2146,7 +2097,6 @@
               </w:rPr>
               <w:t>{</w:t>
             </w:r>
-            <w:proofErr w:type="spellStart"/>
             <w:r>
               <w:rPr>
                 <w:rFonts w:ascii="Arial Nova Cond" w:hAnsi="Arial Nova Cond"/>
@@ -2155,7 +2105,6 @@
               </w:rPr>
               <w:t>status_permodalan</w:t>
             </w:r>
-            <w:proofErr w:type="spellEnd"/>
             <w:r>
               <w:rPr>
                 <w:rFonts w:ascii="Arial Nova Cond" w:hAnsi="Arial Nova Cond"/>
@@ -2212,7 +2161,6 @@
               </w:rPr>
               <w:t xml:space="preserve">Nama </w:t>
             </w:r>
-            <w:proofErr w:type="spellStart"/>
             <w:r>
               <w:rPr>
                 <w:rFonts w:ascii="Arial Nova Cond" w:hAnsi="Arial Nova Cond"/>
@@ -2221,7 +2169,6 @@
               </w:rPr>
               <w:t>penanggung</w:t>
             </w:r>
-            <w:proofErr w:type="spellEnd"/>
             <w:r>
               <w:rPr>
                 <w:rFonts w:ascii="Arial Nova Cond" w:hAnsi="Arial Nova Cond"/>
@@ -2230,7 +2177,6 @@
               </w:rPr>
               <w:t xml:space="preserve"> </w:t>
             </w:r>
-            <w:proofErr w:type="spellStart"/>
             <w:r>
               <w:rPr>
                 <w:rFonts w:ascii="Arial Nova Cond" w:hAnsi="Arial Nova Cond"/>
@@ -2239,7 +2185,6 @@
               </w:rPr>
               <w:t>jawab</w:t>
             </w:r>
-            <w:proofErr w:type="spellEnd"/>
             <w:r>
               <w:rPr>
                 <w:rFonts w:ascii="Arial Nova Cond" w:hAnsi="Arial Nova Cond"/>
@@ -2248,7 +2193,6 @@
               </w:rPr>
               <w:t xml:space="preserve"> Usaha dan/</w:t>
             </w:r>
-            <w:proofErr w:type="spellStart"/>
             <w:r>
               <w:rPr>
                 <w:rFonts w:ascii="Arial Nova Cond" w:hAnsi="Arial Nova Cond"/>
@@ -2257,7 +2201,6 @@
               </w:rPr>
               <w:t>atau</w:t>
             </w:r>
-            <w:proofErr w:type="spellEnd"/>
             <w:r>
               <w:rPr>
                 <w:rFonts w:ascii="Arial Nova Cond" w:hAnsi="Arial Nova Cond"/>
@@ -2266,7 +2209,6 @@
               </w:rPr>
               <w:t xml:space="preserve"> </w:t>
             </w:r>
-            <w:proofErr w:type="spellStart"/>
             <w:r>
               <w:rPr>
                 <w:rFonts w:ascii="Arial Nova Cond" w:hAnsi="Arial Nova Cond"/>
@@ -2275,7 +2217,6 @@
               </w:rPr>
               <w:t>Kegiatan</w:t>
             </w:r>
-            <w:proofErr w:type="spellEnd"/>
           </w:p>
         </w:tc>
         <w:tc>
@@ -2322,7 +2263,6 @@
               </w:rPr>
               <w:t>{</w:t>
             </w:r>
-            <w:proofErr w:type="spellStart"/>
             <w:r>
               <w:rPr>
                 <w:rFonts w:ascii="Arial Nova Cond" w:hAnsi="Arial Nova Cond"/>
@@ -2331,7 +2271,6 @@
               </w:rPr>
               <w:t>pj_nama</w:t>
             </w:r>
-            <w:proofErr w:type="spellEnd"/>
             <w:r>
               <w:rPr>
                 <w:rFonts w:ascii="Arial Nova Cond" w:hAnsi="Arial Nova Cond"/>
@@ -2380,7 +2319,6 @@
                 <w:szCs w:val="24"/>
               </w:rPr>
             </w:pPr>
-            <w:proofErr w:type="spellStart"/>
             <w:r>
               <w:rPr>
                 <w:rFonts w:ascii="Arial Nova Cond" w:hAnsi="Arial Nova Cond"/>
@@ -2389,7 +2327,6 @@
               </w:rPr>
               <w:t>Jabatan</w:t>
             </w:r>
-            <w:proofErr w:type="spellEnd"/>
             <w:r>
               <w:rPr>
                 <w:rFonts w:ascii="Arial Nova Cond" w:hAnsi="Arial Nova Cond"/>
@@ -2398,7 +2335,6 @@
               </w:rPr>
               <w:t xml:space="preserve"> </w:t>
             </w:r>
-            <w:proofErr w:type="spellStart"/>
             <w:r>
               <w:rPr>
                 <w:rFonts w:ascii="Arial Nova Cond" w:hAnsi="Arial Nova Cond"/>
@@ -2407,7 +2343,6 @@
               </w:rPr>
               <w:t>penanggung</w:t>
             </w:r>
-            <w:proofErr w:type="spellEnd"/>
             <w:r>
               <w:rPr>
                 <w:rFonts w:ascii="Arial Nova Cond" w:hAnsi="Arial Nova Cond"/>
@@ -2416,7 +2351,6 @@
               </w:rPr>
               <w:t xml:space="preserve"> </w:t>
             </w:r>
-            <w:proofErr w:type="spellStart"/>
             <w:r>
               <w:rPr>
                 <w:rFonts w:ascii="Arial Nova Cond" w:hAnsi="Arial Nova Cond"/>
@@ -2425,7 +2359,6 @@
               </w:rPr>
               <w:t>jawab</w:t>
             </w:r>
-            <w:proofErr w:type="spellEnd"/>
             <w:r>
               <w:rPr>
                 <w:rFonts w:ascii="Arial Nova Cond" w:hAnsi="Arial Nova Cond"/>
@@ -2434,7 +2367,6 @@
               </w:rPr>
               <w:t xml:space="preserve"> Usaha dan/</w:t>
             </w:r>
-            <w:proofErr w:type="spellStart"/>
             <w:r>
               <w:rPr>
                 <w:rFonts w:ascii="Arial Nova Cond" w:hAnsi="Arial Nova Cond"/>
@@ -2443,7 +2375,6 @@
               </w:rPr>
               <w:t>atau</w:t>
             </w:r>
-            <w:proofErr w:type="spellEnd"/>
             <w:r>
               <w:rPr>
                 <w:rFonts w:ascii="Arial Nova Cond" w:hAnsi="Arial Nova Cond"/>
@@ -2452,7 +2383,6 @@
               </w:rPr>
               <w:t xml:space="preserve"> </w:t>
             </w:r>
-            <w:proofErr w:type="spellStart"/>
             <w:r>
               <w:rPr>
                 <w:rFonts w:ascii="Arial Nova Cond" w:hAnsi="Arial Nova Cond"/>
@@ -2461,7 +2391,6 @@
               </w:rPr>
               <w:t>Kegiatan</w:t>
             </w:r>
-            <w:proofErr w:type="spellEnd"/>
           </w:p>
         </w:tc>
         <w:tc>
@@ -2508,7 +2437,6 @@
               </w:rPr>
               <w:t>{</w:t>
             </w:r>
-            <w:proofErr w:type="spellStart"/>
             <w:r>
               <w:rPr>
                 <w:rFonts w:ascii="Arial Nova Cond" w:hAnsi="Arial Nova Cond"/>
@@ -2517,7 +2445,6 @@
               </w:rPr>
               <w:t>pj_jabatan</w:t>
             </w:r>
-            <w:proofErr w:type="spellEnd"/>
             <w:r>
               <w:rPr>
                 <w:rFonts w:ascii="Arial Nova Cond" w:hAnsi="Arial Nova Cond"/>
@@ -2622,7 +2549,6 @@
               </w:rPr>
               <w:t>{</w:t>
             </w:r>
-            <w:proofErr w:type="spellStart"/>
             <w:r>
               <w:rPr>
                 <w:rFonts w:ascii="Arial Nova Cond" w:hAnsi="Arial Nova Cond"/>
@@ -2631,7 +2557,6 @@
               </w:rPr>
               <w:t>alamat_lokasi</w:t>
             </w:r>
-            <w:proofErr w:type="spellEnd"/>
             <w:r>
               <w:rPr>
                 <w:rFonts w:ascii="Arial Nova Cond" w:hAnsi="Arial Nova Cond"/>
@@ -2680,7 +2605,6 @@
                 <w:szCs w:val="24"/>
               </w:rPr>
             </w:pPr>
-            <w:proofErr w:type="spellStart"/>
             <w:r>
               <w:rPr>
                 <w:rFonts w:ascii="Arial Nova Cond" w:hAnsi="Arial Nova Cond"/>
@@ -2689,7 +2613,6 @@
               </w:rPr>
               <w:t>Nomor</w:t>
             </w:r>
-            <w:proofErr w:type="spellEnd"/>
             <w:r>
               <w:rPr>
                 <w:rFonts w:ascii="Arial Nova Cond" w:hAnsi="Arial Nova Cond"/>
@@ -2698,7 +2621,6 @@
               </w:rPr>
               <w:t xml:space="preserve"> </w:t>
             </w:r>
-            <w:proofErr w:type="spellStart"/>
             <w:r>
               <w:rPr>
                 <w:rFonts w:ascii="Arial Nova Cond" w:hAnsi="Arial Nova Cond"/>
@@ -2707,7 +2629,6 @@
               </w:rPr>
               <w:t>telepon</w:t>
             </w:r>
-            <w:proofErr w:type="spellEnd"/>
           </w:p>
         </w:tc>
         <w:tc>
@@ -2754,7 +2675,6 @@
               </w:rPr>
               <w:t>{</w:t>
             </w:r>
-            <w:proofErr w:type="spellStart"/>
             <w:r>
               <w:rPr>
                 <w:rFonts w:ascii="Arial Nova Cond" w:hAnsi="Arial Nova Cond"/>
@@ -2763,7 +2683,6 @@
               </w:rPr>
               <w:t>telepon</w:t>
             </w:r>
-            <w:proofErr w:type="spellEnd"/>
             <w:r>
               <w:rPr>
                 <w:rFonts w:ascii="Arial Nova Cond" w:hAnsi="Arial Nova Cond"/>
@@ -2824,7 +2743,6 @@
                 <w:szCs w:val="24"/>
               </w:rPr>
             </w:pPr>
-            <w:proofErr w:type="spellStart"/>
             <w:r>
               <w:rPr>
                 <w:rFonts w:ascii="Arial Nova Cond" w:hAnsi="Arial Nova Cond"/>
@@ -2833,7 +2751,6 @@
               </w:rPr>
               <w:t>Koordinat</w:t>
             </w:r>
-            <w:proofErr w:type="spellEnd"/>
             <w:r>
               <w:rPr>
                 <w:rFonts w:ascii="Arial Nova Cond" w:hAnsi="Arial Nova Cond"/>
@@ -2842,7 +2759,6 @@
               </w:rPr>
               <w:t xml:space="preserve"> </w:t>
             </w:r>
-            <w:proofErr w:type="spellStart"/>
             <w:r>
               <w:rPr>
                 <w:rFonts w:ascii="Arial Nova Cond" w:hAnsi="Arial Nova Cond"/>
@@ -2851,7 +2767,6 @@
               </w:rPr>
               <w:t>lokasi</w:t>
             </w:r>
-            <w:proofErr w:type="spellEnd"/>
             <w:r>
               <w:rPr>
                 <w:rFonts w:ascii="Arial Nova Cond" w:hAnsi="Arial Nova Cond"/>
@@ -2860,7 +2775,6 @@
               </w:rPr>
               <w:t xml:space="preserve"> Usaha dan/</w:t>
             </w:r>
-            <w:proofErr w:type="spellStart"/>
             <w:r>
               <w:rPr>
                 <w:rFonts w:ascii="Arial Nova Cond" w:hAnsi="Arial Nova Cond"/>
@@ -2869,7 +2783,6 @@
               </w:rPr>
               <w:t>atau</w:t>
             </w:r>
-            <w:proofErr w:type="spellEnd"/>
             <w:r>
               <w:rPr>
                 <w:rFonts w:ascii="Arial Nova Cond" w:hAnsi="Arial Nova Cond"/>
@@ -2878,7 +2791,6 @@
               </w:rPr>
               <w:t xml:space="preserve"> </w:t>
             </w:r>
-            <w:proofErr w:type="spellStart"/>
             <w:r>
               <w:rPr>
                 <w:rFonts w:ascii="Arial Nova Cond" w:hAnsi="Arial Nova Cond"/>
@@ -2887,7 +2799,6 @@
               </w:rPr>
               <w:t>Kegiatan</w:t>
             </w:r>
-            <w:proofErr w:type="spellEnd"/>
           </w:p>
           <w:p>
             <w:pPr>
@@ -2944,7 +2855,6 @@
               </w:rPr>
               <w:t>{</w:t>
             </w:r>
-            <w:proofErr w:type="spellStart"/>
             <w:r>
               <w:rPr>
                 <w:rFonts w:ascii="Arial Nova Cond" w:hAnsi="Arial Nova Cond"/>
@@ -2953,7 +2863,6 @@
               </w:rPr>
               <w:t>koordinat</w:t>
             </w:r>
-            <w:proofErr w:type="spellEnd"/>
             <w:r>
               <w:rPr>
                 <w:rFonts w:ascii="Arial Nova Cond" w:hAnsi="Arial Nova Cond"/>
@@ -3054,7 +2963,6 @@
                 <w:lang w:val="en-US"/>
               </w:rPr>
             </w:pPr>
-            <w:proofErr w:type="gramStart"/>
             <w:r>
               <w:rPr>
                 <w:rFonts w:ascii="Arial Nova Cond" w:hAnsi="Arial Nova Cond"/>
@@ -3073,7 +2981,6 @@
               </w:rPr>
               <w:t>:</w:t>
             </w:r>
-            <w:proofErr w:type="gramEnd"/>
             <w:r>
               <w:rPr>
                 <w:rFonts w:ascii="Arial Nova Cond" w:hAnsi="Arial Nova Cond"/>
@@ -3091,7 +2998,6 @@
               </w:rPr>
               <w:t>{</w:t>
             </w:r>
-            <w:proofErr w:type="spellStart"/>
             <w:r>
               <w:rPr>
                 <w:rFonts w:ascii="Arial Nova Cond" w:hAnsi="Arial Nova Cond"/>
@@ -3100,7 +3006,6 @@
               </w:rPr>
               <w:t>batas_utara</w:t>
             </w:r>
-            <w:proofErr w:type="spellEnd"/>
             <w:r>
               <w:rPr>
                 <w:rFonts w:ascii="Arial Nova Cond" w:hAnsi="Arial Nova Cond"/>
@@ -3120,7 +3025,6 @@
                 <w:lang w:val="en-US"/>
               </w:rPr>
             </w:pPr>
-            <w:proofErr w:type="gramStart"/>
             <w:r>
               <w:rPr>
                 <w:rFonts w:ascii="Arial Nova Cond" w:hAnsi="Arial Nova Cond"/>
@@ -3130,7 +3034,6 @@
               </w:rPr>
               <w:t>Timur :</w:t>
             </w:r>
-            <w:proofErr w:type="gramEnd"/>
             <w:r>
               <w:rPr>
                 <w:rFonts w:ascii="Arial Nova Cond" w:hAnsi="Arial Nova Cond"/>
@@ -3148,7 +3051,6 @@
               </w:rPr>
               <w:t>{</w:t>
             </w:r>
-            <w:proofErr w:type="spellStart"/>
             <w:r>
               <w:rPr>
                 <w:rFonts w:ascii="Arial Nova Cond" w:hAnsi="Arial Nova Cond"/>
@@ -3157,7 +3059,6 @@
               </w:rPr>
               <w:t>batas_timur</w:t>
             </w:r>
-            <w:proofErr w:type="spellEnd"/>
             <w:r>
               <w:rPr>
                 <w:rFonts w:ascii="Arial Nova Cond" w:hAnsi="Arial Nova Cond"/>
@@ -3177,7 +3078,6 @@
                 <w:lang w:val="en-US"/>
               </w:rPr>
             </w:pPr>
-            <w:proofErr w:type="gramStart"/>
             <w:r>
               <w:rPr>
                 <w:rFonts w:ascii="Arial Nova Cond" w:hAnsi="Arial Nova Cond"/>
@@ -3187,7 +3087,6 @@
               </w:rPr>
               <w:t>Selatan :</w:t>
             </w:r>
-            <w:proofErr w:type="gramEnd"/>
             <w:r>
               <w:rPr>
                 <w:rFonts w:ascii="Arial Nova Cond" w:hAnsi="Arial Nova Cond"/>
@@ -3205,7 +3104,6 @@
               </w:rPr>
               <w:t>{</w:t>
             </w:r>
-            <w:proofErr w:type="spellStart"/>
             <w:r>
               <w:rPr>
                 <w:rFonts w:ascii="Arial Nova Cond" w:hAnsi="Arial Nova Cond"/>
@@ -3214,7 +3112,6 @@
               </w:rPr>
               <w:t>batas_selatan</w:t>
             </w:r>
-            <w:proofErr w:type="spellEnd"/>
             <w:r>
               <w:rPr>
                 <w:rFonts w:ascii="Arial Nova Cond" w:hAnsi="Arial Nova Cond"/>
@@ -3234,7 +3131,6 @@
                 <w:lang w:val="en-US"/>
               </w:rPr>
             </w:pPr>
-            <w:proofErr w:type="gramStart"/>
             <w:r>
               <w:rPr>
                 <w:rFonts w:ascii="Arial Nova Cond" w:hAnsi="Arial Nova Cond"/>
@@ -3244,7 +3140,6 @@
               </w:rPr>
               <w:t>Barat :</w:t>
             </w:r>
-            <w:proofErr w:type="gramEnd"/>
             <w:r>
               <w:rPr>
                 <w:rFonts w:ascii="Arial Nova Cond" w:hAnsi="Arial Nova Cond"/>
@@ -3262,7 +3157,6 @@
               </w:rPr>
               <w:t>{</w:t>
             </w:r>
-            <w:proofErr w:type="spellStart"/>
             <w:r>
               <w:rPr>
                 <w:rFonts w:ascii="Arial Nova Cond" w:hAnsi="Arial Nova Cond"/>
@@ -3271,7 +3165,6 @@
               </w:rPr>
               <w:t>batas_barat</w:t>
             </w:r>
-            <w:proofErr w:type="spellEnd"/>
             <w:r>
               <w:rPr>
                 <w:rFonts w:ascii="Arial Nova Cond" w:hAnsi="Arial Nova Cond"/>
@@ -3395,7 +3288,6 @@
               </w:rPr>
               <w:t>{</w:t>
             </w:r>
-            <w:proofErr w:type="spellStart"/>
             <w:r>
               <w:rPr>
                 <w:rFonts w:ascii="Arial Nova Cond" w:hAnsi="Arial Nova Cond"/>
@@ -3404,7 +3296,6 @@
               </w:rPr>
               <w:t>luas_total</w:t>
             </w:r>
-            <w:proofErr w:type="spellEnd"/>
             <w:r>
               <w:rPr>
                 <w:rFonts w:ascii="Arial Nova Cond" w:hAnsi="Arial Nova Cond"/>
@@ -3468,7 +3359,6 @@
               </w:rPr>
               <w:t>{</w:t>
             </w:r>
-            <w:proofErr w:type="spellStart"/>
             <w:r>
               <w:rPr>
                 <w:rFonts w:ascii="Arial Nova Cond" w:hAnsi="Arial Nova Cond"/>
@@ -3477,7 +3367,6 @@
               </w:rPr>
               <w:t>luas_bangunan</w:t>
             </w:r>
-            <w:proofErr w:type="spellEnd"/>
             <w:r>
               <w:rPr>
                 <w:rFonts w:ascii="Arial Nova Cond" w:hAnsi="Arial Nova Cond"/>
@@ -3609,7 +3498,6 @@
               </w:rPr>
               <w:t>{</w:t>
             </w:r>
-            <w:proofErr w:type="spellStart"/>
             <w:r>
               <w:rPr>
                 <w:rFonts w:ascii="Arial Nova Cond" w:hAnsi="Arial Nova Cond" w:cs="Arial"/>
@@ -3618,7 +3506,6 @@
               </w:rPr>
               <w:t>kapasitas_kegiatan</w:t>
             </w:r>
-            <w:proofErr w:type="spellEnd"/>
             <w:r>
               <w:rPr>
                 <w:rFonts w:ascii="Arial Nova Cond" w:hAnsi="Arial Nova Cond" w:cs="Arial"/>
@@ -3683,7 +3570,6 @@
                 <w:szCs w:val="24"/>
               </w:rPr>
             </w:pPr>
-            <w:proofErr w:type="spellStart"/>
             <w:r>
               <w:rPr>
                 <w:rFonts w:ascii="Arial Nova Cond" w:hAnsi="Arial Nova Cond"/>
@@ -3692,7 +3578,6 @@
               </w:rPr>
               <w:t>Dokumen</w:t>
             </w:r>
-            <w:proofErr w:type="spellEnd"/>
             <w:r>
               <w:rPr>
                 <w:rFonts w:ascii="Arial Nova Cond" w:hAnsi="Arial Nova Cond"/>
@@ -3701,7 +3586,6 @@
               </w:rPr>
               <w:t xml:space="preserve"> yang </w:t>
             </w:r>
-            <w:proofErr w:type="spellStart"/>
             <w:r>
               <w:rPr>
                 <w:rFonts w:ascii="Arial Nova Cond" w:hAnsi="Arial Nova Cond"/>
@@ -3710,7 +3594,6 @@
               </w:rPr>
               <w:t>dimiliki</w:t>
             </w:r>
-            <w:proofErr w:type="spellEnd"/>
           </w:p>
         </w:tc>
         <w:tc>
@@ -3757,7 +3640,6 @@
               </w:rPr>
               <w:t>{</w:t>
             </w:r>
-            <w:proofErr w:type="spellStart"/>
             <w:r>
               <w:rPr>
                 <w:rFonts w:ascii="Arial Nova Cond" w:hAnsi="Arial Nova Cond"/>
@@ -3766,7 +3648,6 @@
               </w:rPr>
               <w:t>dokumen_dimiliki</w:t>
             </w:r>
-            <w:proofErr w:type="spellEnd"/>
             <w:r>
               <w:rPr>
                 <w:rFonts w:ascii="Arial Nova Cond" w:hAnsi="Arial Nova Cond"/>
@@ -3823,7 +3704,6 @@
                 <w:szCs w:val="24"/>
               </w:rPr>
             </w:pPr>
-            <w:proofErr w:type="spellStart"/>
             <w:r>
               <w:rPr>
                 <w:rFonts w:ascii="Arial Nova Cond" w:hAnsi="Arial Nova Cond"/>
@@ -3832,7 +3712,6 @@
               </w:rPr>
               <w:t>Persetujuan</w:t>
             </w:r>
-            <w:proofErr w:type="spellEnd"/>
             <w:r>
               <w:rPr>
                 <w:rFonts w:ascii="Arial Nova Cond" w:hAnsi="Arial Nova Cond"/>
@@ -3841,7 +3720,6 @@
               </w:rPr>
               <w:t xml:space="preserve"> </w:t>
             </w:r>
-            <w:proofErr w:type="spellStart"/>
             <w:r>
               <w:rPr>
                 <w:rFonts w:ascii="Arial Nova Cond" w:hAnsi="Arial Nova Cond"/>
@@ -3850,7 +3728,6 @@
               </w:rPr>
               <w:t>Lingkungan</w:t>
             </w:r>
-            <w:proofErr w:type="spellEnd"/>
           </w:p>
         </w:tc>
         <w:tc>
@@ -3898,7 +3775,6 @@
               </w:rPr>
               <w:t>{</w:t>
             </w:r>
-            <w:proofErr w:type="spellStart"/>
             <w:r>
               <w:rPr>
                 <w:rFonts w:ascii="Arial Nova Cond" w:hAnsi="Arial Nova Cond"/>
@@ -3907,7 +3783,6 @@
               </w:rPr>
               <w:t>persetujuan_lingkungan</w:t>
             </w:r>
-            <w:proofErr w:type="spellEnd"/>
             <w:r>
               <w:rPr>
                 <w:rFonts w:ascii="Arial Nova Cond" w:hAnsi="Arial Nova Cond"/>
@@ -3956,7 +3831,6 @@
                 <w:szCs w:val="24"/>
               </w:rPr>
             </w:pPr>
-            <w:proofErr w:type="spellStart"/>
             <w:r>
               <w:rPr>
                 <w:rFonts w:ascii="Arial Nova Cond" w:hAnsi="Arial Nova Cond"/>
@@ -3965,7 +3839,6 @@
               </w:rPr>
               <w:t>Teknologi</w:t>
             </w:r>
-            <w:proofErr w:type="spellEnd"/>
             <w:r>
               <w:rPr>
                 <w:rFonts w:ascii="Arial Nova Cond" w:hAnsi="Arial Nova Cond"/>
@@ -3974,7 +3847,6 @@
               </w:rPr>
               <w:t xml:space="preserve"> </w:t>
             </w:r>
-            <w:proofErr w:type="spellStart"/>
             <w:r>
               <w:rPr>
                 <w:rFonts w:ascii="Arial Nova Cond" w:hAnsi="Arial Nova Cond"/>
@@ -3983,7 +3855,6 @@
               </w:rPr>
               <w:t>pengelolaan</w:t>
             </w:r>
-            <w:proofErr w:type="spellEnd"/>
             <w:r>
               <w:rPr>
                 <w:rFonts w:ascii="Arial Nova Cond" w:hAnsi="Arial Nova Cond"/>
@@ -3992,7 +3863,6 @@
               </w:rPr>
               <w:t xml:space="preserve"> </w:t>
             </w:r>
-            <w:proofErr w:type="spellStart"/>
             <w:r>
               <w:rPr>
                 <w:rFonts w:ascii="Arial Nova Cond" w:hAnsi="Arial Nova Cond"/>
@@ -4001,7 +3871,6 @@
               </w:rPr>
               <w:t>Pembuangan</w:t>
             </w:r>
-            <w:proofErr w:type="spellEnd"/>
             <w:r>
               <w:rPr>
                 <w:rFonts w:ascii="Arial Nova Cond" w:hAnsi="Arial Nova Cond"/>
@@ -4010,7 +3879,6 @@
               </w:rPr>
               <w:t xml:space="preserve"> Air </w:t>
             </w:r>
-            <w:proofErr w:type="spellStart"/>
             <w:r>
               <w:rPr>
                 <w:rFonts w:ascii="Arial Nova Cond" w:hAnsi="Arial Nova Cond"/>
@@ -4019,7 +3887,6 @@
               </w:rPr>
               <w:t>Limbah</w:t>
             </w:r>
-            <w:proofErr w:type="spellEnd"/>
           </w:p>
         </w:tc>
         <w:tc>
@@ -4066,7 +3933,6 @@
               </w:rPr>
               <w:t>{</w:t>
             </w:r>
-            <w:proofErr w:type="spellStart"/>
             <w:r>
               <w:rPr>
                 <w:rFonts w:ascii="Arial Nova Cond" w:hAnsi="Arial Nova Cond" w:cs="Arial"/>
@@ -4075,7 +3941,6 @@
               </w:rPr>
               <w:t>teknologi_air_limbah</w:t>
             </w:r>
-            <w:proofErr w:type="spellEnd"/>
             <w:r>
               <w:rPr>
                 <w:rFonts w:ascii="Arial Nova Cond" w:hAnsi="Arial Nova Cond" w:cs="Arial"/>
@@ -4132,7 +3997,6 @@
               </w:rPr>
               <w:t xml:space="preserve">Volume air </w:t>
             </w:r>
-            <w:proofErr w:type="spellStart"/>
             <w:r>
               <w:rPr>
                 <w:rFonts w:ascii="Arial Nova Cond" w:hAnsi="Arial Nova Cond"/>
@@ -4141,7 +4005,6 @@
               </w:rPr>
               <w:t>limbah</w:t>
             </w:r>
-            <w:proofErr w:type="spellEnd"/>
           </w:p>
         </w:tc>
         <w:tc>
@@ -4188,7 +4051,6 @@
               </w:rPr>
               <w:t>{</w:t>
             </w:r>
-            <w:proofErr w:type="spellStart"/>
             <w:r>
               <w:rPr>
                 <w:rFonts w:ascii="Arial Nova Cond" w:hAnsi="Arial Nova Cond"/>
@@ -4197,7 +4059,6 @@
               </w:rPr>
               <w:t>volume_air_limbah</w:t>
             </w:r>
-            <w:proofErr w:type="spellEnd"/>
             <w:r>
               <w:rPr>
                 <w:rFonts w:ascii="Arial Nova Cond" w:hAnsi="Arial Nova Cond"/>
@@ -4247,7 +4108,6 @@
                 <w:szCs w:val="24"/>
               </w:rPr>
             </w:pPr>
-            <w:proofErr w:type="spellStart"/>
             <w:r>
               <w:rPr>
                 <w:rFonts w:ascii="Arial Nova Cond" w:hAnsi="Arial Nova Cond"/>
@@ -4256,7 +4116,6 @@
               </w:rPr>
               <w:t>Pemanfaatan</w:t>
             </w:r>
-            <w:proofErr w:type="spellEnd"/>
             <w:r>
               <w:rPr>
                 <w:rFonts w:ascii="Arial Nova Cond" w:hAnsi="Arial Nova Cond"/>
@@ -4311,7 +4170,6 @@
               </w:rPr>
               <w:t>{</w:t>
             </w:r>
-            <w:proofErr w:type="spellStart"/>
             <w:r>
               <w:rPr>
                 <w:rFonts w:ascii="Arial Nova Cond" w:hAnsi="Arial Nova Cond"/>
@@ -4320,7 +4178,6 @@
               </w:rPr>
               <w:t>pemanfaatan_air_tanah</w:t>
             </w:r>
-            <w:proofErr w:type="spellEnd"/>
             <w:r>
               <w:rPr>
                 <w:rFonts w:ascii="Arial Nova Cond" w:hAnsi="Arial Nova Cond"/>
@@ -4369,7 +4226,6 @@
                 <w:szCs w:val="24"/>
               </w:rPr>
             </w:pPr>
-            <w:proofErr w:type="spellStart"/>
             <w:r>
               <w:rPr>
                 <w:rFonts w:ascii="Arial Nova Cond" w:hAnsi="Arial Nova Cond"/>
@@ -4378,7 +4234,6 @@
               </w:rPr>
               <w:t>Jumlah</w:t>
             </w:r>
-            <w:proofErr w:type="spellEnd"/>
             <w:r>
               <w:rPr>
                 <w:rFonts w:ascii="Arial Nova Cond" w:hAnsi="Arial Nova Cond"/>
@@ -4387,7 +4242,6 @@
               </w:rPr>
               <w:t xml:space="preserve"> </w:t>
             </w:r>
-            <w:proofErr w:type="spellStart"/>
             <w:r>
               <w:rPr>
                 <w:rFonts w:ascii="Arial Nova Cond" w:hAnsi="Arial Nova Cond"/>
@@ -4396,7 +4250,6 @@
               </w:rPr>
               <w:t>Penggunaan</w:t>
             </w:r>
-            <w:proofErr w:type="spellEnd"/>
             <w:r>
               <w:rPr>
                 <w:rFonts w:ascii="Arial Nova Cond" w:hAnsi="Arial Nova Cond"/>
@@ -4405,7 +4258,6 @@
               </w:rPr>
               <w:t xml:space="preserve"> Air </w:t>
             </w:r>
-            <w:proofErr w:type="spellStart"/>
             <w:r>
               <w:rPr>
                 <w:rFonts w:ascii="Arial Nova Cond" w:hAnsi="Arial Nova Cond"/>
@@ -4414,7 +4266,6 @@
               </w:rPr>
               <w:t>Dalam</w:t>
             </w:r>
-            <w:proofErr w:type="spellEnd"/>
             <w:r>
               <w:rPr>
                 <w:rFonts w:ascii="Arial Nova Cond" w:hAnsi="Arial Nova Cond"/>
@@ -4440,7 +4291,6 @@
               </w:rPr>
               <w:t>/</w:t>
             </w:r>
-            <w:proofErr w:type="spellStart"/>
             <w:r>
               <w:rPr>
                 <w:rFonts w:ascii="Arial Nova Cond" w:hAnsi="Arial Nova Cond"/>
@@ -4449,7 +4299,6 @@
               </w:rPr>
               <w:t>hari</w:t>
             </w:r>
-            <w:proofErr w:type="spellEnd"/>
             <w:r>
               <w:rPr>
                 <w:rFonts w:ascii="Arial Nova Cond" w:hAnsi="Arial Nova Cond"/>
@@ -4505,7 +4354,6 @@
               </w:rPr>
               <w:t>{</w:t>
             </w:r>
-            <w:proofErr w:type="spellStart"/>
             <w:r>
               <w:rPr>
                 <w:rFonts w:ascii="Arial Nova Cond" w:hAnsi="Arial Nova Cond"/>
@@ -4514,7 +4362,6 @@
               </w:rPr>
               <w:t>penggunaan_air_liter</w:t>
             </w:r>
-            <w:proofErr w:type="spellEnd"/>
             <w:r>
               <w:rPr>
                 <w:rFonts w:ascii="Arial Nova Cond" w:hAnsi="Arial Nova Cond"/>
@@ -4571,7 +4418,6 @@
                 <w:szCs w:val="24"/>
               </w:rPr>
             </w:pPr>
-            <w:proofErr w:type="spellStart"/>
             <w:r>
               <w:rPr>
                 <w:rFonts w:ascii="Arial Nova Cond" w:hAnsi="Arial Nova Cond"/>
@@ -4580,7 +4426,6 @@
               </w:rPr>
               <w:t>Jumlah</w:t>
             </w:r>
-            <w:proofErr w:type="spellEnd"/>
             <w:r>
               <w:rPr>
                 <w:rFonts w:ascii="Arial Nova Cond" w:hAnsi="Arial Nova Cond"/>
@@ -4589,7 +4434,6 @@
               </w:rPr>
               <w:t xml:space="preserve"> </w:t>
             </w:r>
-            <w:proofErr w:type="spellStart"/>
             <w:r>
               <w:rPr>
                 <w:rFonts w:ascii="Arial Nova Cond" w:hAnsi="Arial Nova Cond"/>
@@ -4598,7 +4442,6 @@
               </w:rPr>
               <w:t>Pekerja</w:t>
             </w:r>
-            <w:proofErr w:type="spellEnd"/>
             <w:r>
               <w:rPr>
                 <w:rFonts w:ascii="Arial Nova Cond" w:hAnsi="Arial Nova Cond"/>
@@ -4607,7 +4450,6 @@
               </w:rPr>
               <w:t xml:space="preserve"> </w:t>
             </w:r>
-            <w:proofErr w:type="spellStart"/>
             <w:r>
               <w:rPr>
                 <w:rFonts w:ascii="Arial Nova Cond" w:hAnsi="Arial Nova Cond"/>
@@ -4616,7 +4458,6 @@
               </w:rPr>
               <w:t>karyawan</w:t>
             </w:r>
-            <w:proofErr w:type="spellEnd"/>
             <w:r>
               <w:rPr>
                 <w:rFonts w:ascii="Arial Nova Cond" w:hAnsi="Arial Nova Cond"/>
@@ -4625,7 +4466,6 @@
               </w:rPr>
               <w:t xml:space="preserve"> dan </w:t>
             </w:r>
-            <w:proofErr w:type="spellStart"/>
             <w:r>
               <w:rPr>
                 <w:rFonts w:ascii="Arial Nova Cond" w:hAnsi="Arial Nova Cond"/>
@@ -4634,7 +4474,6 @@
               </w:rPr>
               <w:t>pengunjung</w:t>
             </w:r>
-            <w:proofErr w:type="spellEnd"/>
             <w:r>
               <w:rPr>
                 <w:rFonts w:ascii="Arial Nova Cond" w:hAnsi="Arial Nova Cond"/>
@@ -4643,7 +4482,6 @@
               </w:rPr>
               <w:t xml:space="preserve">/ </w:t>
             </w:r>
-            <w:proofErr w:type="spellStart"/>
             <w:r>
               <w:rPr>
                 <w:rFonts w:ascii="Arial Nova Cond" w:hAnsi="Arial Nova Cond"/>
@@ -4652,7 +4490,6 @@
               </w:rPr>
               <w:t>hari</w:t>
             </w:r>
-            <w:proofErr w:type="spellEnd"/>
           </w:p>
         </w:tc>
         <w:tc>
@@ -4699,7 +4536,6 @@
               </w:rPr>
               <w:t>{</w:t>
             </w:r>
-            <w:proofErr w:type="spellStart"/>
             <w:r>
               <w:rPr>
                 <w:rFonts w:ascii="Arial Nova Cond" w:hAnsi="Arial Nova Cond"/>
@@ -4708,7 +4544,6 @@
               </w:rPr>
               <w:t>jumlah_karyawan_pengunjung</w:t>
             </w:r>
-            <w:proofErr w:type="spellEnd"/>
             <w:r>
               <w:rPr>
                 <w:rFonts w:ascii="Arial Nova Cond" w:hAnsi="Arial Nova Cond"/>
@@ -4773,7 +4608,6 @@
               </w:rPr>
               <w:t xml:space="preserve">Jam Shift </w:t>
             </w:r>
-            <w:proofErr w:type="spellStart"/>
             <w:r>
               <w:rPr>
                 <w:rFonts w:ascii="Arial Nova Cond" w:hAnsi="Arial Nova Cond"/>
@@ -4782,7 +4616,6 @@
               </w:rPr>
               <w:t>Kerja</w:t>
             </w:r>
-            <w:proofErr w:type="spellEnd"/>
             <w:r>
               <w:rPr>
                 <w:rFonts w:ascii="Arial Nova Cond" w:hAnsi="Arial Nova Cond"/>
@@ -4845,7 +4678,6 @@
               </w:rPr>
               <w:t>{</w:t>
             </w:r>
-            <w:proofErr w:type="spellStart"/>
             <w:r>
               <w:rPr>
                 <w:rFonts w:ascii="Arial Nova Cond" w:hAnsi="Arial Nova Cond"/>
@@ -4854,7 +4686,6 @@
               </w:rPr>
               <w:t>shift_kerja</w:t>
             </w:r>
-            <w:proofErr w:type="spellEnd"/>
             <w:r>
               <w:rPr>
                 <w:rFonts w:ascii="Arial Nova Cond" w:hAnsi="Arial Nova Cond"/>
@@ -4903,7 +4734,6 @@
                 <w:szCs w:val="24"/>
               </w:rPr>
             </w:pPr>
-            <w:proofErr w:type="spellStart"/>
             <w:r>
               <w:rPr>
                 <w:rFonts w:ascii="Arial Nova Cond" w:hAnsi="Arial Nova Cond"/>
@@ -4912,7 +4742,6 @@
               </w:rPr>
               <w:t>Jumlah</w:t>
             </w:r>
-            <w:proofErr w:type="spellEnd"/>
             <w:r>
               <w:rPr>
                 <w:rFonts w:ascii="Arial Nova Cond" w:hAnsi="Arial Nova Cond"/>
@@ -4921,7 +4750,6 @@
               </w:rPr>
               <w:t xml:space="preserve"> </w:t>
             </w:r>
-            <w:proofErr w:type="spellStart"/>
             <w:r>
               <w:rPr>
                 <w:rFonts w:ascii="Arial Nova Cond" w:hAnsi="Arial Nova Cond"/>
@@ -4930,7 +4758,6 @@
               </w:rPr>
               <w:t>hari</w:t>
             </w:r>
-            <w:proofErr w:type="spellEnd"/>
             <w:r>
               <w:rPr>
                 <w:rFonts w:ascii="Arial Nova Cond" w:hAnsi="Arial Nova Cond"/>
@@ -4939,7 +4766,6 @@
               </w:rPr>
               <w:t xml:space="preserve"> </w:t>
             </w:r>
-            <w:proofErr w:type="spellStart"/>
             <w:r>
               <w:rPr>
                 <w:rFonts w:ascii="Arial Nova Cond" w:hAnsi="Arial Nova Cond"/>
@@ -4948,7 +4774,6 @@
               </w:rPr>
               <w:t>kerja</w:t>
             </w:r>
-            <w:proofErr w:type="spellEnd"/>
             <w:r>
               <w:rPr>
                 <w:rFonts w:ascii="Arial Nova Cond" w:hAnsi="Arial Nova Cond"/>
@@ -4957,7 +4782,6 @@
               </w:rPr>
               <w:t xml:space="preserve"> </w:t>
             </w:r>
-            <w:proofErr w:type="spellStart"/>
             <w:r>
               <w:rPr>
                 <w:rFonts w:ascii="Arial Nova Cond" w:hAnsi="Arial Nova Cond"/>
@@ -4966,7 +4790,6 @@
               </w:rPr>
               <w:t>dalam</w:t>
             </w:r>
-            <w:proofErr w:type="spellEnd"/>
             <w:r>
               <w:rPr>
                 <w:rFonts w:ascii="Arial Nova Cond" w:hAnsi="Arial Nova Cond"/>
@@ -4975,7 +4798,6 @@
               </w:rPr>
               <w:t xml:space="preserve"> 1 </w:t>
             </w:r>
-            <w:proofErr w:type="spellStart"/>
             <w:r>
               <w:rPr>
                 <w:rFonts w:ascii="Arial Nova Cond" w:hAnsi="Arial Nova Cond"/>
@@ -4984,7 +4806,6 @@
               </w:rPr>
               <w:t>minggu</w:t>
             </w:r>
-            <w:proofErr w:type="spellEnd"/>
           </w:p>
         </w:tc>
         <w:tc>
@@ -5031,7 +4852,6 @@
               </w:rPr>
               <w:t>{</w:t>
             </w:r>
-            <w:proofErr w:type="spellStart"/>
             <w:r>
               <w:rPr>
                 <w:rFonts w:ascii="Arial Nova Cond" w:hAnsi="Arial Nova Cond"/>
@@ -5040,7 +4860,6 @@
               </w:rPr>
               <w:t>hari_kerja_minggu</w:t>
             </w:r>
-            <w:proofErr w:type="spellEnd"/>
             <w:r>
               <w:rPr>
                 <w:rFonts w:ascii="Arial Nova Cond" w:hAnsi="Arial Nova Cond"/>
@@ -5097,7 +4916,6 @@
               </w:rPr>
               <w:t xml:space="preserve">Riwayat </w:t>
             </w:r>
-            <w:proofErr w:type="spellStart"/>
             <w:r>
               <w:rPr>
                 <w:rFonts w:ascii="Arial Nova Cond" w:hAnsi="Arial Nova Cond"/>
@@ -5106,7 +4924,6 @@
               </w:rPr>
               <w:t>ketaatan</w:t>
             </w:r>
-            <w:proofErr w:type="spellEnd"/>
           </w:p>
         </w:tc>
         <w:tc>
@@ -5153,7 +4970,6 @@
               </w:rPr>
               <w:t>{</w:t>
             </w:r>
-            <w:proofErr w:type="spellStart"/>
             <w:r>
               <w:rPr>
                 <w:rFonts w:ascii="Arial Nova Cond" w:hAnsi="Arial Nova Cond"/>
@@ -5162,7 +4978,6 @@
               </w:rPr>
               <w:t>riwayat_ketaatan</w:t>
             </w:r>
-            <w:proofErr w:type="spellEnd"/>
             <w:r>
               <w:rPr>
                 <w:rFonts w:ascii="Arial Nova Cond" w:hAnsi="Arial Nova Cond"/>
@@ -5211,7 +5026,6 @@
                 <w:szCs w:val="24"/>
               </w:rPr>
             </w:pPr>
-            <w:proofErr w:type="spellStart"/>
             <w:r>
               <w:rPr>
                 <w:rFonts w:ascii="Arial Nova Cond" w:hAnsi="Arial Nova Cond"/>
@@ -5220,7 +5034,6 @@
               </w:rPr>
               <w:t>Inspeksi</w:t>
             </w:r>
-            <w:proofErr w:type="spellEnd"/>
             <w:r>
               <w:rPr>
                 <w:rFonts w:ascii="Arial Nova Cond" w:hAnsi="Arial Nova Cond"/>
@@ -5229,7 +5042,6 @@
               </w:rPr>
               <w:t xml:space="preserve"> </w:t>
             </w:r>
-            <w:proofErr w:type="spellStart"/>
             <w:r>
               <w:rPr>
                 <w:rFonts w:ascii="Arial Nova Cond" w:hAnsi="Arial Nova Cond"/>
@@ -5238,7 +5050,6 @@
               </w:rPr>
               <w:t>Terakhir</w:t>
             </w:r>
-            <w:proofErr w:type="spellEnd"/>
           </w:p>
         </w:tc>
         <w:tc>
@@ -5285,7 +5096,6 @@
               </w:rPr>
               <w:t>{</w:t>
             </w:r>
-            <w:proofErr w:type="spellStart"/>
             <w:r>
               <w:rPr>
                 <w:rFonts w:ascii="Arial Nova Cond" w:hAnsi="Arial Nova Cond"/>
@@ -5294,7 +5104,6 @@
               </w:rPr>
               <w:t>inspeksi_terakhir</w:t>
             </w:r>
-            <w:proofErr w:type="spellEnd"/>
             <w:r>
               <w:rPr>
                 <w:rFonts w:ascii="Arial Nova Cond" w:hAnsi="Arial Nova Cond"/>
@@ -5335,7 +5144,6 @@
         </w:rPr>
         <w:t xml:space="preserve">C. Hasil </w:t>
       </w:r>
-      <w:proofErr w:type="spellStart"/>
       <w:r>
         <w:rPr>
           <w:rFonts w:ascii="Arial Nova Cond" w:hAnsi="Arial Nova Cond"/>
@@ -5344,7 +5152,6 @@
         </w:rPr>
         <w:t>Pengawasan</w:t>
       </w:r>
-      <w:proofErr w:type="spellEnd"/>
     </w:p>
     <w:p>
       <w:pPr>
@@ -5364,7 +5171,6 @@
         </w:rPr>
         <w:t xml:space="preserve">1.  </w:t>
       </w:r>
-      <w:proofErr w:type="spellStart"/>
       <w:r>
         <w:rPr>
           <w:rFonts w:ascii="Arial Nova Cond" w:hAnsi="Arial Nova Cond"/>
@@ -5373,7 +5179,6 @@
         </w:rPr>
         <w:t>Persetujuan</w:t>
       </w:r>
-      <w:proofErr w:type="spellEnd"/>
       <w:r>
         <w:rPr>
           <w:rFonts w:ascii="Arial Nova Cond" w:hAnsi="Arial Nova Cond"/>
@@ -5382,7 +5187,6 @@
         </w:rPr>
         <w:t xml:space="preserve"> </w:t>
       </w:r>
-      <w:proofErr w:type="spellStart"/>
       <w:r>
         <w:rPr>
           <w:rFonts w:ascii="Arial Nova Cond" w:hAnsi="Arial Nova Cond"/>
@@ -5391,7 +5195,6 @@
         </w:rPr>
         <w:t>Lingkungan</w:t>
       </w:r>
-      <w:proofErr w:type="spellEnd"/>
     </w:p>
     <w:p>
       <w:pPr>
@@ -5452,7 +5255,6 @@
         </w:rPr>
         <w:t>{/</w:t>
       </w:r>
-      <w:proofErr w:type="spellStart"/>
       <w:r>
         <w:rPr>
           <w:rFonts w:ascii="Arial Nova Cond" w:hAnsi="Arial Nova Cond"/>
@@ -5461,7 +5263,6 @@
         </w:rPr>
         <w:t>dokumen_izin</w:t>
       </w:r>
-      <w:proofErr w:type="spellEnd"/>
       <w:r>
         <w:rPr>
           <w:rFonts w:ascii="Arial Nova Cond" w:hAnsi="Arial Nova Cond"/>
@@ -5489,7 +5290,6 @@
         </w:rPr>
         <w:t xml:space="preserve">2.  </w:t>
       </w:r>
-      <w:proofErr w:type="spellStart"/>
       <w:r>
         <w:rPr>
           <w:rFonts w:ascii="Arial Nova Cond" w:hAnsi="Arial Nova Cond"/>
@@ -5498,7 +5298,6 @@
         </w:rPr>
         <w:t>Pemeriksaan</w:t>
       </w:r>
-      <w:proofErr w:type="spellEnd"/>
       <w:r>
         <w:rPr>
           <w:rFonts w:ascii="Arial Nova Cond" w:hAnsi="Arial Nova Cond"/>
@@ -5507,7 +5306,6 @@
         </w:rPr>
         <w:t xml:space="preserve"> </w:t>
       </w:r>
-      <w:proofErr w:type="spellStart"/>
       <w:r>
         <w:rPr>
           <w:rFonts w:ascii="Arial Nova Cond" w:hAnsi="Arial Nova Cond"/>
@@ -5516,7 +5314,6 @@
         </w:rPr>
         <w:t>Pengelolaan</w:t>
       </w:r>
-      <w:proofErr w:type="spellEnd"/>
       <w:r>
         <w:rPr>
           <w:rFonts w:ascii="Arial Nova Cond" w:hAnsi="Arial Nova Cond"/>
@@ -5533,7 +5330,6 @@
         </w:rPr>
         <w:t xml:space="preserve">Air </w:t>
       </w:r>
-      <w:proofErr w:type="spellStart"/>
       <w:r>
         <w:rPr>
           <w:rFonts w:ascii="Arial Nova Cond" w:hAnsi="Arial Nova Cond"/>
@@ -5542,7 +5338,6 @@
         </w:rPr>
         <w:t>Limbah</w:t>
       </w:r>
-      <w:proofErr w:type="spellEnd"/>
       <w:r>
         <w:rPr>
           <w:rFonts w:ascii="Arial Nova Cond" w:hAnsi="Arial Nova Cond"/>
@@ -5551,7 +5346,6 @@
         </w:rPr>
         <w:t xml:space="preserve"> </w:t>
       </w:r>
-      <w:proofErr w:type="spellStart"/>
       <w:r>
         <w:rPr>
           <w:rFonts w:ascii="Arial Nova Cond" w:hAnsi="Arial Nova Cond"/>
@@ -5560,7 +5354,6 @@
         </w:rPr>
         <w:t>domestik</w:t>
       </w:r>
-      <w:proofErr w:type="spellEnd"/>
     </w:p>
     <w:tbl>
       <w:tblPr>
@@ -5628,7 +5421,6 @@
               </w:rPr>
               <w:t xml:space="preserve">Point </w:t>
             </w:r>
-            <w:proofErr w:type="spellStart"/>
             <w:r>
               <w:rPr>
                 <w:rFonts w:ascii="Arial Nova Cond" w:hAnsi="Arial Nova Cond"/>
@@ -5639,7 +5431,6 @@
               </w:rPr>
               <w:t>Pemeriksaan</w:t>
             </w:r>
-            <w:proofErr w:type="spellEnd"/>
           </w:p>
         </w:tc>
         <w:tc>
@@ -5657,7 +5448,6 @@
                 <w:szCs w:val="24"/>
               </w:rPr>
             </w:pPr>
-            <w:proofErr w:type="spellStart"/>
             <w:r>
               <w:rPr>
                 <w:rFonts w:ascii="Arial Nova Cond" w:hAnsi="Arial Nova Cond"/>
@@ -5668,7 +5458,6 @@
               </w:rPr>
               <w:t>Kondisi</w:t>
             </w:r>
-            <w:proofErr w:type="spellEnd"/>
             <w:r>
               <w:rPr>
                 <w:rFonts w:ascii="Arial Nova Cond" w:hAnsi="Arial Nova Cond"/>
@@ -5679,7 +5468,6 @@
               </w:rPr>
               <w:t xml:space="preserve"> </w:t>
             </w:r>
-            <w:proofErr w:type="spellStart"/>
             <w:r>
               <w:rPr>
                 <w:rFonts w:ascii="Arial Nova Cond" w:hAnsi="Arial Nova Cond"/>
@@ -5690,7 +5478,6 @@
               </w:rPr>
               <w:t>Eksisting</w:t>
             </w:r>
-            <w:proofErr w:type="spellEnd"/>
           </w:p>
         </w:tc>
         <w:tc>
@@ -5708,7 +5495,6 @@
                 <w:szCs w:val="24"/>
               </w:rPr>
             </w:pPr>
-            <w:proofErr w:type="spellStart"/>
             <w:r>
               <w:rPr>
                 <w:rFonts w:ascii="Arial Nova Cond" w:hAnsi="Arial Nova Cond"/>
@@ -5719,7 +5505,6 @@
               </w:rPr>
               <w:t>Keterangan</w:t>
             </w:r>
-            <w:proofErr w:type="spellEnd"/>
           </w:p>
         </w:tc>
       </w:tr>
@@ -5759,7 +5544,6 @@
                 <w:szCs w:val="24"/>
               </w:rPr>
             </w:pPr>
-            <w:proofErr w:type="spellStart"/>
             <w:r>
               <w:rPr>
                 <w:rFonts w:ascii="Arial Nova Cond" w:hAnsi="Arial Nova Cond"/>
@@ -5768,7 +5552,6 @@
               </w:rPr>
               <w:t>Sumber</w:t>
             </w:r>
-            <w:proofErr w:type="spellEnd"/>
             <w:r>
               <w:rPr>
                 <w:rFonts w:ascii="Arial Nova Cond" w:hAnsi="Arial Nova Cond"/>
@@ -5777,7 +5560,6 @@
               </w:rPr>
               <w:t xml:space="preserve"> </w:t>
             </w:r>
-            <w:proofErr w:type="spellStart"/>
             <w:r>
               <w:rPr>
                 <w:rFonts w:ascii="Arial Nova Cond" w:hAnsi="Arial Nova Cond"/>
@@ -5786,7 +5568,6 @@
               </w:rPr>
               <w:t>limbah</w:t>
             </w:r>
-            <w:proofErr w:type="spellEnd"/>
           </w:p>
         </w:tc>
         <w:tc>
@@ -5810,7 +5591,6 @@
               </w:rPr>
               <w:t>{</w:t>
             </w:r>
-            <w:proofErr w:type="spellStart"/>
             <w:r>
               <w:rPr>
                 <w:rFonts w:ascii="Arial Nova Cond" w:hAnsi="Arial Nova Cond"/>
@@ -5819,7 +5599,6 @@
               </w:rPr>
               <w:t>air_sumber</w:t>
             </w:r>
-            <w:proofErr w:type="spellEnd"/>
             <w:r>
               <w:rPr>
                 <w:rFonts w:ascii="Arial Nova Cond" w:hAnsi="Arial Nova Cond"/>
@@ -5850,7 +5629,6 @@
               </w:rPr>
               <w:t>{</w:t>
             </w:r>
-            <w:proofErr w:type="spellStart"/>
             <w:r>
               <w:rPr>
                 <w:rFonts w:ascii="Arial Nova Cond" w:hAnsi="Arial Nova Cond"/>
@@ -5859,7 +5637,6 @@
               </w:rPr>
               <w:t>ket_air_sumber</w:t>
             </w:r>
-            <w:proofErr w:type="spellEnd"/>
             <w:r>
               <w:rPr>
                 <w:rFonts w:ascii="Arial Nova Cond" w:hAnsi="Arial Nova Cond"/>
@@ -5907,7 +5684,6 @@
                 <w:szCs w:val="24"/>
               </w:rPr>
             </w:pPr>
-            <w:proofErr w:type="spellStart"/>
             <w:r>
               <w:rPr>
                 <w:rFonts w:ascii="Arial Nova Cond" w:hAnsi="Arial Nova Cond"/>
@@ -5916,7 +5692,6 @@
               </w:rPr>
               <w:t>Kondisi</w:t>
             </w:r>
-            <w:proofErr w:type="spellEnd"/>
             <w:r>
               <w:rPr>
                 <w:rFonts w:ascii="Arial Nova Cond" w:hAnsi="Arial Nova Cond"/>
@@ -5925,7 +5700,6 @@
               </w:rPr>
               <w:t xml:space="preserve"> </w:t>
             </w:r>
-            <w:proofErr w:type="spellStart"/>
             <w:r>
               <w:rPr>
                 <w:rFonts w:ascii="Arial Nova Cond" w:hAnsi="Arial Nova Cond"/>
@@ -5934,7 +5708,6 @@
               </w:rPr>
               <w:t>fisik</w:t>
             </w:r>
-            <w:proofErr w:type="spellEnd"/>
             <w:r>
               <w:rPr>
                 <w:rFonts w:ascii="Arial Nova Cond" w:hAnsi="Arial Nova Cond"/>
@@ -5974,7 +5747,6 @@
               </w:rPr>
               <w:t>{</w:t>
             </w:r>
-            <w:proofErr w:type="spellStart"/>
             <w:r>
               <w:rPr>
                 <w:rFonts w:ascii="Arial Nova Cond" w:hAnsi="Arial Nova Cond"/>
@@ -5983,7 +5755,6 @@
               </w:rPr>
               <w:t>air_fisik</w:t>
             </w:r>
-            <w:proofErr w:type="spellEnd"/>
             <w:r>
               <w:rPr>
                 <w:rFonts w:ascii="Arial Nova Cond" w:hAnsi="Arial Nova Cond"/>
@@ -6014,7 +5785,6 @@
               </w:rPr>
               <w:t>{</w:t>
             </w:r>
-            <w:proofErr w:type="spellStart"/>
             <w:r>
               <w:rPr>
                 <w:rFonts w:ascii="Arial Nova Cond" w:hAnsi="Arial Nova Cond"/>
@@ -6023,7 +5793,6 @@
               </w:rPr>
               <w:t>ket_air_fisik</w:t>
             </w:r>
-            <w:proofErr w:type="spellEnd"/>
             <w:r>
               <w:rPr>
                 <w:rFonts w:ascii="Arial Nova Cond" w:hAnsi="Arial Nova Cond"/>
@@ -6079,7 +5848,6 @@
               </w:rPr>
               <w:t xml:space="preserve">Data </w:t>
             </w:r>
-            <w:proofErr w:type="spellStart"/>
             <w:r>
               <w:rPr>
                 <w:rFonts w:ascii="Arial Nova Cond" w:hAnsi="Arial Nova Cond"/>
@@ -6088,7 +5856,6 @@
               </w:rPr>
               <w:t>pantau</w:t>
             </w:r>
-            <w:proofErr w:type="spellEnd"/>
             <w:r>
               <w:rPr>
                 <w:rFonts w:ascii="Arial Nova Cond" w:hAnsi="Arial Nova Cond"/>
@@ -6097,7 +5864,6 @@
               </w:rPr>
               <w:t xml:space="preserve"> </w:t>
             </w:r>
-            <w:proofErr w:type="spellStart"/>
             <w:r>
               <w:rPr>
                 <w:rFonts w:ascii="Arial Nova Cond" w:hAnsi="Arial Nova Cond"/>
@@ -6106,7 +5872,6 @@
               </w:rPr>
               <w:t>analisa</w:t>
             </w:r>
-            <w:proofErr w:type="spellEnd"/>
             <w:r>
               <w:rPr>
                 <w:rFonts w:ascii="Arial Nova Cond" w:hAnsi="Arial Nova Cond"/>
@@ -6115,7 +5880,6 @@
               </w:rPr>
               <w:t xml:space="preserve"> air </w:t>
             </w:r>
-            <w:proofErr w:type="spellStart"/>
             <w:r>
               <w:rPr>
                 <w:rFonts w:ascii="Arial Nova Cond" w:hAnsi="Arial Nova Cond"/>
@@ -6124,7 +5888,6 @@
               </w:rPr>
               <w:t>limbah</w:t>
             </w:r>
-            <w:proofErr w:type="spellEnd"/>
             <w:r>
               <w:rPr>
                 <w:rFonts w:ascii="Arial Nova Cond" w:hAnsi="Arial Nova Cond"/>
@@ -6163,7 +5926,6 @@
               </w:rPr>
               <w:t>{</w:t>
             </w:r>
-            <w:proofErr w:type="spellStart"/>
             <w:r>
               <w:rPr>
                 <w:rFonts w:ascii="Arial Nova Cond" w:hAnsi="Arial Nova Cond"/>
@@ -6172,7 +5934,6 @@
               </w:rPr>
               <w:t>air_pantau</w:t>
             </w:r>
-            <w:proofErr w:type="spellEnd"/>
             <w:r>
               <w:rPr>
                 <w:rFonts w:ascii="Arial Nova Cond" w:hAnsi="Arial Nova Cond"/>
@@ -6221,7 +5982,6 @@
               </w:rPr>
               <w:t>{</w:t>
             </w:r>
-            <w:proofErr w:type="spellStart"/>
             <w:r>
               <w:rPr>
                 <w:rFonts w:ascii="Arial Nova Cond" w:hAnsi="Arial Nova Cond"/>
@@ -6230,7 +5990,6 @@
               </w:rPr>
               <w:t>ket_air_pantau</w:t>
             </w:r>
-            <w:proofErr w:type="spellEnd"/>
             <w:r>
               <w:rPr>
                 <w:rFonts w:ascii="Arial Nova Cond" w:hAnsi="Arial Nova Cond"/>
@@ -6278,7 +6037,6 @@
                 <w:szCs w:val="24"/>
               </w:rPr>
             </w:pPr>
-            <w:proofErr w:type="spellStart"/>
             <w:r>
               <w:rPr>
                 <w:rFonts w:ascii="Arial Nova Cond" w:hAnsi="Arial Nova Cond"/>
@@ -6287,7 +6045,6 @@
               </w:rPr>
               <w:t>Pengelolaan</w:t>
             </w:r>
-            <w:proofErr w:type="spellEnd"/>
             <w:r>
               <w:rPr>
                 <w:rFonts w:ascii="Arial Nova Cond" w:hAnsi="Arial Nova Cond"/>
@@ -6296,7 +6053,6 @@
               </w:rPr>
               <w:t xml:space="preserve"> sludge </w:t>
             </w:r>
-            <w:proofErr w:type="spellStart"/>
             <w:r>
               <w:rPr>
                 <w:rFonts w:ascii="Arial Nova Cond" w:hAnsi="Arial Nova Cond"/>
@@ -6305,7 +6061,6 @@
               </w:rPr>
               <w:t>septictank</w:t>
             </w:r>
-            <w:proofErr w:type="spellEnd"/>
           </w:p>
         </w:tc>
         <w:tc>
@@ -6328,7 +6083,6 @@
               </w:rPr>
               <w:t>{</w:t>
             </w:r>
-            <w:proofErr w:type="spellStart"/>
             <w:r>
               <w:rPr>
                 <w:rFonts w:ascii="Arial Nova Cond" w:hAnsi="Arial Nova Cond"/>
@@ -6337,7 +6091,6 @@
               </w:rPr>
               <w:t>air_sludge</w:t>
             </w:r>
-            <w:proofErr w:type="spellEnd"/>
             <w:r>
               <w:rPr>
                 <w:rFonts w:ascii="Arial Nova Cond" w:hAnsi="Arial Nova Cond"/>
@@ -6368,7 +6121,6 @@
               </w:rPr>
               <w:t>{</w:t>
             </w:r>
-            <w:proofErr w:type="spellStart"/>
             <w:r>
               <w:rPr>
                 <w:rFonts w:ascii="Arial Nova Cond" w:hAnsi="Arial Nova Cond"/>
@@ -6377,7 +6129,6 @@
               </w:rPr>
               <w:t>ket_air_sludge</w:t>
             </w:r>
-            <w:proofErr w:type="spellEnd"/>
             <w:r>
               <w:rPr>
                 <w:rFonts w:ascii="Arial Nova Cond" w:hAnsi="Arial Nova Cond"/>
@@ -6425,7 +6176,6 @@
                 <w:szCs w:val="24"/>
               </w:rPr>
             </w:pPr>
-            <w:proofErr w:type="spellStart"/>
             <w:r>
               <w:rPr>
                 <w:rFonts w:ascii="Arial Nova Cond" w:hAnsi="Arial Nova Cond"/>
@@ -6434,7 +6184,6 @@
               </w:rPr>
               <w:t>Pengelolaan</w:t>
             </w:r>
-            <w:proofErr w:type="spellEnd"/>
             <w:r>
               <w:rPr>
                 <w:rFonts w:ascii="Arial Nova Cond" w:hAnsi="Arial Nova Cond"/>
@@ -6465,7 +6214,6 @@
               </w:rPr>
               <w:t>{</w:t>
             </w:r>
-            <w:proofErr w:type="spellStart"/>
             <w:r>
               <w:rPr>
                 <w:rFonts w:ascii="Arial Nova Cond" w:hAnsi="Arial Nova Cond"/>
@@ -6474,7 +6222,6 @@
               </w:rPr>
               <w:t>air_ipal</w:t>
             </w:r>
-            <w:proofErr w:type="spellEnd"/>
             <w:r>
               <w:rPr>
                 <w:rFonts w:ascii="Arial Nova Cond" w:hAnsi="Arial Nova Cond"/>
@@ -6505,7 +6252,6 @@
               </w:rPr>
               <w:t>{</w:t>
             </w:r>
-            <w:proofErr w:type="spellStart"/>
             <w:r>
               <w:rPr>
                 <w:rFonts w:ascii="Arial Nova Cond" w:hAnsi="Arial Nova Cond"/>
@@ -6522,7 +6268,6 @@
               </w:rPr>
               <w:t>air_ipal</w:t>
             </w:r>
-            <w:proofErr w:type="spellEnd"/>
             <w:r>
               <w:rPr>
                 <w:rFonts w:ascii="Arial Nova Cond" w:hAnsi="Arial Nova Cond"/>
@@ -6572,7 +6317,6 @@
         </w:rPr>
         <w:t xml:space="preserve">.  </w:t>
       </w:r>
-      <w:proofErr w:type="spellStart"/>
       <w:r>
         <w:rPr>
           <w:rFonts w:ascii="Arial Nova Cond" w:hAnsi="Arial Nova Cond"/>
@@ -6581,7 +6325,6 @@
         </w:rPr>
         <w:t>Pemeriksaan</w:t>
       </w:r>
-      <w:proofErr w:type="spellEnd"/>
       <w:r>
         <w:rPr>
           <w:rFonts w:ascii="Arial Nova Cond" w:hAnsi="Arial Nova Cond"/>
@@ -6590,7 +6333,6 @@
         </w:rPr>
         <w:t xml:space="preserve"> </w:t>
       </w:r>
-      <w:proofErr w:type="spellStart"/>
       <w:r>
         <w:rPr>
           <w:rFonts w:ascii="Arial Nova Cond" w:hAnsi="Arial Nova Cond"/>
@@ -6599,7 +6341,6 @@
         </w:rPr>
         <w:t>Pengelolaan</w:t>
       </w:r>
-      <w:proofErr w:type="spellEnd"/>
       <w:r>
         <w:rPr>
           <w:rFonts w:ascii="Arial Nova Cond" w:hAnsi="Arial Nova Cond"/>
@@ -6608,7 +6349,6 @@
         </w:rPr>
         <w:t xml:space="preserve"> </w:t>
       </w:r>
-      <w:proofErr w:type="spellStart"/>
       <w:r>
         <w:rPr>
           <w:rFonts w:ascii="Arial Nova Cond" w:hAnsi="Arial Nova Cond"/>
@@ -6617,7 +6357,6 @@
         </w:rPr>
         <w:t>Limbah</w:t>
       </w:r>
-      <w:proofErr w:type="spellEnd"/>
       <w:r>
         <w:rPr>
           <w:rFonts w:ascii="Arial Nova Cond" w:hAnsi="Arial Nova Cond"/>
@@ -6626,7 +6365,6 @@
         </w:rPr>
         <w:t xml:space="preserve"> </w:t>
       </w:r>
-      <w:proofErr w:type="spellStart"/>
       <w:r>
         <w:rPr>
           <w:rFonts w:ascii="Arial Nova Cond" w:hAnsi="Arial Nova Cond"/>
@@ -6635,7 +6373,6 @@
         </w:rPr>
         <w:t>Bahan</w:t>
       </w:r>
-      <w:proofErr w:type="spellEnd"/>
       <w:r>
         <w:rPr>
           <w:rFonts w:ascii="Arial Nova Cond" w:hAnsi="Arial Nova Cond"/>
@@ -6644,7 +6381,6 @@
         </w:rPr>
         <w:t xml:space="preserve"> </w:t>
       </w:r>
-      <w:proofErr w:type="spellStart"/>
       <w:r>
         <w:rPr>
           <w:rFonts w:ascii="Arial Nova Cond" w:hAnsi="Arial Nova Cond"/>
@@ -6653,7 +6389,6 @@
         </w:rPr>
         <w:t>Berbahaya</w:t>
       </w:r>
-      <w:proofErr w:type="spellEnd"/>
       <w:r>
         <w:rPr>
           <w:rFonts w:ascii="Arial Nova Cond" w:hAnsi="Arial Nova Cond"/>
@@ -6662,7 +6397,6 @@
         </w:rPr>
         <w:t xml:space="preserve"> dan </w:t>
       </w:r>
-      <w:proofErr w:type="spellStart"/>
       <w:r>
         <w:rPr>
           <w:rFonts w:ascii="Arial Nova Cond" w:hAnsi="Arial Nova Cond"/>
@@ -6671,7 +6405,6 @@
         </w:rPr>
         <w:t>Beracun</w:t>
       </w:r>
-      <w:proofErr w:type="spellEnd"/>
       <w:r>
         <w:rPr>
           <w:rFonts w:ascii="Arial Nova Cond" w:hAnsi="Arial Nova Cond"/>
@@ -6755,7 +6488,6 @@
               </w:rPr>
               <w:t xml:space="preserve">Point </w:t>
             </w:r>
-            <w:proofErr w:type="spellStart"/>
             <w:r>
               <w:rPr>
                 <w:rFonts w:ascii="Arial Nova Cond" w:hAnsi="Arial Nova Cond"/>
@@ -6766,7 +6498,6 @@
               </w:rPr>
               <w:t>Pemeriksaan</w:t>
             </w:r>
-            <w:proofErr w:type="spellEnd"/>
           </w:p>
         </w:tc>
         <w:tc>
@@ -6784,7 +6515,6 @@
                 <w:szCs w:val="24"/>
               </w:rPr>
             </w:pPr>
-            <w:proofErr w:type="spellStart"/>
             <w:r>
               <w:rPr>
                 <w:rFonts w:ascii="Arial Nova Cond" w:hAnsi="Arial Nova Cond"/>
@@ -6795,7 +6525,6 @@
               </w:rPr>
               <w:t>Kondisi</w:t>
             </w:r>
-            <w:proofErr w:type="spellEnd"/>
             <w:r>
               <w:rPr>
                 <w:rFonts w:ascii="Arial Nova Cond" w:hAnsi="Arial Nova Cond"/>
@@ -6806,7 +6535,6 @@
               </w:rPr>
               <w:t xml:space="preserve"> </w:t>
             </w:r>
-            <w:proofErr w:type="spellStart"/>
             <w:r>
               <w:rPr>
                 <w:rFonts w:ascii="Arial Nova Cond" w:hAnsi="Arial Nova Cond"/>
@@ -6817,7 +6545,6 @@
               </w:rPr>
               <w:t>Eksisting</w:t>
             </w:r>
-            <w:proofErr w:type="spellEnd"/>
           </w:p>
         </w:tc>
         <w:tc>
@@ -6835,7 +6562,6 @@
                 <w:szCs w:val="24"/>
               </w:rPr>
             </w:pPr>
-            <w:proofErr w:type="spellStart"/>
             <w:r>
               <w:rPr>
                 <w:rFonts w:ascii="Arial Nova Cond" w:hAnsi="Arial Nova Cond"/>
@@ -6846,7 +6572,6 @@
               </w:rPr>
               <w:t>Keterangan</w:t>
             </w:r>
-            <w:proofErr w:type="spellEnd"/>
           </w:p>
         </w:tc>
       </w:tr>
@@ -6886,7 +6611,6 @@
                 <w:szCs w:val="24"/>
               </w:rPr>
             </w:pPr>
-            <w:proofErr w:type="spellStart"/>
             <w:r>
               <w:rPr>
                 <w:rFonts w:ascii="Arial Nova Cond" w:hAnsi="Arial Nova Cond"/>
@@ -6895,7 +6619,6 @@
               </w:rPr>
               <w:t>Sumber</w:t>
             </w:r>
-            <w:proofErr w:type="spellEnd"/>
             <w:r>
               <w:rPr>
                 <w:rFonts w:ascii="Arial Nova Cond" w:hAnsi="Arial Nova Cond"/>
@@ -6988,7 +6711,6 @@
                 <w:szCs w:val="24"/>
               </w:rPr>
             </w:pPr>
-            <w:proofErr w:type="spellStart"/>
             <w:r>
               <w:rPr>
                 <w:rFonts w:ascii="Arial Nova Cond" w:hAnsi="Arial Nova Cond"/>
@@ -6997,7 +6719,6 @@
               </w:rPr>
               <w:t>Jenis</w:t>
             </w:r>
-            <w:proofErr w:type="spellEnd"/>
             <w:r>
               <w:rPr>
                 <w:rFonts w:ascii="Arial Nova Cond" w:hAnsi="Arial Nova Cond"/>
@@ -7093,7 +6814,6 @@
                 <w:szCs w:val="24"/>
               </w:rPr>
             </w:pPr>
-            <w:proofErr w:type="spellStart"/>
             <w:r>
               <w:rPr>
                 <w:rFonts w:ascii="Arial Nova Cond" w:hAnsi="Arial Nova Cond"/>
@@ -7102,7 +6822,6 @@
               </w:rPr>
               <w:t>Kondisi</w:t>
             </w:r>
-            <w:proofErr w:type="spellEnd"/>
             <w:r>
               <w:rPr>
                 <w:rFonts w:ascii="Arial Nova Cond" w:hAnsi="Arial Nova Cond"/>
@@ -7195,7 +6914,6 @@
                 <w:szCs w:val="24"/>
               </w:rPr>
             </w:pPr>
-            <w:proofErr w:type="spellStart"/>
             <w:r>
               <w:rPr>
                 <w:rFonts w:ascii="Arial Nova Cond" w:hAnsi="Arial Nova Cond"/>
@@ -7204,7 +6922,6 @@
               </w:rPr>
               <w:t>Pengelolaan</w:t>
             </w:r>
-            <w:proofErr w:type="spellEnd"/>
             <w:r>
               <w:rPr>
                 <w:rFonts w:ascii="Arial Nova Cond" w:hAnsi="Arial Nova Cond"/>
@@ -7298,7 +7015,6 @@
         </w:rPr>
         <w:t xml:space="preserve">.  </w:t>
       </w:r>
-      <w:proofErr w:type="spellStart"/>
       <w:r>
         <w:rPr>
           <w:rFonts w:ascii="Arial Nova Cond" w:hAnsi="Arial Nova Cond"/>
@@ -7307,7 +7023,6 @@
         </w:rPr>
         <w:t>Pemeriksaan</w:t>
       </w:r>
-      <w:proofErr w:type="spellEnd"/>
       <w:r>
         <w:rPr>
           <w:rFonts w:ascii="Arial Nova Cond" w:hAnsi="Arial Nova Cond"/>
@@ -7316,7 +7031,6 @@
         </w:rPr>
         <w:t xml:space="preserve"> </w:t>
       </w:r>
-      <w:proofErr w:type="spellStart"/>
       <w:r>
         <w:rPr>
           <w:rFonts w:ascii="Arial Nova Cond" w:hAnsi="Arial Nova Cond"/>
@@ -7325,7 +7039,6 @@
         </w:rPr>
         <w:t>Pengelolaan</w:t>
       </w:r>
-      <w:proofErr w:type="spellEnd"/>
       <w:r>
         <w:rPr>
           <w:rFonts w:ascii="Arial Nova Cond" w:hAnsi="Arial Nova Cond"/>
@@ -7334,7 +7047,6 @@
         </w:rPr>
         <w:t xml:space="preserve"> </w:t>
       </w:r>
-      <w:proofErr w:type="spellStart"/>
       <w:r>
         <w:rPr>
           <w:rFonts w:ascii="Arial Nova Cond" w:hAnsi="Arial Nova Cond"/>
@@ -7343,7 +7055,6 @@
         </w:rPr>
         <w:t>Sampah</w:t>
       </w:r>
-      <w:proofErr w:type="spellEnd"/>
       <w:r>
         <w:rPr>
           <w:rFonts w:ascii="Arial Nova Cond" w:hAnsi="Arial Nova Cond"/>
@@ -7352,7 +7063,6 @@
         </w:rPr>
         <w:t xml:space="preserve"> </w:t>
       </w:r>
-      <w:proofErr w:type="spellStart"/>
       <w:r>
         <w:rPr>
           <w:rFonts w:ascii="Arial Nova Cond" w:hAnsi="Arial Nova Cond"/>
@@ -7361,7 +7071,6 @@
         </w:rPr>
         <w:t>Domestik</w:t>
       </w:r>
-      <w:proofErr w:type="spellEnd"/>
     </w:p>
     <w:tbl>
       <w:tblPr>
@@ -7429,7 +7138,6 @@
               </w:rPr>
               <w:t xml:space="preserve">Point </w:t>
             </w:r>
-            <w:proofErr w:type="spellStart"/>
             <w:r>
               <w:rPr>
                 <w:rFonts w:ascii="Arial Nova Cond" w:hAnsi="Arial Nova Cond"/>
@@ -7440,7 +7148,6 @@
               </w:rPr>
               <w:t>Pemeriksaan</w:t>
             </w:r>
-            <w:proofErr w:type="spellEnd"/>
           </w:p>
         </w:tc>
         <w:tc>
@@ -7458,7 +7165,6 @@
                 <w:szCs w:val="24"/>
               </w:rPr>
             </w:pPr>
-            <w:proofErr w:type="spellStart"/>
             <w:r>
               <w:rPr>
                 <w:rFonts w:ascii="Arial Nova Cond" w:hAnsi="Arial Nova Cond"/>
@@ -7469,7 +7175,6 @@
               </w:rPr>
               <w:t>Kondisi</w:t>
             </w:r>
-            <w:proofErr w:type="spellEnd"/>
             <w:r>
               <w:rPr>
                 <w:rFonts w:ascii="Arial Nova Cond" w:hAnsi="Arial Nova Cond"/>
@@ -7480,7 +7185,6 @@
               </w:rPr>
               <w:t xml:space="preserve"> </w:t>
             </w:r>
-            <w:proofErr w:type="spellStart"/>
             <w:r>
               <w:rPr>
                 <w:rFonts w:ascii="Arial Nova Cond" w:hAnsi="Arial Nova Cond"/>
@@ -7491,7 +7195,6 @@
               </w:rPr>
               <w:t>Eksisting</w:t>
             </w:r>
-            <w:proofErr w:type="spellEnd"/>
           </w:p>
         </w:tc>
         <w:tc>
@@ -7509,7 +7212,6 @@
                 <w:szCs w:val="24"/>
               </w:rPr>
             </w:pPr>
-            <w:proofErr w:type="spellStart"/>
             <w:r>
               <w:rPr>
                 <w:rFonts w:ascii="Arial Nova Cond" w:hAnsi="Arial Nova Cond"/>
@@ -7520,7 +7222,6 @@
               </w:rPr>
               <w:t>Keterangan</w:t>
             </w:r>
-            <w:proofErr w:type="spellEnd"/>
           </w:p>
         </w:tc>
       </w:tr>
@@ -7560,7 +7261,6 @@
                 <w:szCs w:val="24"/>
               </w:rPr>
             </w:pPr>
-            <w:proofErr w:type="spellStart"/>
             <w:r>
               <w:rPr>
                 <w:rFonts w:ascii="Arial Nova Cond" w:hAnsi="Arial Nova Cond"/>
@@ -7569,7 +7269,6 @@
               </w:rPr>
               <w:t>Sumber</w:t>
             </w:r>
-            <w:proofErr w:type="spellEnd"/>
             <w:r>
               <w:rPr>
                 <w:rFonts w:ascii="Arial Nova Cond" w:hAnsi="Arial Nova Cond"/>
@@ -7578,7 +7277,6 @@
               </w:rPr>
               <w:t xml:space="preserve"> </w:t>
             </w:r>
-            <w:proofErr w:type="spellStart"/>
             <w:r>
               <w:rPr>
                 <w:rFonts w:ascii="Arial Nova Cond" w:hAnsi="Arial Nova Cond"/>
@@ -7587,7 +7285,6 @@
               </w:rPr>
               <w:t>Sampah</w:t>
             </w:r>
-            <w:proofErr w:type="spellEnd"/>
             <w:r>
               <w:rPr>
                 <w:rFonts w:ascii="Arial Nova Cond" w:hAnsi="Arial Nova Cond"/>
@@ -7596,7 +7293,6 @@
               </w:rPr>
               <w:t xml:space="preserve"> </w:t>
             </w:r>
-            <w:proofErr w:type="spellStart"/>
             <w:r>
               <w:rPr>
                 <w:rFonts w:ascii="Arial Nova Cond" w:hAnsi="Arial Nova Cond"/>
@@ -7605,7 +7301,6 @@
               </w:rPr>
               <w:t>Domestik</w:t>
             </w:r>
-            <w:proofErr w:type="spellEnd"/>
           </w:p>
         </w:tc>
         <w:tc>
@@ -7629,7 +7324,6 @@
               </w:rPr>
               <w:t>{</w:t>
             </w:r>
-            <w:proofErr w:type="spellStart"/>
             <w:r>
               <w:rPr>
                 <w:rFonts w:ascii="Arial Nova Cond" w:hAnsi="Arial Nova Cond"/>
@@ -7638,7 +7332,6 @@
               </w:rPr>
               <w:t>sampah_sumber</w:t>
             </w:r>
-            <w:proofErr w:type="spellEnd"/>
             <w:r>
               <w:rPr>
                 <w:rFonts w:ascii="Arial Nova Cond" w:hAnsi="Arial Nova Cond"/>
@@ -7669,7 +7362,6 @@
               </w:rPr>
               <w:t>{</w:t>
             </w:r>
-            <w:proofErr w:type="spellStart"/>
             <w:r>
               <w:rPr>
                 <w:rFonts w:ascii="Arial Nova Cond" w:hAnsi="Arial Nova Cond"/>
@@ -7678,7 +7370,6 @@
               </w:rPr>
               <w:t>ket_sampah_sumber</w:t>
             </w:r>
-            <w:proofErr w:type="spellEnd"/>
             <w:r>
               <w:rPr>
                 <w:rFonts w:ascii="Arial Nova Cond" w:hAnsi="Arial Nova Cond"/>
@@ -7727,7 +7418,6 @@
                 <w:szCs w:val="24"/>
               </w:rPr>
             </w:pPr>
-            <w:proofErr w:type="spellStart"/>
             <w:r>
               <w:rPr>
                 <w:rFonts w:ascii="Arial Nova Cond" w:hAnsi="Arial Nova Cond"/>
@@ -7736,7 +7426,6 @@
               </w:rPr>
               <w:t>Jenis</w:t>
             </w:r>
-            <w:proofErr w:type="spellEnd"/>
             <w:r>
               <w:rPr>
                 <w:rFonts w:ascii="Arial Nova Cond" w:hAnsi="Arial Nova Cond"/>
@@ -7745,7 +7434,6 @@
               </w:rPr>
               <w:t xml:space="preserve"> </w:t>
             </w:r>
-            <w:proofErr w:type="spellStart"/>
             <w:r>
               <w:rPr>
                 <w:rFonts w:ascii="Arial Nova Cond" w:hAnsi="Arial Nova Cond"/>
@@ -7754,7 +7442,6 @@
               </w:rPr>
               <w:t>Sampah</w:t>
             </w:r>
-            <w:proofErr w:type="spellEnd"/>
             <w:r>
               <w:rPr>
                 <w:rFonts w:ascii="Arial Nova Cond" w:hAnsi="Arial Nova Cond"/>
@@ -7763,7 +7450,6 @@
               </w:rPr>
               <w:t xml:space="preserve"> </w:t>
             </w:r>
-            <w:proofErr w:type="spellStart"/>
             <w:r>
               <w:rPr>
                 <w:rFonts w:ascii="Arial Nova Cond" w:hAnsi="Arial Nova Cond"/>
@@ -7772,7 +7458,6 @@
               </w:rPr>
               <w:t>Domestik</w:t>
             </w:r>
-            <w:proofErr w:type="spellEnd"/>
           </w:p>
         </w:tc>
         <w:tc>
@@ -7796,7 +7481,6 @@
               </w:rPr>
               <w:t>{</w:t>
             </w:r>
-            <w:proofErr w:type="spellStart"/>
             <w:r>
               <w:rPr>
                 <w:rFonts w:ascii="Arial Nova Cond" w:hAnsi="Arial Nova Cond"/>
@@ -7805,7 +7489,6 @@
               </w:rPr>
               <w:t>sampah_jenis</w:t>
             </w:r>
-            <w:proofErr w:type="spellEnd"/>
             <w:r>
               <w:rPr>
                 <w:rFonts w:ascii="Arial Nova Cond" w:hAnsi="Arial Nova Cond"/>
@@ -7836,7 +7519,6 @@
               </w:rPr>
               <w:t>{</w:t>
             </w:r>
-            <w:proofErr w:type="spellStart"/>
             <w:r>
               <w:rPr>
                 <w:rFonts w:ascii="Arial Nova Cond" w:hAnsi="Arial Nova Cond"/>
@@ -7845,7 +7527,6 @@
               </w:rPr>
               <w:t>ket_sampah_jenis</w:t>
             </w:r>
-            <w:proofErr w:type="spellEnd"/>
             <w:r>
               <w:rPr>
                 <w:rFonts w:ascii="Arial Nova Cond" w:hAnsi="Arial Nova Cond"/>
@@ -7893,7 +7574,6 @@
                 <w:szCs w:val="24"/>
               </w:rPr>
             </w:pPr>
-            <w:proofErr w:type="spellStart"/>
             <w:r>
               <w:rPr>
                 <w:rFonts w:ascii="Arial Nova Cond" w:hAnsi="Arial Nova Cond"/>
@@ -7902,7 +7582,6 @@
               </w:rPr>
               <w:t>Kondisi</w:t>
             </w:r>
-            <w:proofErr w:type="spellEnd"/>
             <w:r>
               <w:rPr>
                 <w:rFonts w:ascii="Arial Nova Cond" w:hAnsi="Arial Nova Cond"/>
@@ -7911,7 +7590,6 @@
               </w:rPr>
               <w:t xml:space="preserve"> TPS </w:t>
             </w:r>
-            <w:proofErr w:type="spellStart"/>
             <w:r>
               <w:rPr>
                 <w:rFonts w:ascii="Arial Nova Cond" w:hAnsi="Arial Nova Cond"/>
@@ -7920,7 +7598,6 @@
               </w:rPr>
               <w:t>Sampah</w:t>
             </w:r>
-            <w:proofErr w:type="spellEnd"/>
             <w:r>
               <w:rPr>
                 <w:rFonts w:ascii="Arial Nova Cond" w:hAnsi="Arial Nova Cond"/>
@@ -7929,7 +7606,6 @@
               </w:rPr>
               <w:t xml:space="preserve"> </w:t>
             </w:r>
-            <w:proofErr w:type="spellStart"/>
             <w:r>
               <w:rPr>
                 <w:rFonts w:ascii="Arial Nova Cond" w:hAnsi="Arial Nova Cond"/>
@@ -7938,7 +7614,6 @@
               </w:rPr>
               <w:t>Domestik</w:t>
             </w:r>
-            <w:proofErr w:type="spellEnd"/>
           </w:p>
         </w:tc>
         <w:tc>
@@ -7962,7 +7637,6 @@
               </w:rPr>
               <w:t>{</w:t>
             </w:r>
-            <w:proofErr w:type="spellStart"/>
             <w:r>
               <w:rPr>
                 <w:rFonts w:ascii="Arial Nova Cond" w:hAnsi="Arial Nova Cond"/>
@@ -7971,7 +7645,6 @@
               </w:rPr>
               <w:t>sampah_tps</w:t>
             </w:r>
-            <w:proofErr w:type="spellEnd"/>
             <w:r>
               <w:rPr>
                 <w:rFonts w:ascii="Arial Nova Cond" w:hAnsi="Arial Nova Cond"/>
@@ -8002,7 +7675,6 @@
               </w:rPr>
               <w:t>{</w:t>
             </w:r>
-            <w:proofErr w:type="spellStart"/>
             <w:r>
               <w:rPr>
                 <w:rFonts w:ascii="Arial Nova Cond" w:hAnsi="Arial Nova Cond"/>
@@ -8011,7 +7683,6 @@
               </w:rPr>
               <w:t>ket_sampah_tps</w:t>
             </w:r>
-            <w:proofErr w:type="spellEnd"/>
             <w:r>
               <w:rPr>
                 <w:rFonts w:ascii="Arial Nova Cond" w:hAnsi="Arial Nova Cond"/>
@@ -8059,7 +7730,6 @@
                 <w:szCs w:val="24"/>
               </w:rPr>
             </w:pPr>
-            <w:proofErr w:type="spellStart"/>
             <w:r>
               <w:rPr>
                 <w:rFonts w:ascii="Arial Nova Cond" w:hAnsi="Arial Nova Cond"/>
@@ -8068,7 +7738,6 @@
               </w:rPr>
               <w:t>Pengelolaan</w:t>
             </w:r>
-            <w:proofErr w:type="spellEnd"/>
             <w:r>
               <w:rPr>
                 <w:rFonts w:ascii="Arial Nova Cond" w:hAnsi="Arial Nova Cond"/>
@@ -8077,7 +7746,6 @@
               </w:rPr>
               <w:t xml:space="preserve"> </w:t>
             </w:r>
-            <w:proofErr w:type="spellStart"/>
             <w:r>
               <w:rPr>
                 <w:rFonts w:ascii="Arial Nova Cond" w:hAnsi="Arial Nova Cond"/>
@@ -8086,7 +7754,6 @@
               </w:rPr>
               <w:t>sampah</w:t>
             </w:r>
-            <w:proofErr w:type="spellEnd"/>
             <w:r>
               <w:rPr>
                 <w:rFonts w:ascii="Arial Nova Cond" w:hAnsi="Arial Nova Cond"/>
@@ -8126,7 +7793,6 @@
               </w:rPr>
               <w:t>{</w:t>
             </w:r>
-            <w:proofErr w:type="spellStart"/>
             <w:r>
               <w:rPr>
                 <w:rFonts w:ascii="Arial Nova Cond" w:hAnsi="Arial Nova Cond"/>
@@ -8135,7 +7801,6 @@
               </w:rPr>
               <w:t>sampah_kelola</w:t>
             </w:r>
-            <w:proofErr w:type="spellEnd"/>
             <w:r>
               <w:rPr>
                 <w:rFonts w:ascii="Arial Nova Cond" w:hAnsi="Arial Nova Cond"/>
@@ -8166,7 +7831,6 @@
               </w:rPr>
               <w:t>{</w:t>
             </w:r>
-            <w:proofErr w:type="spellStart"/>
             <w:r>
               <w:rPr>
                 <w:rFonts w:ascii="Arial Nova Cond" w:hAnsi="Arial Nova Cond"/>
@@ -8175,7 +7839,6 @@
               </w:rPr>
               <w:t>ket_sampah_kelola</w:t>
             </w:r>
-            <w:proofErr w:type="spellEnd"/>
             <w:r>
               <w:rPr>
                 <w:rFonts w:ascii="Arial Nova Cond" w:hAnsi="Arial Nova Cond"/>
@@ -8225,7 +7888,6 @@
         </w:rPr>
         <w:t xml:space="preserve">. </w:t>
       </w:r>
-      <w:proofErr w:type="spellStart"/>
       <w:r>
         <w:rPr>
           <w:rFonts w:ascii="Arial Nova Cond" w:hAnsi="Arial Nova Cond"/>
@@ -8234,7 +7896,6 @@
         </w:rPr>
         <w:t>Dokumentasi</w:t>
       </w:r>
-      <w:proofErr w:type="spellEnd"/>
     </w:p>
     <w:p>
       <w:pPr>
@@ -8351,7 +8012,6 @@
               </w:rPr>
               <w:t>{ket_2} {/</w:t>
             </w:r>
-            <w:proofErr w:type="spellStart"/>
             <w:r>
               <w:rPr>
                 <w:rFonts w:ascii="Arial Nova Cond" w:hAnsi="Arial Nova Cond"/>
@@ -8360,7 +8020,6 @@
               </w:rPr>
               <w:t>foto_baris</w:t>
             </w:r>
-            <w:proofErr w:type="spellEnd"/>
             <w:r>
               <w:rPr>
                 <w:rFonts w:ascii="Arial Nova Cond" w:hAnsi="Arial Nova Cond"/>
@@ -8403,7 +8062,6 @@
         </w:rPr>
         <w:t xml:space="preserve">6. Saran dan </w:t>
       </w:r>
-      <w:proofErr w:type="spellStart"/>
       <w:r>
         <w:rPr>
           <w:rFonts w:ascii="Arial Nova Cond" w:hAnsi="Arial Nova Cond"/>
@@ -8412,7 +8070,6 @@
         </w:rPr>
         <w:t>Masukan</w:t>
       </w:r>
-      <w:proofErr w:type="spellEnd"/>
       <w:r>
         <w:rPr>
           <w:rFonts w:ascii="Arial Nova Cond" w:hAnsi="Arial Nova Cond"/>
@@ -8429,7 +8086,6 @@
         </w:rPr>
         <w:t>{#saran} {abjad}. {</w:t>
       </w:r>
-      <w:proofErr w:type="spellStart"/>
       <w:r>
         <w:rPr>
           <w:rFonts w:ascii="Arial Nova Cond" w:hAnsi="Arial Nova Cond"/>
@@ -8438,7 +8094,6 @@
         </w:rPr>
         <w:t>saran_text</w:t>
       </w:r>
-      <w:proofErr w:type="spellEnd"/>
       <w:r>
         <w:rPr>
           <w:rFonts w:ascii="Arial Nova Cond" w:hAnsi="Arial Nova Cond"/>
@@ -8474,7 +8129,6 @@
           <w:szCs w:val="24"/>
         </w:rPr>
       </w:pPr>
-      <w:proofErr w:type="spellStart"/>
       <w:r>
         <w:rPr>
           <w:rFonts w:ascii="Arial Nova Cond" w:hAnsi="Arial Nova Cond"/>
@@ -8484,7 +8138,6 @@
         <w:lastRenderedPageBreak/>
         <w:t>Pelaksanaan</w:t>
       </w:r>
-      <w:proofErr w:type="spellEnd"/>
       <w:r>
         <w:rPr>
           <w:rFonts w:ascii="Arial Nova Cond" w:hAnsi="Arial Nova Cond"/>
@@ -8493,7 +8146,6 @@
         </w:rPr>
         <w:t xml:space="preserve"> dan </w:t>
       </w:r>
-      <w:proofErr w:type="spellStart"/>
       <w:r>
         <w:rPr>
           <w:rFonts w:ascii="Arial Nova Cond" w:hAnsi="Arial Nova Cond"/>
@@ -8502,7 +8154,6 @@
         </w:rPr>
         <w:t>temuan</w:t>
       </w:r>
-      <w:proofErr w:type="spellEnd"/>
       <w:r>
         <w:rPr>
           <w:rFonts w:ascii="Arial Nova Cond" w:hAnsi="Arial Nova Cond"/>
@@ -8511,7 +8162,6 @@
         </w:rPr>
         <w:t xml:space="preserve"> </w:t>
       </w:r>
-      <w:proofErr w:type="spellStart"/>
       <w:r>
         <w:rPr>
           <w:rFonts w:ascii="Arial Nova Cond" w:hAnsi="Arial Nova Cond"/>
@@ -8520,7 +8170,6 @@
         </w:rPr>
         <w:t>fakta-fakta</w:t>
       </w:r>
-      <w:proofErr w:type="spellEnd"/>
       <w:r>
         <w:rPr>
           <w:rFonts w:ascii="Arial Nova Cond" w:hAnsi="Arial Nova Cond"/>
@@ -8529,7 +8178,6 @@
         </w:rPr>
         <w:t xml:space="preserve"> </w:t>
       </w:r>
-      <w:proofErr w:type="spellStart"/>
       <w:r>
         <w:rPr>
           <w:rFonts w:ascii="Arial Nova Cond" w:hAnsi="Arial Nova Cond"/>
@@ -8538,7 +8186,6 @@
         </w:rPr>
         <w:t>pengawasan</w:t>
       </w:r>
-      <w:proofErr w:type="spellEnd"/>
       <w:r>
         <w:rPr>
           <w:rFonts w:ascii="Arial Nova Cond" w:hAnsi="Arial Nova Cond"/>
@@ -8547,7 +8194,6 @@
         </w:rPr>
         <w:t xml:space="preserve"> </w:t>
       </w:r>
-      <w:proofErr w:type="spellStart"/>
       <w:r>
         <w:rPr>
           <w:rFonts w:ascii="Arial Nova Cond" w:hAnsi="Arial Nova Cond"/>
@@ -8556,7 +8202,6 @@
         </w:rPr>
         <w:t>lingkungan</w:t>
       </w:r>
-      <w:proofErr w:type="spellEnd"/>
       <w:r>
         <w:rPr>
           <w:rFonts w:ascii="Arial Nova Cond" w:hAnsi="Arial Nova Cond"/>
@@ -8565,7 +8210,6 @@
         </w:rPr>
         <w:t xml:space="preserve"> </w:t>
       </w:r>
-      <w:proofErr w:type="spellStart"/>
       <w:r>
         <w:rPr>
           <w:rFonts w:ascii="Arial Nova Cond" w:hAnsi="Arial Nova Cond"/>
@@ -8574,7 +8218,6 @@
         </w:rPr>
         <w:t>hidup</w:t>
       </w:r>
-      <w:proofErr w:type="spellEnd"/>
       <w:r>
         <w:rPr>
           <w:rFonts w:ascii="Arial Nova Cond" w:hAnsi="Arial Nova Cond"/>
@@ -8583,7 +8226,6 @@
         </w:rPr>
         <w:t xml:space="preserve"> </w:t>
       </w:r>
-      <w:proofErr w:type="spellStart"/>
       <w:r>
         <w:rPr>
           <w:rFonts w:ascii="Arial Nova Cond" w:hAnsi="Arial Nova Cond"/>
@@ -8592,7 +8234,6 @@
         </w:rPr>
         <w:t>ini</w:t>
       </w:r>
-      <w:proofErr w:type="spellEnd"/>
       <w:r>
         <w:rPr>
           <w:rFonts w:ascii="Arial Nova Cond" w:hAnsi="Arial Nova Cond"/>
@@ -8601,7 +8242,6 @@
         </w:rPr>
         <w:t xml:space="preserve"> </w:t>
       </w:r>
-      <w:proofErr w:type="spellStart"/>
       <w:r>
         <w:rPr>
           <w:rFonts w:ascii="Arial Nova Cond" w:hAnsi="Arial Nova Cond"/>
@@ -8610,7 +8250,6 @@
         </w:rPr>
         <w:t>diketahui</w:t>
       </w:r>
-      <w:proofErr w:type="spellEnd"/>
       <w:r>
         <w:rPr>
           <w:rFonts w:ascii="Arial Nova Cond" w:hAnsi="Arial Nova Cond"/>
@@ -8619,7 +8258,6 @@
         </w:rPr>
         <w:t xml:space="preserve"> dan </w:t>
       </w:r>
-      <w:proofErr w:type="spellStart"/>
       <w:r>
         <w:rPr>
           <w:rFonts w:ascii="Arial Nova Cond" w:hAnsi="Arial Nova Cond"/>
@@ -8628,7 +8266,6 @@
         </w:rPr>
         <w:t>dibenarkan</w:t>
       </w:r>
-      <w:proofErr w:type="spellEnd"/>
       <w:r>
         <w:rPr>
           <w:rFonts w:ascii="Arial Nova Cond" w:hAnsi="Arial Nova Cond"/>
@@ -8637,7 +8274,6 @@
         </w:rPr>
         <w:t xml:space="preserve"> oleh </w:t>
       </w:r>
-      <w:proofErr w:type="spellStart"/>
       <w:r>
         <w:rPr>
           <w:rFonts w:ascii="Arial Nova Cond" w:hAnsi="Arial Nova Cond"/>
@@ -8646,7 +8282,6 @@
         </w:rPr>
         <w:t>pihak</w:t>
       </w:r>
-      <w:proofErr w:type="spellEnd"/>
       <w:r>
         <w:rPr>
           <w:rFonts w:ascii="Arial Nova Cond" w:hAnsi="Arial Nova Cond"/>
@@ -8663,7 +8298,6 @@
         </w:rPr>
         <w:t>{</w:t>
       </w:r>
-      <w:proofErr w:type="spellStart"/>
       <w:r>
         <w:rPr>
           <w:rFonts w:ascii="Arial Nova Cond" w:hAnsi="Arial Nova Cond"/>
@@ -8672,7 +8306,6 @@
         </w:rPr>
         <w:t>nama_badan_usaha_kegiatan</w:t>
       </w:r>
-      <w:proofErr w:type="spellEnd"/>
       <w:r>
         <w:rPr>
           <w:rFonts w:ascii="Arial Nova Cond" w:hAnsi="Arial Nova Cond"/>
@@ -8689,7 +8322,6 @@
         </w:rPr>
         <w:t xml:space="preserve">, </w:t>
       </w:r>
-      <w:proofErr w:type="spellStart"/>
       <w:r>
         <w:rPr>
           <w:rFonts w:ascii="Arial Nova Cond" w:hAnsi="Arial Nova Cond"/>
@@ -8698,7 +8330,6 @@
         </w:rPr>
         <w:t>sebagai</w:t>
       </w:r>
-      <w:proofErr w:type="spellEnd"/>
       <w:r>
         <w:rPr>
           <w:rFonts w:ascii="Arial Nova Cond" w:hAnsi="Arial Nova Cond"/>
@@ -8707,8 +8338,6 @@
         </w:rPr>
         <w:t xml:space="preserve"> </w:t>
       </w:r>
-      <w:proofErr w:type="spellStart"/>
-      <w:proofErr w:type="gramStart"/>
       <w:r>
         <w:rPr>
           <w:rFonts w:ascii="Arial Nova Cond" w:hAnsi="Arial Nova Cond"/>
@@ -8717,7 +8346,6 @@
         </w:rPr>
         <w:t>berikut</w:t>
       </w:r>
-      <w:proofErr w:type="spellEnd"/>
       <w:r>
         <w:rPr>
           <w:rFonts w:ascii="Arial Nova Cond" w:hAnsi="Arial Nova Cond"/>
@@ -8726,7 +8354,6 @@
         </w:rPr>
         <w:t xml:space="preserve"> :</w:t>
       </w:r>
-      <w:proofErr w:type="gramEnd"/>
     </w:p>
     <w:p>
       <w:pPr>
@@ -8842,7 +8469,6 @@
               </w:rPr>
               <w:t>{</w:t>
             </w:r>
-            <w:proofErr w:type="spellStart"/>
             <w:r>
               <w:rPr>
                 <w:rFonts w:ascii="Arial Nova Cond" w:hAnsi="Arial Nova Cond"/>
@@ -8852,7 +8478,6 @@
               </w:rPr>
               <w:t>pj_nama</w:t>
             </w:r>
-            <w:proofErr w:type="spellEnd"/>
             <w:r>
               <w:rPr>
                 <w:rFonts w:ascii="Arial Nova Cond" w:hAnsi="Arial Nova Cond"/>
@@ -8895,7 +8520,6 @@
                 <w:szCs w:val="24"/>
               </w:rPr>
             </w:pPr>
-            <w:proofErr w:type="spellStart"/>
             <w:r>
               <w:rPr>
                 <w:rFonts w:ascii="Arial Nova Cond" w:hAnsi="Arial Nova Cond"/>
@@ -8904,7 +8528,6 @@
               </w:rPr>
               <w:t>Jabatan</w:t>
             </w:r>
-            <w:proofErr w:type="spellEnd"/>
           </w:p>
         </w:tc>
         <w:tc>
@@ -8949,7 +8572,6 @@
               </w:rPr>
               <w:t>{</w:t>
             </w:r>
-            <w:proofErr w:type="spellStart"/>
             <w:r>
               <w:rPr>
                 <w:rFonts w:ascii="Arial Nova Cond" w:hAnsi="Arial Nova Cond"/>
@@ -8958,7 +8580,6 @@
               </w:rPr>
               <w:t>pj_jabatan</w:t>
             </w:r>
-            <w:proofErr w:type="spellEnd"/>
             <w:r>
               <w:rPr>
                 <w:rFonts w:ascii="Arial Nova Cond" w:hAnsi="Arial Nova Cond"/>
@@ -9000,7 +8621,6 @@
                 <w:szCs w:val="24"/>
               </w:rPr>
             </w:pPr>
-            <w:proofErr w:type="spellStart"/>
             <w:r>
               <w:rPr>
                 <w:rFonts w:ascii="Arial Nova Cond" w:hAnsi="Arial Nova Cond"/>
@@ -9009,7 +8629,6 @@
               </w:rPr>
               <w:t>Nomor</w:t>
             </w:r>
-            <w:proofErr w:type="spellEnd"/>
             <w:r>
               <w:rPr>
                 <w:rFonts w:ascii="Arial Nova Cond" w:hAnsi="Arial Nova Cond"/>
@@ -9062,7 +8681,6 @@
               </w:rPr>
               <w:t>{</w:t>
             </w:r>
-            <w:proofErr w:type="spellStart"/>
             <w:r>
               <w:rPr>
                 <w:rFonts w:ascii="Arial Nova Cond" w:hAnsi="Arial Nova Cond"/>
@@ -9071,7 +8689,6 @@
               </w:rPr>
               <w:t>telepon</w:t>
             </w:r>
-            <w:proofErr w:type="spellEnd"/>
             <w:r>
               <w:rPr>
                 <w:rFonts w:ascii="Arial Nova Cond" w:hAnsi="Arial Nova Cond"/>
@@ -9121,7 +8738,6 @@
               </w:rPr>
               <w:t xml:space="preserve">Tanda </w:t>
             </w:r>
-            <w:proofErr w:type="spellStart"/>
             <w:r>
               <w:rPr>
                 <w:rFonts w:ascii="Arial Nova Cond" w:hAnsi="Arial Nova Cond"/>
@@ -9130,7 +8746,6 @@
               </w:rPr>
               <w:t>tangan</w:t>
             </w:r>
-            <w:proofErr w:type="spellEnd"/>
           </w:p>
         </w:tc>
         <w:tc>
@@ -9182,25 +8797,7 @@
                 <w:sz w:val="24"/>
                 <w:szCs w:val="24"/>
               </w:rPr>
-              <w:t>{%</w:t>
-            </w:r>
-            <w:proofErr w:type="spellStart"/>
-            <w:r>
-              <w:rPr>
-                <w:rFonts w:ascii="Arial Nova Cond" w:hAnsi="Arial Nova Cond"/>
-                <w:sz w:val="24"/>
-                <w:szCs w:val="24"/>
-              </w:rPr>
-              <w:t>ttd_pemrakarsa</w:t>
-            </w:r>
-            <w:proofErr w:type="spellEnd"/>
-            <w:r>
-              <w:rPr>
-                <w:rFonts w:ascii="Arial Nova Cond" w:hAnsi="Arial Nova Cond"/>
-                <w:sz w:val="24"/>
-                <w:szCs w:val="24"/>
-              </w:rPr>
-              <w:t>}</w:t>
+              <w:t>{%ttd_pemrakarsa}</w:t>
             </w:r>
           </w:p>
           <w:p>
@@ -9246,7 +8843,6 @@
           <w:szCs w:val="24"/>
         </w:rPr>
       </w:pPr>
-      <w:proofErr w:type="spellStart"/>
       <w:r>
         <w:rPr>
           <w:rFonts w:ascii="Arial Nova Cond" w:hAnsi="Arial Nova Cond"/>
@@ -9258,7 +8854,6 @@
         </w:rPr>
         <w:t>Demikian</w:t>
       </w:r>
-      <w:proofErr w:type="spellEnd"/>
       <w:r>
         <w:rPr>
           <w:rFonts w:ascii="Arial Nova Cond" w:hAnsi="Arial Nova Cond"/>
@@ -9270,7 +8865,6 @@
         </w:rPr>
         <w:t xml:space="preserve"> </w:t>
       </w:r>
-      <w:proofErr w:type="spellStart"/>
       <w:r>
         <w:rPr>
           <w:rFonts w:ascii="Arial Nova Cond" w:hAnsi="Arial Nova Cond"/>
@@ -9282,7 +8876,6 @@
         </w:rPr>
         <w:t>Berita</w:t>
       </w:r>
-      <w:proofErr w:type="spellEnd"/>
       <w:r>
         <w:rPr>
           <w:rFonts w:ascii="Arial Nova Cond" w:hAnsi="Arial Nova Cond"/>
@@ -9294,7 +8887,6 @@
         </w:rPr>
         <w:t xml:space="preserve"> Acara </w:t>
       </w:r>
-      <w:proofErr w:type="spellStart"/>
       <w:r>
         <w:rPr>
           <w:rFonts w:ascii="Arial Nova Cond" w:hAnsi="Arial Nova Cond"/>
@@ -9306,7 +8898,6 @@
         </w:rPr>
         <w:t>Pengawasan</w:t>
       </w:r>
-      <w:proofErr w:type="spellEnd"/>
       <w:r>
         <w:rPr>
           <w:rFonts w:ascii="Arial Nova Cond" w:hAnsi="Arial Nova Cond"/>
@@ -9318,7 +8909,6 @@
         </w:rPr>
         <w:t xml:space="preserve"> </w:t>
       </w:r>
-      <w:proofErr w:type="spellStart"/>
       <w:r>
         <w:rPr>
           <w:rFonts w:ascii="Arial Nova Cond" w:hAnsi="Arial Nova Cond"/>
@@ -9330,7 +8920,6 @@
         </w:rPr>
         <w:t>Lingkungan</w:t>
       </w:r>
-      <w:proofErr w:type="spellEnd"/>
       <w:r>
         <w:rPr>
           <w:rFonts w:ascii="Arial Nova Cond" w:hAnsi="Arial Nova Cond"/>
@@ -9342,7 +8931,6 @@
         </w:rPr>
         <w:t xml:space="preserve"> </w:t>
       </w:r>
-      <w:proofErr w:type="spellStart"/>
       <w:r>
         <w:rPr>
           <w:rFonts w:ascii="Arial Nova Cond" w:hAnsi="Arial Nova Cond"/>
@@ -9354,7 +8942,6 @@
         </w:rPr>
         <w:t>Hidup</w:t>
       </w:r>
-      <w:proofErr w:type="spellEnd"/>
       <w:r>
         <w:rPr>
           <w:rFonts w:ascii="Arial Nova Cond" w:hAnsi="Arial Nova Cond"/>
@@ -9366,7 +8953,6 @@
         </w:rPr>
         <w:t xml:space="preserve"> pada </w:t>
       </w:r>
-      <w:proofErr w:type="spellStart"/>
       <w:r>
         <w:rPr>
           <w:rFonts w:ascii="Arial Nova Cond" w:hAnsi="Arial Nova Cond"/>
@@ -9378,7 +8964,6 @@
         </w:rPr>
         <w:t>lokasi</w:t>
       </w:r>
-      <w:proofErr w:type="spellEnd"/>
       <w:r>
         <w:rPr>
           <w:rFonts w:ascii="Arial Nova Cond" w:hAnsi="Arial Nova Cond"/>
@@ -9390,7 +8975,6 @@
         </w:rPr>
         <w:t xml:space="preserve"> </w:t>
       </w:r>
-      <w:proofErr w:type="spellStart"/>
       <w:r>
         <w:rPr>
           <w:rFonts w:ascii="Arial Nova Cond" w:hAnsi="Arial Nova Cond"/>
@@ -9402,7 +8986,6 @@
         </w:rPr>
         <w:t>kegiatan</w:t>
       </w:r>
-      <w:proofErr w:type="spellEnd"/>
       <w:r>
         <w:rPr>
           <w:rFonts w:ascii="Arial Nova Cond" w:hAnsi="Arial Nova Cond"/>
@@ -9424,7 +9007,6 @@
         </w:rPr>
         <w:t>{</w:t>
       </w:r>
-      <w:proofErr w:type="spellStart"/>
       <w:r>
         <w:rPr>
           <w:rFonts w:ascii="Arial Nova Cond" w:hAnsi="Arial Nova Cond"/>
@@ -9435,7 +9017,6 @@
         </w:rPr>
         <w:t>nama_badan_usaha_kegiatan</w:t>
       </w:r>
-      <w:proofErr w:type="spellEnd"/>
       <w:r>
         <w:rPr>
           <w:rFonts w:ascii="Arial Nova Cond" w:hAnsi="Arial Nova Cond"/>
@@ -9456,7 +9037,6 @@
         </w:rPr>
         <w:t xml:space="preserve"> </w:t>
       </w:r>
-      <w:proofErr w:type="spellStart"/>
       <w:r>
         <w:rPr>
           <w:rFonts w:ascii="Arial Nova Cond" w:hAnsi="Arial Nova Cond"/>
@@ -9468,7 +9048,6 @@
         </w:rPr>
         <w:t>dibuat</w:t>
       </w:r>
-      <w:proofErr w:type="spellEnd"/>
       <w:r>
         <w:rPr>
           <w:rFonts w:ascii="Arial Nova Cond" w:hAnsi="Arial Nova Cond"/>
@@ -9480,7 +9059,6 @@
         </w:rPr>
         <w:t xml:space="preserve"> </w:t>
       </w:r>
-      <w:proofErr w:type="spellStart"/>
       <w:r>
         <w:rPr>
           <w:rFonts w:ascii="Arial Nova Cond" w:hAnsi="Arial Nova Cond"/>
@@ -9492,7 +9070,6 @@
         </w:rPr>
         <w:t>dengan</w:t>
       </w:r>
-      <w:proofErr w:type="spellEnd"/>
       <w:r>
         <w:rPr>
           <w:rFonts w:ascii="Arial Nova Cond" w:hAnsi="Arial Nova Cond"/>
@@ -9504,7 +9081,6 @@
         </w:rPr>
         <w:t xml:space="preserve"> </w:t>
       </w:r>
-      <w:proofErr w:type="spellStart"/>
       <w:r>
         <w:rPr>
           <w:rFonts w:ascii="Arial Nova Cond" w:hAnsi="Arial Nova Cond"/>
@@ -9516,7 +9092,6 @@
         </w:rPr>
         <w:t>sebenar-benarnya</w:t>
       </w:r>
-      <w:proofErr w:type="spellEnd"/>
       <w:r>
         <w:rPr>
           <w:rFonts w:ascii="Arial Nova Cond" w:hAnsi="Arial Nova Cond"/>
@@ -9528,7 +9103,6 @@
         </w:rPr>
         <w:t xml:space="preserve"> dan </w:t>
       </w:r>
-      <w:proofErr w:type="spellStart"/>
       <w:r>
         <w:rPr>
           <w:rFonts w:ascii="Arial Nova Cond" w:hAnsi="Arial Nova Cond"/>
@@ -9540,7 +9114,6 @@
         </w:rPr>
         <w:t>mengingat</w:t>
       </w:r>
-      <w:proofErr w:type="spellEnd"/>
       <w:r>
         <w:rPr>
           <w:rFonts w:ascii="Arial Nova Cond" w:hAnsi="Arial Nova Cond"/>
@@ -9552,7 +9125,6 @@
         </w:rPr>
         <w:t xml:space="preserve"> </w:t>
       </w:r>
-      <w:proofErr w:type="spellStart"/>
       <w:r>
         <w:rPr>
           <w:rFonts w:ascii="Arial Nova Cond" w:hAnsi="Arial Nova Cond"/>
@@ -9564,7 +9136,6 @@
         </w:rPr>
         <w:t>sumpah</w:t>
       </w:r>
-      <w:proofErr w:type="spellEnd"/>
       <w:r>
         <w:rPr>
           <w:rFonts w:ascii="Arial Nova Cond" w:hAnsi="Arial Nova Cond"/>
@@ -9576,7 +9147,6 @@
         </w:rPr>
         <w:t xml:space="preserve"> </w:t>
       </w:r>
-      <w:proofErr w:type="spellStart"/>
       <w:r>
         <w:rPr>
           <w:rFonts w:ascii="Arial Nova Cond" w:hAnsi="Arial Nova Cond"/>
@@ -9588,7 +9158,6 @@
         </w:rPr>
         <w:t>jabatan</w:t>
       </w:r>
-      <w:proofErr w:type="spellEnd"/>
       <w:r>
         <w:rPr>
           <w:rFonts w:ascii="Arial Nova Cond" w:hAnsi="Arial Nova Cond"/>
@@ -9637,7 +9206,6 @@
         </w:rPr>
         <w:t xml:space="preserve">Tim </w:t>
       </w:r>
-      <w:proofErr w:type="spellStart"/>
       <w:r>
         <w:rPr>
           <w:rFonts w:ascii="Arial Nova Cond" w:eastAsia="Times New Roman" w:hAnsi="Arial Nova Cond" w:cs="Times New Roman"/>
@@ -9648,7 +9216,6 @@
         </w:rPr>
         <w:t>Pejabat</w:t>
       </w:r>
-      <w:proofErr w:type="spellEnd"/>
       <w:r>
         <w:rPr>
           <w:rFonts w:ascii="Arial Nova Cond" w:eastAsia="Times New Roman" w:hAnsi="Arial Nova Cond" w:cs="Times New Roman"/>
@@ -9659,7 +9226,6 @@
         </w:rPr>
         <w:t xml:space="preserve"> </w:t>
       </w:r>
-      <w:proofErr w:type="spellStart"/>
       <w:r>
         <w:rPr>
           <w:rFonts w:ascii="Arial Nova Cond" w:eastAsia="Times New Roman" w:hAnsi="Arial Nova Cond" w:cs="Times New Roman"/>
@@ -9670,7 +9236,6 @@
         </w:rPr>
         <w:t>Pengawas</w:t>
       </w:r>
-      <w:proofErr w:type="spellEnd"/>
       <w:r>
         <w:rPr>
           <w:rFonts w:ascii="Arial Nova Cond" w:eastAsia="Times New Roman" w:hAnsi="Arial Nova Cond" w:cs="Times New Roman"/>
@@ -9681,7 +9246,6 @@
         </w:rPr>
         <w:t xml:space="preserve"> </w:t>
       </w:r>
-      <w:proofErr w:type="spellStart"/>
       <w:r>
         <w:rPr>
           <w:rFonts w:ascii="Arial Nova Cond" w:eastAsia="Times New Roman" w:hAnsi="Arial Nova Cond" w:cs="Times New Roman"/>
@@ -9692,7 +9256,6 @@
         </w:rPr>
         <w:t>Lingkungan</w:t>
       </w:r>
-      <w:proofErr w:type="spellEnd"/>
       <w:r>
         <w:rPr>
           <w:rFonts w:ascii="Arial Nova Cond" w:eastAsia="Times New Roman" w:hAnsi="Arial Nova Cond" w:cs="Times New Roman"/>
@@ -9703,7 +9266,6 @@
         </w:rPr>
         <w:t xml:space="preserve"> </w:t>
       </w:r>
-      <w:proofErr w:type="spellStart"/>
       <w:r>
         <w:rPr>
           <w:rFonts w:ascii="Arial Nova Cond" w:eastAsia="Times New Roman" w:hAnsi="Arial Nova Cond" w:cs="Times New Roman"/>
@@ -9714,7 +9276,6 @@
         </w:rPr>
         <w:t>Hidup</w:t>
       </w:r>
-      <w:proofErr w:type="spellEnd"/>
     </w:p>
     <w:p>
       <w:pPr>
@@ -9858,7 +9419,6 @@
               </w:rPr>
               <w:t>{</w:t>
             </w:r>
-            <w:proofErr w:type="spellStart"/>
             <w:r>
               <w:rPr>
                 <w:rFonts w:ascii="Arial Nova Cond" w:hAnsi="Arial Nova Cond"/>
@@ -9867,7 +9427,6 @@
               </w:rPr>
               <w:t>nama_pengawas</w:t>
             </w:r>
-            <w:proofErr w:type="spellEnd"/>
             <w:r>
               <w:rPr>
                 <w:rFonts w:ascii="Arial Nova Cond" w:hAnsi="Arial Nova Cond"/>
@@ -9925,7 +9484,6 @@
               </w:rPr>
               <w:t xml:space="preserve">Tanda </w:t>
             </w:r>
-            <w:proofErr w:type="spellStart"/>
             <w:r>
               <w:rPr>
                 <w:rFonts w:ascii="Arial Nova Cond" w:eastAsia="Times New Roman" w:hAnsi="Arial Nova Cond" w:cs="Times New Roman"/>
@@ -9936,7 +9494,6 @@
               </w:rPr>
               <w:t>tangan</w:t>
             </w:r>
-            <w:proofErr w:type="spellEnd"/>
             <w:r>
               <w:rPr>
                 <w:rFonts w:ascii="Arial Nova Cond" w:eastAsia="Times New Roman" w:hAnsi="Arial Nova Cond" w:cs="Times New Roman"/>
@@ -10002,9 +9559,8 @@
                 <w:szCs w:val="24"/>
                 <w:lang w:eastAsia="en-ID"/>
               </w:rPr>
-              <w:t>{%</w:t>
-            </w:r>
-            <w:proofErr w:type="spellStart"/>
+              <w:t>{%ttd_pengawas}</w:t>
+            </w:r>
             <w:r>
               <w:rPr>
                 <w:rFonts w:ascii="Arial Nova Cond" w:eastAsia="Times New Roman" w:hAnsi="Arial Nova Cond" w:cs="Times New Roman"/>
@@ -10013,9 +9569,8 @@
                 <w:szCs w:val="24"/>
                 <w:lang w:eastAsia="en-ID"/>
               </w:rPr>
-              <w:t>ttd_</w:t>
-            </w:r>
-            <w:proofErr w:type="gramStart"/>
+              <w:t>{</w:t>
+            </w:r>
             <w:r>
               <w:rPr>
                 <w:rFonts w:ascii="Arial Nova Cond" w:eastAsia="Times New Roman" w:hAnsi="Arial Nova Cond" w:cs="Times New Roman"/>
@@ -10024,9 +9579,8 @@
                 <w:szCs w:val="24"/>
                 <w:lang w:eastAsia="en-ID"/>
               </w:rPr>
-              <w:t>pengawas</w:t>
-            </w:r>
-            <w:proofErr w:type="spellEnd"/>
+              <w:t>/</w:t>
+            </w:r>
             <w:r>
               <w:rPr>
                 <w:rFonts w:ascii="Arial Nova Cond" w:eastAsia="Times New Roman" w:hAnsi="Arial Nova Cond" w:cs="Times New Roman"/>
@@ -10035,41 +9589,8 @@
                 <w:szCs w:val="24"/>
                 <w:lang w:eastAsia="en-ID"/>
               </w:rPr>
-              <w:t>}</w:t>
-            </w:r>
-            <w:r>
-              <w:rPr>
-                <w:rFonts w:ascii="Arial Nova Cond" w:eastAsia="Times New Roman" w:hAnsi="Arial Nova Cond" w:cs="Times New Roman"/>
-                <w:color w:val="0D0D0D"/>
-                <w:sz w:val="24"/>
-                <w:szCs w:val="24"/>
-                <w:lang w:eastAsia="en-ID"/>
-              </w:rPr>
-              <w:t>{</w:t>
-            </w:r>
-            <w:proofErr w:type="gramEnd"/>
-            <w:r>
-              <w:rPr>
-                <w:rFonts w:ascii="Arial Nova Cond" w:eastAsia="Times New Roman" w:hAnsi="Arial Nova Cond" w:cs="Times New Roman"/>
-                <w:color w:val="0D0D0D"/>
-                <w:sz w:val="24"/>
-                <w:szCs w:val="24"/>
-                <w:lang w:eastAsia="en-ID"/>
-              </w:rPr>
-              <w:t>/</w:t>
-            </w:r>
-            <w:proofErr w:type="spellStart"/>
-            <w:r>
-              <w:rPr>
-                <w:rFonts w:ascii="Arial Nova Cond" w:eastAsia="Times New Roman" w:hAnsi="Arial Nova Cond" w:cs="Times New Roman"/>
-                <w:color w:val="0D0D0D"/>
-                <w:sz w:val="24"/>
-                <w:szCs w:val="24"/>
-                <w:lang w:eastAsia="en-ID"/>
-              </w:rPr>
               <w:t>tim_pengawas</w:t>
             </w:r>
-            <w:proofErr w:type="spellEnd"/>
             <w:r>
               <w:rPr>
                 <w:rFonts w:ascii="Arial Nova Cond" w:eastAsia="Times New Roman" w:hAnsi="Arial Nova Cond" w:cs="Times New Roman"/>
@@ -10117,7 +9638,6 @@
           <w:szCs w:val="24"/>
         </w:rPr>
       </w:pPr>
-      <w:proofErr w:type="spellStart"/>
       <w:r>
         <w:rPr>
           <w:rFonts w:ascii="Arial Nova Cond" w:hAnsi="Arial Nova Cond"/>
@@ -10127,7 +9647,6 @@
         </w:rPr>
         <w:t>Saksi</w:t>
       </w:r>
-      <w:proofErr w:type="spellEnd"/>
       <w:r>
         <w:rPr>
           <w:rFonts w:ascii="Arial Nova Cond" w:hAnsi="Arial Nova Cond"/>
@@ -10268,7 +9787,6 @@
               </w:rPr>
               <w:t>{</w:t>
             </w:r>
-            <w:proofErr w:type="spellStart"/>
             <w:r>
               <w:rPr>
                 <w:rFonts w:ascii="Arial Nova Cond" w:eastAsia="Times New Roman" w:hAnsi="Arial Nova Cond" w:cs="Times New Roman"/>
@@ -10279,7 +9797,6 @@
               </w:rPr>
               <w:t>nama_saksi</w:t>
             </w:r>
-            <w:proofErr w:type="spellEnd"/>
             <w:r>
               <w:rPr>
                 <w:rFonts w:ascii="Arial Nova Cond" w:eastAsia="Times New Roman" w:hAnsi="Arial Nova Cond" w:cs="Times New Roman"/>
@@ -10327,7 +9844,6 @@
                 <w:lang w:eastAsia="en-ID"/>
               </w:rPr>
             </w:pPr>
-            <w:proofErr w:type="spellStart"/>
             <w:r>
               <w:rPr>
                 <w:rFonts w:ascii="Arial Nova Cond" w:eastAsia="Times New Roman" w:hAnsi="Arial Nova Cond" w:cs="Times New Roman"/>
@@ -10338,7 +9854,6 @@
               </w:rPr>
               <w:t>Jabatan</w:t>
             </w:r>
-            <w:proofErr w:type="spellEnd"/>
           </w:p>
         </w:tc>
         <w:tc>
@@ -10394,7 +9909,6 @@
               </w:rPr>
               <w:t>{</w:t>
             </w:r>
-            <w:proofErr w:type="spellStart"/>
             <w:r>
               <w:rPr>
                 <w:rFonts w:ascii="Arial Nova Cond" w:eastAsia="Times New Roman" w:hAnsi="Arial Nova Cond" w:cs="Times New Roman"/>
@@ -10405,7 +9919,6 @@
               </w:rPr>
               <w:t>jabatan_saksi</w:t>
             </w:r>
-            <w:proofErr w:type="spellEnd"/>
             <w:r>
               <w:rPr>
                 <w:rFonts w:ascii="Arial Nova Cond" w:eastAsia="Times New Roman" w:hAnsi="Arial Nova Cond" w:cs="Times New Roman"/>
@@ -10465,7 +9978,6 @@
               </w:rPr>
               <w:t xml:space="preserve">Tanda </w:t>
             </w:r>
-            <w:proofErr w:type="spellStart"/>
             <w:r>
               <w:rPr>
                 <w:rFonts w:ascii="Arial Nova Cond" w:eastAsia="Times New Roman" w:hAnsi="Arial Nova Cond" w:cs="Times New Roman"/>
@@ -10476,7 +9988,6 @@
               </w:rPr>
               <w:t>tangan</w:t>
             </w:r>
-            <w:proofErr w:type="spellEnd"/>
             <w:r>
               <w:rPr>
                 <w:rFonts w:ascii="Arial Nova Cond" w:eastAsia="Times New Roman" w:hAnsi="Arial Nova Cond" w:cs="Times New Roman"/>
@@ -10540,9 +10051,8 @@
                 <w:szCs w:val="24"/>
                 <w:lang w:eastAsia="en-ID"/>
               </w:rPr>
-              <w:t>{%</w:t>
-            </w:r>
-            <w:proofErr w:type="spellStart"/>
+              <w:t>{%ttd_saksi} {/</w:t>
+            </w:r>
             <w:r>
               <w:rPr>
                 <w:rFonts w:ascii="Arial Nova Cond" w:eastAsia="Times New Roman" w:hAnsi="Arial Nova Cond" w:cs="Times New Roman"/>
@@ -10551,31 +10061,8 @@
                 <w:szCs w:val="24"/>
                 <w:lang w:eastAsia="en-ID"/>
               </w:rPr>
-              <w:t>ttd_saksi</w:t>
-            </w:r>
-            <w:proofErr w:type="spellEnd"/>
-            <w:r>
-              <w:rPr>
-                <w:rFonts w:ascii="Arial Nova Cond" w:eastAsia="Times New Roman" w:hAnsi="Arial Nova Cond" w:cs="Times New Roman"/>
-                <w:color w:val="0D0D0D"/>
-                <w:sz w:val="24"/>
-                <w:szCs w:val="24"/>
-                <w:lang w:eastAsia="en-ID"/>
-              </w:rPr>
-              <w:t>} {/</w:t>
-            </w:r>
-            <w:proofErr w:type="spellStart"/>
-            <w:r>
-              <w:rPr>
-                <w:rFonts w:ascii="Arial Nova Cond" w:eastAsia="Times New Roman" w:hAnsi="Arial Nova Cond" w:cs="Times New Roman"/>
-                <w:color w:val="0D0D0D"/>
-                <w:sz w:val="24"/>
-                <w:szCs w:val="24"/>
-                <w:lang w:eastAsia="en-ID"/>
-              </w:rPr>
               <w:t>saksi</w:t>
             </w:r>
-            <w:proofErr w:type="spellEnd"/>
             <w:r>
               <w:rPr>
                 <w:rFonts w:ascii="Arial Nova Cond" w:eastAsia="Times New Roman" w:hAnsi="Arial Nova Cond" w:cs="Times New Roman"/>
@@ -10625,7 +10112,7 @@
 </w:document>
 </file>
 
-<file path=word/endnotes.xml><?xml version="1.0" encoding="utf-8"?>
+<file path=word\endnotes.xml><?xml version="1.0" encoding="utf-8"?>
 <w:endnotes xmlns:wpc="http://schemas.microsoft.com/office/word/2010/wordprocessingCanvas" xmlns:cx="http://schemas.microsoft.com/office/drawing/2014/chartex" xmlns:cx1="http://schemas.microsoft.com/office/drawing/2015/9/8/chartex" xmlns:cx2="http://schemas.microsoft.com/office/drawing/2015/10/21/chartex" xmlns:cx3="http://schemas.microsoft.com/office/drawing/2016/5/9/chartex" xmlns:cx4="http://schemas.microsoft.com/office/drawing/2016/5/10/chartex" xmlns:cx5="http://schemas.microsoft.com/office/drawing/2016/5/11/chartex" xmlns:cx6="http://schemas.microsoft.com/office/drawing/2016/5/12/chartex" xmlns:cx7="http://schemas.microsoft.com/office/drawing/2016/5/13/chartex" xmlns:cx8="http://schemas.microsoft.com/office/drawing/2016/5/14/chartex" xmlns:mc="http://schemas.openxmlformats.org/markup-compatibility/2006" xmlns:aink="http://schemas.microsoft.com/office/drawing/2016/ink" xmlns:am3d="http://schemas.microsoft.com/office/drawing/2017/model3d" xmlns:o="urn:schemas-microsoft-com:office:office" xmlns:oel="http://schemas.microsoft.com/office/2019/extlst" xmlns:r="http://schemas.openxmlformats.org/officeDocument/2006/relationships" xmlns:m="http://schemas.openxmlformats.org/officeDocument/2006/math" xmlns:v="urn:schemas-microsoft-com:vml" xmlns:wp14="http://schemas.microsoft.com/office/word/2010/wordprocessingDrawing" xmlns:wp="http://schemas.openxmlformats.org/drawingml/2006/wordprocessingDrawing" xmlns:w10="urn:schemas-microsoft-com:office:word" xmlns:w="http://schemas.openxmlformats.org/wordprocessingml/2006/main" xmlns:w14="http://schemas.microsoft.com/office/word/2010/wordml" xmlns:w15="http://schemas.microsoft.com/office/word/2012/wordml" xmlns:w16cex="http://schemas.microsoft.com/office/word/2018/wordml/cex" xmlns:w16cid="http://schemas.microsoft.com/office/word/2016/wordml/cid" xmlns:w16="http://schemas.microsoft.com/office/word/2018/wordml" xmlns:w16sdtdh="http://schemas.microsoft.com/office/word/2020/wordml/sdtdatahash" xmlns:w16se="http://schemas.microsoft.com/office/word/2015/wordml/symex" xmlns:wpg="http://schemas.microsoft.com/office/word/2010/wordprocessingGroup" xmlns:wpi="http://schemas.microsoft.com/office/word/2010/wordprocessingInk" xmlns:wne="http://schemas.microsoft.com/office/word/2006/wordml" xmlns:wps="http://schemas.microsoft.com/office/word/2010/wordprocessingShape" mc:Ignorable="w14 w15 w16se w16cid w16 w16cex w16sdtdh wp14">
   <w:endnote w:type="separator" w:id="-1">
     <w:p>
@@ -10650,7 +10137,106 @@
 </w:endnotes>
 </file>
 
-<file path=word/footer1.xml><?xml version="1.0" encoding="utf-8"?>
+<file path=word\fontTable.xml><?xml version="1.0" encoding="utf-8"?>
+<w:fonts xmlns:mc="http://schemas.openxmlformats.org/markup-compatibility/2006" xmlns:r="http://schemas.openxmlformats.org/officeDocument/2006/relationships" xmlns:w="http://schemas.openxmlformats.org/wordprocessingml/2006/main" xmlns:w14="http://schemas.microsoft.com/office/word/2010/wordml" xmlns:w15="http://schemas.microsoft.com/office/word/2012/wordml" xmlns:w16cex="http://schemas.microsoft.com/office/word/2018/wordml/cex" xmlns:w16cid="http://schemas.microsoft.com/office/word/2016/wordml/cid" xmlns:w16="http://schemas.microsoft.com/office/word/2018/wordml" xmlns:w16sdtdh="http://schemas.microsoft.com/office/word/2020/wordml/sdtdatahash" xmlns:w16se="http://schemas.microsoft.com/office/word/2015/wordml/symex" mc:Ignorable="w14 w15 w16se w16cid w16 w16cex w16sdtdh">
+  <w:font w:name="Times New Roman">
+    <w:panose1 w:val="02020603050405020304"/>
+    <w:charset w:val="00"/>
+    <w:family w:val="roman"/>
+    <w:pitch w:val="variable"/>
+    <w:sig w:usb0="E0002EFF" w:usb1="C000785B" w:usb2="00000009" w:usb3="00000000" w:csb0="000001FF" w:csb1="00000000"/>
+  </w:font>
+  <w:font w:name="Arial Nova Cond">
+    <w:altName w:val="Arial Nova Cond"/>
+    <w:charset w:val="00"/>
+    <w:family w:val="swiss"/>
+    <w:pitch w:val="variable"/>
+    <w:sig w:usb0="0000028F" w:usb1="00000002" w:usb2="00000000" w:usb3="00000000" w:csb0="0000019F" w:csb1="00000000"/>
+  </w:font>
+  <w:font w:name="Calibri">
+    <w:panose1 w:val="020F0502020204030204"/>
+    <w:charset w:val="00"/>
+    <w:family w:val="swiss"/>
+    <w:pitch w:val="variable"/>
+    <w:sig w:usb0="E4002EFF" w:usb1="C200247B" w:usb2="00000009" w:usb3="00000000" w:csb0="000001FF" w:csb1="00000000"/>
+  </w:font>
+  <w:font w:name="Courier New">
+    <w:panose1 w:val="02070309020205020404"/>
+    <w:charset w:val="00"/>
+    <w:family w:val="modern"/>
+    <w:pitch w:val="fixed"/>
+    <w:sig w:usb0="E0002EFF" w:usb1="C0007843" w:usb2="00000009" w:usb3="00000000" w:csb0="000001FF" w:csb1="00000000"/>
+  </w:font>
+  <w:font w:name="Wingdings">
+    <w:panose1 w:val="05000000000000000000"/>
+    <w:charset w:val="02"/>
+    <w:family w:val="auto"/>
+    <w:pitch w:val="variable"/>
+    <w:sig w:usb0="00000000" w:usb1="10000000" w:usb2="00000000" w:usb3="00000000" w:csb0="80000000" w:csb1="00000000"/>
+  </w:font>
+  <w:font w:name="Symbol">
+    <w:panose1 w:val="05050102010706020507"/>
+    <w:charset w:val="02"/>
+    <w:family w:val="roman"/>
+    <w:pitch w:val="variable"/>
+    <w:sig w:usb0="00000000" w:usb1="10000000" w:usb2="00000000" w:usb3="00000000" w:csb0="80000000" w:csb1="00000000"/>
+  </w:font>
+  <w:font w:name="Calibri Light">
+    <w:panose1 w:val="020F0302020204030204"/>
+    <w:charset w:val="00"/>
+    <w:family w:val="swiss"/>
+    <w:pitch w:val="variable"/>
+    <w:sig w:usb0="E4002EFF" w:usb1="C200247B" w:usb2="00000009" w:usb3="00000000" w:csb0="000001FF" w:csb1="00000000"/>
+  </w:font>
+  <w:font w:name="BookmanOldStyle">
+    <w:altName w:val="Cambria"/>
+    <w:panose1 w:val="00000000000000000000"/>
+    <w:charset w:val="00"/>
+    <w:family w:val="roman"/>
+    <w:notTrueType/>
+    <w:pitch w:val="default"/>
+  </w:font>
+  <w:font w:name="BookmanOldStyle-Bold">
+    <w:altName w:val="Cambria"/>
+    <w:panose1 w:val="00000000000000000000"/>
+    <w:charset w:val="00"/>
+    <w:family w:val="roman"/>
+    <w:notTrueType/>
+    <w:pitch w:val="default"/>
+  </w:font>
+  <w:font w:name="BookmanOldStyle-BoldItalic">
+    <w:altName w:val="Cambria"/>
+    <w:panose1 w:val="00000000000000000000"/>
+    <w:charset w:val="00"/>
+    <w:family w:val="roman"/>
+    <w:notTrueType/>
+    <w:pitch w:val="default"/>
+  </w:font>
+  <w:font w:name="Segoe UI">
+    <w:panose1 w:val="020B0502040204020203"/>
+    <w:charset w:val="00"/>
+    <w:family w:val="swiss"/>
+    <w:pitch w:val="variable"/>
+    <w:sig w:usb0="E4002EFF" w:usb1="C000E47F" w:usb2="00000009" w:usb3="00000000" w:csb0="000001FF" w:csb1="00000000"/>
+  </w:font>
+  <w:font w:name="Arial">
+    <w:panose1 w:val="020B0604020202020204"/>
+    <w:charset w:val="00"/>
+    <w:family w:val="swiss"/>
+    <w:pitch w:val="variable"/>
+    <w:sig w:usb0="E0002EFF" w:usb1="C000785B" w:usb2="00000009" w:usb3="00000000" w:csb0="000001FF" w:csb1="00000000"/>
+  </w:font>
+  <w:font w:name="Consolas">
+    <w:panose1 w:val="020B0609020204030204"/>
+    <w:charset w:val="00"/>
+    <w:family w:val="modern"/>
+    <w:pitch w:val="fixed"/>
+    <w:sig w:usb0="E00006FF" w:usb1="0000FCFF" w:usb2="00000001" w:usb3="00000000" w:csb0="0000019F" w:csb1="00000000"/>
+  </w:font>
+</w:fonts>
+</file>
+
+<file path=word\footer1.xml><?xml version="1.0" encoding="utf-8"?>
 <w:ftr xmlns:wpc="http://schemas.microsoft.com/office/word/2010/wordprocessingCanvas" xmlns:cx="http://schemas.microsoft.com/office/drawing/2014/chartex" xmlns:cx1="http://schemas.microsoft.com/office/drawing/2015/9/8/chartex" xmlns:cx2="http://schemas.microsoft.com/office/drawing/2015/10/21/chartex" xmlns:cx3="http://schemas.microsoft.com/office/drawing/2016/5/9/chartex" xmlns:cx4="http://schemas.microsoft.com/office/drawing/2016/5/10/chartex" xmlns:cx5="http://schemas.microsoft.com/office/drawing/2016/5/11/chartex" xmlns:cx6="http://schemas.microsoft.com/office/drawing/2016/5/12/chartex" xmlns:cx7="http://schemas.microsoft.com/office/drawing/2016/5/13/chartex" xmlns:cx8="http://schemas.microsoft.com/office/drawing/2016/5/14/chartex" xmlns:mc="http://schemas.openxmlformats.org/markup-compatibility/2006" xmlns:aink="http://schemas.microsoft.com/office/drawing/2016/ink" xmlns:am3d="http://schemas.microsoft.com/office/drawing/2017/model3d" xmlns:o="urn:schemas-microsoft-com:office:office" xmlns:oel="http://schemas.microsoft.com/office/2019/extlst" xmlns:r="http://schemas.openxmlformats.org/officeDocument/2006/relationships" xmlns:m="http://schemas.openxmlformats.org/officeDocument/2006/math" xmlns:v="urn:schemas-microsoft-com:vml" xmlns:wp14="http://schemas.microsoft.com/office/word/2010/wordprocessingDrawing" xmlns:wp="http://schemas.openxmlformats.org/drawingml/2006/wordprocessingDrawing" xmlns:w10="urn:schemas-microsoft-com:office:word" xmlns:w="http://schemas.openxmlformats.org/wordprocessingml/2006/main" xmlns:w14="http://schemas.microsoft.com/office/word/2010/wordml" xmlns:w15="http://schemas.microsoft.com/office/word/2012/wordml" xmlns:w16cex="http://schemas.microsoft.com/office/word/2018/wordml/cex" xmlns:w16cid="http://schemas.microsoft.com/office/word/2016/wordml/cid" xmlns:w16="http://schemas.microsoft.com/office/word/2018/wordml" xmlns:w16sdtdh="http://schemas.microsoft.com/office/word/2020/wordml/sdtdatahash" xmlns:w16se="http://schemas.microsoft.com/office/word/2015/wordml/symex" xmlns:wpg="http://schemas.microsoft.com/office/word/2010/wordprocessingGroup" xmlns:wpi="http://schemas.microsoft.com/office/word/2010/wordprocessingInk" xmlns:wne="http://schemas.microsoft.com/office/word/2006/wordml" xmlns:wps="http://schemas.microsoft.com/office/word/2010/wordprocessingShape" mc:Ignorable="w14 w15 w16se w16cid w16 w16cex w16sdtdh wp14">
   <w:p>
     <w:pPr>
@@ -10709,7 +10295,6 @@
                               <w:szCs w:val="20"/>
                             </w:rPr>
                           </w:pPr>
-                          <w:proofErr w:type="spellStart"/>
                           <w:r>
                             <w:rPr>
                               <w:rFonts w:ascii="Arial Nova Cond" w:hAnsi="Arial Nova Cond"/>
@@ -10718,7 +10303,6 @@
                             </w:rPr>
                             <w:t>Paraf</w:t>
                           </w:r>
-                          <w:proofErr w:type="spellEnd"/>
                           <w:r>
                             <w:rPr>
                               <w:rFonts w:ascii="Arial Nova Cond" w:hAnsi="Arial Nova Cond"/>
@@ -10727,7 +10311,6 @@
                             </w:rPr>
                             <w:t xml:space="preserve"> Tim </w:t>
                           </w:r>
-                          <w:proofErr w:type="spellStart"/>
                           <w:r>
                             <w:rPr>
                               <w:rFonts w:ascii="Arial Nova Cond" w:hAnsi="Arial Nova Cond"/>
@@ -10736,7 +10319,6 @@
                             </w:rPr>
                             <w:t>Pengawas</w:t>
                           </w:r>
-                          <w:proofErr w:type="spellEnd"/>
                           <w:r>
                             <w:rPr>
                               <w:rFonts w:ascii="Arial Nova Cond" w:hAnsi="Arial Nova Cond"/>
@@ -10751,27 +10333,8 @@
                               <w:sz w:val="20"/>
                               <w:szCs w:val="20"/>
                             </w:rPr>
-                            <w:t>{#tim_pengawas} {%</w:t>
+                            <w:t>{#tim_pengawas} {%paraf_pengawas} {/</w:t>
                           </w:r>
-                          <w:proofErr w:type="spellStart"/>
-                          <w:r>
-                            <w:rPr>
-                              <w:rFonts w:ascii="Arial Nova Cond" w:hAnsi="Arial Nova Cond"/>
-                              <w:sz w:val="20"/>
-                              <w:szCs w:val="20"/>
-                            </w:rPr>
-                            <w:t>paraf_pengawas</w:t>
-                          </w:r>
-                          <w:proofErr w:type="spellEnd"/>
-                          <w:r>
-                            <w:rPr>
-                              <w:rFonts w:ascii="Arial Nova Cond" w:hAnsi="Arial Nova Cond"/>
-                              <w:sz w:val="20"/>
-                              <w:szCs w:val="20"/>
-                            </w:rPr>
-                            <w:t>} {/</w:t>
-                          </w:r>
-                          <w:proofErr w:type="spellStart"/>
                           <w:r>
                             <w:rPr>
                               <w:rFonts w:ascii="Arial Nova Cond" w:hAnsi="Arial Nova Cond"/>
@@ -10780,7 +10343,6 @@
                             </w:rPr>
                             <w:t>tim_pengawas</w:t>
                           </w:r>
-                          <w:proofErr w:type="spellEnd"/>
                           <w:r>
                             <w:rPr>
                               <w:rFonts w:ascii="Arial Nova Cond" w:hAnsi="Arial Nova Cond"/>
@@ -10836,7 +10398,6 @@
                         <w:szCs w:val="20"/>
                       </w:rPr>
                     </w:pPr>
-                    <w:proofErr w:type="spellStart"/>
                     <w:r>
                       <w:rPr>
                         <w:rFonts w:ascii="Arial Nova Cond" w:hAnsi="Arial Nova Cond"/>
@@ -10845,7 +10406,6 @@
                       </w:rPr>
                       <w:t>Paraf</w:t>
                     </w:r>
-                    <w:proofErr w:type="spellEnd"/>
                     <w:r>
                       <w:rPr>
                         <w:rFonts w:ascii="Arial Nova Cond" w:hAnsi="Arial Nova Cond"/>
@@ -10854,7 +10414,6 @@
                       </w:rPr>
                       <w:t xml:space="preserve"> Tim </w:t>
                     </w:r>
-                    <w:proofErr w:type="spellStart"/>
                     <w:r>
                       <w:rPr>
                         <w:rFonts w:ascii="Arial Nova Cond" w:hAnsi="Arial Nova Cond"/>
@@ -10863,7 +10422,6 @@
                       </w:rPr>
                       <w:t>Pengawas</w:t>
                     </w:r>
-                    <w:proofErr w:type="spellEnd"/>
                     <w:r>
                       <w:rPr>
                         <w:rFonts w:ascii="Arial Nova Cond" w:hAnsi="Arial Nova Cond"/>
@@ -10878,27 +10436,8 @@
                         <w:sz w:val="20"/>
                         <w:szCs w:val="20"/>
                       </w:rPr>
-                      <w:t>{#tim_pengawas} {%</w:t>
+                      <w:t>{#tim_pengawas} {%paraf_pengawas} {/</w:t>
                     </w:r>
-                    <w:proofErr w:type="spellStart"/>
-                    <w:r>
-                      <w:rPr>
-                        <w:rFonts w:ascii="Arial Nova Cond" w:hAnsi="Arial Nova Cond"/>
-                        <w:sz w:val="20"/>
-                        <w:szCs w:val="20"/>
-                      </w:rPr>
-                      <w:t>paraf_pengawas</w:t>
-                    </w:r>
-                    <w:proofErr w:type="spellEnd"/>
-                    <w:r>
-                      <w:rPr>
-                        <w:rFonts w:ascii="Arial Nova Cond" w:hAnsi="Arial Nova Cond"/>
-                        <w:sz w:val="20"/>
-                        <w:szCs w:val="20"/>
-                      </w:rPr>
-                      <w:t>} {/</w:t>
-                    </w:r>
-                    <w:proofErr w:type="spellStart"/>
                     <w:r>
                       <w:rPr>
                         <w:rFonts w:ascii="Arial Nova Cond" w:hAnsi="Arial Nova Cond"/>
@@ -10907,7 +10446,6 @@
                       </w:rPr>
                       <w:t>tim_pengawas</w:t>
                     </w:r>
-                    <w:proofErr w:type="spellEnd"/>
                     <w:r>
                       <w:rPr>
                         <w:rFonts w:ascii="Arial Nova Cond" w:hAnsi="Arial Nova Cond"/>
@@ -10985,7 +10523,6 @@
                               <w:szCs w:val="20"/>
                             </w:rPr>
                           </w:pPr>
-                          <w:proofErr w:type="spellStart"/>
                           <w:r>
                             <w:rPr>
                               <w:rFonts w:ascii="Arial Nova Cond" w:hAnsi="Arial Nova Cond" w:cs="Arial"/>
@@ -10994,43 +10531,6 @@
                             </w:rPr>
                             <w:t>Paraf</w:t>
                           </w:r>
-                          <w:proofErr w:type="spellEnd"/>
-                          <w:r>
-                            <w:rPr>
-                              <w:rFonts w:ascii="Arial Nova Cond" w:hAnsi="Arial Nova Cond" w:cs="Arial"/>
-                              <w:sz w:val="20"/>
-                              <w:szCs w:val="20"/>
-                            </w:rPr>
-                            <w:t xml:space="preserve"> </w:t>
-                          </w:r>
-                          <w:proofErr w:type="spellStart"/>
-                          <w:r>
-                            <w:rPr>
-                              <w:rFonts w:ascii="Arial Nova Cond" w:hAnsi="Arial Nova Cond" w:cs="Arial"/>
-                              <w:sz w:val="20"/>
-                              <w:szCs w:val="20"/>
-                            </w:rPr>
-                            <w:t>Pihak</w:t>
-                          </w:r>
-                          <w:proofErr w:type="spellEnd"/>
-                          <w:r>
-                            <w:rPr>
-                              <w:rFonts w:ascii="Arial Nova Cond" w:hAnsi="Arial Nova Cond" w:cs="Arial"/>
-                              <w:sz w:val="20"/>
-                              <w:szCs w:val="20"/>
-                            </w:rPr>
-                            <w:t xml:space="preserve"> Usaha/ </w:t>
-                          </w:r>
-                          <w:proofErr w:type="spellStart"/>
-                          <w:r>
-                            <w:rPr>
-                              <w:rFonts w:ascii="Arial Nova Cond" w:hAnsi="Arial Nova Cond" w:cs="Arial"/>
-                              <w:sz w:val="20"/>
-                              <w:szCs w:val="20"/>
-                            </w:rPr>
-                            <w:t>Kegiatan</w:t>
-                          </w:r>
-                          <w:proofErr w:type="spellEnd"/>
                           <w:r>
                             <w:rPr>
                               <w:rFonts w:ascii="Arial Nova Cond" w:hAnsi="Arial Nova Cond" w:cs="Arial"/>
@@ -11045,25 +10545,39 @@
                               <w:sz w:val="20"/>
                               <w:szCs w:val="20"/>
                             </w:rPr>
-                            <w:t>{%</w:t>
+                            <w:t>Pihak</w:t>
                           </w:r>
-                          <w:proofErr w:type="spellStart"/>
                           <w:r>
                             <w:rPr>
                               <w:rFonts w:ascii="Arial Nova Cond" w:hAnsi="Arial Nova Cond" w:cs="Arial"/>
                               <w:sz w:val="20"/>
                               <w:szCs w:val="20"/>
                             </w:rPr>
-                            <w:t>paraf_pemrakarsa</w:t>
+                            <w:t xml:space="preserve"> Usaha/ </w:t>
                           </w:r>
-                          <w:proofErr w:type="spellEnd"/>
                           <w:r>
                             <w:rPr>
                               <w:rFonts w:ascii="Arial Nova Cond" w:hAnsi="Arial Nova Cond" w:cs="Arial"/>
                               <w:sz w:val="20"/>
                               <w:szCs w:val="20"/>
                             </w:rPr>
-                            <w:t>}</w:t>
+                            <w:t>Kegiatan</w:t>
+                          </w:r>
+                          <w:r>
+                            <w:rPr>
+                              <w:rFonts w:ascii="Arial Nova Cond" w:hAnsi="Arial Nova Cond" w:cs="Arial"/>
+                              <w:sz w:val="20"/>
+                              <w:szCs w:val="20"/>
+                            </w:rPr>
+                            <w:t xml:space="preserve"> </w:t>
+                          </w:r>
+                          <w:r>
+                            <w:rPr>
+                              <w:rFonts w:ascii="Arial Nova Cond" w:hAnsi="Arial Nova Cond" w:cs="Arial"/>
+                              <w:sz w:val="20"/>
+                              <w:szCs w:val="20"/>
+                            </w:rPr>
+                            <w:t>{%paraf_pemrakarsa}</w:t>
                           </w:r>
                         </w:p>
                         <w:p>
@@ -11108,7 +10622,6 @@
                         <w:szCs w:val="20"/>
                       </w:rPr>
                     </w:pPr>
-                    <w:proofErr w:type="spellStart"/>
                     <w:r>
                       <w:rPr>
                         <w:rFonts w:ascii="Arial Nova Cond" w:hAnsi="Arial Nova Cond" w:cs="Arial"/>
@@ -11117,43 +10630,6 @@
                       </w:rPr>
                       <w:t>Paraf</w:t>
                     </w:r>
-                    <w:proofErr w:type="spellEnd"/>
-                    <w:r>
-                      <w:rPr>
-                        <w:rFonts w:ascii="Arial Nova Cond" w:hAnsi="Arial Nova Cond" w:cs="Arial"/>
-                        <w:sz w:val="20"/>
-                        <w:szCs w:val="20"/>
-                      </w:rPr>
-                      <w:t xml:space="preserve"> </w:t>
-                    </w:r>
-                    <w:proofErr w:type="spellStart"/>
-                    <w:r>
-                      <w:rPr>
-                        <w:rFonts w:ascii="Arial Nova Cond" w:hAnsi="Arial Nova Cond" w:cs="Arial"/>
-                        <w:sz w:val="20"/>
-                        <w:szCs w:val="20"/>
-                      </w:rPr>
-                      <w:t>Pihak</w:t>
-                    </w:r>
-                    <w:proofErr w:type="spellEnd"/>
-                    <w:r>
-                      <w:rPr>
-                        <w:rFonts w:ascii="Arial Nova Cond" w:hAnsi="Arial Nova Cond" w:cs="Arial"/>
-                        <w:sz w:val="20"/>
-                        <w:szCs w:val="20"/>
-                      </w:rPr>
-                      <w:t xml:space="preserve"> Usaha/ </w:t>
-                    </w:r>
-                    <w:proofErr w:type="spellStart"/>
-                    <w:r>
-                      <w:rPr>
-                        <w:rFonts w:ascii="Arial Nova Cond" w:hAnsi="Arial Nova Cond" w:cs="Arial"/>
-                        <w:sz w:val="20"/>
-                        <w:szCs w:val="20"/>
-                      </w:rPr>
-                      <w:t>Kegiatan</w:t>
-                    </w:r>
-                    <w:proofErr w:type="spellEnd"/>
                     <w:r>
                       <w:rPr>
                         <w:rFonts w:ascii="Arial Nova Cond" w:hAnsi="Arial Nova Cond" w:cs="Arial"/>
@@ -11168,25 +10644,39 @@
                         <w:sz w:val="20"/>
                         <w:szCs w:val="20"/>
                       </w:rPr>
-                      <w:t>{%</w:t>
+                      <w:t>Pihak</w:t>
                     </w:r>
-                    <w:proofErr w:type="spellStart"/>
                     <w:r>
                       <w:rPr>
                         <w:rFonts w:ascii="Arial Nova Cond" w:hAnsi="Arial Nova Cond" w:cs="Arial"/>
                         <w:sz w:val="20"/>
                         <w:szCs w:val="20"/>
                       </w:rPr>
-                      <w:t>paraf_pemrakarsa</w:t>
+                      <w:t xml:space="preserve"> Usaha/ </w:t>
                     </w:r>
-                    <w:proofErr w:type="spellEnd"/>
                     <w:r>
                       <w:rPr>
                         <w:rFonts w:ascii="Arial Nova Cond" w:hAnsi="Arial Nova Cond" w:cs="Arial"/>
                         <w:sz w:val="20"/>
                         <w:szCs w:val="20"/>
                       </w:rPr>
-                      <w:t>}</w:t>
+                      <w:t>Kegiatan</w:t>
+                    </w:r>
+                    <w:r>
+                      <w:rPr>
+                        <w:rFonts w:ascii="Arial Nova Cond" w:hAnsi="Arial Nova Cond" w:cs="Arial"/>
+                        <w:sz w:val="20"/>
+                        <w:szCs w:val="20"/>
+                      </w:rPr>
+                      <w:t xml:space="preserve"> </w:t>
+                    </w:r>
+                    <w:r>
+                      <w:rPr>
+                        <w:rFonts w:ascii="Arial Nova Cond" w:hAnsi="Arial Nova Cond" w:cs="Arial"/>
+                        <w:sz w:val="20"/>
+                        <w:szCs w:val="20"/>
+                      </w:rPr>
+                      <w:t>{%paraf_pemrakarsa}</w:t>
                     </w:r>
                   </w:p>
                   <w:p>
@@ -11338,7 +10828,7 @@
 </w:ftr>
 </file>
 
-<file path=word/footnotes.xml><?xml version="1.0" encoding="utf-8"?>
+<file path=word\footnotes.xml><?xml version="1.0" encoding="utf-8"?>
 <w:footnotes xmlns:wpc="http://schemas.microsoft.com/office/word/2010/wordprocessingCanvas" xmlns:cx="http://schemas.microsoft.com/office/drawing/2014/chartex" xmlns:cx1="http://schemas.microsoft.com/office/drawing/2015/9/8/chartex" xmlns:cx2="http://schemas.microsoft.com/office/drawing/2015/10/21/chartex" xmlns:cx3="http://schemas.microsoft.com/office/drawing/2016/5/9/chartex" xmlns:cx4="http://schemas.microsoft.com/office/drawing/2016/5/10/chartex" xmlns:cx5="http://schemas.microsoft.com/office/drawing/2016/5/11/chartex" xmlns:cx6="http://schemas.microsoft.com/office/drawing/2016/5/12/chartex" xmlns:cx7="http://schemas.microsoft.com/office/drawing/2016/5/13/chartex" xmlns:cx8="http://schemas.microsoft.com/office/drawing/2016/5/14/chartex" xmlns:mc="http://schemas.openxmlformats.org/markup-compatibility/2006" xmlns:aink="http://schemas.microsoft.com/office/drawing/2016/ink" xmlns:am3d="http://schemas.microsoft.com/office/drawing/2017/model3d" xmlns:o="urn:schemas-microsoft-com:office:office" xmlns:oel="http://schemas.microsoft.com/office/2019/extlst" xmlns:r="http://schemas.openxmlformats.org/officeDocument/2006/relationships" xmlns:m="http://schemas.openxmlformats.org/officeDocument/2006/math" xmlns:v="urn:schemas-microsoft-com:vml" xmlns:wp14="http://schemas.microsoft.com/office/word/2010/wordprocessingDrawing" xmlns:wp="http://schemas.openxmlformats.org/drawingml/2006/wordprocessingDrawing" xmlns:w10="urn:schemas-microsoft-com:office:word" xmlns:w="http://schemas.openxmlformats.org/wordprocessingml/2006/main" xmlns:w14="http://schemas.microsoft.com/office/word/2010/wordml" xmlns:w15="http://schemas.microsoft.com/office/word/2012/wordml" xmlns:w16cex="http://schemas.microsoft.com/office/word/2018/wordml/cex" xmlns:w16cid="http://schemas.microsoft.com/office/word/2016/wordml/cid" xmlns:w16="http://schemas.microsoft.com/office/word/2018/wordml" xmlns:w16sdtdh="http://schemas.microsoft.com/office/word/2020/wordml/sdtdatahash" xmlns:w16se="http://schemas.microsoft.com/office/word/2015/wordml/symex" xmlns:wpg="http://schemas.microsoft.com/office/word/2010/wordprocessingGroup" xmlns:wpi="http://schemas.microsoft.com/office/word/2010/wordprocessingInk" xmlns:wne="http://schemas.microsoft.com/office/word/2006/wordml" xmlns:wps="http://schemas.microsoft.com/office/word/2010/wordprocessingShape" mc:Ignorable="w14 w15 w16se w16cid w16 w16cex w16sdtdh wp14">
   <w:footnote w:type="separator" w:id="-1">
     <w:p>
@@ -11363,7 +10853,7 @@
 </w:footnotes>
 </file>
 
-<file path=word/numbering.xml><?xml version="1.0" encoding="utf-8"?>
+<file path=word\numbering.xml><?xml version="1.0" encoding="utf-8"?>
 <w:numbering xmlns:wpc="http://schemas.microsoft.com/office/word/2010/wordprocessingCanvas" xmlns:cx="http://schemas.microsoft.com/office/drawing/2014/chartex" xmlns:cx1="http://schemas.microsoft.com/office/drawing/2015/9/8/chartex" xmlns:cx2="http://schemas.microsoft.com/office/drawing/2015/10/21/chartex" xmlns:cx3="http://schemas.microsoft.com/office/drawing/2016/5/9/chartex" xmlns:cx4="http://schemas.microsoft.com/office/drawing/2016/5/10/chartex" xmlns:cx5="http://schemas.microsoft.com/office/drawing/2016/5/11/chartex" xmlns:cx6="http://schemas.microsoft.com/office/drawing/2016/5/12/chartex" xmlns:cx7="http://schemas.microsoft.com/office/drawing/2016/5/13/chartex" xmlns:cx8="http://schemas.microsoft.com/office/drawing/2016/5/14/chartex" xmlns:mc="http://schemas.openxmlformats.org/markup-compatibility/2006" xmlns:aink="http://schemas.microsoft.com/office/drawing/2016/ink" xmlns:am3d="http://schemas.microsoft.com/office/drawing/2017/model3d" xmlns:o="urn:schemas-microsoft-com:office:office" xmlns:oel="http://schemas.microsoft.com/office/2019/extlst" xmlns:r="http://schemas.openxmlformats.org/officeDocument/2006/relationships" xmlns:m="http://schemas.openxmlformats.org/officeDocument/2006/math" xmlns:v="urn:schemas-microsoft-com:vml" xmlns:wp14="http://schemas.microsoft.com/office/word/2010/wordprocessingDrawing" xmlns:wp="http://schemas.openxmlformats.org/drawingml/2006/wordprocessingDrawing" xmlns:w10="urn:schemas-microsoft-com:office:word" xmlns:w="http://schemas.openxmlformats.org/wordprocessingml/2006/main" xmlns:w14="http://schemas.microsoft.com/office/word/2010/wordml" xmlns:w15="http://schemas.microsoft.com/office/word/2012/wordml" xmlns:w16cex="http://schemas.microsoft.com/office/word/2018/wordml/cex" xmlns:w16cid="http://schemas.microsoft.com/office/word/2016/wordml/cid" xmlns:w16="http://schemas.microsoft.com/office/word/2018/wordml" xmlns:w16sdtdh="http://schemas.microsoft.com/office/word/2020/wordml/sdtdatahash" xmlns:w16se="http://schemas.microsoft.com/office/word/2015/wordml/symex" xmlns:wpg="http://schemas.microsoft.com/office/word/2010/wordprocessingGroup" xmlns:wpi="http://schemas.microsoft.com/office/word/2010/wordprocessingInk" xmlns:wne="http://schemas.microsoft.com/office/word/2006/wordml" xmlns:wps="http://schemas.microsoft.com/office/word/2010/wordprocessingShape" mc:Ignorable="w14 w15 w16se w16cid w16 w16cex w16sdtdh wp14">
   <w:abstractNum w:abstractNumId="0" w15:restartNumberingAfterBreak="0">
     <w:nsid w:val="017E7A87"/>
@@ -14387,7 +13877,401 @@
 </w:numbering>
 </file>
 
-<file path=word/styles.xml><?xml version="1.0" encoding="utf-8"?>
+<file path=word\settings.xml><?xml version="1.0" encoding="utf-8"?>
+<w:settings xmlns:mc="http://schemas.openxmlformats.org/markup-compatibility/2006" xmlns:o="urn:schemas-microsoft-com:office:office" xmlns:r="http://schemas.openxmlformats.org/officeDocument/2006/relationships" xmlns:m="http://schemas.openxmlformats.org/officeDocument/2006/math" xmlns:v="urn:schemas-microsoft-com:vml" xmlns:w10="urn:schemas-microsoft-com:office:word" xmlns:w="http://schemas.openxmlformats.org/wordprocessingml/2006/main" xmlns:w14="http://schemas.microsoft.com/office/word/2010/wordml" xmlns:w15="http://schemas.microsoft.com/office/word/2012/wordml" xmlns:w16cex="http://schemas.microsoft.com/office/word/2018/wordml/cex" xmlns:w16cid="http://schemas.microsoft.com/office/word/2016/wordml/cid" xmlns:w16="http://schemas.microsoft.com/office/word/2018/wordml" xmlns:w16sdtdh="http://schemas.microsoft.com/office/word/2020/wordml/sdtdatahash" xmlns:w16se="http://schemas.microsoft.com/office/word/2015/wordml/symex" xmlns:sl="http://schemas.openxmlformats.org/schemaLibrary/2006/main" mc:Ignorable="w14 w15 w16se w16cid w16 w16cex w16sdtdh">
+  <w:zoom w:percent="100"/>
+  <w:proofState w:spelling="clean" w:grammar="clean"/>
+  <w:defaultTabStop w:val="720"/>
+  <w:characterSpacingControl w:val="doNotCompress"/>
+  <w:hdrShapeDefaults>
+    <o:shapedefaults v:ext="edit" spidmax="2050"/>
+  </w:hdrShapeDefaults>
+  <w:footnotePr>
+    <w:footnote w:id="-1"/>
+    <w:footnote w:id="0"/>
+  </w:footnotePr>
+  <w:endnotePr>
+    <w:endnote w:id="-1"/>
+    <w:endnote w:id="0"/>
+  </w:endnotePr>
+  <w:compat>
+    <w:compatSetting w:name="compatibilityMode" w:uri="http://schemas.microsoft.com/office/word" w:val="15"/>
+    <w:compatSetting w:name="overrideTableStyleFontSizeAndJustification" w:uri="http://schemas.microsoft.com/office/word" w:val="1"/>
+    <w:compatSetting w:name="enableOpenTypeFeatures" w:uri="http://schemas.microsoft.com/office/word" w:val="1"/>
+    <w:compatSetting w:name="doNotFlipMirrorIndents" w:uri="http://schemas.microsoft.com/office/word" w:val="1"/>
+    <w:compatSetting w:name="differentiateMultirowTableHeaders" w:uri="http://schemas.microsoft.com/office/word" w:val="1"/>
+    <w:compatSetting w:name="useWord2013TrackBottomHyphenation" w:uri="http://schemas.microsoft.com/office/word" w:val="0"/>
+  </w:compat>
+  <w:rsids>
+    <w:rsidRoot w:val="007E0C43"/>
+    <w:rsid w:val="00002E0C"/>
+    <w:rsid w:val="00006079"/>
+    <w:rsid w:val="00012AB5"/>
+    <w:rsid w:val="000248BE"/>
+    <w:rsid w:val="000269AA"/>
+    <w:rsid w:val="00032336"/>
+    <w:rsid w:val="000351CC"/>
+    <w:rsid w:val="0004417F"/>
+    <w:rsid w:val="00054383"/>
+    <w:rsid w:val="000550CE"/>
+    <w:rsid w:val="00057F67"/>
+    <w:rsid w:val="00064D80"/>
+    <w:rsid w:val="0006605A"/>
+    <w:rsid w:val="000754CE"/>
+    <w:rsid w:val="000864A1"/>
+    <w:rsid w:val="00094379"/>
+    <w:rsid w:val="000B2C4D"/>
+    <w:rsid w:val="000B7AFA"/>
+    <w:rsid w:val="000D62D9"/>
+    <w:rsid w:val="000F0529"/>
+    <w:rsid w:val="000F1A7E"/>
+    <w:rsid w:val="000F2534"/>
+    <w:rsid w:val="000F7E67"/>
+    <w:rsid w:val="001019CE"/>
+    <w:rsid w:val="00103466"/>
+    <w:rsid w:val="00105450"/>
+    <w:rsid w:val="0010751E"/>
+    <w:rsid w:val="0011044A"/>
+    <w:rsid w:val="00111701"/>
+    <w:rsid w:val="00126E2D"/>
+    <w:rsid w:val="001332B4"/>
+    <w:rsid w:val="00135266"/>
+    <w:rsid w:val="00144438"/>
+    <w:rsid w:val="00147A39"/>
+    <w:rsid w:val="00174024"/>
+    <w:rsid w:val="0018185D"/>
+    <w:rsid w:val="001831ED"/>
+    <w:rsid w:val="00187C85"/>
+    <w:rsid w:val="001960A5"/>
+    <w:rsid w:val="001969DA"/>
+    <w:rsid w:val="001B4E65"/>
+    <w:rsid w:val="001C3F3E"/>
+    <w:rsid w:val="001C4278"/>
+    <w:rsid w:val="001C4945"/>
+    <w:rsid w:val="001C517B"/>
+    <w:rsid w:val="001D5ABA"/>
+    <w:rsid w:val="001D5B40"/>
+    <w:rsid w:val="001E20A7"/>
+    <w:rsid w:val="001E2610"/>
+    <w:rsid w:val="001E62F9"/>
+    <w:rsid w:val="001F6F7E"/>
+    <w:rsid w:val="002056E5"/>
+    <w:rsid w:val="00213134"/>
+    <w:rsid w:val="002313EB"/>
+    <w:rsid w:val="002379C4"/>
+    <w:rsid w:val="00240251"/>
+    <w:rsid w:val="00241D47"/>
+    <w:rsid w:val="002511A1"/>
+    <w:rsid w:val="00263A90"/>
+    <w:rsid w:val="002666E3"/>
+    <w:rsid w:val="00266C39"/>
+    <w:rsid w:val="002725BE"/>
+    <w:rsid w:val="00275BB9"/>
+    <w:rsid w:val="002A6849"/>
+    <w:rsid w:val="002B0718"/>
+    <w:rsid w:val="002B4EFB"/>
+    <w:rsid w:val="002C0BC1"/>
+    <w:rsid w:val="002D614D"/>
+    <w:rsid w:val="002E6924"/>
+    <w:rsid w:val="002F04B8"/>
+    <w:rsid w:val="002F4D77"/>
+    <w:rsid w:val="002F4E05"/>
+    <w:rsid w:val="002F61C8"/>
+    <w:rsid w:val="0030425F"/>
+    <w:rsid w:val="00304324"/>
+    <w:rsid w:val="0030671D"/>
+    <w:rsid w:val="00306D39"/>
+    <w:rsid w:val="00327DCB"/>
+    <w:rsid w:val="003579C4"/>
+    <w:rsid w:val="0037584D"/>
+    <w:rsid w:val="00381319"/>
+    <w:rsid w:val="003939D9"/>
+    <w:rsid w:val="003A1ABE"/>
+    <w:rsid w:val="003B0428"/>
+    <w:rsid w:val="003B2902"/>
+    <w:rsid w:val="003B3C17"/>
+    <w:rsid w:val="003C005A"/>
+    <w:rsid w:val="003C067A"/>
+    <w:rsid w:val="003D4601"/>
+    <w:rsid w:val="003D7495"/>
+    <w:rsid w:val="004126CC"/>
+    <w:rsid w:val="004131AE"/>
+    <w:rsid w:val="004204AF"/>
+    <w:rsid w:val="00423F3C"/>
+    <w:rsid w:val="004335C4"/>
+    <w:rsid w:val="00450433"/>
+    <w:rsid w:val="00454A96"/>
+    <w:rsid w:val="004618A9"/>
+    <w:rsid w:val="004741E5"/>
+    <w:rsid w:val="004906FE"/>
+    <w:rsid w:val="00496203"/>
+    <w:rsid w:val="004B4D63"/>
+    <w:rsid w:val="004C0D17"/>
+    <w:rsid w:val="004C53BB"/>
+    <w:rsid w:val="004D1A9D"/>
+    <w:rsid w:val="004D321A"/>
+    <w:rsid w:val="004D3FB1"/>
+    <w:rsid w:val="004E61E7"/>
+    <w:rsid w:val="005021F4"/>
+    <w:rsid w:val="00502915"/>
+    <w:rsid w:val="00506B2A"/>
+    <w:rsid w:val="0052575F"/>
+    <w:rsid w:val="005258E0"/>
+    <w:rsid w:val="0053119E"/>
+    <w:rsid w:val="00531AB9"/>
+    <w:rsid w:val="00532A9D"/>
+    <w:rsid w:val="00540C6A"/>
+    <w:rsid w:val="005442E2"/>
+    <w:rsid w:val="00572073"/>
+    <w:rsid w:val="0057416B"/>
+    <w:rsid w:val="00586DEE"/>
+    <w:rsid w:val="00592993"/>
+    <w:rsid w:val="005A2F58"/>
+    <w:rsid w:val="005A2FE1"/>
+    <w:rsid w:val="005A6DDA"/>
+    <w:rsid w:val="005A7C9F"/>
+    <w:rsid w:val="005C37D0"/>
+    <w:rsid w:val="005C6313"/>
+    <w:rsid w:val="005D3840"/>
+    <w:rsid w:val="005D5B6A"/>
+    <w:rsid w:val="005D7008"/>
+    <w:rsid w:val="005E7CBD"/>
+    <w:rsid w:val="005F5C4A"/>
+    <w:rsid w:val="00600E5B"/>
+    <w:rsid w:val="00601EEC"/>
+    <w:rsid w:val="006108FE"/>
+    <w:rsid w:val="00614553"/>
+    <w:rsid w:val="006163DC"/>
+    <w:rsid w:val="00622C9A"/>
+    <w:rsid w:val="006313A9"/>
+    <w:rsid w:val="00664072"/>
+    <w:rsid w:val="006A4AAF"/>
+    <w:rsid w:val="006A5EC3"/>
+    <w:rsid w:val="006B63C0"/>
+    <w:rsid w:val="006D0AB6"/>
+    <w:rsid w:val="006D3FC8"/>
+    <w:rsid w:val="006E5BAD"/>
+    <w:rsid w:val="006F66F6"/>
+    <w:rsid w:val="006F679B"/>
+    <w:rsid w:val="00702C92"/>
+    <w:rsid w:val="00706300"/>
+    <w:rsid w:val="00712737"/>
+    <w:rsid w:val="007174BD"/>
+    <w:rsid w:val="007243F1"/>
+    <w:rsid w:val="00726115"/>
+    <w:rsid w:val="00730284"/>
+    <w:rsid w:val="00734F3D"/>
+    <w:rsid w:val="0074690A"/>
+    <w:rsid w:val="00747F55"/>
+    <w:rsid w:val="0075263D"/>
+    <w:rsid w:val="00772F5B"/>
+    <w:rsid w:val="00773B0E"/>
+    <w:rsid w:val="007744E4"/>
+    <w:rsid w:val="00783D56"/>
+    <w:rsid w:val="007920BD"/>
+    <w:rsid w:val="007B5A77"/>
+    <w:rsid w:val="007C21B4"/>
+    <w:rsid w:val="007D11D6"/>
+    <w:rsid w:val="007D5A5A"/>
+    <w:rsid w:val="007D735A"/>
+    <w:rsid w:val="007E0C43"/>
+    <w:rsid w:val="007E513A"/>
+    <w:rsid w:val="007F11BD"/>
+    <w:rsid w:val="007F23C4"/>
+    <w:rsid w:val="007F2552"/>
+    <w:rsid w:val="007F33A8"/>
+    <w:rsid w:val="00817BE9"/>
+    <w:rsid w:val="0083533B"/>
+    <w:rsid w:val="008413FB"/>
+    <w:rsid w:val="00846B12"/>
+    <w:rsid w:val="00852550"/>
+    <w:rsid w:val="00854D73"/>
+    <w:rsid w:val="00857B4B"/>
+    <w:rsid w:val="0087201D"/>
+    <w:rsid w:val="00874A36"/>
+    <w:rsid w:val="00874FC3"/>
+    <w:rsid w:val="00887A67"/>
+    <w:rsid w:val="008965D7"/>
+    <w:rsid w:val="008A0F0A"/>
+    <w:rsid w:val="008B40B5"/>
+    <w:rsid w:val="008C5714"/>
+    <w:rsid w:val="008D5955"/>
+    <w:rsid w:val="008F227A"/>
+    <w:rsid w:val="008F5E38"/>
+    <w:rsid w:val="00906AF2"/>
+    <w:rsid w:val="00913B9C"/>
+    <w:rsid w:val="009244A4"/>
+    <w:rsid w:val="00932807"/>
+    <w:rsid w:val="00936868"/>
+    <w:rsid w:val="00940FD1"/>
+    <w:rsid w:val="00942368"/>
+    <w:rsid w:val="0095546F"/>
+    <w:rsid w:val="00957C93"/>
+    <w:rsid w:val="00957CC2"/>
+    <w:rsid w:val="00967620"/>
+    <w:rsid w:val="00974429"/>
+    <w:rsid w:val="009939B2"/>
+    <w:rsid w:val="0099459C"/>
+    <w:rsid w:val="009A0850"/>
+    <w:rsid w:val="009B22C4"/>
+    <w:rsid w:val="009B7AB3"/>
+    <w:rsid w:val="009C7987"/>
+    <w:rsid w:val="009F41CD"/>
+    <w:rsid w:val="00A01311"/>
+    <w:rsid w:val="00A033BC"/>
+    <w:rsid w:val="00A04DA4"/>
+    <w:rsid w:val="00A0680A"/>
+    <w:rsid w:val="00A12C49"/>
+    <w:rsid w:val="00A13710"/>
+    <w:rsid w:val="00A1387E"/>
+    <w:rsid w:val="00A1442D"/>
+    <w:rsid w:val="00A14B1C"/>
+    <w:rsid w:val="00A16E64"/>
+    <w:rsid w:val="00A223F8"/>
+    <w:rsid w:val="00A26962"/>
+    <w:rsid w:val="00A42C9A"/>
+    <w:rsid w:val="00A54171"/>
+    <w:rsid w:val="00A57B96"/>
+    <w:rsid w:val="00A6647F"/>
+    <w:rsid w:val="00A677E3"/>
+    <w:rsid w:val="00A72C08"/>
+    <w:rsid w:val="00A760F5"/>
+    <w:rsid w:val="00AA1B89"/>
+    <w:rsid w:val="00AA218A"/>
+    <w:rsid w:val="00AC3774"/>
+    <w:rsid w:val="00AC690F"/>
+    <w:rsid w:val="00AC6E49"/>
+    <w:rsid w:val="00AE4C6F"/>
+    <w:rsid w:val="00AE7F8B"/>
+    <w:rsid w:val="00AF2F7E"/>
+    <w:rsid w:val="00AF6231"/>
+    <w:rsid w:val="00B401BB"/>
+    <w:rsid w:val="00B4319F"/>
+    <w:rsid w:val="00B54653"/>
+    <w:rsid w:val="00B5538D"/>
+    <w:rsid w:val="00B856EA"/>
+    <w:rsid w:val="00B90154"/>
+    <w:rsid w:val="00BA7736"/>
+    <w:rsid w:val="00BB1961"/>
+    <w:rsid w:val="00BB6B97"/>
+    <w:rsid w:val="00BD0E58"/>
+    <w:rsid w:val="00BE37BC"/>
+    <w:rsid w:val="00BF1B05"/>
+    <w:rsid w:val="00C022A4"/>
+    <w:rsid w:val="00C16684"/>
+    <w:rsid w:val="00C16B39"/>
+    <w:rsid w:val="00C3175B"/>
+    <w:rsid w:val="00C33FF3"/>
+    <w:rsid w:val="00C414EA"/>
+    <w:rsid w:val="00C44A75"/>
+    <w:rsid w:val="00C51E43"/>
+    <w:rsid w:val="00C665AA"/>
+    <w:rsid w:val="00C7311F"/>
+    <w:rsid w:val="00C832F7"/>
+    <w:rsid w:val="00C85DE0"/>
+    <w:rsid w:val="00C90273"/>
+    <w:rsid w:val="00C944E5"/>
+    <w:rsid w:val="00CA16A6"/>
+    <w:rsid w:val="00CB6DF3"/>
+    <w:rsid w:val="00CB7A47"/>
+    <w:rsid w:val="00CC03FE"/>
+    <w:rsid w:val="00CC1897"/>
+    <w:rsid w:val="00CC4C0E"/>
+    <w:rsid w:val="00CC6972"/>
+    <w:rsid w:val="00CD4472"/>
+    <w:rsid w:val="00D007A3"/>
+    <w:rsid w:val="00D10C51"/>
+    <w:rsid w:val="00D153CB"/>
+    <w:rsid w:val="00D179D2"/>
+    <w:rsid w:val="00D23CED"/>
+    <w:rsid w:val="00D26BAB"/>
+    <w:rsid w:val="00D27345"/>
+    <w:rsid w:val="00D31B8E"/>
+    <w:rsid w:val="00D438E9"/>
+    <w:rsid w:val="00D46308"/>
+    <w:rsid w:val="00D62D67"/>
+    <w:rsid w:val="00D63B51"/>
+    <w:rsid w:val="00D74CAA"/>
+    <w:rsid w:val="00D81CF3"/>
+    <w:rsid w:val="00D83D4B"/>
+    <w:rsid w:val="00D96889"/>
+    <w:rsid w:val="00DA0F2C"/>
+    <w:rsid w:val="00DA580F"/>
+    <w:rsid w:val="00DA6581"/>
+    <w:rsid w:val="00DC477A"/>
+    <w:rsid w:val="00DC65D1"/>
+    <w:rsid w:val="00DC7811"/>
+    <w:rsid w:val="00DD732A"/>
+    <w:rsid w:val="00DE0A9C"/>
+    <w:rsid w:val="00E015C1"/>
+    <w:rsid w:val="00E23742"/>
+    <w:rsid w:val="00E323A4"/>
+    <w:rsid w:val="00E32464"/>
+    <w:rsid w:val="00E50F91"/>
+    <w:rsid w:val="00E53206"/>
+    <w:rsid w:val="00E5514E"/>
+    <w:rsid w:val="00E74C6B"/>
+    <w:rsid w:val="00EB6E7B"/>
+    <w:rsid w:val="00EC1FA6"/>
+    <w:rsid w:val="00ED188F"/>
+    <w:rsid w:val="00ED1BDA"/>
+    <w:rsid w:val="00EE4624"/>
+    <w:rsid w:val="00EF1C23"/>
+    <w:rsid w:val="00EF2CDE"/>
+    <w:rsid w:val="00EF4050"/>
+    <w:rsid w:val="00F138E6"/>
+    <w:rsid w:val="00F159B4"/>
+    <w:rsid w:val="00F20208"/>
+    <w:rsid w:val="00F21357"/>
+    <w:rsid w:val="00F3230C"/>
+    <w:rsid w:val="00F407EE"/>
+    <w:rsid w:val="00F44E58"/>
+    <w:rsid w:val="00F5142A"/>
+    <w:rsid w:val="00F63F09"/>
+    <w:rsid w:val="00F70D07"/>
+    <w:rsid w:val="00F7769F"/>
+    <w:rsid w:val="00F77C2F"/>
+    <w:rsid w:val="00F82D99"/>
+    <w:rsid w:val="00F83D28"/>
+    <w:rsid w:val="00FA733E"/>
+    <w:rsid w:val="00FB568C"/>
+    <w:rsid w:val="00FC1635"/>
+    <w:rsid w:val="00FD0793"/>
+    <w:rsid w:val="00FD2957"/>
+    <w:rsid w:val="00FE0B6F"/>
+    <w:rsid w:val="00FE6085"/>
+    <w:rsid w:val="00FE670B"/>
+  </w:rsids>
+  <m:mathPr>
+    <m:mathFont m:val="Cambria Math"/>
+    <m:brkBin m:val="before"/>
+    <m:brkBinSub m:val="--"/>
+    <m:smallFrac m:val="0"/>
+    <m:dispDef/>
+    <m:lMargin m:val="0"/>
+    <m:rMargin m:val="0"/>
+    <m:defJc m:val="centerGroup"/>
+    <m:wrapIndent m:val="1440"/>
+    <m:intLim m:val="subSup"/>
+    <m:naryLim m:val="undOvr"/>
+  </m:mathPr>
+  <w:themeFontLang w:val="en-ID"/>
+  <w:clrSchemeMapping w:bg1="light1" w:t1="dark1" w:bg2="light2" w:t2="dark2" w:accent1="accent1" w:accent2="accent2" w:accent3="accent3" w:accent4="accent4" w:accent5="accent5" w:accent6="accent6" w:hyperlink="hyperlink" w:followedHyperlink="followedHyperlink"/>
+  <w:shapeDefaults>
+    <o:shapedefaults v:ext="edit" spidmax="2050"/>
+    <o:shapelayout v:ext="edit">
+      <o:idmap v:ext="edit" data="2"/>
+    </o:shapelayout>
+  </w:shapeDefaults>
+  <w:decimalSymbol w:val=","/>
+  <w:listSeparator w:val=";"/>
+  <w14:docId w14:val="2B31487E"/>
+  <w15:chartTrackingRefBased/>
+  <w15:docId w15:val="{0459D5B2-3AC9-4BAF-AD32-CB4020914977}"/>
+</w:settings>
+</file>
+
+<file path=word\styles.xml><?xml version="1.0" encoding="utf-8"?>
 <w:styles xmlns:mc="http://schemas.openxmlformats.org/markup-compatibility/2006" xmlns:r="http://schemas.openxmlformats.org/officeDocument/2006/relationships" xmlns:w="http://schemas.openxmlformats.org/wordprocessingml/2006/main" xmlns:w14="http://schemas.microsoft.com/office/word/2010/wordml" xmlns:w15="http://schemas.microsoft.com/office/word/2012/wordml" xmlns:w16cex="http://schemas.microsoft.com/office/word/2018/wordml/cex" xmlns:w16cid="http://schemas.microsoft.com/office/word/2016/wordml/cid" xmlns:w16="http://schemas.microsoft.com/office/word/2018/wordml" xmlns:w16sdtdh="http://schemas.microsoft.com/office/word/2020/wordml/sdtdatahash" xmlns:w16se="http://schemas.microsoft.com/office/word/2015/wordml/symex" mc:Ignorable="w14 w15 w16se w16cid w16 w16cex w16sdtdh">
   <w:docDefaults>
     <w:rPrDefault>
@@ -15052,7 +14936,7 @@
 </w:styles>
 </file>
 
-<file path=word/theme/theme1.xml><?xml version="1.0" encoding="utf-8"?>
+<file path=word\theme\theme1.xml><?xml version="1.0" encoding="utf-8"?>
 <a:theme xmlns:a="http://schemas.openxmlformats.org/drawingml/2006/main" name="Office Theme">
   <a:themeElements>
     <a:clrScheme name="Office">
@@ -15347,14 +15231,349 @@
 </a:theme>
 </file>
 
-<file path=customXml/item1.xml><?xml version="1.0" encoding="utf-8"?>
-<b:Sources xmlns:b="http://schemas.openxmlformats.org/officeDocument/2006/bibliography" xmlns="http://schemas.openxmlformats.org/officeDocument/2006/bibliography" SelectedStyle="\APASixthEditionOfficeOnline.xsl" StyleName="APA" Version="6"/>
-</file>
-
-<file path=customXml/itemProps1.xml><?xml version="1.0" encoding="utf-8"?>
-<ds:datastoreItem xmlns:ds="http://schemas.openxmlformats.org/officeDocument/2006/customXml" ds:itemID="{6DB9411F-6E5D-470D-BE4E-DC145001D4BF}">
-  <ds:schemaRefs>
-    <ds:schemaRef ds:uri="http://schemas.openxmlformats.org/officeDocument/2006/bibliography"/>
-  </ds:schemaRefs>
-</ds:datastoreItem>
+<file path=word\webSettings.xml><?xml version="1.0" encoding="utf-8"?>
+<w:webSettings xmlns:mc="http://schemas.openxmlformats.org/markup-compatibility/2006" xmlns:r="http://schemas.openxmlformats.org/officeDocument/2006/relationships" xmlns:w="http://schemas.openxmlformats.org/wordprocessingml/2006/main" xmlns:w14="http://schemas.microsoft.com/office/word/2010/wordml" xmlns:w15="http://schemas.microsoft.com/office/word/2012/wordml" xmlns:w16cex="http://schemas.microsoft.com/office/word/2018/wordml/cex" xmlns:w16cid="http://schemas.microsoft.com/office/word/2016/wordml/cid" xmlns:w16="http://schemas.microsoft.com/office/word/2018/wordml" xmlns:w16sdtdh="http://schemas.microsoft.com/office/word/2020/wordml/sdtdatahash" xmlns:w16se="http://schemas.microsoft.com/office/word/2015/wordml/symex" mc:Ignorable="w14 w15 w16se w16cid w16 w16cex w16sdtdh">
+  <w:divs>
+    <w:div w:id="39019705">
+      <w:bodyDiv w:val="1"/>
+      <w:marLeft w:val="0"/>
+      <w:marRight w:val="0"/>
+      <w:marTop w:val="0"/>
+      <w:marBottom w:val="0"/>
+      <w:divBdr>
+        <w:top w:val="none" w:sz="0" w:space="0" w:color="auto"/>
+        <w:left w:val="none" w:sz="0" w:space="0" w:color="auto"/>
+        <w:bottom w:val="none" w:sz="0" w:space="0" w:color="auto"/>
+        <w:right w:val="none" w:sz="0" w:space="0" w:color="auto"/>
+      </w:divBdr>
+    </w:div>
+    <w:div w:id="369652210">
+      <w:bodyDiv w:val="1"/>
+      <w:marLeft w:val="0"/>
+      <w:marRight w:val="0"/>
+      <w:marTop w:val="0"/>
+      <w:marBottom w:val="0"/>
+      <w:divBdr>
+        <w:top w:val="none" w:sz="0" w:space="0" w:color="auto"/>
+        <w:left w:val="none" w:sz="0" w:space="0" w:color="auto"/>
+        <w:bottom w:val="none" w:sz="0" w:space="0" w:color="auto"/>
+        <w:right w:val="none" w:sz="0" w:space="0" w:color="auto"/>
+      </w:divBdr>
+    </w:div>
+    <w:div w:id="630980629">
+      <w:bodyDiv w:val="1"/>
+      <w:marLeft w:val="0"/>
+      <w:marRight w:val="0"/>
+      <w:marTop w:val="0"/>
+      <w:marBottom w:val="0"/>
+      <w:divBdr>
+        <w:top w:val="none" w:sz="0" w:space="0" w:color="auto"/>
+        <w:left w:val="none" w:sz="0" w:space="0" w:color="auto"/>
+        <w:bottom w:val="none" w:sz="0" w:space="0" w:color="auto"/>
+        <w:right w:val="none" w:sz="0" w:space="0" w:color="auto"/>
+      </w:divBdr>
+    </w:div>
+    <w:div w:id="704868758">
+      <w:bodyDiv w:val="1"/>
+      <w:marLeft w:val="0"/>
+      <w:marRight w:val="0"/>
+      <w:marTop w:val="0"/>
+      <w:marBottom w:val="0"/>
+      <w:divBdr>
+        <w:top w:val="none" w:sz="0" w:space="0" w:color="auto"/>
+        <w:left w:val="none" w:sz="0" w:space="0" w:color="auto"/>
+        <w:bottom w:val="none" w:sz="0" w:space="0" w:color="auto"/>
+        <w:right w:val="none" w:sz="0" w:space="0" w:color="auto"/>
+      </w:divBdr>
+    </w:div>
+    <w:div w:id="732310634">
+      <w:bodyDiv w:val="1"/>
+      <w:marLeft w:val="0"/>
+      <w:marRight w:val="0"/>
+      <w:marTop w:val="0"/>
+      <w:marBottom w:val="0"/>
+      <w:divBdr>
+        <w:top w:val="none" w:sz="0" w:space="0" w:color="auto"/>
+        <w:left w:val="none" w:sz="0" w:space="0" w:color="auto"/>
+        <w:bottom w:val="none" w:sz="0" w:space="0" w:color="auto"/>
+        <w:right w:val="none" w:sz="0" w:space="0" w:color="auto"/>
+      </w:divBdr>
+    </w:div>
+    <w:div w:id="732431539">
+      <w:bodyDiv w:val="1"/>
+      <w:marLeft w:val="0"/>
+      <w:marRight w:val="0"/>
+      <w:marTop w:val="0"/>
+      <w:marBottom w:val="0"/>
+      <w:divBdr>
+        <w:top w:val="none" w:sz="0" w:space="0" w:color="auto"/>
+        <w:left w:val="none" w:sz="0" w:space="0" w:color="auto"/>
+        <w:bottom w:val="none" w:sz="0" w:space="0" w:color="auto"/>
+        <w:right w:val="none" w:sz="0" w:space="0" w:color="auto"/>
+      </w:divBdr>
+    </w:div>
+    <w:div w:id="778916769">
+      <w:bodyDiv w:val="1"/>
+      <w:marLeft w:val="0"/>
+      <w:marRight w:val="0"/>
+      <w:marTop w:val="0"/>
+      <w:marBottom w:val="0"/>
+      <w:divBdr>
+        <w:top w:val="none" w:sz="0" w:space="0" w:color="auto"/>
+        <w:left w:val="none" w:sz="0" w:space="0" w:color="auto"/>
+        <w:bottom w:val="none" w:sz="0" w:space="0" w:color="auto"/>
+        <w:right w:val="none" w:sz="0" w:space="0" w:color="auto"/>
+      </w:divBdr>
+    </w:div>
+    <w:div w:id="801968942">
+      <w:bodyDiv w:val="1"/>
+      <w:marLeft w:val="0"/>
+      <w:marRight w:val="0"/>
+      <w:marTop w:val="0"/>
+      <w:marBottom w:val="0"/>
+      <w:divBdr>
+        <w:top w:val="none" w:sz="0" w:space="0" w:color="auto"/>
+        <w:left w:val="none" w:sz="0" w:space="0" w:color="auto"/>
+        <w:bottom w:val="none" w:sz="0" w:space="0" w:color="auto"/>
+        <w:right w:val="none" w:sz="0" w:space="0" w:color="auto"/>
+      </w:divBdr>
+    </w:div>
+    <w:div w:id="872881931">
+      <w:bodyDiv w:val="1"/>
+      <w:marLeft w:val="0"/>
+      <w:marRight w:val="0"/>
+      <w:marTop w:val="0"/>
+      <w:marBottom w:val="0"/>
+      <w:divBdr>
+        <w:top w:val="none" w:sz="0" w:space="0" w:color="auto"/>
+        <w:left w:val="none" w:sz="0" w:space="0" w:color="auto"/>
+        <w:bottom w:val="none" w:sz="0" w:space="0" w:color="auto"/>
+        <w:right w:val="none" w:sz="0" w:space="0" w:color="auto"/>
+      </w:divBdr>
+    </w:div>
+    <w:div w:id="875891510">
+      <w:bodyDiv w:val="1"/>
+      <w:marLeft w:val="0"/>
+      <w:marRight w:val="0"/>
+      <w:marTop w:val="0"/>
+      <w:marBottom w:val="0"/>
+      <w:divBdr>
+        <w:top w:val="none" w:sz="0" w:space="0" w:color="auto"/>
+        <w:left w:val="none" w:sz="0" w:space="0" w:color="auto"/>
+        <w:bottom w:val="none" w:sz="0" w:space="0" w:color="auto"/>
+        <w:right w:val="none" w:sz="0" w:space="0" w:color="auto"/>
+      </w:divBdr>
+    </w:div>
+    <w:div w:id="882324686">
+      <w:bodyDiv w:val="1"/>
+      <w:marLeft w:val="0"/>
+      <w:marRight w:val="0"/>
+      <w:marTop w:val="0"/>
+      <w:marBottom w:val="0"/>
+      <w:divBdr>
+        <w:top w:val="none" w:sz="0" w:space="0" w:color="auto"/>
+        <w:left w:val="none" w:sz="0" w:space="0" w:color="auto"/>
+        <w:bottom w:val="none" w:sz="0" w:space="0" w:color="auto"/>
+        <w:right w:val="none" w:sz="0" w:space="0" w:color="auto"/>
+      </w:divBdr>
+    </w:div>
+    <w:div w:id="889732518">
+      <w:bodyDiv w:val="1"/>
+      <w:marLeft w:val="0"/>
+      <w:marRight w:val="0"/>
+      <w:marTop w:val="0"/>
+      <w:marBottom w:val="0"/>
+      <w:divBdr>
+        <w:top w:val="none" w:sz="0" w:space="0" w:color="auto"/>
+        <w:left w:val="none" w:sz="0" w:space="0" w:color="auto"/>
+        <w:bottom w:val="none" w:sz="0" w:space="0" w:color="auto"/>
+        <w:right w:val="none" w:sz="0" w:space="0" w:color="auto"/>
+      </w:divBdr>
+    </w:div>
+    <w:div w:id="1016737439">
+      <w:bodyDiv w:val="1"/>
+      <w:marLeft w:val="0"/>
+      <w:marRight w:val="0"/>
+      <w:marTop w:val="0"/>
+      <w:marBottom w:val="0"/>
+      <w:divBdr>
+        <w:top w:val="none" w:sz="0" w:space="0" w:color="auto"/>
+        <w:left w:val="none" w:sz="0" w:space="0" w:color="auto"/>
+        <w:bottom w:val="none" w:sz="0" w:space="0" w:color="auto"/>
+        <w:right w:val="none" w:sz="0" w:space="0" w:color="auto"/>
+      </w:divBdr>
+    </w:div>
+    <w:div w:id="1028605539">
+      <w:bodyDiv w:val="1"/>
+      <w:marLeft w:val="0"/>
+      <w:marRight w:val="0"/>
+      <w:marTop w:val="0"/>
+      <w:marBottom w:val="0"/>
+      <w:divBdr>
+        <w:top w:val="none" w:sz="0" w:space="0" w:color="auto"/>
+        <w:left w:val="none" w:sz="0" w:space="0" w:color="auto"/>
+        <w:bottom w:val="none" w:sz="0" w:space="0" w:color="auto"/>
+        <w:right w:val="none" w:sz="0" w:space="0" w:color="auto"/>
+      </w:divBdr>
+    </w:div>
+    <w:div w:id="1038745694">
+      <w:bodyDiv w:val="1"/>
+      <w:marLeft w:val="0"/>
+      <w:marRight w:val="0"/>
+      <w:marTop w:val="0"/>
+      <w:marBottom w:val="0"/>
+      <w:divBdr>
+        <w:top w:val="none" w:sz="0" w:space="0" w:color="auto"/>
+        <w:left w:val="none" w:sz="0" w:space="0" w:color="auto"/>
+        <w:bottom w:val="none" w:sz="0" w:space="0" w:color="auto"/>
+        <w:right w:val="none" w:sz="0" w:space="0" w:color="auto"/>
+      </w:divBdr>
+    </w:div>
+    <w:div w:id="1155300482">
+      <w:bodyDiv w:val="1"/>
+      <w:marLeft w:val="0"/>
+      <w:marRight w:val="0"/>
+      <w:marTop w:val="0"/>
+      <w:marBottom w:val="0"/>
+      <w:divBdr>
+        <w:top w:val="none" w:sz="0" w:space="0" w:color="auto"/>
+        <w:left w:val="none" w:sz="0" w:space="0" w:color="auto"/>
+        <w:bottom w:val="none" w:sz="0" w:space="0" w:color="auto"/>
+        <w:right w:val="none" w:sz="0" w:space="0" w:color="auto"/>
+      </w:divBdr>
+    </w:div>
+    <w:div w:id="1191457315">
+      <w:bodyDiv w:val="1"/>
+      <w:marLeft w:val="0"/>
+      <w:marRight w:val="0"/>
+      <w:marTop w:val="0"/>
+      <w:marBottom w:val="0"/>
+      <w:divBdr>
+        <w:top w:val="none" w:sz="0" w:space="0" w:color="auto"/>
+        <w:left w:val="none" w:sz="0" w:space="0" w:color="auto"/>
+        <w:bottom w:val="none" w:sz="0" w:space="0" w:color="auto"/>
+        <w:right w:val="none" w:sz="0" w:space="0" w:color="auto"/>
+      </w:divBdr>
+    </w:div>
+    <w:div w:id="1231766205">
+      <w:bodyDiv w:val="1"/>
+      <w:marLeft w:val="0"/>
+      <w:marRight w:val="0"/>
+      <w:marTop w:val="0"/>
+      <w:marBottom w:val="0"/>
+      <w:divBdr>
+        <w:top w:val="none" w:sz="0" w:space="0" w:color="auto"/>
+        <w:left w:val="none" w:sz="0" w:space="0" w:color="auto"/>
+        <w:bottom w:val="none" w:sz="0" w:space="0" w:color="auto"/>
+        <w:right w:val="none" w:sz="0" w:space="0" w:color="auto"/>
+      </w:divBdr>
+    </w:div>
+    <w:div w:id="1240943148">
+      <w:bodyDiv w:val="1"/>
+      <w:marLeft w:val="0"/>
+      <w:marRight w:val="0"/>
+      <w:marTop w:val="0"/>
+      <w:marBottom w:val="0"/>
+      <w:divBdr>
+        <w:top w:val="none" w:sz="0" w:space="0" w:color="auto"/>
+        <w:left w:val="none" w:sz="0" w:space="0" w:color="auto"/>
+        <w:bottom w:val="none" w:sz="0" w:space="0" w:color="auto"/>
+        <w:right w:val="none" w:sz="0" w:space="0" w:color="auto"/>
+      </w:divBdr>
+    </w:div>
+    <w:div w:id="1283726794">
+      <w:bodyDiv w:val="1"/>
+      <w:marLeft w:val="0"/>
+      <w:marRight w:val="0"/>
+      <w:marTop w:val="0"/>
+      <w:marBottom w:val="0"/>
+      <w:divBdr>
+        <w:top w:val="none" w:sz="0" w:space="0" w:color="auto"/>
+        <w:left w:val="none" w:sz="0" w:space="0" w:color="auto"/>
+        <w:bottom w:val="none" w:sz="0" w:space="0" w:color="auto"/>
+        <w:right w:val="none" w:sz="0" w:space="0" w:color="auto"/>
+      </w:divBdr>
+    </w:div>
+    <w:div w:id="1640259069">
+      <w:bodyDiv w:val="1"/>
+      <w:marLeft w:val="0"/>
+      <w:marRight w:val="0"/>
+      <w:marTop w:val="0"/>
+      <w:marBottom w:val="0"/>
+      <w:divBdr>
+        <w:top w:val="none" w:sz="0" w:space="0" w:color="auto"/>
+        <w:left w:val="none" w:sz="0" w:space="0" w:color="auto"/>
+        <w:bottom w:val="none" w:sz="0" w:space="0" w:color="auto"/>
+        <w:right w:val="none" w:sz="0" w:space="0" w:color="auto"/>
+      </w:divBdr>
+    </w:div>
+    <w:div w:id="1855530806">
+      <w:bodyDiv w:val="1"/>
+      <w:marLeft w:val="0"/>
+      <w:marRight w:val="0"/>
+      <w:marTop w:val="0"/>
+      <w:marBottom w:val="0"/>
+      <w:divBdr>
+        <w:top w:val="none" w:sz="0" w:space="0" w:color="auto"/>
+        <w:left w:val="none" w:sz="0" w:space="0" w:color="auto"/>
+        <w:bottom w:val="none" w:sz="0" w:space="0" w:color="auto"/>
+        <w:right w:val="none" w:sz="0" w:space="0" w:color="auto"/>
+      </w:divBdr>
+    </w:div>
+    <w:div w:id="1872109267">
+      <w:bodyDiv w:val="1"/>
+      <w:marLeft w:val="0"/>
+      <w:marRight w:val="0"/>
+      <w:marTop w:val="0"/>
+      <w:marBottom w:val="0"/>
+      <w:divBdr>
+        <w:top w:val="none" w:sz="0" w:space="0" w:color="auto"/>
+        <w:left w:val="none" w:sz="0" w:space="0" w:color="auto"/>
+        <w:bottom w:val="none" w:sz="0" w:space="0" w:color="auto"/>
+        <w:right w:val="none" w:sz="0" w:space="0" w:color="auto"/>
+      </w:divBdr>
+    </w:div>
+    <w:div w:id="2001814280">
+      <w:bodyDiv w:val="1"/>
+      <w:marLeft w:val="0"/>
+      <w:marRight w:val="0"/>
+      <w:marTop w:val="0"/>
+      <w:marBottom w:val="0"/>
+      <w:divBdr>
+        <w:top w:val="none" w:sz="0" w:space="0" w:color="auto"/>
+        <w:left w:val="none" w:sz="0" w:space="0" w:color="auto"/>
+        <w:bottom w:val="none" w:sz="0" w:space="0" w:color="auto"/>
+        <w:right w:val="none" w:sz="0" w:space="0" w:color="auto"/>
+      </w:divBdr>
+    </w:div>
+    <w:div w:id="2073650758">
+      <w:bodyDiv w:val="1"/>
+      <w:marLeft w:val="0"/>
+      <w:marRight w:val="0"/>
+      <w:marTop w:val="0"/>
+      <w:marBottom w:val="0"/>
+      <w:divBdr>
+        <w:top w:val="none" w:sz="0" w:space="0" w:color="auto"/>
+        <w:left w:val="none" w:sz="0" w:space="0" w:color="auto"/>
+        <w:bottom w:val="none" w:sz="0" w:space="0" w:color="auto"/>
+        <w:right w:val="none" w:sz="0" w:space="0" w:color="auto"/>
+      </w:divBdr>
+    </w:div>
+    <w:div w:id="2076781062">
+      <w:bodyDiv w:val="1"/>
+      <w:marLeft w:val="0"/>
+      <w:marRight w:val="0"/>
+      <w:marTop w:val="0"/>
+      <w:marBottom w:val="0"/>
+      <w:divBdr>
+        <w:top w:val="none" w:sz="0" w:space="0" w:color="auto"/>
+        <w:left w:val="none" w:sz="0" w:space="0" w:color="auto"/>
+        <w:bottom w:val="none" w:sz="0" w:space="0" w:color="auto"/>
+        <w:right w:val="none" w:sz="0" w:space="0" w:color="auto"/>
+      </w:divBdr>
+    </w:div>
+  </w:divs>
+  <w:optimizeForBrowser/>
+  <w:allowPNG/>
+</w:webSettings>
 </file>
--- a/public/templates-bap/bap-sppg.docx
+++ b/public/templates-bap/bap-sppg.docx
@@ -1,68 +1,5 @@
 
-<file path=customXml\item1.xml><?xml version="1.0" encoding="utf-8"?>
-<b:Sources xmlns:b="http://schemas.openxmlformats.org/officeDocument/2006/bibliography" xmlns="http://schemas.openxmlformats.org/officeDocument/2006/bibliography" SelectedStyle="\APASixthEditionOfficeOnline.xsl" StyleName="APA" Version="6"/>
-</file>
-
-<file path=customXml\itemProps1.xml><?xml version="1.0" encoding="utf-8"?>
-<ds:datastoreItem xmlns:ds="http://schemas.openxmlformats.org/officeDocument/2006/customXml" ds:itemID="{6DB9411F-6E5D-470D-BE4E-DC145001D4BF}">
-  <ds:schemaRefs>
-    <ds:schemaRef ds:uri="http://schemas.openxmlformats.org/officeDocument/2006/bibliography"/>
-  </ds:schemaRefs>
-</ds:datastoreItem>
-</file>
-
-<file path=docProps\app.xml><?xml version="1.0" encoding="utf-8"?>
-<Properties xmlns="http://schemas.openxmlformats.org/officeDocument/2006/extended-properties" xmlns:vt="http://schemas.openxmlformats.org/officeDocument/2006/docPropsVTypes">
-  <Template>Normal.dotm</Template>
-  <TotalTime>772</TotalTime>
-  <Pages>4</Pages>
-  <Words>649</Words>
-  <Characters>3700</Characters>
-  <Application>Microsoft Office Word</Application>
-  <DocSecurity>0</DocSecurity>
-  <Lines>30</Lines>
-  <Paragraphs>8</Paragraphs>
-  <ScaleCrop>false</ScaleCrop>
-  <HeadingPairs>
-    <vt:vector size="2" baseType="variant">
-      <vt:variant>
-        <vt:lpstr>Title</vt:lpstr>
-      </vt:variant>
-      <vt:variant>
-        <vt:i4>1</vt:i4>
-      </vt:variant>
-    </vt:vector>
-  </HeadingPairs>
-  <TitlesOfParts>
-    <vt:vector size="1" baseType="lpstr">
-      <vt:lpstr/>
-    </vt:vector>
-  </TitlesOfParts>
-  <Company/>
-  <LinksUpToDate>false</LinksUpToDate>
-  <CharactersWithSpaces>4341</CharactersWithSpaces>
-  <SharedDoc>false</SharedDoc>
-  <HyperlinksChanged>false</HyperlinksChanged>
-  <AppVersion>16.0000</AppVersion>
-</Properties>
-</file>
-
-<file path=docProps\core.xml><?xml version="1.0" encoding="utf-8"?>
-<cp:coreProperties xmlns:cp="http://schemas.openxmlformats.org/package/2006/metadata/core-properties" xmlns:dc="http://purl.org/dc/elements/1.1/" xmlns:dcterms="http://purl.org/dc/terms/" xmlns:dcmitype="http://purl.org/dc/dcmitype/" xmlns:xsi="http://www.w3.org/2001/XMLSchema-instance">
-  <dc:title/>
-  <dc:subject/>
-  <dc:creator>DLH SRAGEN</dc:creator>
-  <cp:keywords/>
-  <dc:description/>
-  <cp:lastModifiedBy>Irfan Delix</cp:lastModifiedBy>
-  <cp:revision>106</cp:revision>
-  <cp:lastPrinted>2026-05-25T05:22:00Z</cp:lastPrinted>
-  <dcterms:created xsi:type="dcterms:W3CDTF">2026-04-02T06:11:00Z</dcterms:created>
-  <dcterms:modified xsi:type="dcterms:W3CDTF">2026-07-15T21:13:00Z</dcterms:modified>
-</cp:coreProperties>
-</file>
-
-<file path=word\document.xml><?xml version="1.0" encoding="utf-8"?>
+<file path=word/document.xml><?xml version="1.0" encoding="utf-8"?>
 <w:document xmlns:wpc="http://schemas.microsoft.com/office/word/2010/wordprocessingCanvas" xmlns:cx="http://schemas.microsoft.com/office/drawing/2014/chartex" xmlns:cx1="http://schemas.microsoft.com/office/drawing/2015/9/8/chartex" xmlns:cx2="http://schemas.microsoft.com/office/drawing/2015/10/21/chartex" xmlns:cx3="http://schemas.microsoft.com/office/drawing/2016/5/9/chartex" xmlns:cx4="http://schemas.microsoft.com/office/drawing/2016/5/10/chartex" xmlns:cx5="http://schemas.microsoft.com/office/drawing/2016/5/11/chartex" xmlns:cx6="http://schemas.microsoft.com/office/drawing/2016/5/12/chartex" xmlns:cx7="http://schemas.microsoft.com/office/drawing/2016/5/13/chartex" xmlns:cx8="http://schemas.microsoft.com/office/drawing/2016/5/14/chartex" xmlns:mc="http://schemas.openxmlformats.org/markup-compatibility/2006" xmlns:aink="http://schemas.microsoft.com/office/drawing/2016/ink" xmlns:am3d="http://schemas.microsoft.com/office/drawing/2017/model3d" xmlns:o="urn:schemas-microsoft-com:office:office" xmlns:oel="http://schemas.microsoft.com/office/2019/extlst" xmlns:r="http://schemas.openxmlformats.org/officeDocument/2006/relationships" xmlns:m="http://schemas.openxmlformats.org/officeDocument/2006/math" xmlns:v="urn:schemas-microsoft-com:vml" xmlns:wp14="http://schemas.microsoft.com/office/word/2010/wordprocessingDrawing" xmlns:wp="http://schemas.openxmlformats.org/drawingml/2006/wordprocessingDrawing" xmlns:w10="urn:schemas-microsoft-com:office:word" xmlns:w="http://schemas.openxmlformats.org/wordprocessingml/2006/main" xmlns:w14="http://schemas.microsoft.com/office/word/2010/wordml" xmlns:w15="http://schemas.microsoft.com/office/word/2012/wordml" xmlns:w16cex="http://schemas.microsoft.com/office/word/2018/wordml/cex" xmlns:w16cid="http://schemas.microsoft.com/office/word/2016/wordml/cid" xmlns:w16="http://schemas.microsoft.com/office/word/2018/wordml" xmlns:w16sdtdh="http://schemas.microsoft.com/office/word/2020/wordml/sdtdatahash" xmlns:w16se="http://schemas.microsoft.com/office/word/2015/wordml/symex" xmlns:wpg="http://schemas.microsoft.com/office/word/2010/wordprocessingGroup" xmlns:wpi="http://schemas.microsoft.com/office/word/2010/wordprocessingInk" xmlns:wne="http://schemas.microsoft.com/office/word/2006/wordml" xmlns:wps="http://schemas.microsoft.com/office/word/2010/wordprocessingShape" mc:Ignorable="w14 w15 w16se w16cid w16 w16cex w16sdtdh wp14">
   <w:body>
     <w:tbl>
@@ -469,23 +406,7 @@
           <w:sz w:val="24"/>
           <w:szCs w:val="24"/>
         </w:rPr>
-        <w:t>{</w:t>
-      </w:r>
-      <w:r>
-        <w:rPr>
-          <w:rFonts w:ascii="Arial Nova Cond" w:hAnsi="Arial Nova Cond"/>
-          <w:sz w:val="24"/>
-          <w:szCs w:val="24"/>
-        </w:rPr>
-        <w:t>tahun_ini</w:t>
-      </w:r>
-      <w:r>
-        <w:rPr>
-          <w:rFonts w:ascii="Arial Nova Cond" w:hAnsi="Arial Nova Cond"/>
-          <w:sz w:val="24"/>
-          <w:szCs w:val="24"/>
-        </w:rPr>
-        <w:t>}</w:t>
+        <w:t>{tahun_ini}</w:t>
       </w:r>
     </w:p>
     <w:bookmarkEnd w:id="0"/>
@@ -549,23 +470,7 @@
           <w:sz w:val="24"/>
           <w:szCs w:val="24"/>
         </w:rPr>
-        <w:t xml:space="preserve"> {</w:t>
-      </w:r>
-      <w:r>
-        <w:rPr>
-          <w:rFonts w:ascii="Arial Nova Cond" w:hAnsi="Arial Nova Cond"/>
-          <w:sz w:val="24"/>
-          <w:szCs w:val="24"/>
-        </w:rPr>
-        <w:t>hari_ini_nama</w:t>
-      </w:r>
-      <w:r>
-        <w:rPr>
-          <w:rFonts w:ascii="Arial Nova Cond" w:hAnsi="Arial Nova Cond"/>
-          <w:sz w:val="24"/>
-          <w:szCs w:val="24"/>
-        </w:rPr>
-        <w:t xml:space="preserve">}, </w:t>
+        <w:t xml:space="preserve"> {hari_ini_nama}, </w:t>
       </w:r>
       <w:r>
         <w:rPr>
@@ -581,23 +486,7 @@
           <w:sz w:val="24"/>
           <w:szCs w:val="24"/>
         </w:rPr>
-        <w:t xml:space="preserve"> {</w:t>
-      </w:r>
-      <w:r>
-        <w:rPr>
-          <w:rFonts w:ascii="Arial Nova Cond" w:hAnsi="Arial Nova Cond"/>
-          <w:sz w:val="24"/>
-          <w:szCs w:val="24"/>
-        </w:rPr>
-        <w:t>hari_ini_tanggal_terbilang</w:t>
-      </w:r>
-      <w:r>
-        <w:rPr>
-          <w:rFonts w:ascii="Arial Nova Cond" w:hAnsi="Arial Nova Cond"/>
-          <w:sz w:val="24"/>
-          <w:szCs w:val="24"/>
-        </w:rPr>
-        <w:t xml:space="preserve">} </w:t>
+        <w:t xml:space="preserve"> {hari_ini_tanggal_terbilang} </w:t>
       </w:r>
       <w:r>
         <w:rPr>
@@ -613,23 +502,7 @@
           <w:sz w:val="24"/>
           <w:szCs w:val="24"/>
         </w:rPr>
-        <w:t xml:space="preserve"> {</w:t>
-      </w:r>
-      <w:r>
-        <w:rPr>
-          <w:rFonts w:ascii="Arial Nova Cond" w:hAnsi="Arial Nova Cond"/>
-          <w:sz w:val="24"/>
-          <w:szCs w:val="24"/>
-        </w:rPr>
-        <w:t>hari_ini_bulan</w:t>
-      </w:r>
-      <w:r>
-        <w:rPr>
-          <w:rFonts w:ascii="Arial Nova Cond" w:hAnsi="Arial Nova Cond"/>
-          <w:sz w:val="24"/>
-          <w:szCs w:val="24"/>
-        </w:rPr>
-        <w:t>}</w:t>
+        <w:t xml:space="preserve"> {hari_ini_bulan}</w:t>
       </w:r>
       <w:r>
         <w:rPr>
@@ -655,23 +528,7 @@
           <w:sz w:val="24"/>
           <w:szCs w:val="24"/>
         </w:rPr>
-        <w:t xml:space="preserve"> {</w:t>
-      </w:r>
-      <w:r>
-        <w:rPr>
-          <w:rFonts w:ascii="Arial Nova Cond" w:hAnsi="Arial Nova Cond"/>
-          <w:sz w:val="24"/>
-          <w:szCs w:val="24"/>
-        </w:rPr>
-        <w:t>hari_ini_tahun_terbilang</w:t>
-      </w:r>
-      <w:r>
-        <w:rPr>
-          <w:rFonts w:ascii="Arial Nova Cond" w:hAnsi="Arial Nova Cond"/>
-          <w:sz w:val="24"/>
-          <w:szCs w:val="24"/>
-        </w:rPr>
-        <w:t>}</w:t>
+        <w:t xml:space="preserve"> {hari_ini_tahun_terbilang}</w:t>
       </w:r>
       <w:r>
         <w:rPr>
@@ -697,23 +554,7 @@
           <w:sz w:val="24"/>
           <w:szCs w:val="24"/>
         </w:rPr>
-        <w:t xml:space="preserve"> {</w:t>
-      </w:r>
-      <w:r>
-        <w:rPr>
-          <w:rFonts w:ascii="Arial Nova Cond" w:hAnsi="Arial Nova Cond"/>
-          <w:sz w:val="24"/>
-          <w:szCs w:val="24"/>
-        </w:rPr>
-        <w:t>waktu_pengawasan</w:t>
-      </w:r>
-      <w:r>
-        <w:rPr>
-          <w:rFonts w:ascii="Arial Nova Cond" w:hAnsi="Arial Nova Cond"/>
-          <w:sz w:val="24"/>
-          <w:szCs w:val="24"/>
-        </w:rPr>
-        <w:t xml:space="preserve">} WIB, di </w:t>
+        <w:t xml:space="preserve"> {waktu_pengawasan} WIB, di </w:t>
       </w:r>
       <w:r>
         <w:rPr>
@@ -729,39 +570,7 @@
           <w:sz w:val="24"/>
           <w:szCs w:val="24"/>
         </w:rPr>
-        <w:t xml:space="preserve"> {</w:t>
-      </w:r>
-      <w:r>
-        <w:rPr>
-          <w:rFonts w:ascii="Arial Nova Cond" w:hAnsi="Arial Nova Cond"/>
-          <w:sz w:val="24"/>
-          <w:szCs w:val="24"/>
-        </w:rPr>
-        <w:t>nama_badan_usaha_kegiatan</w:t>
-      </w:r>
-      <w:r>
-        <w:rPr>
-          <w:rFonts w:ascii="Arial Nova Cond" w:hAnsi="Arial Nova Cond"/>
-          <w:sz w:val="24"/>
-          <w:szCs w:val="24"/>
-        </w:rPr>
-        <w:t>}, {</w:t>
-      </w:r>
-      <w:r>
-        <w:rPr>
-          <w:rFonts w:ascii="Arial Nova Cond" w:hAnsi="Arial Nova Cond"/>
-          <w:sz w:val="24"/>
-          <w:szCs w:val="24"/>
-        </w:rPr>
-        <w:t>alamat_lokasi</w:t>
-      </w:r>
-      <w:r>
-        <w:rPr>
-          <w:rFonts w:ascii="Arial Nova Cond" w:hAnsi="Arial Nova Cond"/>
-          <w:sz w:val="24"/>
-          <w:szCs w:val="24"/>
-        </w:rPr>
-        <w:t xml:space="preserve">}, </w:t>
+        <w:t xml:space="preserve"> {nama_badan_usaha_kegiatan}, {alamat_lokasi}, </w:t>
       </w:r>
       <w:r>
         <w:rPr>
@@ -889,23 +698,7 @@
           <w:sz w:val="24"/>
           <w:szCs w:val="24"/>
         </w:rPr>
-        <w:t xml:space="preserve"> {</w:t>
-      </w:r>
-      <w:r>
-        <w:rPr>
-          <w:rFonts w:ascii="Arial Nova Cond" w:hAnsi="Arial Nova Cond"/>
-          <w:sz w:val="24"/>
-          <w:szCs w:val="24"/>
-        </w:rPr>
-        <w:t>nama_badan_usaha_kegiatan</w:t>
-      </w:r>
-      <w:r>
-        <w:rPr>
-          <w:rFonts w:ascii="Arial Nova Cond" w:hAnsi="Arial Nova Cond"/>
-          <w:sz w:val="24"/>
-          <w:szCs w:val="24"/>
-        </w:rPr>
-        <w:t xml:space="preserve">} </w:t>
+        <w:t xml:space="preserve"> {nama_badan_usaha_kegiatan} </w:t>
       </w:r>
       <w:r>
         <w:rPr>
@@ -1118,23 +911,7 @@
                 <w:sz w:val="24"/>
                 <w:szCs w:val="24"/>
               </w:rPr>
-              <w:t>{#tim_penilai_lengkap} {</w:t>
-            </w:r>
-            <w:r>
-              <w:rPr>
-                <w:rFonts w:ascii="Arial Nova Cond" w:hAnsi="Arial Nova Cond"/>
-                <w:sz w:val="24"/>
-                <w:szCs w:val="24"/>
-              </w:rPr>
-              <w:t>nomor_urut</w:t>
-            </w:r>
-            <w:r>
-              <w:rPr>
-                <w:rFonts w:ascii="Arial Nova Cond" w:hAnsi="Arial Nova Cond"/>
-                <w:sz w:val="24"/>
-                <w:szCs w:val="24"/>
-              </w:rPr>
-              <w:t>}.</w:t>
+              <w:t>{#tim_penilai_lengkap} {nomor_urut}.</w:t>
             </w:r>
           </w:p>
         </w:tc>
@@ -1339,23 +1116,7 @@
                 <w:sz w:val="24"/>
                 <w:szCs w:val="24"/>
               </w:rPr>
-              <w:t>{</w:t>
-            </w:r>
-            <w:r>
-              <w:rPr>
-                <w:rFonts w:ascii="Arial Nova Cond" w:hAnsi="Arial Nova Cond"/>
-                <w:sz w:val="24"/>
-                <w:szCs w:val="24"/>
-              </w:rPr>
-              <w:t>nama</w:t>
-            </w:r>
-            <w:r>
-              <w:rPr>
-                <w:rFonts w:ascii="Arial Nova Cond" w:hAnsi="Arial Nova Cond"/>
-                <w:sz w:val="24"/>
-                <w:szCs w:val="24"/>
-              </w:rPr>
-              <w:t>}</w:t>
+              <w:t>{nama}</w:t>
             </w:r>
           </w:p>
           <w:p>
@@ -1391,23 +1152,7 @@
                 <w:sz w:val="24"/>
                 <w:szCs w:val="24"/>
               </w:rPr>
-              <w:t>{</w:t>
-            </w:r>
-            <w:r>
-              <w:rPr>
-                <w:rFonts w:ascii="Arial Nova Cond" w:hAnsi="Arial Nova Cond"/>
-                <w:sz w:val="24"/>
-                <w:szCs w:val="24"/>
-              </w:rPr>
-              <w:t>pangkat_golongan</w:t>
-            </w:r>
-            <w:r>
-              <w:rPr>
-                <w:rFonts w:ascii="Arial Nova Cond" w:hAnsi="Arial Nova Cond"/>
-                <w:sz w:val="24"/>
-                <w:szCs w:val="24"/>
-              </w:rPr>
-              <w:t>}</w:t>
+              <w:t>{pangkat_golongan}</w:t>
             </w:r>
           </w:p>
           <w:p>
@@ -1425,23 +1170,7 @@
                 <w:sz w:val="24"/>
                 <w:szCs w:val="24"/>
               </w:rPr>
-              <w:t>{</w:t>
-            </w:r>
-            <w:r>
-              <w:rPr>
-                <w:rFonts w:ascii="Arial Nova Cond" w:hAnsi="Arial Nova Cond"/>
-                <w:sz w:val="24"/>
-                <w:szCs w:val="24"/>
-              </w:rPr>
-              <w:t>jabatan</w:t>
-            </w:r>
-            <w:r>
-              <w:rPr>
-                <w:rFonts w:ascii="Arial Nova Cond" w:hAnsi="Arial Nova Cond"/>
-                <w:sz w:val="24"/>
-                <w:szCs w:val="24"/>
-              </w:rPr>
-              <w:t>}</w:t>
+              <w:t>{jabatan}</w:t>
             </w:r>
           </w:p>
           <w:p>
@@ -1533,23 +1262,7 @@
                 <w:sz w:val="24"/>
                 <w:szCs w:val="24"/>
               </w:rPr>
-              <w:t>{/</w:t>
-            </w:r>
-            <w:r>
-              <w:rPr>
-                <w:rFonts w:ascii="Arial Nova Cond" w:hAnsi="Arial Nova Cond"/>
-                <w:sz w:val="24"/>
-                <w:szCs w:val="24"/>
-              </w:rPr>
-              <w:t>tim_penilai_lengkap</w:t>
-            </w:r>
-            <w:r>
-              <w:rPr>
-                <w:rFonts w:ascii="Arial Nova Cond" w:hAnsi="Arial Nova Cond"/>
-                <w:sz w:val="24"/>
-                <w:szCs w:val="24"/>
-              </w:rPr>
-              <w:t>}</w:t>
+              <w:t>{/tim_penilai_lengkap}</w:t>
             </w:r>
           </w:p>
           <w:p>
@@ -1719,23 +1432,7 @@
                 <w:sz w:val="24"/>
                 <w:szCs w:val="24"/>
               </w:rPr>
-              <w:t>{</w:t>
-            </w:r>
-            <w:r>
-              <w:rPr>
-                <w:rFonts w:ascii="Arial Nova Cond" w:hAnsi="Arial Nova Cond"/>
-                <w:sz w:val="24"/>
-                <w:szCs w:val="24"/>
-              </w:rPr>
-              <w:t>nama_badan_usaha_kegiatan</w:t>
-            </w:r>
-            <w:r>
-              <w:rPr>
-                <w:rFonts w:ascii="Arial Nova Cond" w:hAnsi="Arial Nova Cond"/>
-                <w:sz w:val="24"/>
-                <w:szCs w:val="24"/>
-              </w:rPr>
-              <w:t>}</w:t>
+              <w:t>{nama_badan_usaha_kegiatan}</w:t>
             </w:r>
           </w:p>
         </w:tc>
@@ -1851,23 +1548,7 @@
                 <w:sz w:val="24"/>
                 <w:szCs w:val="24"/>
               </w:rPr>
-              <w:t>{</w:t>
-            </w:r>
-            <w:r>
-              <w:rPr>
-                <w:rFonts w:ascii="Arial Nova Cond" w:hAnsi="Arial Nova Cond"/>
-                <w:sz w:val="24"/>
-                <w:szCs w:val="24"/>
-              </w:rPr>
-              <w:t>kbli</w:t>
-            </w:r>
-            <w:r>
-              <w:rPr>
-                <w:rFonts w:ascii="Arial Nova Cond" w:hAnsi="Arial Nova Cond"/>
-                <w:sz w:val="24"/>
-                <w:szCs w:val="24"/>
-              </w:rPr>
-              <w:t>}</w:t>
+              <w:t>{kbli}</w:t>
             </w:r>
           </w:p>
         </w:tc>
@@ -1977,23 +1658,7 @@
                 <w:sz w:val="24"/>
                 <w:szCs w:val="24"/>
               </w:rPr>
-              <w:t>{</w:t>
-            </w:r>
-            <w:r>
-              <w:rPr>
-                <w:rFonts w:ascii="Arial Nova Cond" w:hAnsi="Arial Nova Cond"/>
-                <w:sz w:val="24"/>
-                <w:szCs w:val="24"/>
-              </w:rPr>
-              <w:t>tahun_operasi</w:t>
-            </w:r>
-            <w:r>
-              <w:rPr>
-                <w:rFonts w:ascii="Arial Nova Cond" w:hAnsi="Arial Nova Cond"/>
-                <w:sz w:val="24"/>
-                <w:szCs w:val="24"/>
-              </w:rPr>
-              <w:t>}</w:t>
+              <w:t>{tahun_operasi}</w:t>
             </w:r>
           </w:p>
         </w:tc>
@@ -2095,23 +1760,7 @@
                 <w:sz w:val="24"/>
                 <w:szCs w:val="24"/>
               </w:rPr>
-              <w:t>{</w:t>
-            </w:r>
-            <w:r>
-              <w:rPr>
-                <w:rFonts w:ascii="Arial Nova Cond" w:hAnsi="Arial Nova Cond"/>
-                <w:sz w:val="24"/>
-                <w:szCs w:val="24"/>
-              </w:rPr>
-              <w:t>status_permodalan</w:t>
-            </w:r>
-            <w:r>
-              <w:rPr>
-                <w:rFonts w:ascii="Arial Nova Cond" w:hAnsi="Arial Nova Cond"/>
-                <w:sz w:val="24"/>
-                <w:szCs w:val="24"/>
-              </w:rPr>
-              <w:t>}</w:t>
+              <w:t>{status_permodalan}</w:t>
             </w:r>
           </w:p>
         </w:tc>
@@ -2261,23 +1910,7 @@
                 <w:sz w:val="24"/>
                 <w:szCs w:val="24"/>
               </w:rPr>
-              <w:t>{</w:t>
-            </w:r>
-            <w:r>
-              <w:rPr>
-                <w:rFonts w:ascii="Arial Nova Cond" w:hAnsi="Arial Nova Cond"/>
-                <w:sz w:val="24"/>
-                <w:szCs w:val="24"/>
-              </w:rPr>
-              <w:t>pj_nama</w:t>
-            </w:r>
-            <w:r>
-              <w:rPr>
-                <w:rFonts w:ascii="Arial Nova Cond" w:hAnsi="Arial Nova Cond"/>
-                <w:sz w:val="24"/>
-                <w:szCs w:val="24"/>
-              </w:rPr>
-              <w:t>}</w:t>
+              <w:t>{pj_nama}</w:t>
             </w:r>
           </w:p>
         </w:tc>
@@ -2435,23 +2068,7 @@
                 <w:sz w:val="24"/>
                 <w:szCs w:val="24"/>
               </w:rPr>
-              <w:t>{</w:t>
-            </w:r>
-            <w:r>
-              <w:rPr>
-                <w:rFonts w:ascii="Arial Nova Cond" w:hAnsi="Arial Nova Cond"/>
-                <w:sz w:val="24"/>
-                <w:szCs w:val="24"/>
-              </w:rPr>
-              <w:t>pj_jabatan</w:t>
-            </w:r>
-            <w:r>
-              <w:rPr>
-                <w:rFonts w:ascii="Arial Nova Cond" w:hAnsi="Arial Nova Cond"/>
-                <w:sz w:val="24"/>
-                <w:szCs w:val="24"/>
-              </w:rPr>
-              <w:t>}</w:t>
+              <w:t>{pj_jabatan}</w:t>
             </w:r>
           </w:p>
         </w:tc>
@@ -2547,23 +2164,7 @@
                 <w:sz w:val="24"/>
                 <w:szCs w:val="24"/>
               </w:rPr>
-              <w:t>{</w:t>
-            </w:r>
-            <w:r>
-              <w:rPr>
-                <w:rFonts w:ascii="Arial Nova Cond" w:hAnsi="Arial Nova Cond"/>
-                <w:sz w:val="24"/>
-                <w:szCs w:val="24"/>
-              </w:rPr>
-              <w:t>alamat_lokasi</w:t>
-            </w:r>
-            <w:r>
-              <w:rPr>
-                <w:rFonts w:ascii="Arial Nova Cond" w:hAnsi="Arial Nova Cond"/>
-                <w:sz w:val="24"/>
-                <w:szCs w:val="24"/>
-              </w:rPr>
-              <w:t>}</w:t>
+              <w:t>{alamat_lokasi}</w:t>
             </w:r>
           </w:p>
         </w:tc>
@@ -2673,23 +2274,7 @@
                 <w:sz w:val="24"/>
                 <w:szCs w:val="24"/>
               </w:rPr>
-              <w:t>{</w:t>
-            </w:r>
-            <w:r>
-              <w:rPr>
-                <w:rFonts w:ascii="Arial Nova Cond" w:hAnsi="Arial Nova Cond"/>
-                <w:sz w:val="24"/>
-                <w:szCs w:val="24"/>
-              </w:rPr>
-              <w:t>telepon</w:t>
-            </w:r>
-            <w:r>
-              <w:rPr>
-                <w:rFonts w:ascii="Arial Nova Cond" w:hAnsi="Arial Nova Cond"/>
-                <w:sz w:val="24"/>
-                <w:szCs w:val="24"/>
-              </w:rPr>
-              <w:t>}</w:t>
+              <w:t>{telepon}</w:t>
             </w:r>
           </w:p>
         </w:tc>
@@ -2853,23 +2438,7 @@
                 <w:sz w:val="24"/>
                 <w:szCs w:val="24"/>
               </w:rPr>
-              <w:t>{</w:t>
-            </w:r>
-            <w:r>
-              <w:rPr>
-                <w:rFonts w:ascii="Arial Nova Cond" w:hAnsi="Arial Nova Cond"/>
-                <w:sz w:val="24"/>
-                <w:szCs w:val="24"/>
-              </w:rPr>
-              <w:t>koordinat</w:t>
-            </w:r>
-            <w:r>
-              <w:rPr>
-                <w:rFonts w:ascii="Arial Nova Cond" w:hAnsi="Arial Nova Cond"/>
-                <w:sz w:val="24"/>
-                <w:szCs w:val="24"/>
-              </w:rPr>
-              <w:t>}</w:t>
+              <w:t>{koordinat}</w:t>
             </w:r>
           </w:p>
         </w:tc>
@@ -2996,23 +2565,7 @@
                 <w:sz w:val="24"/>
                 <w:szCs w:val="24"/>
               </w:rPr>
-              <w:t>{</w:t>
-            </w:r>
-            <w:r>
-              <w:rPr>
-                <w:rFonts w:ascii="Arial Nova Cond" w:hAnsi="Arial Nova Cond"/>
-                <w:sz w:val="24"/>
-                <w:szCs w:val="24"/>
-              </w:rPr>
-              <w:t>batas_utara</w:t>
-            </w:r>
-            <w:r>
-              <w:rPr>
-                <w:rFonts w:ascii="Arial Nova Cond" w:hAnsi="Arial Nova Cond"/>
-                <w:sz w:val="24"/>
-                <w:szCs w:val="24"/>
-              </w:rPr>
-              <w:t>}</w:t>
+              <w:t>{batas_utara}</w:t>
             </w:r>
           </w:p>
           <w:p>
@@ -3049,23 +2602,7 @@
                 <w:sz w:val="24"/>
                 <w:szCs w:val="24"/>
               </w:rPr>
-              <w:t>{</w:t>
-            </w:r>
-            <w:r>
-              <w:rPr>
-                <w:rFonts w:ascii="Arial Nova Cond" w:hAnsi="Arial Nova Cond"/>
-                <w:sz w:val="24"/>
-                <w:szCs w:val="24"/>
-              </w:rPr>
-              <w:t>batas_timur</w:t>
-            </w:r>
-            <w:r>
-              <w:rPr>
-                <w:rFonts w:ascii="Arial Nova Cond" w:hAnsi="Arial Nova Cond"/>
-                <w:sz w:val="24"/>
-                <w:szCs w:val="24"/>
-              </w:rPr>
-              <w:t>}</w:t>
+              <w:t>{batas_timur}</w:t>
             </w:r>
           </w:p>
           <w:p>
@@ -3102,23 +2639,7 @@
                 <w:sz w:val="24"/>
                 <w:szCs w:val="24"/>
               </w:rPr>
-              <w:t>{</w:t>
-            </w:r>
-            <w:r>
-              <w:rPr>
-                <w:rFonts w:ascii="Arial Nova Cond" w:hAnsi="Arial Nova Cond"/>
-                <w:sz w:val="24"/>
-                <w:szCs w:val="24"/>
-              </w:rPr>
-              <w:t>batas_selatan</w:t>
-            </w:r>
-            <w:r>
-              <w:rPr>
-                <w:rFonts w:ascii="Arial Nova Cond" w:hAnsi="Arial Nova Cond"/>
-                <w:sz w:val="24"/>
-                <w:szCs w:val="24"/>
-              </w:rPr>
-              <w:t>}</w:t>
+              <w:t>{batas_selatan}</w:t>
             </w:r>
           </w:p>
           <w:p>
@@ -3155,23 +2676,7 @@
                 <w:sz w:val="24"/>
                 <w:szCs w:val="24"/>
               </w:rPr>
-              <w:t>{</w:t>
-            </w:r>
-            <w:r>
-              <w:rPr>
-                <w:rFonts w:ascii="Arial Nova Cond" w:hAnsi="Arial Nova Cond"/>
-                <w:sz w:val="24"/>
-                <w:szCs w:val="24"/>
-              </w:rPr>
-              <w:t>batas_barat</w:t>
-            </w:r>
-            <w:r>
-              <w:rPr>
-                <w:rFonts w:ascii="Arial Nova Cond" w:hAnsi="Arial Nova Cond"/>
-                <w:sz w:val="24"/>
-                <w:szCs w:val="24"/>
-              </w:rPr>
-              <w:t>}</w:t>
+              <w:t>{batas_barat}</w:t>
             </w:r>
           </w:p>
         </w:tc>
@@ -3286,23 +2791,7 @@
                 <w:sz w:val="24"/>
                 <w:szCs w:val="24"/>
               </w:rPr>
-              <w:t>{</w:t>
-            </w:r>
-            <w:r>
-              <w:rPr>
-                <w:rFonts w:ascii="Arial Nova Cond" w:hAnsi="Arial Nova Cond"/>
-                <w:sz w:val="24"/>
-                <w:szCs w:val="24"/>
-              </w:rPr>
-              <w:t>luas_total</w:t>
-            </w:r>
-            <w:r>
-              <w:rPr>
-                <w:rFonts w:ascii="Arial Nova Cond" w:hAnsi="Arial Nova Cond"/>
-                <w:sz w:val="24"/>
-                <w:szCs w:val="24"/>
-              </w:rPr>
-              <w:t>}</w:t>
+              <w:t>{luas_total}</w:t>
             </w:r>
             <w:r>
               <w:rPr>
@@ -3357,23 +2846,7 @@
                 <w:sz w:val="24"/>
                 <w:szCs w:val="24"/>
               </w:rPr>
-              <w:t>{</w:t>
-            </w:r>
-            <w:r>
-              <w:rPr>
-                <w:rFonts w:ascii="Arial Nova Cond" w:hAnsi="Arial Nova Cond"/>
-                <w:sz w:val="24"/>
-                <w:szCs w:val="24"/>
-              </w:rPr>
-              <w:t>luas_bangunan</w:t>
-            </w:r>
-            <w:r>
-              <w:rPr>
-                <w:rFonts w:ascii="Arial Nova Cond" w:hAnsi="Arial Nova Cond"/>
-                <w:sz w:val="24"/>
-                <w:szCs w:val="24"/>
-              </w:rPr>
-              <w:t>}</w:t>
+              <w:t>{luas_bangunan}</w:t>
             </w:r>
             <w:r>
               <w:rPr>
@@ -3496,23 +2969,7 @@
                 <w:sz w:val="24"/>
                 <w:szCs w:val="24"/>
               </w:rPr>
-              <w:t>{</w:t>
-            </w:r>
-            <w:r>
-              <w:rPr>
-                <w:rFonts w:ascii="Arial Nova Cond" w:hAnsi="Arial Nova Cond" w:cs="Arial"/>
-                <w:sz w:val="24"/>
-                <w:szCs w:val="24"/>
-              </w:rPr>
-              <w:t>kapasitas_kegiatan</w:t>
-            </w:r>
-            <w:r>
-              <w:rPr>
-                <w:rFonts w:ascii="Arial Nova Cond" w:hAnsi="Arial Nova Cond" w:cs="Arial"/>
-                <w:sz w:val="24"/>
-                <w:szCs w:val="24"/>
-              </w:rPr>
-              <w:t>}</w:t>
+              <w:t>{kapasitas_kegiatan}</w:t>
             </w:r>
           </w:p>
         </w:tc>
@@ -3638,23 +3095,7 @@
                 <w:sz w:val="24"/>
                 <w:szCs w:val="24"/>
               </w:rPr>
-              <w:t>{</w:t>
-            </w:r>
-            <w:r>
-              <w:rPr>
-                <w:rFonts w:ascii="Arial Nova Cond" w:hAnsi="Arial Nova Cond"/>
-                <w:sz w:val="24"/>
-                <w:szCs w:val="24"/>
-              </w:rPr>
-              <w:t>dokumen_dimiliki</w:t>
-            </w:r>
-            <w:r>
-              <w:rPr>
-                <w:rFonts w:ascii="Arial Nova Cond" w:hAnsi="Arial Nova Cond"/>
-                <w:sz w:val="24"/>
-                <w:szCs w:val="24"/>
-              </w:rPr>
-              <w:t>}</w:t>
+              <w:t>{dokumen_dimiliki}</w:t>
             </w:r>
           </w:p>
         </w:tc>
@@ -3773,23 +3214,7 @@
                 <w:sz w:val="24"/>
                 <w:szCs w:val="24"/>
               </w:rPr>
-              <w:t>{</w:t>
-            </w:r>
-            <w:r>
-              <w:rPr>
-                <w:rFonts w:ascii="Arial Nova Cond" w:hAnsi="Arial Nova Cond"/>
-                <w:sz w:val="24"/>
-                <w:szCs w:val="24"/>
-              </w:rPr>
-              <w:t>persetujuan_lingkungan</w:t>
-            </w:r>
-            <w:r>
-              <w:rPr>
-                <w:rFonts w:ascii="Arial Nova Cond" w:hAnsi="Arial Nova Cond"/>
-                <w:sz w:val="24"/>
-                <w:szCs w:val="24"/>
-              </w:rPr>
-              <w:t>}</w:t>
+              <w:t>{persetujuan_lingkungan}</w:t>
             </w:r>
           </w:p>
         </w:tc>
@@ -3931,23 +3356,7 @@
                 <w:sz w:val="24"/>
                 <w:szCs w:val="24"/>
               </w:rPr>
-              <w:t>{</w:t>
-            </w:r>
-            <w:r>
-              <w:rPr>
-                <w:rFonts w:ascii="Arial Nova Cond" w:hAnsi="Arial Nova Cond" w:cs="Arial"/>
-                <w:sz w:val="24"/>
-                <w:szCs w:val="24"/>
-              </w:rPr>
-              <w:t>teknologi_air_limbah</w:t>
-            </w:r>
-            <w:r>
-              <w:rPr>
-                <w:rFonts w:ascii="Arial Nova Cond" w:hAnsi="Arial Nova Cond" w:cs="Arial"/>
-                <w:sz w:val="24"/>
-                <w:szCs w:val="24"/>
-              </w:rPr>
-              <w:t>}</w:t>
+              <w:t>{teknologi_air_limbah}</w:t>
             </w:r>
           </w:p>
         </w:tc>
@@ -4049,23 +3458,7 @@
                 <w:sz w:val="24"/>
                 <w:szCs w:val="24"/>
               </w:rPr>
-              <w:t>{</w:t>
-            </w:r>
-            <w:r>
-              <w:rPr>
-                <w:rFonts w:ascii="Arial Nova Cond" w:hAnsi="Arial Nova Cond"/>
-                <w:sz w:val="24"/>
-                <w:szCs w:val="24"/>
-              </w:rPr>
-              <w:t>volume_air_limbah</w:t>
-            </w:r>
-            <w:r>
-              <w:rPr>
-                <w:rFonts w:ascii="Arial Nova Cond" w:hAnsi="Arial Nova Cond"/>
-                <w:sz w:val="24"/>
-                <w:szCs w:val="24"/>
-              </w:rPr>
-              <w:t>}</w:t>
+              <w:t>{volume_air_limbah}</w:t>
             </w:r>
           </w:p>
         </w:tc>
@@ -4168,23 +3561,7 @@
                 <w:sz w:val="24"/>
                 <w:szCs w:val="24"/>
               </w:rPr>
-              <w:t>{</w:t>
-            </w:r>
-            <w:r>
-              <w:rPr>
-                <w:rFonts w:ascii="Arial Nova Cond" w:hAnsi="Arial Nova Cond"/>
-                <w:sz w:val="24"/>
-                <w:szCs w:val="24"/>
-              </w:rPr>
-              <w:t>pemanfaatan_air_tanah</w:t>
-            </w:r>
-            <w:r>
-              <w:rPr>
-                <w:rFonts w:ascii="Arial Nova Cond" w:hAnsi="Arial Nova Cond"/>
-                <w:sz w:val="24"/>
-                <w:szCs w:val="24"/>
-              </w:rPr>
-              <w:t>}</w:t>
+              <w:t>{pemanfaatan_air_tanah}</w:t>
             </w:r>
           </w:p>
         </w:tc>
@@ -4352,23 +3729,7 @@
                 <w:sz w:val="24"/>
                 <w:szCs w:val="24"/>
               </w:rPr>
-              <w:t>{</w:t>
-            </w:r>
-            <w:r>
-              <w:rPr>
-                <w:rFonts w:ascii="Arial Nova Cond" w:hAnsi="Arial Nova Cond"/>
-                <w:sz w:val="24"/>
-                <w:szCs w:val="24"/>
-              </w:rPr>
-              <w:t>penggunaan_air_liter</w:t>
-            </w:r>
-            <w:r>
-              <w:rPr>
-                <w:rFonts w:ascii="Arial Nova Cond" w:hAnsi="Arial Nova Cond"/>
-                <w:sz w:val="24"/>
-                <w:szCs w:val="24"/>
-              </w:rPr>
-              <w:t>}</w:t>
+              <w:t>{penggunaan_air_liter}</w:t>
             </w:r>
           </w:p>
         </w:tc>
@@ -4534,23 +3895,7 @@
                 <w:sz w:val="24"/>
                 <w:szCs w:val="24"/>
               </w:rPr>
-              <w:t>{</w:t>
-            </w:r>
-            <w:r>
-              <w:rPr>
-                <w:rFonts w:ascii="Arial Nova Cond" w:hAnsi="Arial Nova Cond"/>
-                <w:sz w:val="24"/>
-                <w:szCs w:val="24"/>
-              </w:rPr>
-              <w:t>jumlah_karyawan_pengunjung</w:t>
-            </w:r>
-            <w:r>
-              <w:rPr>
-                <w:rFonts w:ascii="Arial Nova Cond" w:hAnsi="Arial Nova Cond"/>
-                <w:sz w:val="24"/>
-                <w:szCs w:val="24"/>
-              </w:rPr>
-              <w:t>}</w:t>
+              <w:t>{jumlah_karyawan_pengunjung}</w:t>
             </w:r>
           </w:p>
         </w:tc>
@@ -4676,23 +4021,7 @@
                 <w:sz w:val="24"/>
                 <w:szCs w:val="24"/>
               </w:rPr>
-              <w:t>{</w:t>
-            </w:r>
-            <w:r>
-              <w:rPr>
-                <w:rFonts w:ascii="Arial Nova Cond" w:hAnsi="Arial Nova Cond"/>
-                <w:sz w:val="24"/>
-                <w:szCs w:val="24"/>
-              </w:rPr>
-              <w:t>shift_kerja</w:t>
-            </w:r>
-            <w:r>
-              <w:rPr>
-                <w:rFonts w:ascii="Arial Nova Cond" w:hAnsi="Arial Nova Cond"/>
-                <w:sz w:val="24"/>
-                <w:szCs w:val="24"/>
-              </w:rPr>
-              <w:t>}</w:t>
+              <w:t>{shift_kerja}</w:t>
             </w:r>
           </w:p>
         </w:tc>
@@ -4850,23 +4179,7 @@
                 <w:sz w:val="24"/>
                 <w:szCs w:val="24"/>
               </w:rPr>
-              <w:t>{</w:t>
-            </w:r>
-            <w:r>
-              <w:rPr>
-                <w:rFonts w:ascii="Arial Nova Cond" w:hAnsi="Arial Nova Cond"/>
-                <w:sz w:val="24"/>
-                <w:szCs w:val="24"/>
-              </w:rPr>
-              <w:t>hari_kerja_minggu</w:t>
-            </w:r>
-            <w:r>
-              <w:rPr>
-                <w:rFonts w:ascii="Arial Nova Cond" w:hAnsi="Arial Nova Cond"/>
-                <w:sz w:val="24"/>
-                <w:szCs w:val="24"/>
-              </w:rPr>
-              <w:t>}</w:t>
+              <w:t>{hari_kerja_minggu}</w:t>
             </w:r>
           </w:p>
         </w:tc>
@@ -4968,23 +4281,7 @@
                 <w:sz w:val="24"/>
                 <w:szCs w:val="24"/>
               </w:rPr>
-              <w:t>{</w:t>
-            </w:r>
-            <w:r>
-              <w:rPr>
-                <w:rFonts w:ascii="Arial Nova Cond" w:hAnsi="Arial Nova Cond"/>
-                <w:sz w:val="24"/>
-                <w:szCs w:val="24"/>
-              </w:rPr>
-              <w:t>riwayat_ketaatan</w:t>
-            </w:r>
-            <w:r>
-              <w:rPr>
-                <w:rFonts w:ascii="Arial Nova Cond" w:hAnsi="Arial Nova Cond"/>
-                <w:sz w:val="24"/>
-                <w:szCs w:val="24"/>
-              </w:rPr>
-              <w:t>}</w:t>
+              <w:t>{riwayat_ketaatan}</w:t>
             </w:r>
           </w:p>
         </w:tc>
@@ -5094,23 +4391,7 @@
                 <w:sz w:val="24"/>
                 <w:szCs w:val="24"/>
               </w:rPr>
-              <w:t>{</w:t>
-            </w:r>
-            <w:r>
-              <w:rPr>
-                <w:rFonts w:ascii="Arial Nova Cond" w:hAnsi="Arial Nova Cond"/>
-                <w:sz w:val="24"/>
-                <w:szCs w:val="24"/>
-              </w:rPr>
-              <w:t>inspeksi_terakhir</w:t>
-            </w:r>
-            <w:r>
-              <w:rPr>
-                <w:rFonts w:ascii="Arial Nova Cond" w:hAnsi="Arial Nova Cond"/>
-                <w:sz w:val="24"/>
-                <w:szCs w:val="24"/>
-              </w:rPr>
-              <w:t>}</w:t>
+              <w:t>{inspeksi_terakhir}</w:t>
             </w:r>
           </w:p>
         </w:tc>
@@ -5253,23 +4534,7 @@
           <w:sz w:val="24"/>
           <w:szCs w:val="24"/>
         </w:rPr>
-        <w:t>{/</w:t>
-      </w:r>
-      <w:r>
-        <w:rPr>
-          <w:rFonts w:ascii="Arial Nova Cond" w:hAnsi="Arial Nova Cond"/>
-          <w:sz w:val="24"/>
-          <w:szCs w:val="24"/>
-        </w:rPr>
-        <w:t>dokumen_izin</w:t>
-      </w:r>
-      <w:r>
-        <w:rPr>
-          <w:rFonts w:ascii="Arial Nova Cond" w:hAnsi="Arial Nova Cond"/>
-          <w:sz w:val="24"/>
-          <w:szCs w:val="24"/>
-        </w:rPr>
-        <w:t>}</w:t>
+        <w:t>{/dokumen_izin}</w:t>
       </w:r>
     </w:p>
     <w:p>
@@ -5589,23 +4854,7 @@
                 <w:sz w:val="24"/>
                 <w:szCs w:val="24"/>
               </w:rPr>
-              <w:t>{</w:t>
-            </w:r>
-            <w:r>
-              <w:rPr>
-                <w:rFonts w:ascii="Arial Nova Cond" w:hAnsi="Arial Nova Cond"/>
-                <w:sz w:val="24"/>
-                <w:szCs w:val="24"/>
-              </w:rPr>
-              <w:t>air_sumber</w:t>
-            </w:r>
-            <w:r>
-              <w:rPr>
-                <w:rFonts w:ascii="Arial Nova Cond" w:hAnsi="Arial Nova Cond"/>
-                <w:sz w:val="24"/>
-                <w:szCs w:val="24"/>
-              </w:rPr>
-              <w:t>}</w:t>
+              <w:t>{air_sumber}</w:t>
             </w:r>
           </w:p>
         </w:tc>
@@ -5627,23 +4876,7 @@
                 <w:sz w:val="24"/>
                 <w:szCs w:val="24"/>
               </w:rPr>
-              <w:t>{</w:t>
-            </w:r>
-            <w:r>
-              <w:rPr>
-                <w:rFonts w:ascii="Arial Nova Cond" w:hAnsi="Arial Nova Cond"/>
-                <w:sz w:val="24"/>
-                <w:szCs w:val="24"/>
-              </w:rPr>
-              <w:t>ket_air_sumber</w:t>
-            </w:r>
-            <w:r>
-              <w:rPr>
-                <w:rFonts w:ascii="Arial Nova Cond" w:hAnsi="Arial Nova Cond"/>
-                <w:sz w:val="24"/>
-                <w:szCs w:val="24"/>
-              </w:rPr>
-              <w:t>}</w:t>
+              <w:t>{ket_air_sumber}</w:t>
             </w:r>
           </w:p>
         </w:tc>
@@ -5745,23 +4978,7 @@
                 <w:sz w:val="24"/>
                 <w:szCs w:val="24"/>
               </w:rPr>
-              <w:t>{</w:t>
-            </w:r>
-            <w:r>
-              <w:rPr>
-                <w:rFonts w:ascii="Arial Nova Cond" w:hAnsi="Arial Nova Cond"/>
-                <w:sz w:val="24"/>
-                <w:szCs w:val="24"/>
-              </w:rPr>
-              <w:t>air_fisik</w:t>
-            </w:r>
-            <w:r>
-              <w:rPr>
-                <w:rFonts w:ascii="Arial Nova Cond" w:hAnsi="Arial Nova Cond"/>
-                <w:sz w:val="24"/>
-                <w:szCs w:val="24"/>
-              </w:rPr>
-              <w:t>}</w:t>
+              <w:t>{air_fisik}</w:t>
             </w:r>
           </w:p>
         </w:tc>
@@ -5783,23 +5000,7 @@
                 <w:sz w:val="24"/>
                 <w:szCs w:val="24"/>
               </w:rPr>
-              <w:t>{</w:t>
-            </w:r>
-            <w:r>
-              <w:rPr>
-                <w:rFonts w:ascii="Arial Nova Cond" w:hAnsi="Arial Nova Cond"/>
-                <w:sz w:val="24"/>
-                <w:szCs w:val="24"/>
-              </w:rPr>
-              <w:t>ket_air_fisik</w:t>
-            </w:r>
-            <w:r>
-              <w:rPr>
-                <w:rFonts w:ascii="Arial Nova Cond" w:hAnsi="Arial Nova Cond"/>
-                <w:sz w:val="24"/>
-                <w:szCs w:val="24"/>
-              </w:rPr>
-              <w:t>}</w:t>
+              <w:t>{ket_air_fisik}</w:t>
             </w:r>
           </w:p>
         </w:tc>
@@ -5924,23 +5125,7 @@
                 <w:sz w:val="24"/>
                 <w:szCs w:val="24"/>
               </w:rPr>
-              <w:t>{</w:t>
-            </w:r>
-            <w:r>
-              <w:rPr>
-                <w:rFonts w:ascii="Arial Nova Cond" w:hAnsi="Arial Nova Cond"/>
-                <w:sz w:val="24"/>
-                <w:szCs w:val="24"/>
-              </w:rPr>
-              <w:t>air_pantau</w:t>
-            </w:r>
-            <w:r>
-              <w:rPr>
-                <w:rFonts w:ascii="Arial Nova Cond" w:hAnsi="Arial Nova Cond"/>
-                <w:sz w:val="24"/>
-                <w:szCs w:val="24"/>
-              </w:rPr>
-              <w:t>}</w:t>
+              <w:t>{air_pantau}</w:t>
             </w:r>
           </w:p>
           <w:p>
@@ -5980,23 +5165,7 @@
                 <w:sz w:val="24"/>
                 <w:szCs w:val="24"/>
               </w:rPr>
-              <w:t>{</w:t>
-            </w:r>
-            <w:r>
-              <w:rPr>
-                <w:rFonts w:ascii="Arial Nova Cond" w:hAnsi="Arial Nova Cond"/>
-                <w:sz w:val="24"/>
-                <w:szCs w:val="24"/>
-              </w:rPr>
-              <w:t>ket_air_pantau</w:t>
-            </w:r>
-            <w:r>
-              <w:rPr>
-                <w:rFonts w:ascii="Arial Nova Cond" w:hAnsi="Arial Nova Cond"/>
-                <w:sz w:val="24"/>
-                <w:szCs w:val="24"/>
-              </w:rPr>
-              <w:t>}</w:t>
+              <w:t>{ket_air_pantau}</w:t>
             </w:r>
           </w:p>
         </w:tc>
@@ -6081,23 +5250,7 @@
                 <w:sz w:val="24"/>
                 <w:szCs w:val="24"/>
               </w:rPr>
-              <w:t>{</w:t>
-            </w:r>
-            <w:r>
-              <w:rPr>
-                <w:rFonts w:ascii="Arial Nova Cond" w:hAnsi="Arial Nova Cond"/>
-                <w:sz w:val="24"/>
-                <w:szCs w:val="24"/>
-              </w:rPr>
-              <w:t>air_sludge</w:t>
-            </w:r>
-            <w:r>
-              <w:rPr>
-                <w:rFonts w:ascii="Arial Nova Cond" w:hAnsi="Arial Nova Cond"/>
-                <w:sz w:val="24"/>
-                <w:szCs w:val="24"/>
-              </w:rPr>
-              <w:t>}</w:t>
+              <w:t>{air_sludge}</w:t>
             </w:r>
           </w:p>
         </w:tc>
@@ -6119,23 +5272,7 @@
                 <w:sz w:val="24"/>
                 <w:szCs w:val="24"/>
               </w:rPr>
-              <w:t>{</w:t>
-            </w:r>
-            <w:r>
-              <w:rPr>
-                <w:rFonts w:ascii="Arial Nova Cond" w:hAnsi="Arial Nova Cond"/>
-                <w:sz w:val="24"/>
-                <w:szCs w:val="24"/>
-              </w:rPr>
-              <w:t>ket_air_sludge</w:t>
-            </w:r>
-            <w:r>
-              <w:rPr>
-                <w:rFonts w:ascii="Arial Nova Cond" w:hAnsi="Arial Nova Cond"/>
-                <w:sz w:val="24"/>
-                <w:szCs w:val="24"/>
-              </w:rPr>
-              <w:t>}</w:t>
+              <w:t>{ket_air_sludge}</w:t>
             </w:r>
           </w:p>
         </w:tc>
@@ -6212,23 +5349,7 @@
                 <w:sz w:val="24"/>
                 <w:szCs w:val="24"/>
               </w:rPr>
-              <w:t>{</w:t>
-            </w:r>
-            <w:r>
-              <w:rPr>
-                <w:rFonts w:ascii="Arial Nova Cond" w:hAnsi="Arial Nova Cond"/>
-                <w:sz w:val="24"/>
-                <w:szCs w:val="24"/>
-              </w:rPr>
-              <w:t>air_ipal</w:t>
-            </w:r>
-            <w:r>
-              <w:rPr>
-                <w:rFonts w:ascii="Arial Nova Cond" w:hAnsi="Arial Nova Cond"/>
-                <w:sz w:val="24"/>
-                <w:szCs w:val="24"/>
-              </w:rPr>
-              <w:t>}</w:t>
+              <w:t>{air_ipal}</w:t>
             </w:r>
           </w:p>
         </w:tc>
@@ -6250,31 +5371,7 @@
                 <w:sz w:val="24"/>
                 <w:szCs w:val="24"/>
               </w:rPr>
-              <w:t>{</w:t>
-            </w:r>
-            <w:r>
-              <w:rPr>
-                <w:rFonts w:ascii="Arial Nova Cond" w:hAnsi="Arial Nova Cond"/>
-                <w:sz w:val="24"/>
-                <w:szCs w:val="24"/>
-              </w:rPr>
-              <w:t>ket_</w:t>
-            </w:r>
-            <w:r>
-              <w:rPr>
-                <w:rFonts w:ascii="Arial Nova Cond" w:hAnsi="Arial Nova Cond"/>
-                <w:sz w:val="24"/>
-                <w:szCs w:val="24"/>
-              </w:rPr>
-              <w:t>air_ipal</w:t>
-            </w:r>
-            <w:r>
-              <w:rPr>
-                <w:rFonts w:ascii="Arial Nova Cond" w:hAnsi="Arial Nova Cond"/>
-                <w:sz w:val="24"/>
-                <w:szCs w:val="24"/>
-              </w:rPr>
-              <w:t>}</w:t>
+              <w:t>{ket_air_ipal}</w:t>
             </w:r>
           </w:p>
         </w:tc>
@@ -6773,7 +5870,7 @@
                 <w:sz w:val="24"/>
                 <w:szCs w:val="24"/>
               </w:rPr>
-              <w:t>ket_lb3_jenis}</w:t>
+              <w:t>{ket_lb3_jenis}</w:t>
             </w:r>
           </w:p>
         </w:tc>
@@ -7322,23 +6419,7 @@
                 <w:sz w:val="24"/>
                 <w:szCs w:val="24"/>
               </w:rPr>
-              <w:t>{</w:t>
-            </w:r>
-            <w:r>
-              <w:rPr>
-                <w:rFonts w:ascii="Arial Nova Cond" w:hAnsi="Arial Nova Cond"/>
-                <w:sz w:val="24"/>
-                <w:szCs w:val="24"/>
-              </w:rPr>
-              <w:t>sampah_sumber</w:t>
-            </w:r>
-            <w:r>
-              <w:rPr>
-                <w:rFonts w:ascii="Arial Nova Cond" w:hAnsi="Arial Nova Cond"/>
-                <w:sz w:val="24"/>
-                <w:szCs w:val="24"/>
-              </w:rPr>
-              <w:t>}</w:t>
+              <w:t>{sampah_sumber}</w:t>
             </w:r>
           </w:p>
         </w:tc>
@@ -7360,23 +6441,7 @@
                 <w:sz w:val="24"/>
                 <w:szCs w:val="24"/>
               </w:rPr>
-              <w:t>{</w:t>
-            </w:r>
-            <w:r>
-              <w:rPr>
-                <w:rFonts w:ascii="Arial Nova Cond" w:hAnsi="Arial Nova Cond"/>
-                <w:sz w:val="24"/>
-                <w:szCs w:val="24"/>
-              </w:rPr>
-              <w:t>ket_sampah_sumber</w:t>
-            </w:r>
-            <w:r>
-              <w:rPr>
-                <w:rFonts w:ascii="Arial Nova Cond" w:hAnsi="Arial Nova Cond"/>
-                <w:sz w:val="24"/>
-                <w:szCs w:val="24"/>
-              </w:rPr>
-              <w:t>}</w:t>
+              <w:t>{ket_sampah_sumber}</w:t>
             </w:r>
           </w:p>
         </w:tc>
@@ -7479,23 +6544,7 @@
                 <w:sz w:val="24"/>
                 <w:szCs w:val="24"/>
               </w:rPr>
-              <w:t>{</w:t>
-            </w:r>
-            <w:r>
-              <w:rPr>
-                <w:rFonts w:ascii="Arial Nova Cond" w:hAnsi="Arial Nova Cond"/>
-                <w:sz w:val="24"/>
-                <w:szCs w:val="24"/>
-              </w:rPr>
-              <w:t>sampah_jenis</w:t>
-            </w:r>
-            <w:r>
-              <w:rPr>
-                <w:rFonts w:ascii="Arial Nova Cond" w:hAnsi="Arial Nova Cond"/>
-                <w:sz w:val="24"/>
-                <w:szCs w:val="24"/>
-              </w:rPr>
-              <w:t>}</w:t>
+              <w:t>{sampah_jenis}</w:t>
             </w:r>
           </w:p>
         </w:tc>
@@ -7517,23 +6566,7 @@
                 <w:sz w:val="24"/>
                 <w:szCs w:val="24"/>
               </w:rPr>
-              <w:t>{</w:t>
-            </w:r>
-            <w:r>
-              <w:rPr>
-                <w:rFonts w:ascii="Arial Nova Cond" w:hAnsi="Arial Nova Cond"/>
-                <w:sz w:val="24"/>
-                <w:szCs w:val="24"/>
-              </w:rPr>
-              <w:t>ket_sampah_jenis</w:t>
-            </w:r>
-            <w:r>
-              <w:rPr>
-                <w:rFonts w:ascii="Arial Nova Cond" w:hAnsi="Arial Nova Cond"/>
-                <w:sz w:val="24"/>
-                <w:szCs w:val="24"/>
-              </w:rPr>
-              <w:t>}</w:t>
+              <w:t>{ket_sampah_jenis}</w:t>
             </w:r>
           </w:p>
         </w:tc>
@@ -7635,23 +6668,7 @@
                 <w:sz w:val="24"/>
                 <w:szCs w:val="24"/>
               </w:rPr>
-              <w:t>{</w:t>
-            </w:r>
-            <w:r>
-              <w:rPr>
-                <w:rFonts w:ascii="Arial Nova Cond" w:hAnsi="Arial Nova Cond"/>
-                <w:sz w:val="24"/>
-                <w:szCs w:val="24"/>
-              </w:rPr>
-              <w:t>sampah_tps</w:t>
-            </w:r>
-            <w:r>
-              <w:rPr>
-                <w:rFonts w:ascii="Arial Nova Cond" w:hAnsi="Arial Nova Cond"/>
-                <w:sz w:val="24"/>
-                <w:szCs w:val="24"/>
-              </w:rPr>
-              <w:t>}</w:t>
+              <w:t>{sampah_tps}</w:t>
             </w:r>
           </w:p>
         </w:tc>
@@ -7673,23 +6690,7 @@
                 <w:sz w:val="24"/>
                 <w:szCs w:val="24"/>
               </w:rPr>
-              <w:t>{</w:t>
-            </w:r>
-            <w:r>
-              <w:rPr>
-                <w:rFonts w:ascii="Arial Nova Cond" w:hAnsi="Arial Nova Cond"/>
-                <w:sz w:val="24"/>
-                <w:szCs w:val="24"/>
-              </w:rPr>
-              <w:t>ket_sampah_tps</w:t>
-            </w:r>
-            <w:r>
-              <w:rPr>
-                <w:rFonts w:ascii="Arial Nova Cond" w:hAnsi="Arial Nova Cond"/>
-                <w:sz w:val="24"/>
-                <w:szCs w:val="24"/>
-              </w:rPr>
-              <w:t>}</w:t>
+              <w:t>{ket_sampah_tps}</w:t>
             </w:r>
           </w:p>
         </w:tc>
@@ -7791,23 +6792,7 @@
                 <w:sz w:val="24"/>
                 <w:szCs w:val="24"/>
               </w:rPr>
-              <w:t>{</w:t>
-            </w:r>
-            <w:r>
-              <w:rPr>
-                <w:rFonts w:ascii="Arial Nova Cond" w:hAnsi="Arial Nova Cond"/>
-                <w:sz w:val="24"/>
-                <w:szCs w:val="24"/>
-              </w:rPr>
-              <w:t>sampah_kelola</w:t>
-            </w:r>
-            <w:r>
-              <w:rPr>
-                <w:rFonts w:ascii="Arial Nova Cond" w:hAnsi="Arial Nova Cond"/>
-                <w:sz w:val="24"/>
-                <w:szCs w:val="24"/>
-              </w:rPr>
-              <w:t>}</w:t>
+              <w:t>{sampah_kelola}</w:t>
             </w:r>
           </w:p>
         </w:tc>
@@ -7829,23 +6814,7 @@
                 <w:sz w:val="24"/>
                 <w:szCs w:val="24"/>
               </w:rPr>
-              <w:t>{</w:t>
-            </w:r>
-            <w:r>
-              <w:rPr>
-                <w:rFonts w:ascii="Arial Nova Cond" w:hAnsi="Arial Nova Cond"/>
-                <w:sz w:val="24"/>
-                <w:szCs w:val="24"/>
-              </w:rPr>
-              <w:t>ket_sampah_kelola</w:t>
-            </w:r>
-            <w:r>
-              <w:rPr>
-                <w:rFonts w:ascii="Arial Nova Cond" w:hAnsi="Arial Nova Cond"/>
-                <w:sz w:val="24"/>
-                <w:szCs w:val="24"/>
-              </w:rPr>
-              <w:t>}</w:t>
+              <w:t>{ket_sampah_kelola}</w:t>
             </w:r>
           </w:p>
         </w:tc>
@@ -8010,23 +6979,7 @@
                 <w:sz w:val="24"/>
                 <w:szCs w:val="24"/>
               </w:rPr>
-              <w:t>{ket_2} {/</w:t>
-            </w:r>
-            <w:r>
-              <w:rPr>
-                <w:rFonts w:ascii="Arial Nova Cond" w:hAnsi="Arial Nova Cond"/>
-                <w:sz w:val="24"/>
-                <w:szCs w:val="24"/>
-              </w:rPr>
-              <w:t>foto_baris</w:t>
-            </w:r>
-            <w:r>
-              <w:rPr>
-                <w:rFonts w:ascii="Arial Nova Cond" w:hAnsi="Arial Nova Cond"/>
-                <w:sz w:val="24"/>
-                <w:szCs w:val="24"/>
-              </w:rPr>
-              <w:t>}</w:t>
+              <w:t>{ket_2} {/foto_baris}</w:t>
             </w:r>
           </w:p>
         </w:tc>
@@ -8084,23 +7037,7 @@
           <w:sz w:val="24"/>
           <w:szCs w:val="24"/>
         </w:rPr>
-        <w:t>{#saran} {abjad}. {</w:t>
-      </w:r>
-      <w:r>
-        <w:rPr>
-          <w:rFonts w:ascii="Arial Nova Cond" w:hAnsi="Arial Nova Cond"/>
-          <w:sz w:val="24"/>
-          <w:szCs w:val="24"/>
-        </w:rPr>
-        <w:t>saran_text</w:t>
-      </w:r>
-      <w:r>
-        <w:rPr>
-          <w:rFonts w:ascii="Arial Nova Cond" w:hAnsi="Arial Nova Cond"/>
-          <w:sz w:val="24"/>
-          <w:szCs w:val="24"/>
-        </w:rPr>
-        <w:t>} {/saran}</w:t>
+        <w:t>{#saran} {abjad}. {saran_text} {/saran}</w:t>
       </w:r>
     </w:p>
     <w:p>
@@ -8296,23 +7233,7 @@
           <w:sz w:val="24"/>
           <w:szCs w:val="24"/>
         </w:rPr>
-        <w:t>{</w:t>
-      </w:r>
-      <w:r>
-        <w:rPr>
-          <w:rFonts w:ascii="Arial Nova Cond" w:hAnsi="Arial Nova Cond"/>
-          <w:sz w:val="24"/>
-          <w:szCs w:val="24"/>
-        </w:rPr>
-        <w:t>nama_badan_usaha_kegiatan</w:t>
-      </w:r>
-      <w:r>
-        <w:rPr>
-          <w:rFonts w:ascii="Arial Nova Cond" w:hAnsi="Arial Nova Cond"/>
-          <w:sz w:val="24"/>
-          <w:szCs w:val="24"/>
-        </w:rPr>
-        <w:t>}</w:t>
+        <w:t>{nama_badan_usaha_kegiatan}</w:t>
       </w:r>
       <w:r>
         <w:rPr>
@@ -8467,25 +7388,7 @@
                 <w:sz w:val="24"/>
                 <w:szCs w:val="24"/>
               </w:rPr>
-              <w:t>{</w:t>
-            </w:r>
-            <w:r>
-              <w:rPr>
-                <w:rFonts w:ascii="Arial Nova Cond" w:hAnsi="Arial Nova Cond"/>
-                <w:color w:val="0D0D0D"/>
-                <w:sz w:val="24"/>
-                <w:szCs w:val="24"/>
-              </w:rPr>
-              <w:t>pj_nama</w:t>
-            </w:r>
-            <w:r>
-              <w:rPr>
-                <w:rFonts w:ascii="Arial Nova Cond" w:hAnsi="Arial Nova Cond"/>
-                <w:color w:val="0D0D0D"/>
-                <w:sz w:val="24"/>
-                <w:szCs w:val="24"/>
-              </w:rPr>
-              <w:t>}</w:t>
+              <w:t>{pj_nama}</w:t>
             </w:r>
           </w:p>
         </w:tc>
@@ -8570,23 +7473,7 @@
                 <w:sz w:val="24"/>
                 <w:szCs w:val="24"/>
               </w:rPr>
-              <w:t>{</w:t>
-            </w:r>
-            <w:r>
-              <w:rPr>
-                <w:rFonts w:ascii="Arial Nova Cond" w:hAnsi="Arial Nova Cond"/>
-                <w:sz w:val="24"/>
-                <w:szCs w:val="24"/>
-              </w:rPr>
-              <w:t>pj_jabatan</w:t>
-            </w:r>
-            <w:r>
-              <w:rPr>
-                <w:rFonts w:ascii="Arial Nova Cond" w:hAnsi="Arial Nova Cond"/>
-                <w:sz w:val="24"/>
-                <w:szCs w:val="24"/>
-              </w:rPr>
-              <w:t>}</w:t>
+              <w:t>{pj_jabatan}</w:t>
             </w:r>
           </w:p>
         </w:tc>
@@ -8679,23 +7566,7 @@
                 <w:sz w:val="24"/>
                 <w:szCs w:val="24"/>
               </w:rPr>
-              <w:t>{</w:t>
-            </w:r>
-            <w:r>
-              <w:rPr>
-                <w:rFonts w:ascii="Arial Nova Cond" w:hAnsi="Arial Nova Cond"/>
-                <w:sz w:val="24"/>
-                <w:szCs w:val="24"/>
-              </w:rPr>
-              <w:t>telepon</w:t>
-            </w:r>
-            <w:r>
-              <w:rPr>
-                <w:rFonts w:ascii="Arial Nova Cond" w:hAnsi="Arial Nova Cond"/>
-                <w:sz w:val="24"/>
-                <w:szCs w:val="24"/>
-              </w:rPr>
-              <w:t>}</w:t>
+              <w:t>{telepon}</w:t>
             </w:r>
           </w:p>
         </w:tc>
@@ -9005,27 +7876,7 @@
           <w:sz w:val="24"/>
           <w:szCs w:val="24"/>
         </w:rPr>
-        <w:t>{</w:t>
-      </w:r>
-      <w:r>
-        <w:rPr>
-          <w:rFonts w:ascii="Arial Nova Cond" w:hAnsi="Arial Nova Cond"/>
-          <w:b w:val="0"/>
-          <w:bCs w:val="0"/>
-          <w:sz w:val="24"/>
-          <w:szCs w:val="24"/>
-        </w:rPr>
-        <w:t>nama_badan_usaha_kegiatan</w:t>
-      </w:r>
-      <w:r>
-        <w:rPr>
-          <w:rFonts w:ascii="Arial Nova Cond" w:hAnsi="Arial Nova Cond"/>
-          <w:b w:val="0"/>
-          <w:bCs w:val="0"/>
-          <w:sz w:val="24"/>
-          <w:szCs w:val="24"/>
-        </w:rPr>
-        <w:t>}</w:t>
+        <w:t>{nama_badan_usaha_kegiatan}</w:t>
       </w:r>
       <w:r>
         <w:rPr>
@@ -9417,23 +8268,7 @@
                 <w:sz w:val="24"/>
                 <w:szCs w:val="24"/>
               </w:rPr>
-              <w:t>{</w:t>
-            </w:r>
-            <w:r>
-              <w:rPr>
-                <w:rFonts w:ascii="Arial Nova Cond" w:hAnsi="Arial Nova Cond"/>
-                <w:sz w:val="24"/>
-                <w:szCs w:val="24"/>
-              </w:rPr>
-              <w:t>nama_pengawas</w:t>
-            </w:r>
-            <w:r>
-              <w:rPr>
-                <w:rFonts w:ascii="Arial Nova Cond" w:hAnsi="Arial Nova Cond"/>
-                <w:sz w:val="24"/>
-                <w:szCs w:val="24"/>
-              </w:rPr>
-              <w:t>}</w:t>
+              <w:t>{nama_pengawas}</w:t>
             </w:r>
           </w:p>
         </w:tc>
@@ -9569,37 +8404,7 @@
                 <w:szCs w:val="24"/>
                 <w:lang w:eastAsia="en-ID"/>
               </w:rPr>
-              <w:t>{</w:t>
-            </w:r>
-            <w:r>
-              <w:rPr>
-                <w:rFonts w:ascii="Arial Nova Cond" w:eastAsia="Times New Roman" w:hAnsi="Arial Nova Cond" w:cs="Times New Roman"/>
-                <w:color w:val="0D0D0D"/>
-                <w:sz w:val="24"/>
-                <w:szCs w:val="24"/>
-                <w:lang w:eastAsia="en-ID"/>
-              </w:rPr>
-              <w:t>/</w:t>
-            </w:r>
-            <w:r>
-              <w:rPr>
-                <w:rFonts w:ascii="Arial Nova Cond" w:eastAsia="Times New Roman" w:hAnsi="Arial Nova Cond" w:cs="Times New Roman"/>
-                <w:color w:val="0D0D0D"/>
-                <w:sz w:val="24"/>
-                <w:szCs w:val="24"/>
-                <w:lang w:eastAsia="en-ID"/>
-              </w:rPr>
-              <w:t>tim_pengawas</w:t>
-            </w:r>
-            <w:r>
-              <w:rPr>
-                <w:rFonts w:ascii="Arial Nova Cond" w:eastAsia="Times New Roman" w:hAnsi="Arial Nova Cond" w:cs="Times New Roman"/>
-                <w:color w:val="0D0D0D"/>
-                <w:sz w:val="24"/>
-                <w:szCs w:val="24"/>
-                <w:lang w:eastAsia="en-ID"/>
-              </w:rPr>
-              <w:t>}</w:t>
+              <w:t>{/tim_pengawas}</w:t>
             </w:r>
           </w:p>
           <w:p>
@@ -9785,9 +8590,37 @@
                 <w:szCs w:val="24"/>
                 <w:lang w:eastAsia="en-ID"/>
               </w:rPr>
-              <w:t>{</w:t>
-            </w:r>
-            <w:r>
+              <w:t>{nama_saksi}</w:t>
+            </w:r>
+          </w:p>
+        </w:tc>
+      </w:tr>
+      <w:tr>
+        <w:tc>
+          <w:tcPr>
+            <w:tcW w:w="421" w:type="dxa"/>
+            <w:vAlign w:val="center"/>
+          </w:tcPr>
+          <w:p>
+            <w:pPr>
+              <w:spacing w:after="0" w:line="240" w:lineRule="auto"/>
+              <w:rPr>
+                <w:rFonts w:ascii="Arial Nova Cond" w:eastAsia="Times New Roman" w:hAnsi="Arial Nova Cond" w:cs="Times New Roman"/>
+                <w:sz w:val="24"/>
+                <w:szCs w:val="24"/>
+                <w:lang w:eastAsia="en-ID"/>
+              </w:rPr>
+            </w:pPr>
+          </w:p>
+        </w:tc>
+        <w:tc>
+          <w:tcPr>
+            <w:tcW w:w="1808" w:type="dxa"/>
+            <w:vAlign w:val="center"/>
+          </w:tcPr>
+          <w:p>
+            <w:pPr>
+              <w:spacing w:after="0" w:line="240" w:lineRule="auto"/>
               <w:rPr>
                 <w:rFonts w:ascii="Arial Nova Cond" w:eastAsia="Times New Roman" w:hAnsi="Arial Nova Cond" w:cs="Times New Roman"/>
                 <w:color w:val="0D0D0D"/>
@@ -9795,8 +8628,7 @@
                 <w:szCs w:val="24"/>
                 <w:lang w:eastAsia="en-ID"/>
               </w:rPr>
-              <w:t>nama_saksi</w:t>
-            </w:r>
+            </w:pPr>
             <w:r>
               <w:rPr>
                 <w:rFonts w:ascii="Arial Nova Cond" w:eastAsia="Times New Roman" w:hAnsi="Arial Nova Cond" w:cs="Times New Roman"/>
@@ -9805,33 +8637,13 @@
                 <w:szCs w:val="24"/>
                 <w:lang w:eastAsia="en-ID"/>
               </w:rPr>
-              <w:t>}</w:t>
-            </w:r>
-          </w:p>
-        </w:tc>
-      </w:tr>
-      <w:tr>
-        <w:tc>
-          <w:tcPr>
-            <w:tcW w:w="421" w:type="dxa"/>
-            <w:vAlign w:val="center"/>
-          </w:tcPr>
-          <w:p>
-            <w:pPr>
-              <w:spacing w:after="0" w:line="240" w:lineRule="auto"/>
-              <w:rPr>
-                <w:rFonts w:ascii="Arial Nova Cond" w:eastAsia="Times New Roman" w:hAnsi="Arial Nova Cond" w:cs="Times New Roman"/>
-                <w:sz w:val="24"/>
-                <w:szCs w:val="24"/>
-                <w:lang w:eastAsia="en-ID"/>
-              </w:rPr>
-            </w:pPr>
-          </w:p>
-        </w:tc>
-        <w:tc>
-          <w:tcPr>
-            <w:tcW w:w="1808" w:type="dxa"/>
-            <w:vAlign w:val="center"/>
+              <w:t>Jabatan</w:t>
+            </w:r>
+          </w:p>
+        </w:tc>
+        <w:tc>
+          <w:tcPr>
+            <w:tcW w:w="283" w:type="dxa"/>
           </w:tcPr>
           <w:p>
             <w:pPr>
@@ -9852,13 +8664,14 @@
                 <w:szCs w:val="24"/>
                 <w:lang w:eastAsia="en-ID"/>
               </w:rPr>
-              <w:t>Jabatan</w:t>
-            </w:r>
-          </w:p>
-        </w:tc>
-        <w:tc>
-          <w:tcPr>
-            <w:tcW w:w="283" w:type="dxa"/>
+              <w:t>:</w:t>
+            </w:r>
+          </w:p>
+        </w:tc>
+        <w:tc>
+          <w:tcPr>
+            <w:tcW w:w="7122" w:type="dxa"/>
+            <w:vAlign w:val="center"/>
           </w:tcPr>
           <w:p>
             <w:pPr>
@@ -9879,55 +8692,7 @@
                 <w:szCs w:val="24"/>
                 <w:lang w:eastAsia="en-ID"/>
               </w:rPr>
-              <w:t>:</w:t>
-            </w:r>
-          </w:p>
-        </w:tc>
-        <w:tc>
-          <w:tcPr>
-            <w:tcW w:w="7122" w:type="dxa"/>
-            <w:vAlign w:val="center"/>
-          </w:tcPr>
-          <w:p>
-            <w:pPr>
-              <w:spacing w:after="0" w:line="240" w:lineRule="auto"/>
-              <w:rPr>
-                <w:rFonts w:ascii="Arial Nova Cond" w:eastAsia="Times New Roman" w:hAnsi="Arial Nova Cond" w:cs="Times New Roman"/>
-                <w:color w:val="0D0D0D"/>
-                <w:sz w:val="24"/>
-                <w:szCs w:val="24"/>
-                <w:lang w:eastAsia="en-ID"/>
-              </w:rPr>
-            </w:pPr>
-            <w:r>
-              <w:rPr>
-                <w:rFonts w:ascii="Arial Nova Cond" w:eastAsia="Times New Roman" w:hAnsi="Arial Nova Cond" w:cs="Times New Roman"/>
-                <w:color w:val="0D0D0D"/>
-                <w:sz w:val="24"/>
-                <w:szCs w:val="24"/>
-                <w:lang w:eastAsia="en-ID"/>
-              </w:rPr>
-              <w:t>{</w:t>
-            </w:r>
-            <w:r>
-              <w:rPr>
-                <w:rFonts w:ascii="Arial Nova Cond" w:eastAsia="Times New Roman" w:hAnsi="Arial Nova Cond" w:cs="Times New Roman"/>
-                <w:color w:val="0D0D0D"/>
-                <w:sz w:val="24"/>
-                <w:szCs w:val="24"/>
-                <w:lang w:eastAsia="en-ID"/>
-              </w:rPr>
-              <w:t>jabatan_saksi</w:t>
-            </w:r>
-            <w:r>
-              <w:rPr>
-                <w:rFonts w:ascii="Arial Nova Cond" w:eastAsia="Times New Roman" w:hAnsi="Arial Nova Cond" w:cs="Times New Roman"/>
-                <w:color w:val="0D0D0D"/>
-                <w:sz w:val="24"/>
-                <w:szCs w:val="24"/>
-                <w:lang w:eastAsia="en-ID"/>
-              </w:rPr>
-              <w:t>}</w:t>
+              <w:t>{jabatan_saksi}</w:t>
             </w:r>
           </w:p>
         </w:tc>
@@ -10051,27 +8816,7 @@
                 <w:szCs w:val="24"/>
                 <w:lang w:eastAsia="en-ID"/>
               </w:rPr>
-              <w:t>{%ttd_saksi} {/</w:t>
-            </w:r>
-            <w:r>
-              <w:rPr>
-                <w:rFonts w:ascii="Arial Nova Cond" w:eastAsia="Times New Roman" w:hAnsi="Arial Nova Cond" w:cs="Times New Roman"/>
-                <w:color w:val="0D0D0D"/>
-                <w:sz w:val="24"/>
-                <w:szCs w:val="24"/>
-                <w:lang w:eastAsia="en-ID"/>
-              </w:rPr>
-              <w:t>saksi</w:t>
-            </w:r>
-            <w:r>
-              <w:rPr>
-                <w:rFonts w:ascii="Arial Nova Cond" w:eastAsia="Times New Roman" w:hAnsi="Arial Nova Cond" w:cs="Times New Roman"/>
-                <w:color w:val="0D0D0D"/>
-                <w:sz w:val="24"/>
-                <w:szCs w:val="24"/>
-                <w:lang w:eastAsia="en-ID"/>
-              </w:rPr>
-              <w:t>}</w:t>
+              <w:t>{%ttd_saksi} {/saksi}</w:t>
             </w:r>
           </w:p>
         </w:tc>
@@ -10112,7 +8857,7 @@
 </w:document>
 </file>
 
-<file path=word\endnotes.xml><?xml version="1.0" encoding="utf-8"?>
+<file path=word/endnotes.xml><?xml version="1.0" encoding="utf-8"?>
 <w:endnotes xmlns:wpc="http://schemas.microsoft.com/office/word/2010/wordprocessingCanvas" xmlns:cx="http://schemas.microsoft.com/office/drawing/2014/chartex" xmlns:cx1="http://schemas.microsoft.com/office/drawing/2015/9/8/chartex" xmlns:cx2="http://schemas.microsoft.com/office/drawing/2015/10/21/chartex" xmlns:cx3="http://schemas.microsoft.com/office/drawing/2016/5/9/chartex" xmlns:cx4="http://schemas.microsoft.com/office/drawing/2016/5/10/chartex" xmlns:cx5="http://schemas.microsoft.com/office/drawing/2016/5/11/chartex" xmlns:cx6="http://schemas.microsoft.com/office/drawing/2016/5/12/chartex" xmlns:cx7="http://schemas.microsoft.com/office/drawing/2016/5/13/chartex" xmlns:cx8="http://schemas.microsoft.com/office/drawing/2016/5/14/chartex" xmlns:mc="http://schemas.openxmlformats.org/markup-compatibility/2006" xmlns:aink="http://schemas.microsoft.com/office/drawing/2016/ink" xmlns:am3d="http://schemas.microsoft.com/office/drawing/2017/model3d" xmlns:o="urn:schemas-microsoft-com:office:office" xmlns:oel="http://schemas.microsoft.com/office/2019/extlst" xmlns:r="http://schemas.openxmlformats.org/officeDocument/2006/relationships" xmlns:m="http://schemas.openxmlformats.org/officeDocument/2006/math" xmlns:v="urn:schemas-microsoft-com:vml" xmlns:wp14="http://schemas.microsoft.com/office/word/2010/wordprocessingDrawing" xmlns:wp="http://schemas.openxmlformats.org/drawingml/2006/wordprocessingDrawing" xmlns:w10="urn:schemas-microsoft-com:office:word" xmlns:w="http://schemas.openxmlformats.org/wordprocessingml/2006/main" xmlns:w14="http://schemas.microsoft.com/office/word/2010/wordml" xmlns:w15="http://schemas.microsoft.com/office/word/2012/wordml" xmlns:w16cex="http://schemas.microsoft.com/office/word/2018/wordml/cex" xmlns:w16cid="http://schemas.microsoft.com/office/word/2016/wordml/cid" xmlns:w16="http://schemas.microsoft.com/office/word/2018/wordml" xmlns:w16sdtdh="http://schemas.microsoft.com/office/word/2020/wordml/sdtdatahash" xmlns:w16se="http://schemas.microsoft.com/office/word/2015/wordml/symex" xmlns:wpg="http://schemas.microsoft.com/office/word/2010/wordprocessingGroup" xmlns:wpi="http://schemas.microsoft.com/office/word/2010/wordprocessingInk" xmlns:wne="http://schemas.microsoft.com/office/word/2006/wordml" xmlns:wps="http://schemas.microsoft.com/office/word/2010/wordprocessingShape" mc:Ignorable="w14 w15 w16se w16cid w16 w16cex w16sdtdh wp14">
   <w:endnote w:type="separator" w:id="-1">
     <w:p>
@@ -10137,106 +8882,7 @@
 </w:endnotes>
 </file>
 
-<file path=word\fontTable.xml><?xml version="1.0" encoding="utf-8"?>
-<w:fonts xmlns:mc="http://schemas.openxmlformats.org/markup-compatibility/2006" xmlns:r="http://schemas.openxmlformats.org/officeDocument/2006/relationships" xmlns:w="http://schemas.openxmlformats.org/wordprocessingml/2006/main" xmlns:w14="http://schemas.microsoft.com/office/word/2010/wordml" xmlns:w15="http://schemas.microsoft.com/office/word/2012/wordml" xmlns:w16cex="http://schemas.microsoft.com/office/word/2018/wordml/cex" xmlns:w16cid="http://schemas.microsoft.com/office/word/2016/wordml/cid" xmlns:w16="http://schemas.microsoft.com/office/word/2018/wordml" xmlns:w16sdtdh="http://schemas.microsoft.com/office/word/2020/wordml/sdtdatahash" xmlns:w16se="http://schemas.microsoft.com/office/word/2015/wordml/symex" mc:Ignorable="w14 w15 w16se w16cid w16 w16cex w16sdtdh">
-  <w:font w:name="Times New Roman">
-    <w:panose1 w:val="02020603050405020304"/>
-    <w:charset w:val="00"/>
-    <w:family w:val="roman"/>
-    <w:pitch w:val="variable"/>
-    <w:sig w:usb0="E0002EFF" w:usb1="C000785B" w:usb2="00000009" w:usb3="00000000" w:csb0="000001FF" w:csb1="00000000"/>
-  </w:font>
-  <w:font w:name="Arial Nova Cond">
-    <w:altName w:val="Arial Nova Cond"/>
-    <w:charset w:val="00"/>
-    <w:family w:val="swiss"/>
-    <w:pitch w:val="variable"/>
-    <w:sig w:usb0="0000028F" w:usb1="00000002" w:usb2="00000000" w:usb3="00000000" w:csb0="0000019F" w:csb1="00000000"/>
-  </w:font>
-  <w:font w:name="Calibri">
-    <w:panose1 w:val="020F0502020204030204"/>
-    <w:charset w:val="00"/>
-    <w:family w:val="swiss"/>
-    <w:pitch w:val="variable"/>
-    <w:sig w:usb0="E4002EFF" w:usb1="C200247B" w:usb2="00000009" w:usb3="00000000" w:csb0="000001FF" w:csb1="00000000"/>
-  </w:font>
-  <w:font w:name="Courier New">
-    <w:panose1 w:val="02070309020205020404"/>
-    <w:charset w:val="00"/>
-    <w:family w:val="modern"/>
-    <w:pitch w:val="fixed"/>
-    <w:sig w:usb0="E0002EFF" w:usb1="C0007843" w:usb2="00000009" w:usb3="00000000" w:csb0="000001FF" w:csb1="00000000"/>
-  </w:font>
-  <w:font w:name="Wingdings">
-    <w:panose1 w:val="05000000000000000000"/>
-    <w:charset w:val="02"/>
-    <w:family w:val="auto"/>
-    <w:pitch w:val="variable"/>
-    <w:sig w:usb0="00000000" w:usb1="10000000" w:usb2="00000000" w:usb3="00000000" w:csb0="80000000" w:csb1="00000000"/>
-  </w:font>
-  <w:font w:name="Symbol">
-    <w:panose1 w:val="05050102010706020507"/>
-    <w:charset w:val="02"/>
-    <w:family w:val="roman"/>
-    <w:pitch w:val="variable"/>
-    <w:sig w:usb0="00000000" w:usb1="10000000" w:usb2="00000000" w:usb3="00000000" w:csb0="80000000" w:csb1="00000000"/>
-  </w:font>
-  <w:font w:name="Calibri Light">
-    <w:panose1 w:val="020F0302020204030204"/>
-    <w:charset w:val="00"/>
-    <w:family w:val="swiss"/>
-    <w:pitch w:val="variable"/>
-    <w:sig w:usb0="E4002EFF" w:usb1="C200247B" w:usb2="00000009" w:usb3="00000000" w:csb0="000001FF" w:csb1="00000000"/>
-  </w:font>
-  <w:font w:name="BookmanOldStyle">
-    <w:altName w:val="Cambria"/>
-    <w:panose1 w:val="00000000000000000000"/>
-    <w:charset w:val="00"/>
-    <w:family w:val="roman"/>
-    <w:notTrueType/>
-    <w:pitch w:val="default"/>
-  </w:font>
-  <w:font w:name="BookmanOldStyle-Bold">
-    <w:altName w:val="Cambria"/>
-    <w:panose1 w:val="00000000000000000000"/>
-    <w:charset w:val="00"/>
-    <w:family w:val="roman"/>
-    <w:notTrueType/>
-    <w:pitch w:val="default"/>
-  </w:font>
-  <w:font w:name="BookmanOldStyle-BoldItalic">
-    <w:altName w:val="Cambria"/>
-    <w:panose1 w:val="00000000000000000000"/>
-    <w:charset w:val="00"/>
-    <w:family w:val="roman"/>
-    <w:notTrueType/>
-    <w:pitch w:val="default"/>
-  </w:font>
-  <w:font w:name="Segoe UI">
-    <w:panose1 w:val="020B0502040204020203"/>
-    <w:charset w:val="00"/>
-    <w:family w:val="swiss"/>
-    <w:pitch w:val="variable"/>
-    <w:sig w:usb0="E4002EFF" w:usb1="C000E47F" w:usb2="00000009" w:usb3="00000000" w:csb0="000001FF" w:csb1="00000000"/>
-  </w:font>
-  <w:font w:name="Arial">
-    <w:panose1 w:val="020B0604020202020204"/>
-    <w:charset w:val="00"/>
-    <w:family w:val="swiss"/>
-    <w:pitch w:val="variable"/>
-    <w:sig w:usb0="E0002EFF" w:usb1="C000785B" w:usb2="00000009" w:usb3="00000000" w:csb0="000001FF" w:csb1="00000000"/>
-  </w:font>
-  <w:font w:name="Consolas">
-    <w:panose1 w:val="020B0609020204030204"/>
-    <w:charset w:val="00"/>
-    <w:family w:val="modern"/>
-    <w:pitch w:val="fixed"/>
-    <w:sig w:usb0="E00006FF" w:usb1="0000FCFF" w:usb2="00000001" w:usb3="00000000" w:csb0="0000019F" w:csb1="00000000"/>
-  </w:font>
-</w:fonts>
-</file>
-
-<file path=word\footer1.xml><?xml version="1.0" encoding="utf-8"?>
+<file path=word/footer1.xml><?xml version="1.0" encoding="utf-8"?>
 <w:ftr xmlns:wpc="http://schemas.microsoft.com/office/word/2010/wordprocessingCanvas" xmlns:cx="http://schemas.microsoft.com/office/drawing/2014/chartex" xmlns:cx1="http://schemas.microsoft.com/office/drawing/2015/9/8/chartex" xmlns:cx2="http://schemas.microsoft.com/office/drawing/2015/10/21/chartex" xmlns:cx3="http://schemas.microsoft.com/office/drawing/2016/5/9/chartex" xmlns:cx4="http://schemas.microsoft.com/office/drawing/2016/5/10/chartex" xmlns:cx5="http://schemas.microsoft.com/office/drawing/2016/5/11/chartex" xmlns:cx6="http://schemas.microsoft.com/office/drawing/2016/5/12/chartex" xmlns:cx7="http://schemas.microsoft.com/office/drawing/2016/5/13/chartex" xmlns:cx8="http://schemas.microsoft.com/office/drawing/2016/5/14/chartex" xmlns:mc="http://schemas.openxmlformats.org/markup-compatibility/2006" xmlns:aink="http://schemas.microsoft.com/office/drawing/2016/ink" xmlns:am3d="http://schemas.microsoft.com/office/drawing/2017/model3d" xmlns:o="urn:schemas-microsoft-com:office:office" xmlns:oel="http://schemas.microsoft.com/office/2019/extlst" xmlns:r="http://schemas.openxmlformats.org/officeDocument/2006/relationships" xmlns:m="http://schemas.openxmlformats.org/officeDocument/2006/math" xmlns:v="urn:schemas-microsoft-com:vml" xmlns:wp14="http://schemas.microsoft.com/office/word/2010/wordprocessingDrawing" xmlns:wp="http://schemas.openxmlformats.org/drawingml/2006/wordprocessingDrawing" xmlns:w10="urn:schemas-microsoft-com:office:word" xmlns:w="http://schemas.openxmlformats.org/wordprocessingml/2006/main" xmlns:w14="http://schemas.microsoft.com/office/word/2010/wordml" xmlns:w15="http://schemas.microsoft.com/office/word/2012/wordml" xmlns:w16cex="http://schemas.microsoft.com/office/word/2018/wordml/cex" xmlns:w16cid="http://schemas.microsoft.com/office/word/2016/wordml/cid" xmlns:w16="http://schemas.microsoft.com/office/word/2018/wordml" xmlns:w16sdtdh="http://schemas.microsoft.com/office/word/2020/wordml/sdtdatahash" xmlns:w16se="http://schemas.microsoft.com/office/word/2015/wordml/symex" xmlns:wpg="http://schemas.microsoft.com/office/word/2010/wordprocessingGroup" xmlns:wpi="http://schemas.microsoft.com/office/word/2010/wordprocessingInk" xmlns:wne="http://schemas.microsoft.com/office/word/2006/wordml" xmlns:wps="http://schemas.microsoft.com/office/word/2010/wordprocessingShape" mc:Ignorable="w14 w15 w16se w16cid w16 w16cex w16sdtdh wp14">
   <w:p>
     <w:pPr>
@@ -10333,23 +8979,7 @@
                               <w:sz w:val="20"/>
                               <w:szCs w:val="20"/>
                             </w:rPr>
-                            <w:t>{#tim_pengawas} {%paraf_pengawas} {/</w:t>
-                          </w:r>
-                          <w:r>
-                            <w:rPr>
-                              <w:rFonts w:ascii="Arial Nova Cond" w:hAnsi="Arial Nova Cond"/>
-                              <w:sz w:val="20"/>
-                              <w:szCs w:val="20"/>
-                            </w:rPr>
-                            <w:t>tim_pengawas</w:t>
-                          </w:r>
-                          <w:r>
-                            <w:rPr>
-                              <w:rFonts w:ascii="Arial Nova Cond" w:hAnsi="Arial Nova Cond"/>
-                              <w:sz w:val="20"/>
-                              <w:szCs w:val="20"/>
-                            </w:rPr>
-                            <w:t>}</w:t>
+                            <w:t>{#tim_pengawas} {paraf_pengawas_text} {/tim_pengawas}</w:t>
                           </w:r>
                         </w:p>
                         <w:p>
@@ -10436,23 +9066,7 @@
                         <w:sz w:val="20"/>
                         <w:szCs w:val="20"/>
                       </w:rPr>
-                      <w:t>{#tim_pengawas} {%paraf_pengawas} {/</w:t>
-                    </w:r>
-                    <w:r>
-                      <w:rPr>
-                        <w:rFonts w:ascii="Arial Nova Cond" w:hAnsi="Arial Nova Cond"/>
-                        <w:sz w:val="20"/>
-                        <w:szCs w:val="20"/>
-                      </w:rPr>
-                      <w:t>tim_pengawas</w:t>
-                    </w:r>
-                    <w:r>
-                      <w:rPr>
-                        <w:rFonts w:ascii="Arial Nova Cond" w:hAnsi="Arial Nova Cond"/>
-                        <w:sz w:val="20"/>
-                        <w:szCs w:val="20"/>
-                      </w:rPr>
-                      <w:t>}</w:t>
+                      <w:t>{#tim_pengawas} {paraf_pengawas_text} {/tim_pengawas}</w:t>
                     </w:r>
                   </w:p>
                   <w:p>
@@ -10577,7 +9191,7 @@
                               <w:sz w:val="20"/>
                               <w:szCs w:val="20"/>
                             </w:rPr>
-                            <w:t>{%paraf_pemrakarsa}</w:t>
+                            <w:t>{paraf_pemrakarsa_text}</w:t>
                           </w:r>
                         </w:p>
                         <w:p>
@@ -10676,7 +9290,7 @@
                         <w:sz w:val="20"/>
                         <w:szCs w:val="20"/>
                       </w:rPr>
-                      <w:t>{%paraf_pemrakarsa}</w:t>
+                      <w:t>{paraf_pemrakarsa_text}</w:t>
                     </w:r>
                   </w:p>
                   <w:p>
@@ -10828,7 +9442,7 @@
 </w:ftr>
 </file>
 
-<file path=word\footnotes.xml><?xml version="1.0" encoding="utf-8"?>
+<file path=word/footnotes.xml><?xml version="1.0" encoding="utf-8"?>
 <w:footnotes xmlns:wpc="http://schemas.microsoft.com/office/word/2010/wordprocessingCanvas" xmlns:cx="http://schemas.microsoft.com/office/drawing/2014/chartex" xmlns:cx1="http://schemas.microsoft.com/office/drawing/2015/9/8/chartex" xmlns:cx2="http://schemas.microsoft.com/office/drawing/2015/10/21/chartex" xmlns:cx3="http://schemas.microsoft.com/office/drawing/2016/5/9/chartex" xmlns:cx4="http://schemas.microsoft.com/office/drawing/2016/5/10/chartex" xmlns:cx5="http://schemas.microsoft.com/office/drawing/2016/5/11/chartex" xmlns:cx6="http://schemas.microsoft.com/office/drawing/2016/5/12/chartex" xmlns:cx7="http://schemas.microsoft.com/office/drawing/2016/5/13/chartex" xmlns:cx8="http://schemas.microsoft.com/office/drawing/2016/5/14/chartex" xmlns:mc="http://schemas.openxmlformats.org/markup-compatibility/2006" xmlns:aink="http://schemas.microsoft.com/office/drawing/2016/ink" xmlns:am3d="http://schemas.microsoft.com/office/drawing/2017/model3d" xmlns:o="urn:schemas-microsoft-com:office:office" xmlns:oel="http://schemas.microsoft.com/office/2019/extlst" xmlns:r="http://schemas.openxmlformats.org/officeDocument/2006/relationships" xmlns:m="http://schemas.openxmlformats.org/officeDocument/2006/math" xmlns:v="urn:schemas-microsoft-com:vml" xmlns:wp14="http://schemas.microsoft.com/office/word/2010/wordprocessingDrawing" xmlns:wp="http://schemas.openxmlformats.org/drawingml/2006/wordprocessingDrawing" xmlns:w10="urn:schemas-microsoft-com:office:word" xmlns:w="http://schemas.openxmlformats.org/wordprocessingml/2006/main" xmlns:w14="http://schemas.microsoft.com/office/word/2010/wordml" xmlns:w15="http://schemas.microsoft.com/office/word/2012/wordml" xmlns:w16cex="http://schemas.microsoft.com/office/word/2018/wordml/cex" xmlns:w16cid="http://schemas.microsoft.com/office/word/2016/wordml/cid" xmlns:w16="http://schemas.microsoft.com/office/word/2018/wordml" xmlns:w16sdtdh="http://schemas.microsoft.com/office/word/2020/wordml/sdtdatahash" xmlns:w16se="http://schemas.microsoft.com/office/word/2015/wordml/symex" xmlns:wpg="http://schemas.microsoft.com/office/word/2010/wordprocessingGroup" xmlns:wpi="http://schemas.microsoft.com/office/word/2010/wordprocessingInk" xmlns:wne="http://schemas.microsoft.com/office/word/2006/wordml" xmlns:wps="http://schemas.microsoft.com/office/word/2010/wordprocessingShape" mc:Ignorable="w14 w15 w16se w16cid w16 w16cex w16sdtdh wp14">
   <w:footnote w:type="separator" w:id="-1">
     <w:p>
@@ -10853,7 +9467,7 @@
 </w:footnotes>
 </file>
 
-<file path=word\numbering.xml><?xml version="1.0" encoding="utf-8"?>
+<file path=word/numbering.xml><?xml version="1.0" encoding="utf-8"?>
 <w:numbering xmlns:wpc="http://schemas.microsoft.com/office/word/2010/wordprocessingCanvas" xmlns:cx="http://schemas.microsoft.com/office/drawing/2014/chartex" xmlns:cx1="http://schemas.microsoft.com/office/drawing/2015/9/8/chartex" xmlns:cx2="http://schemas.microsoft.com/office/drawing/2015/10/21/chartex" xmlns:cx3="http://schemas.microsoft.com/office/drawing/2016/5/9/chartex" xmlns:cx4="http://schemas.microsoft.com/office/drawing/2016/5/10/chartex" xmlns:cx5="http://schemas.microsoft.com/office/drawing/2016/5/11/chartex" xmlns:cx6="http://schemas.microsoft.com/office/drawing/2016/5/12/chartex" xmlns:cx7="http://schemas.microsoft.com/office/drawing/2016/5/13/chartex" xmlns:cx8="http://schemas.microsoft.com/office/drawing/2016/5/14/chartex" xmlns:mc="http://schemas.openxmlformats.org/markup-compatibility/2006" xmlns:aink="http://schemas.microsoft.com/office/drawing/2016/ink" xmlns:am3d="http://schemas.microsoft.com/office/drawing/2017/model3d" xmlns:o="urn:schemas-microsoft-com:office:office" xmlns:oel="http://schemas.microsoft.com/office/2019/extlst" xmlns:r="http://schemas.openxmlformats.org/officeDocument/2006/relationships" xmlns:m="http://schemas.openxmlformats.org/officeDocument/2006/math" xmlns:v="urn:schemas-microsoft-com:vml" xmlns:wp14="http://schemas.microsoft.com/office/word/2010/wordprocessingDrawing" xmlns:wp="http://schemas.openxmlformats.org/drawingml/2006/wordprocessingDrawing" xmlns:w10="urn:schemas-microsoft-com:office:word" xmlns:w="http://schemas.openxmlformats.org/wordprocessingml/2006/main" xmlns:w14="http://schemas.microsoft.com/office/word/2010/wordml" xmlns:w15="http://schemas.microsoft.com/office/word/2012/wordml" xmlns:w16cex="http://schemas.microsoft.com/office/word/2018/wordml/cex" xmlns:w16cid="http://schemas.microsoft.com/office/word/2016/wordml/cid" xmlns:w16="http://schemas.microsoft.com/office/word/2018/wordml" xmlns:w16sdtdh="http://schemas.microsoft.com/office/word/2020/wordml/sdtdatahash" xmlns:w16se="http://schemas.microsoft.com/office/word/2015/wordml/symex" xmlns:wpg="http://schemas.microsoft.com/office/word/2010/wordprocessingGroup" xmlns:wpi="http://schemas.microsoft.com/office/word/2010/wordprocessingInk" xmlns:wne="http://schemas.microsoft.com/office/word/2006/wordml" xmlns:wps="http://schemas.microsoft.com/office/word/2010/wordprocessingShape" mc:Ignorable="w14 w15 w16se w16cid w16 w16cex w16sdtdh wp14">
   <w:abstractNum w:abstractNumId="0" w15:restartNumberingAfterBreak="0">
     <w:nsid w:val="017E7A87"/>
@@ -13877,401 +12491,7 @@
 </w:numbering>
 </file>
 
-<file path=word\settings.xml><?xml version="1.0" encoding="utf-8"?>
-<w:settings xmlns:mc="http://schemas.openxmlformats.org/markup-compatibility/2006" xmlns:o="urn:schemas-microsoft-com:office:office" xmlns:r="http://schemas.openxmlformats.org/officeDocument/2006/relationships" xmlns:m="http://schemas.openxmlformats.org/officeDocument/2006/math" xmlns:v="urn:schemas-microsoft-com:vml" xmlns:w10="urn:schemas-microsoft-com:office:word" xmlns:w="http://schemas.openxmlformats.org/wordprocessingml/2006/main" xmlns:w14="http://schemas.microsoft.com/office/word/2010/wordml" xmlns:w15="http://schemas.microsoft.com/office/word/2012/wordml" xmlns:w16cex="http://schemas.microsoft.com/office/word/2018/wordml/cex" xmlns:w16cid="http://schemas.microsoft.com/office/word/2016/wordml/cid" xmlns:w16="http://schemas.microsoft.com/office/word/2018/wordml" xmlns:w16sdtdh="http://schemas.microsoft.com/office/word/2020/wordml/sdtdatahash" xmlns:w16se="http://schemas.microsoft.com/office/word/2015/wordml/symex" xmlns:sl="http://schemas.openxmlformats.org/schemaLibrary/2006/main" mc:Ignorable="w14 w15 w16se w16cid w16 w16cex w16sdtdh">
-  <w:zoom w:percent="100"/>
-  <w:proofState w:spelling="clean" w:grammar="clean"/>
-  <w:defaultTabStop w:val="720"/>
-  <w:characterSpacingControl w:val="doNotCompress"/>
-  <w:hdrShapeDefaults>
-    <o:shapedefaults v:ext="edit" spidmax="2050"/>
-  </w:hdrShapeDefaults>
-  <w:footnotePr>
-    <w:footnote w:id="-1"/>
-    <w:footnote w:id="0"/>
-  </w:footnotePr>
-  <w:endnotePr>
-    <w:endnote w:id="-1"/>
-    <w:endnote w:id="0"/>
-  </w:endnotePr>
-  <w:compat>
-    <w:compatSetting w:name="compatibilityMode" w:uri="http://schemas.microsoft.com/office/word" w:val="15"/>
-    <w:compatSetting w:name="overrideTableStyleFontSizeAndJustification" w:uri="http://schemas.microsoft.com/office/word" w:val="1"/>
-    <w:compatSetting w:name="enableOpenTypeFeatures" w:uri="http://schemas.microsoft.com/office/word" w:val="1"/>
-    <w:compatSetting w:name="doNotFlipMirrorIndents" w:uri="http://schemas.microsoft.com/office/word" w:val="1"/>
-    <w:compatSetting w:name="differentiateMultirowTableHeaders" w:uri="http://schemas.microsoft.com/office/word" w:val="1"/>
-    <w:compatSetting w:name="useWord2013TrackBottomHyphenation" w:uri="http://schemas.microsoft.com/office/word" w:val="0"/>
-  </w:compat>
-  <w:rsids>
-    <w:rsidRoot w:val="007E0C43"/>
-    <w:rsid w:val="00002E0C"/>
-    <w:rsid w:val="00006079"/>
-    <w:rsid w:val="00012AB5"/>
-    <w:rsid w:val="000248BE"/>
-    <w:rsid w:val="000269AA"/>
-    <w:rsid w:val="00032336"/>
-    <w:rsid w:val="000351CC"/>
-    <w:rsid w:val="0004417F"/>
-    <w:rsid w:val="00054383"/>
-    <w:rsid w:val="000550CE"/>
-    <w:rsid w:val="00057F67"/>
-    <w:rsid w:val="00064D80"/>
-    <w:rsid w:val="0006605A"/>
-    <w:rsid w:val="000754CE"/>
-    <w:rsid w:val="000864A1"/>
-    <w:rsid w:val="00094379"/>
-    <w:rsid w:val="000B2C4D"/>
-    <w:rsid w:val="000B7AFA"/>
-    <w:rsid w:val="000D62D9"/>
-    <w:rsid w:val="000F0529"/>
-    <w:rsid w:val="000F1A7E"/>
-    <w:rsid w:val="000F2534"/>
-    <w:rsid w:val="000F7E67"/>
-    <w:rsid w:val="001019CE"/>
-    <w:rsid w:val="00103466"/>
-    <w:rsid w:val="00105450"/>
-    <w:rsid w:val="0010751E"/>
-    <w:rsid w:val="0011044A"/>
-    <w:rsid w:val="00111701"/>
-    <w:rsid w:val="00126E2D"/>
-    <w:rsid w:val="001332B4"/>
-    <w:rsid w:val="00135266"/>
-    <w:rsid w:val="00144438"/>
-    <w:rsid w:val="00147A39"/>
-    <w:rsid w:val="00174024"/>
-    <w:rsid w:val="0018185D"/>
-    <w:rsid w:val="001831ED"/>
-    <w:rsid w:val="00187C85"/>
-    <w:rsid w:val="001960A5"/>
-    <w:rsid w:val="001969DA"/>
-    <w:rsid w:val="001B4E65"/>
-    <w:rsid w:val="001C3F3E"/>
-    <w:rsid w:val="001C4278"/>
-    <w:rsid w:val="001C4945"/>
-    <w:rsid w:val="001C517B"/>
-    <w:rsid w:val="001D5ABA"/>
-    <w:rsid w:val="001D5B40"/>
-    <w:rsid w:val="001E20A7"/>
-    <w:rsid w:val="001E2610"/>
-    <w:rsid w:val="001E62F9"/>
-    <w:rsid w:val="001F6F7E"/>
-    <w:rsid w:val="002056E5"/>
-    <w:rsid w:val="00213134"/>
-    <w:rsid w:val="002313EB"/>
-    <w:rsid w:val="002379C4"/>
-    <w:rsid w:val="00240251"/>
-    <w:rsid w:val="00241D47"/>
-    <w:rsid w:val="002511A1"/>
-    <w:rsid w:val="00263A90"/>
-    <w:rsid w:val="002666E3"/>
-    <w:rsid w:val="00266C39"/>
-    <w:rsid w:val="002725BE"/>
-    <w:rsid w:val="00275BB9"/>
-    <w:rsid w:val="002A6849"/>
-    <w:rsid w:val="002B0718"/>
-    <w:rsid w:val="002B4EFB"/>
-    <w:rsid w:val="002C0BC1"/>
-    <w:rsid w:val="002D614D"/>
-    <w:rsid w:val="002E6924"/>
-    <w:rsid w:val="002F04B8"/>
-    <w:rsid w:val="002F4D77"/>
-    <w:rsid w:val="002F4E05"/>
-    <w:rsid w:val="002F61C8"/>
-    <w:rsid w:val="0030425F"/>
-    <w:rsid w:val="00304324"/>
-    <w:rsid w:val="0030671D"/>
-    <w:rsid w:val="00306D39"/>
-    <w:rsid w:val="00327DCB"/>
-    <w:rsid w:val="003579C4"/>
-    <w:rsid w:val="0037584D"/>
-    <w:rsid w:val="00381319"/>
-    <w:rsid w:val="003939D9"/>
-    <w:rsid w:val="003A1ABE"/>
-    <w:rsid w:val="003B0428"/>
-    <w:rsid w:val="003B2902"/>
-    <w:rsid w:val="003B3C17"/>
-    <w:rsid w:val="003C005A"/>
-    <w:rsid w:val="003C067A"/>
-    <w:rsid w:val="003D4601"/>
-    <w:rsid w:val="003D7495"/>
-    <w:rsid w:val="004126CC"/>
-    <w:rsid w:val="004131AE"/>
-    <w:rsid w:val="004204AF"/>
-    <w:rsid w:val="00423F3C"/>
-    <w:rsid w:val="004335C4"/>
-    <w:rsid w:val="00450433"/>
-    <w:rsid w:val="00454A96"/>
-    <w:rsid w:val="004618A9"/>
-    <w:rsid w:val="004741E5"/>
-    <w:rsid w:val="004906FE"/>
-    <w:rsid w:val="00496203"/>
-    <w:rsid w:val="004B4D63"/>
-    <w:rsid w:val="004C0D17"/>
-    <w:rsid w:val="004C53BB"/>
-    <w:rsid w:val="004D1A9D"/>
-    <w:rsid w:val="004D321A"/>
-    <w:rsid w:val="004D3FB1"/>
-    <w:rsid w:val="004E61E7"/>
-    <w:rsid w:val="005021F4"/>
-    <w:rsid w:val="00502915"/>
-    <w:rsid w:val="00506B2A"/>
-    <w:rsid w:val="0052575F"/>
-    <w:rsid w:val="005258E0"/>
-    <w:rsid w:val="0053119E"/>
-    <w:rsid w:val="00531AB9"/>
-    <w:rsid w:val="00532A9D"/>
-    <w:rsid w:val="00540C6A"/>
-    <w:rsid w:val="005442E2"/>
-    <w:rsid w:val="00572073"/>
-    <w:rsid w:val="0057416B"/>
-    <w:rsid w:val="00586DEE"/>
-    <w:rsid w:val="00592993"/>
-    <w:rsid w:val="005A2F58"/>
-    <w:rsid w:val="005A2FE1"/>
-    <w:rsid w:val="005A6DDA"/>
-    <w:rsid w:val="005A7C9F"/>
-    <w:rsid w:val="005C37D0"/>
-    <w:rsid w:val="005C6313"/>
-    <w:rsid w:val="005D3840"/>
-    <w:rsid w:val="005D5B6A"/>
-    <w:rsid w:val="005D7008"/>
-    <w:rsid w:val="005E7CBD"/>
-    <w:rsid w:val="005F5C4A"/>
-    <w:rsid w:val="00600E5B"/>
-    <w:rsid w:val="00601EEC"/>
-    <w:rsid w:val="006108FE"/>
-    <w:rsid w:val="00614553"/>
-    <w:rsid w:val="006163DC"/>
-    <w:rsid w:val="00622C9A"/>
-    <w:rsid w:val="006313A9"/>
-    <w:rsid w:val="00664072"/>
-    <w:rsid w:val="006A4AAF"/>
-    <w:rsid w:val="006A5EC3"/>
-    <w:rsid w:val="006B63C0"/>
-    <w:rsid w:val="006D0AB6"/>
-    <w:rsid w:val="006D3FC8"/>
-    <w:rsid w:val="006E5BAD"/>
-    <w:rsid w:val="006F66F6"/>
-    <w:rsid w:val="006F679B"/>
-    <w:rsid w:val="00702C92"/>
-    <w:rsid w:val="00706300"/>
-    <w:rsid w:val="00712737"/>
-    <w:rsid w:val="007174BD"/>
-    <w:rsid w:val="007243F1"/>
-    <w:rsid w:val="00726115"/>
-    <w:rsid w:val="00730284"/>
-    <w:rsid w:val="00734F3D"/>
-    <w:rsid w:val="0074690A"/>
-    <w:rsid w:val="00747F55"/>
-    <w:rsid w:val="0075263D"/>
-    <w:rsid w:val="00772F5B"/>
-    <w:rsid w:val="00773B0E"/>
-    <w:rsid w:val="007744E4"/>
-    <w:rsid w:val="00783D56"/>
-    <w:rsid w:val="007920BD"/>
-    <w:rsid w:val="007B5A77"/>
-    <w:rsid w:val="007C21B4"/>
-    <w:rsid w:val="007D11D6"/>
-    <w:rsid w:val="007D5A5A"/>
-    <w:rsid w:val="007D735A"/>
-    <w:rsid w:val="007E0C43"/>
-    <w:rsid w:val="007E513A"/>
-    <w:rsid w:val="007F11BD"/>
-    <w:rsid w:val="007F23C4"/>
-    <w:rsid w:val="007F2552"/>
-    <w:rsid w:val="007F33A8"/>
-    <w:rsid w:val="00817BE9"/>
-    <w:rsid w:val="0083533B"/>
-    <w:rsid w:val="008413FB"/>
-    <w:rsid w:val="00846B12"/>
-    <w:rsid w:val="00852550"/>
-    <w:rsid w:val="00854D73"/>
-    <w:rsid w:val="00857B4B"/>
-    <w:rsid w:val="0087201D"/>
-    <w:rsid w:val="00874A36"/>
-    <w:rsid w:val="00874FC3"/>
-    <w:rsid w:val="00887A67"/>
-    <w:rsid w:val="008965D7"/>
-    <w:rsid w:val="008A0F0A"/>
-    <w:rsid w:val="008B40B5"/>
-    <w:rsid w:val="008C5714"/>
-    <w:rsid w:val="008D5955"/>
-    <w:rsid w:val="008F227A"/>
-    <w:rsid w:val="008F5E38"/>
-    <w:rsid w:val="00906AF2"/>
-    <w:rsid w:val="00913B9C"/>
-    <w:rsid w:val="009244A4"/>
-    <w:rsid w:val="00932807"/>
-    <w:rsid w:val="00936868"/>
-    <w:rsid w:val="00940FD1"/>
-    <w:rsid w:val="00942368"/>
-    <w:rsid w:val="0095546F"/>
-    <w:rsid w:val="00957C93"/>
-    <w:rsid w:val="00957CC2"/>
-    <w:rsid w:val="00967620"/>
-    <w:rsid w:val="00974429"/>
-    <w:rsid w:val="009939B2"/>
-    <w:rsid w:val="0099459C"/>
-    <w:rsid w:val="009A0850"/>
-    <w:rsid w:val="009B22C4"/>
-    <w:rsid w:val="009B7AB3"/>
-    <w:rsid w:val="009C7987"/>
-    <w:rsid w:val="009F41CD"/>
-    <w:rsid w:val="00A01311"/>
-    <w:rsid w:val="00A033BC"/>
-    <w:rsid w:val="00A04DA4"/>
-    <w:rsid w:val="00A0680A"/>
-    <w:rsid w:val="00A12C49"/>
-    <w:rsid w:val="00A13710"/>
-    <w:rsid w:val="00A1387E"/>
-    <w:rsid w:val="00A1442D"/>
-    <w:rsid w:val="00A14B1C"/>
-    <w:rsid w:val="00A16E64"/>
-    <w:rsid w:val="00A223F8"/>
-    <w:rsid w:val="00A26962"/>
-    <w:rsid w:val="00A42C9A"/>
-    <w:rsid w:val="00A54171"/>
-    <w:rsid w:val="00A57B96"/>
-    <w:rsid w:val="00A6647F"/>
-    <w:rsid w:val="00A677E3"/>
-    <w:rsid w:val="00A72C08"/>
-    <w:rsid w:val="00A760F5"/>
-    <w:rsid w:val="00AA1B89"/>
-    <w:rsid w:val="00AA218A"/>
-    <w:rsid w:val="00AC3774"/>
-    <w:rsid w:val="00AC690F"/>
-    <w:rsid w:val="00AC6E49"/>
-    <w:rsid w:val="00AE4C6F"/>
-    <w:rsid w:val="00AE7F8B"/>
-    <w:rsid w:val="00AF2F7E"/>
-    <w:rsid w:val="00AF6231"/>
-    <w:rsid w:val="00B401BB"/>
-    <w:rsid w:val="00B4319F"/>
-    <w:rsid w:val="00B54653"/>
-    <w:rsid w:val="00B5538D"/>
-    <w:rsid w:val="00B856EA"/>
-    <w:rsid w:val="00B90154"/>
-    <w:rsid w:val="00BA7736"/>
-    <w:rsid w:val="00BB1961"/>
-    <w:rsid w:val="00BB6B97"/>
-    <w:rsid w:val="00BD0E58"/>
-    <w:rsid w:val="00BE37BC"/>
-    <w:rsid w:val="00BF1B05"/>
-    <w:rsid w:val="00C022A4"/>
-    <w:rsid w:val="00C16684"/>
-    <w:rsid w:val="00C16B39"/>
-    <w:rsid w:val="00C3175B"/>
-    <w:rsid w:val="00C33FF3"/>
-    <w:rsid w:val="00C414EA"/>
-    <w:rsid w:val="00C44A75"/>
-    <w:rsid w:val="00C51E43"/>
-    <w:rsid w:val="00C665AA"/>
-    <w:rsid w:val="00C7311F"/>
-    <w:rsid w:val="00C832F7"/>
-    <w:rsid w:val="00C85DE0"/>
-    <w:rsid w:val="00C90273"/>
-    <w:rsid w:val="00C944E5"/>
-    <w:rsid w:val="00CA16A6"/>
-    <w:rsid w:val="00CB6DF3"/>
-    <w:rsid w:val="00CB7A47"/>
-    <w:rsid w:val="00CC03FE"/>
-    <w:rsid w:val="00CC1897"/>
-    <w:rsid w:val="00CC4C0E"/>
-    <w:rsid w:val="00CC6972"/>
-    <w:rsid w:val="00CD4472"/>
-    <w:rsid w:val="00D007A3"/>
-    <w:rsid w:val="00D10C51"/>
-    <w:rsid w:val="00D153CB"/>
-    <w:rsid w:val="00D179D2"/>
-    <w:rsid w:val="00D23CED"/>
-    <w:rsid w:val="00D26BAB"/>
-    <w:rsid w:val="00D27345"/>
-    <w:rsid w:val="00D31B8E"/>
-    <w:rsid w:val="00D438E9"/>
-    <w:rsid w:val="00D46308"/>
-    <w:rsid w:val="00D62D67"/>
-    <w:rsid w:val="00D63B51"/>
-    <w:rsid w:val="00D74CAA"/>
-    <w:rsid w:val="00D81CF3"/>
-    <w:rsid w:val="00D83D4B"/>
-    <w:rsid w:val="00D96889"/>
-    <w:rsid w:val="00DA0F2C"/>
-    <w:rsid w:val="00DA580F"/>
-    <w:rsid w:val="00DA6581"/>
-    <w:rsid w:val="00DC477A"/>
-    <w:rsid w:val="00DC65D1"/>
-    <w:rsid w:val="00DC7811"/>
-    <w:rsid w:val="00DD732A"/>
-    <w:rsid w:val="00DE0A9C"/>
-    <w:rsid w:val="00E015C1"/>
-    <w:rsid w:val="00E23742"/>
-    <w:rsid w:val="00E323A4"/>
-    <w:rsid w:val="00E32464"/>
-    <w:rsid w:val="00E50F91"/>
-    <w:rsid w:val="00E53206"/>
-    <w:rsid w:val="00E5514E"/>
-    <w:rsid w:val="00E74C6B"/>
-    <w:rsid w:val="00EB6E7B"/>
-    <w:rsid w:val="00EC1FA6"/>
-    <w:rsid w:val="00ED188F"/>
-    <w:rsid w:val="00ED1BDA"/>
-    <w:rsid w:val="00EE4624"/>
-    <w:rsid w:val="00EF1C23"/>
-    <w:rsid w:val="00EF2CDE"/>
-    <w:rsid w:val="00EF4050"/>
-    <w:rsid w:val="00F138E6"/>
-    <w:rsid w:val="00F159B4"/>
-    <w:rsid w:val="00F20208"/>
-    <w:rsid w:val="00F21357"/>
-    <w:rsid w:val="00F3230C"/>
-    <w:rsid w:val="00F407EE"/>
-    <w:rsid w:val="00F44E58"/>
-    <w:rsid w:val="00F5142A"/>
-    <w:rsid w:val="00F63F09"/>
-    <w:rsid w:val="00F70D07"/>
-    <w:rsid w:val="00F7769F"/>
-    <w:rsid w:val="00F77C2F"/>
-    <w:rsid w:val="00F82D99"/>
-    <w:rsid w:val="00F83D28"/>
-    <w:rsid w:val="00FA733E"/>
-    <w:rsid w:val="00FB568C"/>
-    <w:rsid w:val="00FC1635"/>
-    <w:rsid w:val="00FD0793"/>
-    <w:rsid w:val="00FD2957"/>
-    <w:rsid w:val="00FE0B6F"/>
-    <w:rsid w:val="00FE6085"/>
-    <w:rsid w:val="00FE670B"/>
-  </w:rsids>
-  <m:mathPr>
-    <m:mathFont m:val="Cambria Math"/>
-    <m:brkBin m:val="before"/>
-    <m:brkBinSub m:val="--"/>
-    <m:smallFrac m:val="0"/>
-    <m:dispDef/>
-    <m:lMargin m:val="0"/>
-    <m:rMargin m:val="0"/>
-    <m:defJc m:val="centerGroup"/>
-    <m:wrapIndent m:val="1440"/>
-    <m:intLim m:val="subSup"/>
-    <m:naryLim m:val="undOvr"/>
-  </m:mathPr>
-  <w:themeFontLang w:val="en-ID"/>
-  <w:clrSchemeMapping w:bg1="light1" w:t1="dark1" w:bg2="light2" w:t2="dark2" w:accent1="accent1" w:accent2="accent2" w:accent3="accent3" w:accent4="accent4" w:accent5="accent5" w:accent6="accent6" w:hyperlink="hyperlink" w:followedHyperlink="followedHyperlink"/>
-  <w:shapeDefaults>
-    <o:shapedefaults v:ext="edit" spidmax="2050"/>
-    <o:shapelayout v:ext="edit">
-      <o:idmap v:ext="edit" data="2"/>
-    </o:shapelayout>
-  </w:shapeDefaults>
-  <w:decimalSymbol w:val=","/>
-  <w:listSeparator w:val=";"/>
-  <w14:docId w14:val="2B31487E"/>
-  <w15:chartTrackingRefBased/>
-  <w15:docId w15:val="{0459D5B2-3AC9-4BAF-AD32-CB4020914977}"/>
-</w:settings>
-</file>
-
-<file path=word\styles.xml><?xml version="1.0" encoding="utf-8"?>
+<file path=word/styles.xml><?xml version="1.0" encoding="utf-8"?>
 <w:styles xmlns:mc="http://schemas.openxmlformats.org/markup-compatibility/2006" xmlns:r="http://schemas.openxmlformats.org/officeDocument/2006/relationships" xmlns:w="http://schemas.openxmlformats.org/wordprocessingml/2006/main" xmlns:w14="http://schemas.microsoft.com/office/word/2010/wordml" xmlns:w15="http://schemas.microsoft.com/office/word/2012/wordml" xmlns:w16cex="http://schemas.microsoft.com/office/word/2018/wordml/cex" xmlns:w16cid="http://schemas.microsoft.com/office/word/2016/wordml/cid" xmlns:w16="http://schemas.microsoft.com/office/word/2018/wordml" xmlns:w16sdtdh="http://schemas.microsoft.com/office/word/2020/wordml/sdtdatahash" xmlns:w16se="http://schemas.microsoft.com/office/word/2015/wordml/symex" mc:Ignorable="w14 w15 w16se w16cid w16 w16cex w16sdtdh">
   <w:docDefaults>
     <w:rPrDefault>
@@ -14936,7 +13156,7 @@
 </w:styles>
 </file>
 
-<file path=word\theme\theme1.xml><?xml version="1.0" encoding="utf-8"?>
+<file path=word/theme/theme1.xml><?xml version="1.0" encoding="utf-8"?>
 <a:theme xmlns:a="http://schemas.openxmlformats.org/drawingml/2006/main" name="Office Theme">
   <a:themeElements>
     <a:clrScheme name="Office">
@@ -15231,349 +13451,14 @@
 </a:theme>
 </file>
 
-<file path=word\webSettings.xml><?xml version="1.0" encoding="utf-8"?>
-<w:webSettings xmlns:mc="http://schemas.openxmlformats.org/markup-compatibility/2006" xmlns:r="http://schemas.openxmlformats.org/officeDocument/2006/relationships" xmlns:w="http://schemas.openxmlformats.org/wordprocessingml/2006/main" xmlns:w14="http://schemas.microsoft.com/office/word/2010/wordml" xmlns:w15="http://schemas.microsoft.com/office/word/2012/wordml" xmlns:w16cex="http://schemas.microsoft.com/office/word/2018/wordml/cex" xmlns:w16cid="http://schemas.microsoft.com/office/word/2016/wordml/cid" xmlns:w16="http://schemas.microsoft.com/office/word/2018/wordml" xmlns:w16sdtdh="http://schemas.microsoft.com/office/word/2020/wordml/sdtdatahash" xmlns:w16se="http://schemas.microsoft.com/office/word/2015/wordml/symex" mc:Ignorable="w14 w15 w16se w16cid w16 w16cex w16sdtdh">
-  <w:divs>
-    <w:div w:id="39019705">
-      <w:bodyDiv w:val="1"/>
-      <w:marLeft w:val="0"/>
-      <w:marRight w:val="0"/>
-      <w:marTop w:val="0"/>
-      <w:marBottom w:val="0"/>
-      <w:divBdr>
-        <w:top w:val="none" w:sz="0" w:space="0" w:color="auto"/>
-        <w:left w:val="none" w:sz="0" w:space="0" w:color="auto"/>
-        <w:bottom w:val="none" w:sz="0" w:space="0" w:color="auto"/>
-        <w:right w:val="none" w:sz="0" w:space="0" w:color="auto"/>
-      </w:divBdr>
-    </w:div>
-    <w:div w:id="369652210">
-      <w:bodyDiv w:val="1"/>
-      <w:marLeft w:val="0"/>
-      <w:marRight w:val="0"/>
-      <w:marTop w:val="0"/>
-      <w:marBottom w:val="0"/>
-      <w:divBdr>
-        <w:top w:val="none" w:sz="0" w:space="0" w:color="auto"/>
-        <w:left w:val="none" w:sz="0" w:space="0" w:color="auto"/>
-        <w:bottom w:val="none" w:sz="0" w:space="0" w:color="auto"/>
-        <w:right w:val="none" w:sz="0" w:space="0" w:color="auto"/>
-      </w:divBdr>
-    </w:div>
-    <w:div w:id="630980629">
-      <w:bodyDiv w:val="1"/>
-      <w:marLeft w:val="0"/>
-      <w:marRight w:val="0"/>
-      <w:marTop w:val="0"/>
-      <w:marBottom w:val="0"/>
-      <w:divBdr>
-        <w:top w:val="none" w:sz="0" w:space="0" w:color="auto"/>
-        <w:left w:val="none" w:sz="0" w:space="0" w:color="auto"/>
-        <w:bottom w:val="none" w:sz="0" w:space="0" w:color="auto"/>
-        <w:right w:val="none" w:sz="0" w:space="0" w:color="auto"/>
-      </w:divBdr>
-    </w:div>
-    <w:div w:id="704868758">
-      <w:bodyDiv w:val="1"/>
-      <w:marLeft w:val="0"/>
-      <w:marRight w:val="0"/>
-      <w:marTop w:val="0"/>
-      <w:marBottom w:val="0"/>
-      <w:divBdr>
-        <w:top w:val="none" w:sz="0" w:space="0" w:color="auto"/>
-        <w:left w:val="none" w:sz="0" w:space="0" w:color="auto"/>
-        <w:bottom w:val="none" w:sz="0" w:space="0" w:color="auto"/>
-        <w:right w:val="none" w:sz="0" w:space="0" w:color="auto"/>
-      </w:divBdr>
-    </w:div>
-    <w:div w:id="732310634">
-      <w:bodyDiv w:val="1"/>
-      <w:marLeft w:val="0"/>
-      <w:marRight w:val="0"/>
-      <w:marTop w:val="0"/>
-      <w:marBottom w:val="0"/>
-      <w:divBdr>
-        <w:top w:val="none" w:sz="0" w:space="0" w:color="auto"/>
-        <w:left w:val="none" w:sz="0" w:space="0" w:color="auto"/>
-        <w:bottom w:val="none" w:sz="0" w:space="0" w:color="auto"/>
-        <w:right w:val="none" w:sz="0" w:space="0" w:color="auto"/>
-      </w:divBdr>
-    </w:div>
-    <w:div w:id="732431539">
-      <w:bodyDiv w:val="1"/>
-      <w:marLeft w:val="0"/>
-      <w:marRight w:val="0"/>
-      <w:marTop w:val="0"/>
-      <w:marBottom w:val="0"/>
-      <w:divBdr>
-        <w:top w:val="none" w:sz="0" w:space="0" w:color="auto"/>
-        <w:left w:val="none" w:sz="0" w:space="0" w:color="auto"/>
-        <w:bottom w:val="none" w:sz="0" w:space="0" w:color="auto"/>
-        <w:right w:val="none" w:sz="0" w:space="0" w:color="auto"/>
-      </w:divBdr>
-    </w:div>
-    <w:div w:id="778916769">
-      <w:bodyDiv w:val="1"/>
-      <w:marLeft w:val="0"/>
-      <w:marRight w:val="0"/>
-      <w:marTop w:val="0"/>
-      <w:marBottom w:val="0"/>
-      <w:divBdr>
-        <w:top w:val="none" w:sz="0" w:space="0" w:color="auto"/>
-        <w:left w:val="none" w:sz="0" w:space="0" w:color="auto"/>
-        <w:bottom w:val="none" w:sz="0" w:space="0" w:color="auto"/>
-        <w:right w:val="none" w:sz="0" w:space="0" w:color="auto"/>
-      </w:divBdr>
-    </w:div>
-    <w:div w:id="801968942">
-      <w:bodyDiv w:val="1"/>
-      <w:marLeft w:val="0"/>
-      <w:marRight w:val="0"/>
-      <w:marTop w:val="0"/>
-      <w:marBottom w:val="0"/>
-      <w:divBdr>
-        <w:top w:val="none" w:sz="0" w:space="0" w:color="auto"/>
-        <w:left w:val="none" w:sz="0" w:space="0" w:color="auto"/>
-        <w:bottom w:val="none" w:sz="0" w:space="0" w:color="auto"/>
-        <w:right w:val="none" w:sz="0" w:space="0" w:color="auto"/>
-      </w:divBdr>
-    </w:div>
-    <w:div w:id="872881931">
-      <w:bodyDiv w:val="1"/>
-      <w:marLeft w:val="0"/>
-      <w:marRight w:val="0"/>
-      <w:marTop w:val="0"/>
-      <w:marBottom w:val="0"/>
-      <w:divBdr>
-        <w:top w:val="none" w:sz="0" w:space="0" w:color="auto"/>
-        <w:left w:val="none" w:sz="0" w:space="0" w:color="auto"/>
-        <w:bottom w:val="none" w:sz="0" w:space="0" w:color="auto"/>
-        <w:right w:val="none" w:sz="0" w:space="0" w:color="auto"/>
-      </w:divBdr>
-    </w:div>
-    <w:div w:id="875891510">
-      <w:bodyDiv w:val="1"/>
-      <w:marLeft w:val="0"/>
-      <w:marRight w:val="0"/>
-      <w:marTop w:val="0"/>
-      <w:marBottom w:val="0"/>
-      <w:divBdr>
-        <w:top w:val="none" w:sz="0" w:space="0" w:color="auto"/>
-        <w:left w:val="none" w:sz="0" w:space="0" w:color="auto"/>
-        <w:bottom w:val="none" w:sz="0" w:space="0" w:color="auto"/>
-        <w:right w:val="none" w:sz="0" w:space="0" w:color="auto"/>
-      </w:divBdr>
-    </w:div>
-    <w:div w:id="882324686">
-      <w:bodyDiv w:val="1"/>
-      <w:marLeft w:val="0"/>
-      <w:marRight w:val="0"/>
-      <w:marTop w:val="0"/>
-      <w:marBottom w:val="0"/>
-      <w:divBdr>
-        <w:top w:val="none" w:sz="0" w:space="0" w:color="auto"/>
-        <w:left w:val="none" w:sz="0" w:space="0" w:color="auto"/>
-        <w:bottom w:val="none" w:sz="0" w:space="0" w:color="auto"/>
-        <w:right w:val="none" w:sz="0" w:space="0" w:color="auto"/>
-      </w:divBdr>
-    </w:div>
-    <w:div w:id="889732518">
-      <w:bodyDiv w:val="1"/>
-      <w:marLeft w:val="0"/>
-      <w:marRight w:val="0"/>
-      <w:marTop w:val="0"/>
-      <w:marBottom w:val="0"/>
-      <w:divBdr>
-        <w:top w:val="none" w:sz="0" w:space="0" w:color="auto"/>
-        <w:left w:val="none" w:sz="0" w:space="0" w:color="auto"/>
-        <w:bottom w:val="none" w:sz="0" w:space="0" w:color="auto"/>
-        <w:right w:val="none" w:sz="0" w:space="0" w:color="auto"/>
-      </w:divBdr>
-    </w:div>
-    <w:div w:id="1016737439">
-      <w:bodyDiv w:val="1"/>
-      <w:marLeft w:val="0"/>
-      <w:marRight w:val="0"/>
-      <w:marTop w:val="0"/>
-      <w:marBottom w:val="0"/>
-      <w:divBdr>
-        <w:top w:val="none" w:sz="0" w:space="0" w:color="auto"/>
-        <w:left w:val="none" w:sz="0" w:space="0" w:color="auto"/>
-        <w:bottom w:val="none" w:sz="0" w:space="0" w:color="auto"/>
-        <w:right w:val="none" w:sz="0" w:space="0" w:color="auto"/>
-      </w:divBdr>
-    </w:div>
-    <w:div w:id="1028605539">
-      <w:bodyDiv w:val="1"/>
-      <w:marLeft w:val="0"/>
-      <w:marRight w:val="0"/>
-      <w:marTop w:val="0"/>
-      <w:marBottom w:val="0"/>
-      <w:divBdr>
-        <w:top w:val="none" w:sz="0" w:space="0" w:color="auto"/>
-        <w:left w:val="none" w:sz="0" w:space="0" w:color="auto"/>
-        <w:bottom w:val="none" w:sz="0" w:space="0" w:color="auto"/>
-        <w:right w:val="none" w:sz="0" w:space="0" w:color="auto"/>
-      </w:divBdr>
-    </w:div>
-    <w:div w:id="1038745694">
-      <w:bodyDiv w:val="1"/>
-      <w:marLeft w:val="0"/>
-      <w:marRight w:val="0"/>
-      <w:marTop w:val="0"/>
-      <w:marBottom w:val="0"/>
-      <w:divBdr>
-        <w:top w:val="none" w:sz="0" w:space="0" w:color="auto"/>
-        <w:left w:val="none" w:sz="0" w:space="0" w:color="auto"/>
-        <w:bottom w:val="none" w:sz="0" w:space="0" w:color="auto"/>
-        <w:right w:val="none" w:sz="0" w:space="0" w:color="auto"/>
-      </w:divBdr>
-    </w:div>
-    <w:div w:id="1155300482">
-      <w:bodyDiv w:val="1"/>
-      <w:marLeft w:val="0"/>
-      <w:marRight w:val="0"/>
-      <w:marTop w:val="0"/>
-      <w:marBottom w:val="0"/>
-      <w:divBdr>
-        <w:top w:val="none" w:sz="0" w:space="0" w:color="auto"/>
-        <w:left w:val="none" w:sz="0" w:space="0" w:color="auto"/>
-        <w:bottom w:val="none" w:sz="0" w:space="0" w:color="auto"/>
-        <w:right w:val="none" w:sz="0" w:space="0" w:color="auto"/>
-      </w:divBdr>
-    </w:div>
-    <w:div w:id="1191457315">
-      <w:bodyDiv w:val="1"/>
-      <w:marLeft w:val="0"/>
-      <w:marRight w:val="0"/>
-      <w:marTop w:val="0"/>
-      <w:marBottom w:val="0"/>
-      <w:divBdr>
-        <w:top w:val="none" w:sz="0" w:space="0" w:color="auto"/>
-        <w:left w:val="none" w:sz="0" w:space="0" w:color="auto"/>
-        <w:bottom w:val="none" w:sz="0" w:space="0" w:color="auto"/>
-        <w:right w:val="none" w:sz="0" w:space="0" w:color="auto"/>
-      </w:divBdr>
-    </w:div>
-    <w:div w:id="1231766205">
-      <w:bodyDiv w:val="1"/>
-      <w:marLeft w:val="0"/>
-      <w:marRight w:val="0"/>
-      <w:marTop w:val="0"/>
-      <w:marBottom w:val="0"/>
-      <w:divBdr>
-        <w:top w:val="none" w:sz="0" w:space="0" w:color="auto"/>
-        <w:left w:val="none" w:sz="0" w:space="0" w:color="auto"/>
-        <w:bottom w:val="none" w:sz="0" w:space="0" w:color="auto"/>
-        <w:right w:val="none" w:sz="0" w:space="0" w:color="auto"/>
-      </w:divBdr>
-    </w:div>
-    <w:div w:id="1240943148">
-      <w:bodyDiv w:val="1"/>
-      <w:marLeft w:val="0"/>
-      <w:marRight w:val="0"/>
-      <w:marTop w:val="0"/>
-      <w:marBottom w:val="0"/>
-      <w:divBdr>
-        <w:top w:val="none" w:sz="0" w:space="0" w:color="auto"/>
-        <w:left w:val="none" w:sz="0" w:space="0" w:color="auto"/>
-        <w:bottom w:val="none" w:sz="0" w:space="0" w:color="auto"/>
-        <w:right w:val="none" w:sz="0" w:space="0" w:color="auto"/>
-      </w:divBdr>
-    </w:div>
-    <w:div w:id="1283726794">
-      <w:bodyDiv w:val="1"/>
-      <w:marLeft w:val="0"/>
-      <w:marRight w:val="0"/>
-      <w:marTop w:val="0"/>
-      <w:marBottom w:val="0"/>
-      <w:divBdr>
-        <w:top w:val="none" w:sz="0" w:space="0" w:color="auto"/>
-        <w:left w:val="none" w:sz="0" w:space="0" w:color="auto"/>
-        <w:bottom w:val="none" w:sz="0" w:space="0" w:color="auto"/>
-        <w:right w:val="none" w:sz="0" w:space="0" w:color="auto"/>
-      </w:divBdr>
-    </w:div>
-    <w:div w:id="1640259069">
-      <w:bodyDiv w:val="1"/>
-      <w:marLeft w:val="0"/>
-      <w:marRight w:val="0"/>
-      <w:marTop w:val="0"/>
-      <w:marBottom w:val="0"/>
-      <w:divBdr>
-        <w:top w:val="none" w:sz="0" w:space="0" w:color="auto"/>
-        <w:left w:val="none" w:sz="0" w:space="0" w:color="auto"/>
-        <w:bottom w:val="none" w:sz="0" w:space="0" w:color="auto"/>
-        <w:right w:val="none" w:sz="0" w:space="0" w:color="auto"/>
-      </w:divBdr>
-    </w:div>
-    <w:div w:id="1855530806">
-      <w:bodyDiv w:val="1"/>
-      <w:marLeft w:val="0"/>
-      <w:marRight w:val="0"/>
-      <w:marTop w:val="0"/>
-      <w:marBottom w:val="0"/>
-      <w:divBdr>
-        <w:top w:val="none" w:sz="0" w:space="0" w:color="auto"/>
-        <w:left w:val="none" w:sz="0" w:space="0" w:color="auto"/>
-        <w:bottom w:val="none" w:sz="0" w:space="0" w:color="auto"/>
-        <w:right w:val="none" w:sz="0" w:space="0" w:color="auto"/>
-      </w:divBdr>
-    </w:div>
-    <w:div w:id="1872109267">
-      <w:bodyDiv w:val="1"/>
-      <w:marLeft w:val="0"/>
-      <w:marRight w:val="0"/>
-      <w:marTop w:val="0"/>
-      <w:marBottom w:val="0"/>
-      <w:divBdr>
-        <w:top w:val="none" w:sz="0" w:space="0" w:color="auto"/>
-        <w:left w:val="none" w:sz="0" w:space="0" w:color="auto"/>
-        <w:bottom w:val="none" w:sz="0" w:space="0" w:color="auto"/>
-        <w:right w:val="none" w:sz="0" w:space="0" w:color="auto"/>
-      </w:divBdr>
-    </w:div>
-    <w:div w:id="2001814280">
-      <w:bodyDiv w:val="1"/>
-      <w:marLeft w:val="0"/>
-      <w:marRight w:val="0"/>
-      <w:marTop w:val="0"/>
-      <w:marBottom w:val="0"/>
-      <w:divBdr>
-        <w:top w:val="none" w:sz="0" w:space="0" w:color="auto"/>
-        <w:left w:val="none" w:sz="0" w:space="0" w:color="auto"/>
-        <w:bottom w:val="none" w:sz="0" w:space="0" w:color="auto"/>
-        <w:right w:val="none" w:sz="0" w:space="0" w:color="auto"/>
-      </w:divBdr>
-    </w:div>
-    <w:div w:id="2073650758">
-      <w:bodyDiv w:val="1"/>
-      <w:marLeft w:val="0"/>
-      <w:marRight w:val="0"/>
-      <w:marTop w:val="0"/>
-      <w:marBottom w:val="0"/>
-      <w:divBdr>
-        <w:top w:val="none" w:sz="0" w:space="0" w:color="auto"/>
-        <w:left w:val="none" w:sz="0" w:space="0" w:color="auto"/>
-        <w:bottom w:val="none" w:sz="0" w:space="0" w:color="auto"/>
-        <w:right w:val="none" w:sz="0" w:space="0" w:color="auto"/>
-      </w:divBdr>
-    </w:div>
-    <w:div w:id="2076781062">
-      <w:bodyDiv w:val="1"/>
-      <w:marLeft w:val="0"/>
-      <w:marRight w:val="0"/>
-      <w:marTop w:val="0"/>
-      <w:marBottom w:val="0"/>
-      <w:divBdr>
-        <w:top w:val="none" w:sz="0" w:space="0" w:color="auto"/>
-        <w:left w:val="none" w:sz="0" w:space="0" w:color="auto"/>
-        <w:bottom w:val="none" w:sz="0" w:space="0" w:color="auto"/>
-        <w:right w:val="none" w:sz="0" w:space="0" w:color="auto"/>
-      </w:divBdr>
-    </w:div>
-  </w:divs>
-  <w:optimizeForBrowser/>
-  <w:allowPNG/>
-</w:webSettings>
+<file path=customXml/item1.xml><?xml version="1.0" encoding="utf-8"?>
+<b:Sources xmlns:b="http://schemas.openxmlformats.org/officeDocument/2006/bibliography" xmlns="http://schemas.openxmlformats.org/officeDocument/2006/bibliography" SelectedStyle="\APASixthEditionOfficeOnline.xsl" StyleName="APA" Version="6"/>
+</file>
+
+<file path=customXml/itemProps1.xml><?xml version="1.0" encoding="utf-8"?>
+<ds:datastoreItem xmlns:ds="http://schemas.openxmlformats.org/officeDocument/2006/customXml" ds:itemID="{6DB9411F-6E5D-470D-BE4E-DC145001D4BF}">
+  <ds:schemaRefs>
+    <ds:schemaRef ds:uri="http://schemas.openxmlformats.org/officeDocument/2006/bibliography"/>
+  </ds:schemaRefs>
+</ds:datastoreItem>
 </file>
--- a/public/templates-bap/bap-sppg.docx
+++ b/public/templates-bap/bap-sppg.docx
@@ -8979,7 +8979,7 @@
                               <w:sz w:val="20"/>
                               <w:szCs w:val="20"/>
                             </w:rPr>
-                            <w:t>{#tim_pengawas} {paraf_pengawas_text} {/tim_pengawas}</w:t>
+                            <w:t>{#tim_pengawas} {%paraf_pengawas} {/tim_pengawas}</w:t>
                           </w:r>
                         </w:p>
                         <w:p>
@@ -9066,7 +9066,7 @@
                         <w:sz w:val="20"/>
                         <w:szCs w:val="20"/>
                       </w:rPr>
-                      <w:t>{#tim_pengawas} {paraf_pengawas_text} {/tim_pengawas}</w:t>
+                      <w:t>{#tim_pengawas} {%paraf_pengawas} {/tim_pengawas}</w:t>
                     </w:r>
                   </w:p>
                   <w:p>
@@ -9191,7 +9191,7 @@
                               <w:sz w:val="20"/>
                               <w:szCs w:val="20"/>
                             </w:rPr>
-                            <w:t>{paraf_pemrakarsa_text}</w:t>
+                            <w:t>{%paraf_pemrakarsa}</w:t>
                           </w:r>
                         </w:p>
                         <w:p>
@@ -9290,7 +9290,7 @@
                         <w:sz w:val="20"/>
                         <w:szCs w:val="20"/>
                       </w:rPr>
-                      <w:t>{paraf_pemrakarsa_text}</w:t>
+                      <w:t>{%paraf_pemrakarsa}</w:t>
                     </w:r>
                   </w:p>
                   <w:p>

--- a/public/templates-bap/bap-sppg.docx
+++ b/public/templates-bap/bap-sppg.docx
@@ -8979,7 +8979,7 @@
                               <w:sz w:val="20"/>
                               <w:szCs w:val="20"/>
                             </w:rPr>
-                            <w:t>{#tim_pengawas} {%paraf_pengawas} {/tim_pengawas}</w:t>
+                            <w:t>{%paraf_pengawas}</w:t>
                           </w:r>
                         </w:p>
                         <w:p>
@@ -9066,7 +9066,7 @@
                         <w:sz w:val="20"/>
                         <w:szCs w:val="20"/>
                       </w:rPr>
-                      <w:t>{#tim_pengawas} {%paraf_pengawas} {/tim_pengawas}</w:t>
+                      <w:t>{%paraf_pengawas}</w:t>
                     </w:r>
                   </w:p>
                   <w:p>

--- a/public/templates-bap/bap-sppg.docx
+++ b/public/templates-bap/bap-sppg.docx
@@ -7037,7 +7037,7 @@
           <w:sz w:val="24"/>
           <w:szCs w:val="24"/>
         </w:rPr>
-        <w:t>{#saran} {abjad}. {saran_text} {/saran}</w:t>
+        <w:t>{saran_list_text}</w:t>
       </w:r>
     </w:p>
     <w:p>

--- a/public/templates-bap/bap-sppg.docx
+++ b/public/templates-bap/bap-sppg.docx
@@ -7037,7 +7037,7 @@
           <w:sz w:val="24"/>
           <w:szCs w:val="24"/>
         </w:rPr>
-        <w:t>{saran_list_text}</w:t>
+        <w:t>{#saran} {abjad}. {saran_text} {/saran}</w:t>
       </w:r>
     </w:p>
     <w:p>

--- a/public/templates-bap/bap-sppg.docx
+++ b/public/templates-bap/bap-sppg.docx
@@ -43,7 +43,7 @@
                 <w:lang w:val="en-US"/>
               </w:rPr>
               <w:drawing>
-                <wp:anchor distT="0" distB="0" distL="114300" distR="114300" simplePos="0" relativeHeight="251658752" behindDoc="0" locked="0" layoutInCell="1" allowOverlap="1" wp14:anchorId="069080DA" wp14:editId="2A890C4B">
+                <wp:anchor distT="0" distB="0" distL="114300" distR="114300" simplePos="0" relativeHeight="251658752" behindDoc="0" locked="0" layoutInCell="1" allowOverlap="1" wp14:anchorId="069080DA" wp14:editId="1217BC9C">
                   <wp:simplePos x="0" y="0"/>
                   <wp:positionH relativeFrom="column">
                     <wp:posOffset>68580</wp:posOffset>
@@ -164,107 +164,23 @@
                 <w:rFonts w:ascii="Arial" w:hAnsi="Arial" w:cs="Arial"/>
                 <w:lang w:val="en-US"/>
               </w:rPr>
-              <w:t xml:space="preserve">Jl. </w:t>
-            </w:r>
-            <w:r>
+              <w:t>Jl. Ronggowarsito No.18b, Sragen Wetan, Sragen, Jawa Tengah</w:t>
+            </w:r>
+          </w:p>
+          <w:p>
+            <w:pPr>
+              <w:jc w:val="center"/>
               <w:rPr>
                 <w:rFonts w:ascii="Arial" w:hAnsi="Arial" w:cs="Arial"/>
                 <w:lang w:val="en-US"/>
               </w:rPr>
-              <w:t>Ronggowarsito</w:t>
-            </w:r>
+            </w:pPr>
             <w:r>
               <w:rPr>
                 <w:rFonts w:ascii="Arial" w:hAnsi="Arial" w:cs="Arial"/>
                 <w:lang w:val="en-US"/>
               </w:rPr>
-              <w:t xml:space="preserve"> No.18b, </w:t>
-            </w:r>
-            <w:r>
-              <w:rPr>
-                <w:rFonts w:ascii="Arial" w:hAnsi="Arial" w:cs="Arial"/>
-                <w:lang w:val="en-US"/>
-              </w:rPr>
-              <w:t>Sragen</w:t>
-            </w:r>
-            <w:r>
-              <w:rPr>
-                <w:rFonts w:ascii="Arial" w:hAnsi="Arial" w:cs="Arial"/>
-                <w:lang w:val="en-US"/>
-              </w:rPr>
-              <w:t xml:space="preserve"> </w:t>
-            </w:r>
-            <w:r>
-              <w:rPr>
-                <w:rFonts w:ascii="Arial" w:hAnsi="Arial" w:cs="Arial"/>
-                <w:lang w:val="en-US"/>
-              </w:rPr>
-              <w:t>Wetan</w:t>
-            </w:r>
-            <w:r>
-              <w:rPr>
-                <w:rFonts w:ascii="Arial" w:hAnsi="Arial" w:cs="Arial"/>
-                <w:lang w:val="en-US"/>
-              </w:rPr>
-              <w:t xml:space="preserve">, </w:t>
-            </w:r>
-            <w:r>
-              <w:rPr>
-                <w:rFonts w:ascii="Arial" w:hAnsi="Arial" w:cs="Arial"/>
-                <w:lang w:val="en-US"/>
-              </w:rPr>
-              <w:t>Sragen</w:t>
-            </w:r>
-            <w:r>
-              <w:rPr>
-                <w:rFonts w:ascii="Arial" w:hAnsi="Arial" w:cs="Arial"/>
-                <w:lang w:val="en-US"/>
-              </w:rPr>
-              <w:t xml:space="preserve">, </w:t>
-            </w:r>
-            <w:r>
-              <w:rPr>
-                <w:rFonts w:ascii="Arial" w:hAnsi="Arial" w:cs="Arial"/>
-                <w:lang w:val="en-US"/>
-              </w:rPr>
-              <w:t>Jawa</w:t>
-            </w:r>
-            <w:r>
-              <w:rPr>
-                <w:rFonts w:ascii="Arial" w:hAnsi="Arial" w:cs="Arial"/>
-                <w:lang w:val="en-US"/>
-              </w:rPr>
-              <w:t xml:space="preserve"> Tengah</w:t>
-            </w:r>
-          </w:p>
-          <w:p>
-            <w:pPr>
-              <w:jc w:val="center"/>
-              <w:rPr>
-                <w:rFonts w:ascii="Arial" w:hAnsi="Arial" w:cs="Arial"/>
-                <w:lang w:val="en-US"/>
-              </w:rPr>
-            </w:pPr>
-            <w:r>
-              <w:rPr>
-                <w:rFonts w:ascii="Arial" w:hAnsi="Arial" w:cs="Arial"/>
-                <w:lang w:val="en-US"/>
-              </w:rPr>
-              <w:t xml:space="preserve">Telp. (0271) </w:t>
-            </w:r>
-            <w:r>
-              <w:rPr>
-                <w:rFonts w:ascii="Arial" w:hAnsi="Arial" w:cs="Arial"/>
-                <w:lang w:val="en-US"/>
-              </w:rPr>
-              <w:t>891136  Email</w:t>
-            </w:r>
-            <w:r>
-              <w:rPr>
-                <w:rFonts w:ascii="Arial" w:hAnsi="Arial" w:cs="Arial"/>
-                <w:lang w:val="en-US"/>
-              </w:rPr>
-              <w:t xml:space="preserve"> : dlhsragenkab@gmail.com</w:t>
+              <w:t>Telp. (0271) 891136  Email : dlhsragenkab@gmail.com</w:t>
             </w:r>
           </w:p>
           <w:p>
@@ -349,23 +265,7 @@
           <w:sz w:val="24"/>
           <w:szCs w:val="24"/>
         </w:rPr>
-        <w:t xml:space="preserve">                                                    </w:t>
-      </w:r>
-      <w:r>
-        <w:rPr>
-          <w:rFonts w:ascii="Arial Nova Cond" w:hAnsi="Arial Nova Cond"/>
-          <w:sz w:val="24"/>
-          <w:szCs w:val="24"/>
-        </w:rPr>
-        <w:t>Nomor</w:t>
-      </w:r>
-      <w:r>
-        <w:rPr>
-          <w:rFonts w:ascii="Arial Nova Cond" w:hAnsi="Arial Nova Cond"/>
-          <w:sz w:val="24"/>
-          <w:szCs w:val="24"/>
-        </w:rPr>
-        <w:t>:</w:t>
+        <w:t xml:space="preserve">                                                    Nomor:</w:t>
       </w:r>
       <w:r>
         <w:rPr>
@@ -438,71 +338,7 @@
           <w:sz w:val="24"/>
           <w:szCs w:val="24"/>
         </w:rPr>
-        <w:t xml:space="preserve">Pada </w:t>
-      </w:r>
-      <w:r>
-        <w:rPr>
-          <w:rFonts w:ascii="Arial Nova Cond" w:hAnsi="Arial Nova Cond"/>
-          <w:sz w:val="24"/>
-          <w:szCs w:val="24"/>
-        </w:rPr>
-        <w:t>hari</w:t>
-      </w:r>
-      <w:r>
-        <w:rPr>
-          <w:rFonts w:ascii="Arial Nova Cond" w:hAnsi="Arial Nova Cond"/>
-          <w:sz w:val="24"/>
-          <w:szCs w:val="24"/>
-        </w:rPr>
-        <w:t xml:space="preserve"> </w:t>
-      </w:r>
-      <w:r>
-        <w:rPr>
-          <w:rFonts w:ascii="Arial Nova Cond" w:hAnsi="Arial Nova Cond"/>
-          <w:sz w:val="24"/>
-          <w:szCs w:val="24"/>
-        </w:rPr>
-        <w:t>ini</w:t>
-      </w:r>
-      <w:r>
-        <w:rPr>
-          <w:rFonts w:ascii="Arial Nova Cond" w:hAnsi="Arial Nova Cond"/>
-          <w:sz w:val="24"/>
-          <w:szCs w:val="24"/>
-        </w:rPr>
-        <w:t xml:space="preserve"> {hari_ini_nama}, </w:t>
-      </w:r>
-      <w:r>
-        <w:rPr>
-          <w:rFonts w:ascii="Arial Nova Cond" w:hAnsi="Arial Nova Cond"/>
-          <w:sz w:val="24"/>
-          <w:szCs w:val="24"/>
-        </w:rPr>
-        <w:t>tanggal</w:t>
-      </w:r>
-      <w:r>
-        <w:rPr>
-          <w:rFonts w:ascii="Arial Nova Cond" w:hAnsi="Arial Nova Cond"/>
-          <w:sz w:val="24"/>
-          <w:szCs w:val="24"/>
-        </w:rPr>
-        <w:t xml:space="preserve"> {hari_ini_tanggal_terbilang} </w:t>
-      </w:r>
-      <w:r>
-        <w:rPr>
-          <w:rFonts w:ascii="Arial Nova Cond" w:hAnsi="Arial Nova Cond"/>
-          <w:sz w:val="24"/>
-          <w:szCs w:val="24"/>
-        </w:rPr>
-        <w:t>bulan</w:t>
-      </w:r>
-      <w:r>
-        <w:rPr>
-          <w:rFonts w:ascii="Arial Nova Cond" w:hAnsi="Arial Nova Cond"/>
-          <w:sz w:val="24"/>
-          <w:szCs w:val="24"/>
-        </w:rPr>
-        <w:t xml:space="preserve"> {hari_ini_bulan}</w:t>
+        <w:t>Pada hari ini {hari_ini_nama}, tanggal {hari_ini_tanggal_terbilang} bulan {hari_ini_bulan}</w:t>
       </w:r>
       <w:r>
         <w:rPr>
@@ -520,15 +356,7 @@
           <w:sz w:val="24"/>
           <w:szCs w:val="24"/>
         </w:rPr>
-        <w:t>tahun</w:t>
-      </w:r>
-      <w:r>
-        <w:rPr>
-          <w:rFonts w:ascii="Arial Nova Cond" w:hAnsi="Arial Nova Cond"/>
-          <w:sz w:val="24"/>
-          <w:szCs w:val="24"/>
-        </w:rPr>
-        <w:t xml:space="preserve"> {hari_ini_tahun_terbilang}</w:t>
+        <w:t>tahun {hari_ini_tahun_terbilang}</w:t>
       </w:r>
       <w:r>
         <w:rPr>
@@ -546,223 +374,7 @@
           <w:sz w:val="24"/>
           <w:szCs w:val="24"/>
         </w:rPr>
-        <w:t>pukul</w:t>
-      </w:r>
-      <w:r>
-        <w:rPr>
-          <w:rFonts w:ascii="Arial Nova Cond" w:hAnsi="Arial Nova Cond"/>
-          <w:sz w:val="24"/>
-          <w:szCs w:val="24"/>
-        </w:rPr>
-        <w:t xml:space="preserve"> {waktu_pengawasan} WIB, di </w:t>
-      </w:r>
-      <w:r>
-        <w:rPr>
-          <w:rFonts w:ascii="Arial Nova Cond" w:hAnsi="Arial Nova Cond"/>
-          <w:sz w:val="24"/>
-          <w:szCs w:val="24"/>
-        </w:rPr>
-        <w:t>lokasi</w:t>
-      </w:r>
-      <w:r>
-        <w:rPr>
-          <w:rFonts w:ascii="Arial Nova Cond" w:hAnsi="Arial Nova Cond"/>
-          <w:sz w:val="24"/>
-          <w:szCs w:val="24"/>
-        </w:rPr>
-        <w:t xml:space="preserve"> {nama_badan_usaha_kegiatan}, {alamat_lokasi}, </w:t>
-      </w:r>
-      <w:r>
-        <w:rPr>
-          <w:rFonts w:ascii="Arial Nova Cond" w:hAnsi="Arial Nova Cond"/>
-          <w:sz w:val="24"/>
-          <w:szCs w:val="24"/>
-        </w:rPr>
-        <w:t>telah</w:t>
-      </w:r>
-      <w:r>
-        <w:rPr>
-          <w:rFonts w:ascii="Arial Nova Cond" w:hAnsi="Arial Nova Cond"/>
-          <w:sz w:val="24"/>
-          <w:szCs w:val="24"/>
-        </w:rPr>
-        <w:t xml:space="preserve"> </w:t>
-      </w:r>
-      <w:r>
-        <w:rPr>
-          <w:rFonts w:ascii="Arial Nova Cond" w:hAnsi="Arial Nova Cond"/>
-          <w:sz w:val="24"/>
-          <w:szCs w:val="24"/>
-        </w:rPr>
-        <w:t>dilakukan</w:t>
-      </w:r>
-      <w:r>
-        <w:rPr>
-          <w:rFonts w:ascii="Arial Nova Cond" w:hAnsi="Arial Nova Cond"/>
-          <w:sz w:val="24"/>
-          <w:szCs w:val="24"/>
-        </w:rPr>
-        <w:t xml:space="preserve"> </w:t>
-      </w:r>
-      <w:r>
-        <w:rPr>
-          <w:rFonts w:ascii="Arial Nova Cond" w:hAnsi="Arial Nova Cond"/>
-          <w:sz w:val="24"/>
-          <w:szCs w:val="24"/>
-        </w:rPr>
-        <w:t>penandatanganan</w:t>
-      </w:r>
-      <w:r>
-        <w:rPr>
-          <w:rFonts w:ascii="Arial Nova Cond" w:hAnsi="Arial Nova Cond"/>
-          <w:sz w:val="24"/>
-          <w:szCs w:val="24"/>
-        </w:rPr>
-        <w:t xml:space="preserve"> </w:t>
-      </w:r>
-      <w:r>
-        <w:rPr>
-          <w:rFonts w:ascii="Arial Nova Cond" w:hAnsi="Arial Nova Cond"/>
-          <w:sz w:val="24"/>
-          <w:szCs w:val="24"/>
-        </w:rPr>
-        <w:t>berita</w:t>
-      </w:r>
-      <w:r>
-        <w:rPr>
-          <w:rFonts w:ascii="Arial Nova Cond" w:hAnsi="Arial Nova Cond"/>
-          <w:sz w:val="24"/>
-          <w:szCs w:val="24"/>
-        </w:rPr>
-        <w:t xml:space="preserve"> acara </w:t>
-      </w:r>
-      <w:r>
-        <w:rPr>
-          <w:rFonts w:ascii="Arial Nova Cond" w:hAnsi="Arial Nova Cond"/>
-          <w:sz w:val="24"/>
-          <w:szCs w:val="24"/>
-        </w:rPr>
-        <w:t>pengawasan</w:t>
-      </w:r>
-      <w:r>
-        <w:rPr>
-          <w:rFonts w:ascii="Arial Nova Cond" w:hAnsi="Arial Nova Cond"/>
-          <w:sz w:val="24"/>
-          <w:szCs w:val="24"/>
-        </w:rPr>
-        <w:t xml:space="preserve"> </w:t>
-      </w:r>
-      <w:r>
-        <w:rPr>
-          <w:rFonts w:ascii="Arial Nova Cond" w:hAnsi="Arial Nova Cond"/>
-          <w:sz w:val="24"/>
-          <w:szCs w:val="24"/>
-        </w:rPr>
-        <w:t>lingkungan</w:t>
-      </w:r>
-      <w:r>
-        <w:rPr>
-          <w:rFonts w:ascii="Arial Nova Cond" w:hAnsi="Arial Nova Cond"/>
-          <w:sz w:val="24"/>
-          <w:szCs w:val="24"/>
-        </w:rPr>
-        <w:t xml:space="preserve"> </w:t>
-      </w:r>
-      <w:r>
-        <w:rPr>
-          <w:rFonts w:ascii="Arial Nova Cond" w:hAnsi="Arial Nova Cond"/>
-          <w:sz w:val="24"/>
-          <w:szCs w:val="24"/>
-        </w:rPr>
-        <w:t>hidup</w:t>
-      </w:r>
-      <w:r>
-        <w:rPr>
-          <w:rFonts w:ascii="Arial Nova Cond" w:hAnsi="Arial Nova Cond"/>
-          <w:sz w:val="24"/>
-          <w:szCs w:val="24"/>
-        </w:rPr>
-        <w:t xml:space="preserve"> </w:t>
-      </w:r>
-      <w:r>
-        <w:rPr>
-          <w:rFonts w:ascii="Arial Nova Cond" w:hAnsi="Arial Nova Cond"/>
-          <w:sz w:val="24"/>
-          <w:szCs w:val="24"/>
-        </w:rPr>
-        <w:t>terhadap</w:t>
-      </w:r>
-      <w:r>
-        <w:rPr>
-          <w:rFonts w:ascii="Arial Nova Cond" w:hAnsi="Arial Nova Cond"/>
-          <w:sz w:val="24"/>
-          <w:szCs w:val="24"/>
-        </w:rPr>
-        <w:t xml:space="preserve"> {nama_badan_usaha_kegiatan} </w:t>
-      </w:r>
-      <w:r>
-        <w:rPr>
-          <w:rFonts w:ascii="Arial Nova Cond" w:hAnsi="Arial Nova Cond"/>
-          <w:sz w:val="24"/>
-          <w:szCs w:val="24"/>
-        </w:rPr>
-        <w:t>dengan</w:t>
-      </w:r>
-      <w:r>
-        <w:rPr>
-          <w:rFonts w:ascii="Arial Nova Cond" w:hAnsi="Arial Nova Cond"/>
-          <w:sz w:val="24"/>
-          <w:szCs w:val="24"/>
-        </w:rPr>
-        <w:t xml:space="preserve"> </w:t>
-      </w:r>
-      <w:r>
-        <w:rPr>
-          <w:rFonts w:ascii="Arial Nova Cond" w:hAnsi="Arial Nova Cond"/>
-          <w:sz w:val="24"/>
-          <w:szCs w:val="24"/>
-        </w:rPr>
-        <w:t>hasil</w:t>
-      </w:r>
-      <w:r>
-        <w:rPr>
-          <w:rFonts w:ascii="Arial Nova Cond" w:hAnsi="Arial Nova Cond"/>
-          <w:sz w:val="24"/>
-          <w:szCs w:val="24"/>
-        </w:rPr>
-        <w:t xml:space="preserve"> </w:t>
-      </w:r>
-      <w:r>
-        <w:rPr>
-          <w:rFonts w:ascii="Arial Nova Cond" w:hAnsi="Arial Nova Cond"/>
-          <w:sz w:val="24"/>
-          <w:szCs w:val="24"/>
-        </w:rPr>
-        <w:t>sebagai</w:t>
-      </w:r>
-      <w:r>
-        <w:rPr>
-          <w:rFonts w:ascii="Arial Nova Cond" w:hAnsi="Arial Nova Cond"/>
-          <w:sz w:val="24"/>
-          <w:szCs w:val="24"/>
-        </w:rPr>
-        <w:t xml:space="preserve"> </w:t>
-      </w:r>
-      <w:r>
-        <w:rPr>
-          <w:rFonts w:ascii="Arial Nova Cond" w:hAnsi="Arial Nova Cond"/>
-          <w:sz w:val="24"/>
-          <w:szCs w:val="24"/>
-        </w:rPr>
-        <w:t>berikut</w:t>
-      </w:r>
-      <w:r>
-        <w:rPr>
-          <w:rFonts w:ascii="Arial Nova Cond" w:hAnsi="Arial Nova Cond"/>
-          <w:sz w:val="24"/>
-          <w:szCs w:val="24"/>
-        </w:rPr>
-        <w:t>:</w:t>
+        <w:t>pukul {waktu_pengawasan} WIB, di lokasi {nama_badan_usaha_kegiatan}, {alamat_lokasi}, telah dilakukan penandatanganan berita acara pengawasan lingkungan hidup terhadap {nama_badan_usaha_kegiatan} dengan hasil sebagai berikut:</w:t>
       </w:r>
     </w:p>
     <w:bookmarkEnd w:id="1"/>
@@ -793,23 +405,7 @@
           <w:sz w:val="24"/>
           <w:szCs w:val="24"/>
         </w:rPr>
-        <w:t xml:space="preserve">A. </w:t>
-      </w:r>
-      <w:r>
-        <w:rPr>
-          <w:rFonts w:ascii="Arial Nova Cond" w:hAnsi="Arial Nova Cond"/>
-          <w:sz w:val="24"/>
-          <w:szCs w:val="24"/>
-        </w:rPr>
-        <w:t>Identitas</w:t>
-      </w:r>
-      <w:r>
-        <w:rPr>
-          <w:rFonts w:ascii="Arial Nova Cond" w:hAnsi="Arial Nova Cond"/>
-          <w:sz w:val="24"/>
-          <w:szCs w:val="24"/>
-        </w:rPr>
-        <w:t xml:space="preserve"> </w:t>
+        <w:t xml:space="preserve">A. Identitas </w:t>
       </w:r>
       <w:r>
         <w:rPr>
@@ -825,47 +421,7 @@
           <w:sz w:val="24"/>
           <w:szCs w:val="24"/>
         </w:rPr>
-        <w:t xml:space="preserve"> </w:t>
-      </w:r>
-      <w:r>
-        <w:rPr>
-          <w:rFonts w:ascii="Arial Nova Cond" w:hAnsi="Arial Nova Cond"/>
-          <w:sz w:val="24"/>
-          <w:szCs w:val="24"/>
-        </w:rPr>
-        <w:t>Pengawas</w:t>
-      </w:r>
-      <w:r>
-        <w:rPr>
-          <w:rFonts w:ascii="Arial Nova Cond" w:hAnsi="Arial Nova Cond"/>
-          <w:sz w:val="24"/>
-          <w:szCs w:val="24"/>
-        </w:rPr>
-        <w:t xml:space="preserve"> </w:t>
-      </w:r>
-      <w:r>
-        <w:rPr>
-          <w:rFonts w:ascii="Arial Nova Cond" w:hAnsi="Arial Nova Cond"/>
-          <w:sz w:val="24"/>
-          <w:szCs w:val="24"/>
-        </w:rPr>
-        <w:t>Lingkungan</w:t>
-      </w:r>
-      <w:r>
-        <w:rPr>
-          <w:rFonts w:ascii="Arial Nova Cond" w:hAnsi="Arial Nova Cond"/>
-          <w:sz w:val="24"/>
-          <w:szCs w:val="24"/>
-        </w:rPr>
-        <w:t xml:space="preserve"> </w:t>
-      </w:r>
-      <w:r>
-        <w:rPr>
-          <w:rFonts w:ascii="Arial Nova Cond" w:hAnsi="Arial Nova Cond"/>
-          <w:sz w:val="24"/>
-          <w:szCs w:val="24"/>
-        </w:rPr>
-        <w:t>Hidup</w:t>
+        <w:t xml:space="preserve"> Pengawas Lingkungan Hidup</w:t>
       </w:r>
       <w:r>
         <w:rPr>
@@ -990,15 +546,7 @@
                 <w:sz w:val="24"/>
                 <w:szCs w:val="24"/>
               </w:rPr>
-              <w:t>Instansi</w:t>
-            </w:r>
-            <w:r>
-              <w:rPr>
-                <w:rFonts w:ascii="Arial Nova Cond" w:hAnsi="Arial Nova Cond"/>
-                <w:sz w:val="24"/>
-                <w:szCs w:val="24"/>
-              </w:rPr>
-              <w:t xml:space="preserve"> </w:t>
+              <w:t xml:space="preserve">Instansi </w:t>
             </w:r>
           </w:p>
         </w:tc>
@@ -1188,63 +736,7 @@
                 <w:sz w:val="24"/>
                 <w:szCs w:val="24"/>
               </w:rPr>
-              <w:t xml:space="preserve">Dinas </w:t>
-            </w:r>
-            <w:r>
-              <w:rPr>
-                <w:rFonts w:ascii="Arial Nova Cond" w:hAnsi="Arial Nova Cond"/>
-                <w:sz w:val="24"/>
-                <w:szCs w:val="24"/>
-              </w:rPr>
-              <w:t>Lingkungan</w:t>
-            </w:r>
-            <w:r>
-              <w:rPr>
-                <w:rFonts w:ascii="Arial Nova Cond" w:hAnsi="Arial Nova Cond"/>
-                <w:sz w:val="24"/>
-                <w:szCs w:val="24"/>
-              </w:rPr>
-              <w:t xml:space="preserve"> </w:t>
-            </w:r>
-            <w:r>
-              <w:rPr>
-                <w:rFonts w:ascii="Arial Nova Cond" w:hAnsi="Arial Nova Cond"/>
-                <w:sz w:val="24"/>
-                <w:szCs w:val="24"/>
-              </w:rPr>
-              <w:t>Hidup</w:t>
-            </w:r>
-            <w:r>
-              <w:rPr>
-                <w:rFonts w:ascii="Arial Nova Cond" w:hAnsi="Arial Nova Cond"/>
-                <w:sz w:val="24"/>
-                <w:szCs w:val="24"/>
-              </w:rPr>
-              <w:t xml:space="preserve"> </w:t>
-            </w:r>
-            <w:r>
-              <w:rPr>
-                <w:rFonts w:ascii="Arial Nova Cond" w:hAnsi="Arial Nova Cond"/>
-                <w:sz w:val="24"/>
-                <w:szCs w:val="24"/>
-              </w:rPr>
-              <w:t>Kabupaten</w:t>
-            </w:r>
-            <w:r>
-              <w:rPr>
-                <w:rFonts w:ascii="Arial Nova Cond" w:hAnsi="Arial Nova Cond"/>
-                <w:sz w:val="24"/>
-                <w:szCs w:val="24"/>
-              </w:rPr>
-              <w:t xml:space="preserve"> </w:t>
-            </w:r>
-            <w:r>
-              <w:rPr>
-                <w:rFonts w:ascii="Arial Nova Cond" w:hAnsi="Arial Nova Cond"/>
-                <w:sz w:val="24"/>
-                <w:szCs w:val="24"/>
-              </w:rPr>
-              <w:t>Sragen</w:t>
+              <w:t>Dinas Lingkungan Hidup Kabupaten Sragen</w:t>
             </w:r>
           </w:p>
           <w:p>
@@ -1596,23 +1088,7 @@
                 <w:sz w:val="24"/>
                 <w:szCs w:val="24"/>
               </w:rPr>
-              <w:t>Tahun</w:t>
-            </w:r>
-            <w:r>
-              <w:rPr>
-                <w:rFonts w:ascii="Arial Nova Cond" w:hAnsi="Arial Nova Cond"/>
-                <w:sz w:val="24"/>
-                <w:szCs w:val="24"/>
-              </w:rPr>
-              <w:t xml:space="preserve"> </w:t>
-            </w:r>
-            <w:r>
-              <w:rPr>
-                <w:rFonts w:ascii="Arial Nova Cond" w:hAnsi="Arial Nova Cond"/>
-                <w:sz w:val="24"/>
-                <w:szCs w:val="24"/>
-              </w:rPr>
-              <w:t>beroperasi</w:t>
+              <w:t>Tahun beroperasi</w:t>
             </w:r>
           </w:p>
         </w:tc>
@@ -1706,15 +1182,7 @@
                 <w:sz w:val="24"/>
                 <w:szCs w:val="24"/>
               </w:rPr>
-              <w:t xml:space="preserve">Status </w:t>
-            </w:r>
-            <w:r>
-              <w:rPr>
-                <w:rFonts w:ascii="Arial Nova Cond" w:hAnsi="Arial Nova Cond"/>
-                <w:sz w:val="24"/>
-                <w:szCs w:val="24"/>
-              </w:rPr>
-              <w:t>permodalan</w:t>
+              <w:t>Status permodalan</w:t>
             </w:r>
           </w:p>
         </w:tc>
@@ -1808,63 +1276,7 @@
                 <w:sz w:val="24"/>
                 <w:szCs w:val="24"/>
               </w:rPr>
-              <w:t xml:space="preserve">Nama </w:t>
-            </w:r>
-            <w:r>
-              <w:rPr>
-                <w:rFonts w:ascii="Arial Nova Cond" w:hAnsi="Arial Nova Cond"/>
-                <w:sz w:val="24"/>
-                <w:szCs w:val="24"/>
-              </w:rPr>
-              <w:t>penanggung</w:t>
-            </w:r>
-            <w:r>
-              <w:rPr>
-                <w:rFonts w:ascii="Arial Nova Cond" w:hAnsi="Arial Nova Cond"/>
-                <w:sz w:val="24"/>
-                <w:szCs w:val="24"/>
-              </w:rPr>
-              <w:t xml:space="preserve"> </w:t>
-            </w:r>
-            <w:r>
-              <w:rPr>
-                <w:rFonts w:ascii="Arial Nova Cond" w:hAnsi="Arial Nova Cond"/>
-                <w:sz w:val="24"/>
-                <w:szCs w:val="24"/>
-              </w:rPr>
-              <w:t>jawab</w:t>
-            </w:r>
-            <w:r>
-              <w:rPr>
-                <w:rFonts w:ascii="Arial Nova Cond" w:hAnsi="Arial Nova Cond"/>
-                <w:sz w:val="24"/>
-                <w:szCs w:val="24"/>
-              </w:rPr>
-              <w:t xml:space="preserve"> Usaha dan/</w:t>
-            </w:r>
-            <w:r>
-              <w:rPr>
-                <w:rFonts w:ascii="Arial Nova Cond" w:hAnsi="Arial Nova Cond"/>
-                <w:sz w:val="24"/>
-                <w:szCs w:val="24"/>
-              </w:rPr>
-              <w:t>atau</w:t>
-            </w:r>
-            <w:r>
-              <w:rPr>
-                <w:rFonts w:ascii="Arial Nova Cond" w:hAnsi="Arial Nova Cond"/>
-                <w:sz w:val="24"/>
-                <w:szCs w:val="24"/>
-              </w:rPr>
-              <w:t xml:space="preserve"> </w:t>
-            </w:r>
-            <w:r>
-              <w:rPr>
-                <w:rFonts w:ascii="Arial Nova Cond" w:hAnsi="Arial Nova Cond"/>
-                <w:sz w:val="24"/>
-                <w:szCs w:val="24"/>
-              </w:rPr>
-              <w:t>Kegiatan</w:t>
+              <w:t>Nama penanggung jawab Usaha dan/atau Kegiatan</w:t>
             </w:r>
           </w:p>
         </w:tc>
@@ -1958,71 +1370,7 @@
                 <w:sz w:val="24"/>
                 <w:szCs w:val="24"/>
               </w:rPr>
-              <w:t>Jabatan</w:t>
-            </w:r>
-            <w:r>
-              <w:rPr>
-                <w:rFonts w:ascii="Arial Nova Cond" w:hAnsi="Arial Nova Cond"/>
-                <w:sz w:val="24"/>
-                <w:szCs w:val="24"/>
-              </w:rPr>
-              <w:t xml:space="preserve"> </w:t>
-            </w:r>
-            <w:r>
-              <w:rPr>
-                <w:rFonts w:ascii="Arial Nova Cond" w:hAnsi="Arial Nova Cond"/>
-                <w:sz w:val="24"/>
-                <w:szCs w:val="24"/>
-              </w:rPr>
-              <w:t>penanggung</w:t>
-            </w:r>
-            <w:r>
-              <w:rPr>
-                <w:rFonts w:ascii="Arial Nova Cond" w:hAnsi="Arial Nova Cond"/>
-                <w:sz w:val="24"/>
-                <w:szCs w:val="24"/>
-              </w:rPr>
-              <w:t xml:space="preserve"> </w:t>
-            </w:r>
-            <w:r>
-              <w:rPr>
-                <w:rFonts w:ascii="Arial Nova Cond" w:hAnsi="Arial Nova Cond"/>
-                <w:sz w:val="24"/>
-                <w:szCs w:val="24"/>
-              </w:rPr>
-              <w:t>jawab</w:t>
-            </w:r>
-            <w:r>
-              <w:rPr>
-                <w:rFonts w:ascii="Arial Nova Cond" w:hAnsi="Arial Nova Cond"/>
-                <w:sz w:val="24"/>
-                <w:szCs w:val="24"/>
-              </w:rPr>
-              <w:t xml:space="preserve"> Usaha dan/</w:t>
-            </w:r>
-            <w:r>
-              <w:rPr>
-                <w:rFonts w:ascii="Arial Nova Cond" w:hAnsi="Arial Nova Cond"/>
-                <w:sz w:val="24"/>
-                <w:szCs w:val="24"/>
-              </w:rPr>
-              <w:t>atau</w:t>
-            </w:r>
-            <w:r>
-              <w:rPr>
-                <w:rFonts w:ascii="Arial Nova Cond" w:hAnsi="Arial Nova Cond"/>
-                <w:sz w:val="24"/>
-                <w:szCs w:val="24"/>
-              </w:rPr>
-              <w:t xml:space="preserve"> </w:t>
-            </w:r>
-            <w:r>
-              <w:rPr>
-                <w:rFonts w:ascii="Arial Nova Cond" w:hAnsi="Arial Nova Cond"/>
-                <w:sz w:val="24"/>
-                <w:szCs w:val="24"/>
-              </w:rPr>
-              <w:t>Kegiatan</w:t>
+              <w:t>Jabatan penanggung jawab Usaha dan/atau Kegiatan</w:t>
             </w:r>
           </w:p>
         </w:tc>
@@ -2212,23 +1560,7 @@
                 <w:sz w:val="24"/>
                 <w:szCs w:val="24"/>
               </w:rPr>
-              <w:t>Nomor</w:t>
-            </w:r>
-            <w:r>
-              <w:rPr>
-                <w:rFonts w:ascii="Arial Nova Cond" w:hAnsi="Arial Nova Cond"/>
-                <w:sz w:val="24"/>
-                <w:szCs w:val="24"/>
-              </w:rPr>
-              <w:t xml:space="preserve"> </w:t>
-            </w:r>
-            <w:r>
-              <w:rPr>
-                <w:rFonts w:ascii="Arial Nova Cond" w:hAnsi="Arial Nova Cond"/>
-                <w:sz w:val="24"/>
-                <w:szCs w:val="24"/>
-              </w:rPr>
-              <w:t>telepon</w:t>
+              <w:t>Nomor telepon</w:t>
             </w:r>
           </w:p>
         </w:tc>
@@ -2334,55 +1666,7 @@
                 <w:sz w:val="24"/>
                 <w:szCs w:val="24"/>
               </w:rPr>
-              <w:t>Koordinat</w:t>
-            </w:r>
-            <w:r>
-              <w:rPr>
-                <w:rFonts w:ascii="Arial Nova Cond" w:hAnsi="Arial Nova Cond"/>
-                <w:sz w:val="24"/>
-                <w:szCs w:val="24"/>
-              </w:rPr>
-              <w:t xml:space="preserve"> </w:t>
-            </w:r>
-            <w:r>
-              <w:rPr>
-                <w:rFonts w:ascii="Arial Nova Cond" w:hAnsi="Arial Nova Cond"/>
-                <w:sz w:val="24"/>
-                <w:szCs w:val="24"/>
-              </w:rPr>
-              <w:t>lokasi</w:t>
-            </w:r>
-            <w:r>
-              <w:rPr>
-                <w:rFonts w:ascii="Arial Nova Cond" w:hAnsi="Arial Nova Cond"/>
-                <w:sz w:val="24"/>
-                <w:szCs w:val="24"/>
-              </w:rPr>
-              <w:t xml:space="preserve"> Usaha dan/</w:t>
-            </w:r>
-            <w:r>
-              <w:rPr>
-                <w:rFonts w:ascii="Arial Nova Cond" w:hAnsi="Arial Nova Cond"/>
-                <w:sz w:val="24"/>
-                <w:szCs w:val="24"/>
-              </w:rPr>
-              <w:t>atau</w:t>
-            </w:r>
-            <w:r>
-              <w:rPr>
-                <w:rFonts w:ascii="Arial Nova Cond" w:hAnsi="Arial Nova Cond"/>
-                <w:sz w:val="24"/>
-                <w:szCs w:val="24"/>
-              </w:rPr>
-              <w:t xml:space="preserve"> </w:t>
-            </w:r>
-            <w:r>
-              <w:rPr>
-                <w:rFonts w:ascii="Arial Nova Cond" w:hAnsi="Arial Nova Cond"/>
-                <w:sz w:val="24"/>
-                <w:szCs w:val="24"/>
-              </w:rPr>
-              <w:t>Kegiatan</w:t>
+              <w:t>Koordinat lokasi Usaha dan/atau Kegiatan</w:t>
             </w:r>
           </w:p>
           <w:p>
@@ -2548,45 +1832,55 @@
                 <w:szCs w:val="24"/>
                 <w:lang w:val="en-US"/>
               </w:rPr>
-              <w:t>:</w:t>
-            </w:r>
-            <w:r>
+              <w:t xml:space="preserve">: </w:t>
+            </w:r>
+            <w:r>
+              <w:rPr>
+                <w:rFonts w:ascii="Arial Nova Cond" w:hAnsi="Arial Nova Cond"/>
+                <w:sz w:val="24"/>
+                <w:szCs w:val="24"/>
+              </w:rPr>
+              <w:t>{batas_utara}</w:t>
+            </w:r>
+          </w:p>
+          <w:p>
+            <w:pPr>
+              <w:jc w:val="both"/>
               <w:rPr>
                 <w:rFonts w:ascii="Arial Nova Cond" w:hAnsi="Arial Nova Cond"/>
                 <w:sz w:val="24"/>
                 <w:szCs w:val="24"/>
                 <w:lang w:val="en-US"/>
               </w:rPr>
-              <w:t xml:space="preserve"> </w:t>
-            </w:r>
-            <w:r>
-              <w:rPr>
-                <w:rFonts w:ascii="Arial Nova Cond" w:hAnsi="Arial Nova Cond"/>
-                <w:sz w:val="24"/>
-                <w:szCs w:val="24"/>
-              </w:rPr>
-              <w:t>{batas_utara}</w:t>
-            </w:r>
-          </w:p>
-          <w:p>
-            <w:pPr>
-              <w:jc w:val="both"/>
+            </w:pPr>
+            <w:r>
               <w:rPr>
                 <w:rFonts w:ascii="Arial Nova Cond" w:hAnsi="Arial Nova Cond"/>
                 <w:sz w:val="24"/>
                 <w:szCs w:val="24"/>
                 <w:lang w:val="en-US"/>
               </w:rPr>
-            </w:pPr>
-            <w:r>
+              <w:t xml:space="preserve">Timur : </w:t>
+            </w:r>
+            <w:r>
+              <w:rPr>
+                <w:rFonts w:ascii="Arial Nova Cond" w:hAnsi="Arial Nova Cond"/>
+                <w:sz w:val="24"/>
+                <w:szCs w:val="24"/>
+              </w:rPr>
+              <w:t>{batas_timur}</w:t>
+            </w:r>
+          </w:p>
+          <w:p>
+            <w:pPr>
+              <w:jc w:val="both"/>
               <w:rPr>
                 <w:rFonts w:ascii="Arial Nova Cond" w:hAnsi="Arial Nova Cond"/>
                 <w:sz w:val="24"/>
                 <w:szCs w:val="24"/>
                 <w:lang w:val="en-US"/>
               </w:rPr>
-              <w:t>Timur :</w:t>
-            </w:r>
+            </w:pPr>
             <w:r>
               <w:rPr>
                 <w:rFonts w:ascii="Arial Nova Cond" w:hAnsi="Arial Nova Cond"/>
@@ -2594,44 +1888,7 @@
                 <w:szCs w:val="24"/>
                 <w:lang w:val="en-US"/>
               </w:rPr>
-              <w:t xml:space="preserve"> </w:t>
-            </w:r>
-            <w:r>
-              <w:rPr>
-                <w:rFonts w:ascii="Arial Nova Cond" w:hAnsi="Arial Nova Cond"/>
-                <w:sz w:val="24"/>
-                <w:szCs w:val="24"/>
-              </w:rPr>
-              <w:t>{batas_timur}</w:t>
-            </w:r>
-          </w:p>
-          <w:p>
-            <w:pPr>
-              <w:jc w:val="both"/>
-              <w:rPr>
-                <w:rFonts w:ascii="Arial Nova Cond" w:hAnsi="Arial Nova Cond"/>
-                <w:sz w:val="24"/>
-                <w:szCs w:val="24"/>
-                <w:lang w:val="en-US"/>
-              </w:rPr>
-            </w:pPr>
-            <w:r>
-              <w:rPr>
-                <w:rFonts w:ascii="Arial Nova Cond" w:hAnsi="Arial Nova Cond"/>
-                <w:sz w:val="24"/>
-                <w:szCs w:val="24"/>
-                <w:lang w:val="en-US"/>
-              </w:rPr>
-              <w:t>Selatan :</w:t>
-            </w:r>
-            <w:r>
-              <w:rPr>
-                <w:rFonts w:ascii="Arial Nova Cond" w:hAnsi="Arial Nova Cond"/>
-                <w:sz w:val="24"/>
-                <w:szCs w:val="24"/>
-                <w:lang w:val="en-US"/>
-              </w:rPr>
-              <w:t xml:space="preserve"> </w:t>
+              <w:t xml:space="preserve">Selatan : </w:t>
             </w:r>
             <w:r>
               <w:rPr>
@@ -3033,23 +2290,7 @@
                 <w:sz w:val="24"/>
                 <w:szCs w:val="24"/>
               </w:rPr>
-              <w:t>Dokumen</w:t>
-            </w:r>
-            <w:r>
-              <w:rPr>
-                <w:rFonts w:ascii="Arial Nova Cond" w:hAnsi="Arial Nova Cond"/>
-                <w:sz w:val="24"/>
-                <w:szCs w:val="24"/>
-              </w:rPr>
-              <w:t xml:space="preserve"> yang </w:t>
-            </w:r>
-            <w:r>
-              <w:rPr>
-                <w:rFonts w:ascii="Arial Nova Cond" w:hAnsi="Arial Nova Cond"/>
-                <w:sz w:val="24"/>
-                <w:szCs w:val="24"/>
-              </w:rPr>
-              <w:t>dimiliki</w:t>
+              <w:t>Dokumen yang dimiliki</w:t>
             </w:r>
           </w:p>
         </w:tc>
@@ -3151,23 +2392,7 @@
                 <w:sz w:val="24"/>
                 <w:szCs w:val="24"/>
               </w:rPr>
-              <w:t>Persetujuan</w:t>
-            </w:r>
-            <w:r>
-              <w:rPr>
-                <w:rFonts w:ascii="Arial Nova Cond" w:hAnsi="Arial Nova Cond"/>
-                <w:sz w:val="24"/>
-                <w:szCs w:val="24"/>
-              </w:rPr>
-              <w:t xml:space="preserve"> </w:t>
-            </w:r>
-            <w:r>
-              <w:rPr>
-                <w:rFonts w:ascii="Arial Nova Cond" w:hAnsi="Arial Nova Cond"/>
-                <w:sz w:val="24"/>
-                <w:szCs w:val="24"/>
-              </w:rPr>
-              <w:t>Lingkungan</w:t>
+              <w:t>Persetujuan Lingkungan</w:t>
             </w:r>
           </w:p>
         </w:tc>
@@ -3262,55 +2487,15 @@
                 <w:sz w:val="24"/>
                 <w:szCs w:val="24"/>
               </w:rPr>
-              <w:t>Teknologi</w:t>
-            </w:r>
-            <w:r>
-              <w:rPr>
-                <w:rFonts w:ascii="Arial Nova Cond" w:hAnsi="Arial Nova Cond"/>
-                <w:sz w:val="24"/>
-                <w:szCs w:val="24"/>
-              </w:rPr>
-              <w:t xml:space="preserve"> </w:t>
-            </w:r>
-            <w:r>
-              <w:rPr>
-                <w:rFonts w:ascii="Arial Nova Cond" w:hAnsi="Arial Nova Cond"/>
-                <w:sz w:val="24"/>
-                <w:szCs w:val="24"/>
-              </w:rPr>
-              <w:t>pengelolaan</w:t>
-            </w:r>
-            <w:r>
-              <w:rPr>
-                <w:rFonts w:ascii="Arial Nova Cond" w:hAnsi="Arial Nova Cond"/>
-                <w:sz w:val="24"/>
-                <w:szCs w:val="24"/>
-              </w:rPr>
-              <w:t xml:space="preserve"> </w:t>
-            </w:r>
-            <w:r>
-              <w:rPr>
-                <w:rFonts w:ascii="Arial Nova Cond" w:hAnsi="Arial Nova Cond"/>
-                <w:sz w:val="24"/>
-                <w:szCs w:val="24"/>
-              </w:rPr>
-              <w:t>Pembuangan</w:t>
-            </w:r>
-            <w:r>
-              <w:rPr>
-                <w:rFonts w:ascii="Arial Nova Cond" w:hAnsi="Arial Nova Cond"/>
-                <w:sz w:val="24"/>
-                <w:szCs w:val="24"/>
-              </w:rPr>
-              <w:t xml:space="preserve"> Air </w:t>
-            </w:r>
-            <w:r>
-              <w:rPr>
-                <w:rFonts w:ascii="Arial Nova Cond" w:hAnsi="Arial Nova Cond"/>
-                <w:sz w:val="24"/>
-                <w:szCs w:val="24"/>
-              </w:rPr>
-              <w:t>Limbah</w:t>
+              <w:t>Teknologi pengelolaan</w:t>
+            </w:r>
+            <w:r>
+              <w:rPr>
+                <w:rFonts w:ascii="Arial Nova Cond" w:hAnsi="Arial Nova Cond"/>
+                <w:sz w:val="24"/>
+                <w:szCs w:val="24"/>
+              </w:rPr>
+              <w:t xml:space="preserve"> Pembuangan Air Limbah</w:t>
             </w:r>
           </w:p>
         </w:tc>
@@ -3404,15 +2589,7 @@
                 <w:sz w:val="24"/>
                 <w:szCs w:val="24"/>
               </w:rPr>
-              <w:t xml:space="preserve">Volume air </w:t>
-            </w:r>
-            <w:r>
-              <w:rPr>
-                <w:rFonts w:ascii="Arial Nova Cond" w:hAnsi="Arial Nova Cond"/>
-                <w:sz w:val="24"/>
-                <w:szCs w:val="24"/>
-              </w:rPr>
-              <w:t>limbah</w:t>
+              <w:t>Volume air limbah</w:t>
             </w:r>
           </w:p>
         </w:tc>
@@ -3507,15 +2684,7 @@
                 <w:sz w:val="24"/>
                 <w:szCs w:val="24"/>
               </w:rPr>
-              <w:t>Pemanfaatan</w:t>
-            </w:r>
-            <w:r>
-              <w:rPr>
-                <w:rFonts w:ascii="Arial Nova Cond" w:hAnsi="Arial Nova Cond"/>
-                <w:sz w:val="24"/>
-                <w:szCs w:val="24"/>
-              </w:rPr>
-              <w:t xml:space="preserve"> Air Tanah</w:t>
+              <w:t>Pemanfaatan Air Tanah</w:t>
             </w:r>
           </w:p>
         </w:tc>
@@ -3609,47 +2778,7 @@
                 <w:sz w:val="24"/>
                 <w:szCs w:val="24"/>
               </w:rPr>
-              <w:t>Jumlah</w:t>
-            </w:r>
-            <w:r>
-              <w:rPr>
-                <w:rFonts w:ascii="Arial Nova Cond" w:hAnsi="Arial Nova Cond"/>
-                <w:sz w:val="24"/>
-                <w:szCs w:val="24"/>
-              </w:rPr>
-              <w:t xml:space="preserve"> </w:t>
-            </w:r>
-            <w:r>
-              <w:rPr>
-                <w:rFonts w:ascii="Arial Nova Cond" w:hAnsi="Arial Nova Cond"/>
-                <w:sz w:val="24"/>
-                <w:szCs w:val="24"/>
-              </w:rPr>
-              <w:t>Penggunaan</w:t>
-            </w:r>
-            <w:r>
-              <w:rPr>
-                <w:rFonts w:ascii="Arial Nova Cond" w:hAnsi="Arial Nova Cond"/>
-                <w:sz w:val="24"/>
-                <w:szCs w:val="24"/>
-              </w:rPr>
-              <w:t xml:space="preserve"> Air </w:t>
-            </w:r>
-            <w:r>
-              <w:rPr>
-                <w:rFonts w:ascii="Arial Nova Cond" w:hAnsi="Arial Nova Cond"/>
-                <w:sz w:val="24"/>
-                <w:szCs w:val="24"/>
-              </w:rPr>
-              <w:t>Dalam</w:t>
-            </w:r>
-            <w:r>
-              <w:rPr>
-                <w:rFonts w:ascii="Arial Nova Cond" w:hAnsi="Arial Nova Cond"/>
-                <w:sz w:val="24"/>
-                <w:szCs w:val="24"/>
-              </w:rPr>
-              <w:t xml:space="preserve"> Satu Hari (m</w:t>
+              <w:t>Jumlah Penggunaan Air Dalam Satu Hari (m</w:t>
             </w:r>
             <w:r>
               <w:rPr>
@@ -3666,23 +2795,7 @@
                 <w:sz w:val="24"/>
                 <w:szCs w:val="24"/>
               </w:rPr>
-              <w:t>/</w:t>
-            </w:r>
-            <w:r>
-              <w:rPr>
-                <w:rFonts w:ascii="Arial Nova Cond" w:hAnsi="Arial Nova Cond"/>
-                <w:sz w:val="24"/>
-                <w:szCs w:val="24"/>
-              </w:rPr>
-              <w:t>hari</w:t>
-            </w:r>
-            <w:r>
-              <w:rPr>
-                <w:rFonts w:ascii="Arial Nova Cond" w:hAnsi="Arial Nova Cond"/>
-                <w:sz w:val="24"/>
-                <w:szCs w:val="24"/>
-              </w:rPr>
-              <w:t>)</w:t>
+              <w:t>/hari)</w:t>
             </w:r>
           </w:p>
         </w:tc>
@@ -3785,7 +2898,15 @@
                 <w:sz w:val="24"/>
                 <w:szCs w:val="24"/>
               </w:rPr>
-              <w:t>Jumlah</w:t>
+              <w:t xml:space="preserve">Jumlah </w:t>
+            </w:r>
+            <w:r>
+              <w:rPr>
+                <w:rFonts w:ascii="Arial Nova Cond" w:hAnsi="Arial Nova Cond"/>
+                <w:sz w:val="24"/>
+                <w:szCs w:val="24"/>
+              </w:rPr>
+              <w:t>Pekerja</w:t>
             </w:r>
             <w:r>
               <w:rPr>
@@ -3801,55 +2922,7 @@
                 <w:sz w:val="24"/>
                 <w:szCs w:val="24"/>
               </w:rPr>
-              <w:t>Pekerja</w:t>
-            </w:r>
-            <w:r>
-              <w:rPr>
-                <w:rFonts w:ascii="Arial Nova Cond" w:hAnsi="Arial Nova Cond"/>
-                <w:sz w:val="24"/>
-                <w:szCs w:val="24"/>
-              </w:rPr>
-              <w:t xml:space="preserve"> </w:t>
-            </w:r>
-            <w:r>
-              <w:rPr>
-                <w:rFonts w:ascii="Arial Nova Cond" w:hAnsi="Arial Nova Cond"/>
-                <w:sz w:val="24"/>
-                <w:szCs w:val="24"/>
-              </w:rPr>
-              <w:t>karyawan</w:t>
-            </w:r>
-            <w:r>
-              <w:rPr>
-                <w:rFonts w:ascii="Arial Nova Cond" w:hAnsi="Arial Nova Cond"/>
-                <w:sz w:val="24"/>
-                <w:szCs w:val="24"/>
-              </w:rPr>
-              <w:t xml:space="preserve"> dan </w:t>
-            </w:r>
-            <w:r>
-              <w:rPr>
-                <w:rFonts w:ascii="Arial Nova Cond" w:hAnsi="Arial Nova Cond"/>
-                <w:sz w:val="24"/>
-                <w:szCs w:val="24"/>
-              </w:rPr>
-              <w:t>pengunjung</w:t>
-            </w:r>
-            <w:r>
-              <w:rPr>
-                <w:rFonts w:ascii="Arial Nova Cond" w:hAnsi="Arial Nova Cond"/>
-                <w:sz w:val="24"/>
-                <w:szCs w:val="24"/>
-              </w:rPr>
-              <w:t xml:space="preserve">/ </w:t>
-            </w:r>
-            <w:r>
-              <w:rPr>
-                <w:rFonts w:ascii="Arial Nova Cond" w:hAnsi="Arial Nova Cond"/>
-                <w:sz w:val="24"/>
-                <w:szCs w:val="24"/>
-              </w:rPr>
-              <w:t>hari</w:t>
+              <w:t>karyawan dan pengunjung/ hari</w:t>
             </w:r>
           </w:p>
         </w:tc>
@@ -3951,23 +3024,7 @@
                 <w:sz w:val="24"/>
                 <w:szCs w:val="24"/>
               </w:rPr>
-              <w:t xml:space="preserve">Jam Shift </w:t>
-            </w:r>
-            <w:r>
-              <w:rPr>
-                <w:rFonts w:ascii="Arial Nova Cond" w:hAnsi="Arial Nova Cond"/>
-                <w:sz w:val="24"/>
-                <w:szCs w:val="24"/>
-              </w:rPr>
-              <w:t>Kerja</w:t>
-            </w:r>
-            <w:r>
-              <w:rPr>
-                <w:rFonts w:ascii="Arial Nova Cond" w:hAnsi="Arial Nova Cond"/>
-                <w:sz w:val="24"/>
-                <w:szCs w:val="24"/>
-              </w:rPr>
-              <w:t>/Hari</w:t>
+              <w:t>Jam Shift Kerja/Hari</w:t>
             </w:r>
             <w:r>
               <w:rPr>
@@ -4069,71 +3126,7 @@
                 <w:sz w:val="24"/>
                 <w:szCs w:val="24"/>
               </w:rPr>
-              <w:t>Jumlah</w:t>
-            </w:r>
-            <w:r>
-              <w:rPr>
-                <w:rFonts w:ascii="Arial Nova Cond" w:hAnsi="Arial Nova Cond"/>
-                <w:sz w:val="24"/>
-                <w:szCs w:val="24"/>
-              </w:rPr>
-              <w:t xml:space="preserve"> </w:t>
-            </w:r>
-            <w:r>
-              <w:rPr>
-                <w:rFonts w:ascii="Arial Nova Cond" w:hAnsi="Arial Nova Cond"/>
-                <w:sz w:val="24"/>
-                <w:szCs w:val="24"/>
-              </w:rPr>
-              <w:t>hari</w:t>
-            </w:r>
-            <w:r>
-              <w:rPr>
-                <w:rFonts w:ascii="Arial Nova Cond" w:hAnsi="Arial Nova Cond"/>
-                <w:sz w:val="24"/>
-                <w:szCs w:val="24"/>
-              </w:rPr>
-              <w:t xml:space="preserve"> </w:t>
-            </w:r>
-            <w:r>
-              <w:rPr>
-                <w:rFonts w:ascii="Arial Nova Cond" w:hAnsi="Arial Nova Cond"/>
-                <w:sz w:val="24"/>
-                <w:szCs w:val="24"/>
-              </w:rPr>
-              <w:t>kerja</w:t>
-            </w:r>
-            <w:r>
-              <w:rPr>
-                <w:rFonts w:ascii="Arial Nova Cond" w:hAnsi="Arial Nova Cond"/>
-                <w:sz w:val="24"/>
-                <w:szCs w:val="24"/>
-              </w:rPr>
-              <w:t xml:space="preserve"> </w:t>
-            </w:r>
-            <w:r>
-              <w:rPr>
-                <w:rFonts w:ascii="Arial Nova Cond" w:hAnsi="Arial Nova Cond"/>
-                <w:sz w:val="24"/>
-                <w:szCs w:val="24"/>
-              </w:rPr>
-              <w:t>dalam</w:t>
-            </w:r>
-            <w:r>
-              <w:rPr>
-                <w:rFonts w:ascii="Arial Nova Cond" w:hAnsi="Arial Nova Cond"/>
-                <w:sz w:val="24"/>
-                <w:szCs w:val="24"/>
-              </w:rPr>
-              <w:t xml:space="preserve"> 1 </w:t>
-            </w:r>
-            <w:r>
-              <w:rPr>
-                <w:rFonts w:ascii="Arial Nova Cond" w:hAnsi="Arial Nova Cond"/>
-                <w:sz w:val="24"/>
-                <w:szCs w:val="24"/>
-              </w:rPr>
-              <w:t>minggu</w:t>
+              <w:t>Jumlah hari kerja dalam 1 minggu</w:t>
             </w:r>
           </w:p>
         </w:tc>
@@ -4227,15 +3220,7 @@
                 <w:sz w:val="24"/>
                 <w:szCs w:val="24"/>
               </w:rPr>
-              <w:t xml:space="preserve">Riwayat </w:t>
-            </w:r>
-            <w:r>
-              <w:rPr>
-                <w:rFonts w:ascii="Arial Nova Cond" w:hAnsi="Arial Nova Cond"/>
-                <w:sz w:val="24"/>
-                <w:szCs w:val="24"/>
-              </w:rPr>
-              <w:t>ketaatan</w:t>
+              <w:t>Riwayat ketaatan</w:t>
             </w:r>
           </w:p>
         </w:tc>
@@ -4329,23 +3314,7 @@
                 <w:sz w:val="24"/>
                 <w:szCs w:val="24"/>
               </w:rPr>
-              <w:t>Inspeksi</w:t>
-            </w:r>
-            <w:r>
-              <w:rPr>
-                <w:rFonts w:ascii="Arial Nova Cond" w:hAnsi="Arial Nova Cond"/>
-                <w:sz w:val="24"/>
-                <w:szCs w:val="24"/>
-              </w:rPr>
-              <w:t xml:space="preserve"> </w:t>
-            </w:r>
-            <w:r>
-              <w:rPr>
-                <w:rFonts w:ascii="Arial Nova Cond" w:hAnsi="Arial Nova Cond"/>
-                <w:sz w:val="24"/>
-                <w:szCs w:val="24"/>
-              </w:rPr>
-              <w:t>Terakhir</w:t>
+              <w:t>Inspeksi Terakhir</w:t>
             </w:r>
           </w:p>
         </w:tc>
@@ -4423,15 +3392,7 @@
           <w:sz w:val="24"/>
           <w:szCs w:val="24"/>
         </w:rPr>
-        <w:t xml:space="preserve">C. Hasil </w:t>
-      </w:r>
-      <w:r>
-        <w:rPr>
-          <w:rFonts w:ascii="Arial Nova Cond" w:hAnsi="Arial Nova Cond"/>
-          <w:sz w:val="24"/>
-          <w:szCs w:val="24"/>
-        </w:rPr>
-        <w:t>Pengawasan</w:t>
+        <w:t>C. Hasil Pengawasan</w:t>
       </w:r>
     </w:p>
     <w:p>
@@ -4450,31 +3411,7 @@
           <w:sz w:val="24"/>
           <w:szCs w:val="24"/>
         </w:rPr>
-        <w:t xml:space="preserve">1.  </w:t>
-      </w:r>
-      <w:r>
-        <w:rPr>
-          <w:rFonts w:ascii="Arial Nova Cond" w:hAnsi="Arial Nova Cond"/>
-          <w:sz w:val="24"/>
-          <w:szCs w:val="24"/>
-        </w:rPr>
-        <w:t>Persetujuan</w:t>
-      </w:r>
-      <w:r>
-        <w:rPr>
-          <w:rFonts w:ascii="Arial Nova Cond" w:hAnsi="Arial Nova Cond"/>
-          <w:sz w:val="24"/>
-          <w:szCs w:val="24"/>
-        </w:rPr>
-        <w:t xml:space="preserve"> </w:t>
-      </w:r>
-      <w:r>
-        <w:rPr>
-          <w:rFonts w:ascii="Arial Nova Cond" w:hAnsi="Arial Nova Cond"/>
-          <w:sz w:val="24"/>
-          <w:szCs w:val="24"/>
-        </w:rPr>
-        <w:t>Lingkungan</w:t>
+        <w:t>1.  Persetujuan Lingkungan</w:t>
       </w:r>
     </w:p>
     <w:p>
@@ -4561,7 +3498,7 @@
           <w:sz w:val="24"/>
           <w:szCs w:val="24"/>
         </w:rPr>
-        <w:t>Pemeriksaan</w:t>
+        <w:t xml:space="preserve">Pemeriksaan </w:t>
       </w:r>
       <w:r>
         <w:rPr>
@@ -4569,7 +3506,7 @@
           <w:sz w:val="24"/>
           <w:szCs w:val="24"/>
         </w:rPr>
-        <w:t xml:space="preserve"> </w:t>
+        <w:t xml:space="preserve">Pengelolaan </w:t>
       </w:r>
       <w:r>
         <w:rPr>
@@ -4577,7 +3514,7 @@
           <w:sz w:val="24"/>
           <w:szCs w:val="24"/>
         </w:rPr>
-        <w:t>Pengelolaan</w:t>
+        <w:t>Air Limbah</w:t>
       </w:r>
       <w:r>
         <w:rPr>
@@ -4585,39 +3522,7 @@
           <w:sz w:val="24"/>
           <w:szCs w:val="24"/>
         </w:rPr>
-        <w:t xml:space="preserve"> </w:t>
-      </w:r>
-      <w:r>
-        <w:rPr>
-          <w:rFonts w:ascii="Arial Nova Cond" w:hAnsi="Arial Nova Cond"/>
-          <w:sz w:val="24"/>
-          <w:szCs w:val="24"/>
-        </w:rPr>
-        <w:t xml:space="preserve">Air </w:t>
-      </w:r>
-      <w:r>
-        <w:rPr>
-          <w:rFonts w:ascii="Arial Nova Cond" w:hAnsi="Arial Nova Cond"/>
-          <w:sz w:val="24"/>
-          <w:szCs w:val="24"/>
-        </w:rPr>
-        <w:t>Limbah</w:t>
-      </w:r>
-      <w:r>
-        <w:rPr>
-          <w:rFonts w:ascii="Arial Nova Cond" w:hAnsi="Arial Nova Cond"/>
-          <w:sz w:val="24"/>
-          <w:szCs w:val="24"/>
-        </w:rPr>
-        <w:t xml:space="preserve"> </w:t>
-      </w:r>
-      <w:r>
-        <w:rPr>
-          <w:rFonts w:ascii="Arial Nova Cond" w:hAnsi="Arial Nova Cond"/>
-          <w:sz w:val="24"/>
-          <w:szCs w:val="24"/>
-        </w:rPr>
-        <w:t>domestik</w:t>
+        <w:t xml:space="preserve"> domestik</w:t>
       </w:r>
     </w:p>
     <w:tbl>
@@ -4684,9 +3589,17 @@
                 <w:sz w:val="24"/>
                 <w:szCs w:val="24"/>
               </w:rPr>
-              <w:t xml:space="preserve">Point </w:t>
-            </w:r>
-            <w:r>
+              <w:t>Point Pemeriksaan</w:t>
+            </w:r>
+          </w:p>
+        </w:tc>
+        <w:tc>
+          <w:tcPr>
+            <w:tcW w:w="4252" w:type="dxa"/>
+          </w:tcPr>
+          <w:p>
+            <w:pPr>
+              <w:jc w:val="center"/>
               <w:rPr>
                 <w:rFonts w:ascii="Arial Nova Cond" w:hAnsi="Arial Nova Cond"/>
                 <w:b/>
@@ -4694,17 +3607,8 @@
                 <w:sz w:val="24"/>
                 <w:szCs w:val="24"/>
               </w:rPr>
-              <w:t>Pemeriksaan</w:t>
-            </w:r>
-          </w:p>
-        </w:tc>
-        <w:tc>
-          <w:tcPr>
-            <w:tcW w:w="4252" w:type="dxa"/>
-          </w:tcPr>
-          <w:p>
-            <w:pPr>
-              <w:jc w:val="center"/>
+            </w:pPr>
+            <w:r>
               <w:rPr>
                 <w:rFonts w:ascii="Arial Nova Cond" w:hAnsi="Arial Nova Cond"/>
                 <w:b/>
@@ -4712,8 +3616,17 @@
                 <w:sz w:val="24"/>
                 <w:szCs w:val="24"/>
               </w:rPr>
-            </w:pPr>
-            <w:r>
+              <w:t>Kondisi Eksisting</w:t>
+            </w:r>
+          </w:p>
+        </w:tc>
+        <w:tc>
+          <w:tcPr>
+            <w:tcW w:w="2830" w:type="dxa"/>
+          </w:tcPr>
+          <w:p>
+            <w:pPr>
+              <w:jc w:val="center"/>
               <w:rPr>
                 <w:rFonts w:ascii="Arial Nova Cond" w:hAnsi="Arial Nova Cond"/>
                 <w:b/>
@@ -4721,8 +3634,7 @@
                 <w:sz w:val="24"/>
                 <w:szCs w:val="24"/>
               </w:rPr>
-              <w:t>Kondisi</w:t>
-            </w:r>
+            </w:pPr>
             <w:r>
               <w:rPr>
                 <w:rFonts w:ascii="Arial Nova Cond" w:hAnsi="Arial Nova Cond"/>
@@ -4731,43 +3643,6 @@
                 <w:sz w:val="24"/>
                 <w:szCs w:val="24"/>
               </w:rPr>
-              <w:t xml:space="preserve"> </w:t>
-            </w:r>
-            <w:r>
-              <w:rPr>
-                <w:rFonts w:ascii="Arial Nova Cond" w:hAnsi="Arial Nova Cond"/>
-                <w:b/>
-                <w:bCs/>
-                <w:sz w:val="24"/>
-                <w:szCs w:val="24"/>
-              </w:rPr>
-              <w:t>Eksisting</w:t>
-            </w:r>
-          </w:p>
-        </w:tc>
-        <w:tc>
-          <w:tcPr>
-            <w:tcW w:w="2830" w:type="dxa"/>
-          </w:tcPr>
-          <w:p>
-            <w:pPr>
-              <w:jc w:val="center"/>
-              <w:rPr>
-                <w:rFonts w:ascii="Arial Nova Cond" w:hAnsi="Arial Nova Cond"/>
-                <w:b/>
-                <w:bCs/>
-                <w:sz w:val="24"/>
-                <w:szCs w:val="24"/>
-              </w:rPr>
-            </w:pPr>
-            <w:r>
-              <w:rPr>
-                <w:rFonts w:ascii="Arial Nova Cond" w:hAnsi="Arial Nova Cond"/>
-                <w:b/>
-                <w:bCs/>
-                <w:sz w:val="24"/>
-                <w:szCs w:val="24"/>
-              </w:rPr>
               <w:t>Keterangan</w:t>
             </w:r>
           </w:p>
@@ -4815,23 +3690,7 @@
                 <w:sz w:val="24"/>
                 <w:szCs w:val="24"/>
               </w:rPr>
-              <w:t>Sumber</w:t>
-            </w:r>
-            <w:r>
-              <w:rPr>
-                <w:rFonts w:ascii="Arial Nova Cond" w:hAnsi="Arial Nova Cond"/>
-                <w:sz w:val="24"/>
-                <w:szCs w:val="24"/>
-              </w:rPr>
-              <w:t xml:space="preserve"> </w:t>
-            </w:r>
-            <w:r>
-              <w:rPr>
-                <w:rFonts w:ascii="Arial Nova Cond" w:hAnsi="Arial Nova Cond"/>
-                <w:sz w:val="24"/>
-                <w:szCs w:val="24"/>
-              </w:rPr>
-              <w:t>limbah</w:t>
+              <w:t>Sumber limbah</w:t>
             </w:r>
           </w:p>
         </w:tc>
@@ -4923,31 +3782,7 @@
                 <w:sz w:val="24"/>
                 <w:szCs w:val="24"/>
               </w:rPr>
-              <w:t>Kondisi</w:t>
-            </w:r>
-            <w:r>
-              <w:rPr>
-                <w:rFonts w:ascii="Arial Nova Cond" w:hAnsi="Arial Nova Cond"/>
-                <w:sz w:val="24"/>
-                <w:szCs w:val="24"/>
-              </w:rPr>
-              <w:t xml:space="preserve"> </w:t>
-            </w:r>
-            <w:r>
-              <w:rPr>
-                <w:rFonts w:ascii="Arial Nova Cond" w:hAnsi="Arial Nova Cond"/>
-                <w:sz w:val="24"/>
-                <w:szCs w:val="24"/>
-              </w:rPr>
-              <w:t>fisik</w:t>
-            </w:r>
-            <w:r>
-              <w:rPr>
-                <w:rFonts w:ascii="Arial Nova Cond" w:hAnsi="Arial Nova Cond"/>
-                <w:sz w:val="24"/>
-                <w:szCs w:val="24"/>
-              </w:rPr>
-              <w:t xml:space="preserve"> </w:t>
+              <w:t xml:space="preserve">Kondisi fisik </w:t>
             </w:r>
             <w:r>
               <w:rPr>
@@ -5047,55 +3882,7 @@
                 <w:sz w:val="24"/>
                 <w:szCs w:val="24"/>
               </w:rPr>
-              <w:t xml:space="preserve">Data </w:t>
-            </w:r>
-            <w:r>
-              <w:rPr>
-                <w:rFonts w:ascii="Arial Nova Cond" w:hAnsi="Arial Nova Cond"/>
-                <w:sz w:val="24"/>
-                <w:szCs w:val="24"/>
-              </w:rPr>
-              <w:t>pantau</w:t>
-            </w:r>
-            <w:r>
-              <w:rPr>
-                <w:rFonts w:ascii="Arial Nova Cond" w:hAnsi="Arial Nova Cond"/>
-                <w:sz w:val="24"/>
-                <w:szCs w:val="24"/>
-              </w:rPr>
-              <w:t xml:space="preserve"> </w:t>
-            </w:r>
-            <w:r>
-              <w:rPr>
-                <w:rFonts w:ascii="Arial Nova Cond" w:hAnsi="Arial Nova Cond"/>
-                <w:sz w:val="24"/>
-                <w:szCs w:val="24"/>
-              </w:rPr>
-              <w:t>analisa</w:t>
-            </w:r>
-            <w:r>
-              <w:rPr>
-                <w:rFonts w:ascii="Arial Nova Cond" w:hAnsi="Arial Nova Cond"/>
-                <w:sz w:val="24"/>
-                <w:szCs w:val="24"/>
-              </w:rPr>
-              <w:t xml:space="preserve"> air </w:t>
-            </w:r>
-            <w:r>
-              <w:rPr>
-                <w:rFonts w:ascii="Arial Nova Cond" w:hAnsi="Arial Nova Cond"/>
-                <w:sz w:val="24"/>
-                <w:szCs w:val="24"/>
-              </w:rPr>
-              <w:t>limbah</w:t>
-            </w:r>
-            <w:r>
-              <w:rPr>
-                <w:rFonts w:ascii="Arial Nova Cond" w:hAnsi="Arial Nova Cond"/>
-                <w:sz w:val="24"/>
-                <w:szCs w:val="24"/>
-              </w:rPr>
-              <w:t xml:space="preserve"> </w:t>
+              <w:t xml:space="preserve">Data pantau analisa air limbah </w:t>
             </w:r>
             <w:r>
               <w:rPr>
@@ -5212,23 +3999,7 @@
                 <w:sz w:val="24"/>
                 <w:szCs w:val="24"/>
               </w:rPr>
-              <w:t>Pengelolaan</w:t>
-            </w:r>
-            <w:r>
-              <w:rPr>
-                <w:rFonts w:ascii="Arial Nova Cond" w:hAnsi="Arial Nova Cond"/>
-                <w:sz w:val="24"/>
-                <w:szCs w:val="24"/>
-              </w:rPr>
-              <w:t xml:space="preserve"> sludge </w:t>
-            </w:r>
-            <w:r>
-              <w:rPr>
-                <w:rFonts w:ascii="Arial Nova Cond" w:hAnsi="Arial Nova Cond"/>
-                <w:sz w:val="24"/>
-                <w:szCs w:val="24"/>
-              </w:rPr>
-              <w:t>septictank</w:t>
+              <w:t>Pengelolaan sludge septictank</w:t>
             </w:r>
           </w:p>
         </w:tc>
@@ -5319,15 +4090,7 @@
                 <w:sz w:val="24"/>
                 <w:szCs w:val="24"/>
               </w:rPr>
-              <w:t>Pengelolaan</w:t>
-            </w:r>
-            <w:r>
-              <w:rPr>
-                <w:rFonts w:ascii="Arial Nova Cond" w:hAnsi="Arial Nova Cond"/>
-                <w:sz w:val="24"/>
-                <w:szCs w:val="24"/>
-              </w:rPr>
-              <w:t xml:space="preserve"> IPAL</w:t>
+              <w:t>Pengelolaan IPAL</w:t>
             </w:r>
           </w:p>
         </w:tc>
@@ -5412,103 +4175,7 @@
           <w:sz w:val="24"/>
           <w:szCs w:val="24"/>
         </w:rPr>
-        <w:t xml:space="preserve">.  </w:t>
-      </w:r>
-      <w:r>
-        <w:rPr>
-          <w:rFonts w:ascii="Arial Nova Cond" w:hAnsi="Arial Nova Cond"/>
-          <w:sz w:val="24"/>
-          <w:szCs w:val="24"/>
-        </w:rPr>
-        <w:t>Pemeriksaan</w:t>
-      </w:r>
-      <w:r>
-        <w:rPr>
-          <w:rFonts w:ascii="Arial Nova Cond" w:hAnsi="Arial Nova Cond"/>
-          <w:sz w:val="24"/>
-          <w:szCs w:val="24"/>
-        </w:rPr>
-        <w:t xml:space="preserve"> </w:t>
-      </w:r>
-      <w:r>
-        <w:rPr>
-          <w:rFonts w:ascii="Arial Nova Cond" w:hAnsi="Arial Nova Cond"/>
-          <w:sz w:val="24"/>
-          <w:szCs w:val="24"/>
-        </w:rPr>
-        <w:t>Pengelolaan</w:t>
-      </w:r>
-      <w:r>
-        <w:rPr>
-          <w:rFonts w:ascii="Arial Nova Cond" w:hAnsi="Arial Nova Cond"/>
-          <w:sz w:val="24"/>
-          <w:szCs w:val="24"/>
-        </w:rPr>
-        <w:t xml:space="preserve"> </w:t>
-      </w:r>
-      <w:r>
-        <w:rPr>
-          <w:rFonts w:ascii="Arial Nova Cond" w:hAnsi="Arial Nova Cond"/>
-          <w:sz w:val="24"/>
-          <w:szCs w:val="24"/>
-        </w:rPr>
-        <w:t>Limbah</w:t>
-      </w:r>
-      <w:r>
-        <w:rPr>
-          <w:rFonts w:ascii="Arial Nova Cond" w:hAnsi="Arial Nova Cond"/>
-          <w:sz w:val="24"/>
-          <w:szCs w:val="24"/>
-        </w:rPr>
-        <w:t xml:space="preserve"> </w:t>
-      </w:r>
-      <w:r>
-        <w:rPr>
-          <w:rFonts w:ascii="Arial Nova Cond" w:hAnsi="Arial Nova Cond"/>
-          <w:sz w:val="24"/>
-          <w:szCs w:val="24"/>
-        </w:rPr>
-        <w:t>Bahan</w:t>
-      </w:r>
-      <w:r>
-        <w:rPr>
-          <w:rFonts w:ascii="Arial Nova Cond" w:hAnsi="Arial Nova Cond"/>
-          <w:sz w:val="24"/>
-          <w:szCs w:val="24"/>
-        </w:rPr>
-        <w:t xml:space="preserve"> </w:t>
-      </w:r>
-      <w:r>
-        <w:rPr>
-          <w:rFonts w:ascii="Arial Nova Cond" w:hAnsi="Arial Nova Cond"/>
-          <w:sz w:val="24"/>
-          <w:szCs w:val="24"/>
-        </w:rPr>
-        <w:t>Berbahaya</w:t>
-      </w:r>
-      <w:r>
-        <w:rPr>
-          <w:rFonts w:ascii="Arial Nova Cond" w:hAnsi="Arial Nova Cond"/>
-          <w:sz w:val="24"/>
-          <w:szCs w:val="24"/>
-        </w:rPr>
-        <w:t xml:space="preserve"> dan </w:t>
-      </w:r>
-      <w:r>
-        <w:rPr>
-          <w:rFonts w:ascii="Arial Nova Cond" w:hAnsi="Arial Nova Cond"/>
-          <w:sz w:val="24"/>
-          <w:szCs w:val="24"/>
-        </w:rPr>
-        <w:t>Beracun</w:t>
-      </w:r>
-      <w:r>
-        <w:rPr>
-          <w:rFonts w:ascii="Arial Nova Cond" w:hAnsi="Arial Nova Cond"/>
-          <w:sz w:val="24"/>
-          <w:szCs w:val="24"/>
-        </w:rPr>
-        <w:t xml:space="preserve"> </w:t>
+        <w:t xml:space="preserve">.  Pemeriksaan Pengelolaan Limbah Bahan Berbahaya dan Beracun </w:t>
       </w:r>
       <w:r>
         <w:rPr>
@@ -5583,9 +4250,17 @@
                 <w:sz w:val="24"/>
                 <w:szCs w:val="24"/>
               </w:rPr>
-              <w:t xml:space="preserve">Point </w:t>
-            </w:r>
-            <w:r>
+              <w:t>Point Pemeriksaan</w:t>
+            </w:r>
+          </w:p>
+        </w:tc>
+        <w:tc>
+          <w:tcPr>
+            <w:tcW w:w="4360" w:type="dxa"/>
+          </w:tcPr>
+          <w:p>
+            <w:pPr>
+              <w:jc w:val="center"/>
               <w:rPr>
                 <w:rFonts w:ascii="Arial Nova Cond" w:hAnsi="Arial Nova Cond"/>
                 <w:b/>
@@ -5593,17 +4268,8 @@
                 <w:sz w:val="24"/>
                 <w:szCs w:val="24"/>
               </w:rPr>
-              <w:t>Pemeriksaan</w:t>
-            </w:r>
-          </w:p>
-        </w:tc>
-        <w:tc>
-          <w:tcPr>
-            <w:tcW w:w="4360" w:type="dxa"/>
-          </w:tcPr>
-          <w:p>
-            <w:pPr>
-              <w:jc w:val="center"/>
+            </w:pPr>
+            <w:r>
               <w:rPr>
                 <w:rFonts w:ascii="Arial Nova Cond" w:hAnsi="Arial Nova Cond"/>
                 <w:b/>
@@ -5611,8 +4277,17 @@
                 <w:sz w:val="24"/>
                 <w:szCs w:val="24"/>
               </w:rPr>
-            </w:pPr>
-            <w:r>
+              <w:t>Kondisi Eksisting</w:t>
+            </w:r>
+          </w:p>
+        </w:tc>
+        <w:tc>
+          <w:tcPr>
+            <w:tcW w:w="2794" w:type="dxa"/>
+          </w:tcPr>
+          <w:p>
+            <w:pPr>
+              <w:jc w:val="center"/>
               <w:rPr>
                 <w:rFonts w:ascii="Arial Nova Cond" w:hAnsi="Arial Nova Cond"/>
                 <w:b/>
@@ -5620,8 +4295,7 @@
                 <w:sz w:val="24"/>
                 <w:szCs w:val="24"/>
               </w:rPr>
-              <w:t>Kondisi</w:t>
-            </w:r>
+            </w:pPr>
             <w:r>
               <w:rPr>
                 <w:rFonts w:ascii="Arial Nova Cond" w:hAnsi="Arial Nova Cond"/>
@@ -5630,43 +4304,6 @@
                 <w:sz w:val="24"/>
                 <w:szCs w:val="24"/>
               </w:rPr>
-              <w:t xml:space="preserve"> </w:t>
-            </w:r>
-            <w:r>
-              <w:rPr>
-                <w:rFonts w:ascii="Arial Nova Cond" w:hAnsi="Arial Nova Cond"/>
-                <w:b/>
-                <w:bCs/>
-                <w:sz w:val="24"/>
-                <w:szCs w:val="24"/>
-              </w:rPr>
-              <w:t>Eksisting</w:t>
-            </w:r>
-          </w:p>
-        </w:tc>
-        <w:tc>
-          <w:tcPr>
-            <w:tcW w:w="2794" w:type="dxa"/>
-          </w:tcPr>
-          <w:p>
-            <w:pPr>
-              <w:jc w:val="center"/>
-              <w:rPr>
-                <w:rFonts w:ascii="Arial Nova Cond" w:hAnsi="Arial Nova Cond"/>
-                <w:b/>
-                <w:bCs/>
-                <w:sz w:val="24"/>
-                <w:szCs w:val="24"/>
-              </w:rPr>
-            </w:pPr>
-            <w:r>
-              <w:rPr>
-                <w:rFonts w:ascii="Arial Nova Cond" w:hAnsi="Arial Nova Cond"/>
-                <w:b/>
-                <w:bCs/>
-                <w:sz w:val="24"/>
-                <w:szCs w:val="24"/>
-              </w:rPr>
               <w:t>Keterangan</w:t>
             </w:r>
           </w:p>
@@ -5714,15 +4351,7 @@
                 <w:sz w:val="24"/>
                 <w:szCs w:val="24"/>
               </w:rPr>
-              <w:t>Sumber</w:t>
-            </w:r>
-            <w:r>
-              <w:rPr>
-                <w:rFonts w:ascii="Arial Nova Cond" w:hAnsi="Arial Nova Cond"/>
-                <w:sz w:val="24"/>
-                <w:szCs w:val="24"/>
-              </w:rPr>
-              <w:t xml:space="preserve"> LB3</w:t>
+              <w:t>Sumber LB3</w:t>
             </w:r>
           </w:p>
         </w:tc>
@@ -5814,15 +4443,7 @@
                 <w:sz w:val="24"/>
                 <w:szCs w:val="24"/>
               </w:rPr>
-              <w:t>Jenis</w:t>
-            </w:r>
-            <w:r>
-              <w:rPr>
-                <w:rFonts w:ascii="Arial Nova Cond" w:hAnsi="Arial Nova Cond"/>
-                <w:sz w:val="24"/>
-                <w:szCs w:val="24"/>
-              </w:rPr>
-              <w:t xml:space="preserve"> LB3</w:t>
+              <w:t>Jenis LB3</w:t>
             </w:r>
           </w:p>
         </w:tc>
@@ -5917,15 +4538,7 @@
                 <w:sz w:val="24"/>
                 <w:szCs w:val="24"/>
               </w:rPr>
-              <w:t>Kondisi</w:t>
-            </w:r>
-            <w:r>
-              <w:rPr>
-                <w:rFonts w:ascii="Arial Nova Cond" w:hAnsi="Arial Nova Cond"/>
-                <w:sz w:val="24"/>
-                <w:szCs w:val="24"/>
-              </w:rPr>
-              <w:t xml:space="preserve"> TPS LB3</w:t>
+              <w:t>Kondisi TPS LB3</w:t>
             </w:r>
           </w:p>
         </w:tc>
@@ -6017,15 +4630,7 @@
                 <w:sz w:val="24"/>
                 <w:szCs w:val="24"/>
               </w:rPr>
-              <w:t>Pengelolaan</w:t>
-            </w:r>
-            <w:r>
-              <w:rPr>
-                <w:rFonts w:ascii="Arial Nova Cond" w:hAnsi="Arial Nova Cond"/>
-                <w:sz w:val="24"/>
-                <w:szCs w:val="24"/>
-              </w:rPr>
-              <w:t xml:space="preserve"> LB3 </w:t>
+              <w:t xml:space="preserve">Pengelolaan LB3 </w:t>
             </w:r>
           </w:p>
         </w:tc>
@@ -6110,63 +4715,7 @@
           <w:sz w:val="24"/>
           <w:szCs w:val="24"/>
         </w:rPr>
-        <w:t xml:space="preserve">.  </w:t>
-      </w:r>
-      <w:r>
-        <w:rPr>
-          <w:rFonts w:ascii="Arial Nova Cond" w:hAnsi="Arial Nova Cond"/>
-          <w:sz w:val="24"/>
-          <w:szCs w:val="24"/>
-        </w:rPr>
-        <w:t>Pemeriksaan</w:t>
-      </w:r>
-      <w:r>
-        <w:rPr>
-          <w:rFonts w:ascii="Arial Nova Cond" w:hAnsi="Arial Nova Cond"/>
-          <w:sz w:val="24"/>
-          <w:szCs w:val="24"/>
-        </w:rPr>
-        <w:t xml:space="preserve"> </w:t>
-      </w:r>
-      <w:r>
-        <w:rPr>
-          <w:rFonts w:ascii="Arial Nova Cond" w:hAnsi="Arial Nova Cond"/>
-          <w:sz w:val="24"/>
-          <w:szCs w:val="24"/>
-        </w:rPr>
-        <w:t>Pengelolaan</w:t>
-      </w:r>
-      <w:r>
-        <w:rPr>
-          <w:rFonts w:ascii="Arial Nova Cond" w:hAnsi="Arial Nova Cond"/>
-          <w:sz w:val="24"/>
-          <w:szCs w:val="24"/>
-        </w:rPr>
-        <w:t xml:space="preserve"> </w:t>
-      </w:r>
-      <w:r>
-        <w:rPr>
-          <w:rFonts w:ascii="Arial Nova Cond" w:hAnsi="Arial Nova Cond"/>
-          <w:sz w:val="24"/>
-          <w:szCs w:val="24"/>
-        </w:rPr>
-        <w:t>Sampah</w:t>
-      </w:r>
-      <w:r>
-        <w:rPr>
-          <w:rFonts w:ascii="Arial Nova Cond" w:hAnsi="Arial Nova Cond"/>
-          <w:sz w:val="24"/>
-          <w:szCs w:val="24"/>
-        </w:rPr>
-        <w:t xml:space="preserve"> </w:t>
-      </w:r>
-      <w:r>
-        <w:rPr>
-          <w:rFonts w:ascii="Arial Nova Cond" w:hAnsi="Arial Nova Cond"/>
-          <w:sz w:val="24"/>
-          <w:szCs w:val="24"/>
-        </w:rPr>
-        <w:t>Domestik</w:t>
+        <w:t>.  Pemeriksaan Pengelolaan Sampah Domestik</w:t>
       </w:r>
     </w:p>
     <w:tbl>
@@ -6233,9 +4782,17 @@
                 <w:sz w:val="24"/>
                 <w:szCs w:val="24"/>
               </w:rPr>
-              <w:t xml:space="preserve">Point </w:t>
-            </w:r>
-            <w:r>
+              <w:t>Point Pemeriksaan</w:t>
+            </w:r>
+          </w:p>
+        </w:tc>
+        <w:tc>
+          <w:tcPr>
+            <w:tcW w:w="4324" w:type="dxa"/>
+          </w:tcPr>
+          <w:p>
+            <w:pPr>
+              <w:jc w:val="center"/>
               <w:rPr>
                 <w:rFonts w:ascii="Arial Nova Cond" w:hAnsi="Arial Nova Cond"/>
                 <w:b/>
@@ -6243,17 +4800,8 @@
                 <w:sz w:val="24"/>
                 <w:szCs w:val="24"/>
               </w:rPr>
-              <w:t>Pemeriksaan</w:t>
-            </w:r>
-          </w:p>
-        </w:tc>
-        <w:tc>
-          <w:tcPr>
-            <w:tcW w:w="4324" w:type="dxa"/>
-          </w:tcPr>
-          <w:p>
-            <w:pPr>
-              <w:jc w:val="center"/>
+            </w:pPr>
+            <w:r>
               <w:rPr>
                 <w:rFonts w:ascii="Arial Nova Cond" w:hAnsi="Arial Nova Cond"/>
                 <w:b/>
@@ -6261,8 +4809,17 @@
                 <w:sz w:val="24"/>
                 <w:szCs w:val="24"/>
               </w:rPr>
-            </w:pPr>
-            <w:r>
+              <w:t>Kondisi Eksisting</w:t>
+            </w:r>
+          </w:p>
+        </w:tc>
+        <w:tc>
+          <w:tcPr>
+            <w:tcW w:w="2830" w:type="dxa"/>
+          </w:tcPr>
+          <w:p>
+            <w:pPr>
+              <w:jc w:val="center"/>
               <w:rPr>
                 <w:rFonts w:ascii="Arial Nova Cond" w:hAnsi="Arial Nova Cond"/>
                 <w:b/>
@@ -6270,8 +4827,7 @@
                 <w:sz w:val="24"/>
                 <w:szCs w:val="24"/>
               </w:rPr>
-              <w:t>Kondisi</w:t>
-            </w:r>
+            </w:pPr>
             <w:r>
               <w:rPr>
                 <w:rFonts w:ascii="Arial Nova Cond" w:hAnsi="Arial Nova Cond"/>
@@ -6280,43 +4836,6 @@
                 <w:sz w:val="24"/>
                 <w:szCs w:val="24"/>
               </w:rPr>
-              <w:t xml:space="preserve"> </w:t>
-            </w:r>
-            <w:r>
-              <w:rPr>
-                <w:rFonts w:ascii="Arial Nova Cond" w:hAnsi="Arial Nova Cond"/>
-                <w:b/>
-                <w:bCs/>
-                <w:sz w:val="24"/>
-                <w:szCs w:val="24"/>
-              </w:rPr>
-              <w:t>Eksisting</w:t>
-            </w:r>
-          </w:p>
-        </w:tc>
-        <w:tc>
-          <w:tcPr>
-            <w:tcW w:w="2830" w:type="dxa"/>
-          </w:tcPr>
-          <w:p>
-            <w:pPr>
-              <w:jc w:val="center"/>
-              <w:rPr>
-                <w:rFonts w:ascii="Arial Nova Cond" w:hAnsi="Arial Nova Cond"/>
-                <w:b/>
-                <w:bCs/>
-                <w:sz w:val="24"/>
-                <w:szCs w:val="24"/>
-              </w:rPr>
-            </w:pPr>
-            <w:r>
-              <w:rPr>
-                <w:rFonts w:ascii="Arial Nova Cond" w:hAnsi="Arial Nova Cond"/>
-                <w:b/>
-                <w:bCs/>
-                <w:sz w:val="24"/>
-                <w:szCs w:val="24"/>
-              </w:rPr>
               <w:t>Keterangan</w:t>
             </w:r>
           </w:p>
@@ -6364,39 +4883,7 @@
                 <w:sz w:val="24"/>
                 <w:szCs w:val="24"/>
               </w:rPr>
-              <w:t>Sumber</w:t>
-            </w:r>
-            <w:r>
-              <w:rPr>
-                <w:rFonts w:ascii="Arial Nova Cond" w:hAnsi="Arial Nova Cond"/>
-                <w:sz w:val="24"/>
-                <w:szCs w:val="24"/>
-              </w:rPr>
-              <w:t xml:space="preserve"> </w:t>
-            </w:r>
-            <w:r>
-              <w:rPr>
-                <w:rFonts w:ascii="Arial Nova Cond" w:hAnsi="Arial Nova Cond"/>
-                <w:sz w:val="24"/>
-                <w:szCs w:val="24"/>
-              </w:rPr>
-              <w:t>Sampah</w:t>
-            </w:r>
-            <w:r>
-              <w:rPr>
-                <w:rFonts w:ascii="Arial Nova Cond" w:hAnsi="Arial Nova Cond"/>
-                <w:sz w:val="24"/>
-                <w:szCs w:val="24"/>
-              </w:rPr>
-              <w:t xml:space="preserve"> </w:t>
-            </w:r>
-            <w:r>
-              <w:rPr>
-                <w:rFonts w:ascii="Arial Nova Cond" w:hAnsi="Arial Nova Cond"/>
-                <w:sz w:val="24"/>
-                <w:szCs w:val="24"/>
-              </w:rPr>
-              <w:t>Domestik</w:t>
+              <w:t>Sumber Sampah Domestik</w:t>
             </w:r>
           </w:p>
         </w:tc>
@@ -6489,39 +4976,7 @@
                 <w:sz w:val="24"/>
                 <w:szCs w:val="24"/>
               </w:rPr>
-              <w:t>Jenis</w:t>
-            </w:r>
-            <w:r>
-              <w:rPr>
-                <w:rFonts w:ascii="Arial Nova Cond" w:hAnsi="Arial Nova Cond"/>
-                <w:sz w:val="24"/>
-                <w:szCs w:val="24"/>
-              </w:rPr>
-              <w:t xml:space="preserve"> </w:t>
-            </w:r>
-            <w:r>
-              <w:rPr>
-                <w:rFonts w:ascii="Arial Nova Cond" w:hAnsi="Arial Nova Cond"/>
-                <w:sz w:val="24"/>
-                <w:szCs w:val="24"/>
-              </w:rPr>
-              <w:t>Sampah</w:t>
-            </w:r>
-            <w:r>
-              <w:rPr>
-                <w:rFonts w:ascii="Arial Nova Cond" w:hAnsi="Arial Nova Cond"/>
-                <w:sz w:val="24"/>
-                <w:szCs w:val="24"/>
-              </w:rPr>
-              <w:t xml:space="preserve"> </w:t>
-            </w:r>
-            <w:r>
-              <w:rPr>
-                <w:rFonts w:ascii="Arial Nova Cond" w:hAnsi="Arial Nova Cond"/>
-                <w:sz w:val="24"/>
-                <w:szCs w:val="24"/>
-              </w:rPr>
-              <w:t>Domestik</w:t>
+              <w:t>Jenis Sampah Domestik</w:t>
             </w:r>
           </w:p>
         </w:tc>
@@ -6613,39 +5068,7 @@
                 <w:sz w:val="24"/>
                 <w:szCs w:val="24"/>
               </w:rPr>
-              <w:t>Kondisi</w:t>
-            </w:r>
-            <w:r>
-              <w:rPr>
-                <w:rFonts w:ascii="Arial Nova Cond" w:hAnsi="Arial Nova Cond"/>
-                <w:sz w:val="24"/>
-                <w:szCs w:val="24"/>
-              </w:rPr>
-              <w:t xml:space="preserve"> TPS </w:t>
-            </w:r>
-            <w:r>
-              <w:rPr>
-                <w:rFonts w:ascii="Arial Nova Cond" w:hAnsi="Arial Nova Cond"/>
-                <w:sz w:val="24"/>
-                <w:szCs w:val="24"/>
-              </w:rPr>
-              <w:t>Sampah</w:t>
-            </w:r>
-            <w:r>
-              <w:rPr>
-                <w:rFonts w:ascii="Arial Nova Cond" w:hAnsi="Arial Nova Cond"/>
-                <w:sz w:val="24"/>
-                <w:szCs w:val="24"/>
-              </w:rPr>
-              <w:t xml:space="preserve"> </w:t>
-            </w:r>
-            <w:r>
-              <w:rPr>
-                <w:rFonts w:ascii="Arial Nova Cond" w:hAnsi="Arial Nova Cond"/>
-                <w:sz w:val="24"/>
-                <w:szCs w:val="24"/>
-              </w:rPr>
-              <w:t>Domestik</w:t>
+              <w:t>Kondisi TPS Sampah Domestik</w:t>
             </w:r>
           </w:p>
         </w:tc>
@@ -6737,31 +5160,7 @@
                 <w:sz w:val="24"/>
                 <w:szCs w:val="24"/>
               </w:rPr>
-              <w:t>Pengelolaan</w:t>
-            </w:r>
-            <w:r>
-              <w:rPr>
-                <w:rFonts w:ascii="Arial Nova Cond" w:hAnsi="Arial Nova Cond"/>
-                <w:sz w:val="24"/>
-                <w:szCs w:val="24"/>
-              </w:rPr>
-              <w:t xml:space="preserve"> </w:t>
-            </w:r>
-            <w:r>
-              <w:rPr>
-                <w:rFonts w:ascii="Arial Nova Cond" w:hAnsi="Arial Nova Cond"/>
-                <w:sz w:val="24"/>
-                <w:szCs w:val="24"/>
-              </w:rPr>
-              <w:t>sampah</w:t>
-            </w:r>
-            <w:r>
-              <w:rPr>
-                <w:rFonts w:ascii="Arial Nova Cond" w:hAnsi="Arial Nova Cond"/>
-                <w:sz w:val="24"/>
-                <w:szCs w:val="24"/>
-              </w:rPr>
-              <w:t xml:space="preserve"> </w:t>
+              <w:t xml:space="preserve">Pengelolaan sampah </w:t>
             </w:r>
             <w:r>
               <w:rPr>
@@ -6998,9 +5397,16 @@
     </w:p>
     <w:p>
       <w:pPr>
-        <w:spacing w:after="0" w:line="240" w:lineRule="auto"/>
-        <w:ind w:left="426"/>
-        <w:jc w:val="both"/>
+        <w:pStyle w:val="ListParagraph"/>
+        <w:numPr>
+          <w:ilvl w:val="0"/>
+          <w:numId w:val="33"/>
+        </w:numPr>
+        <w:tabs>
+          <w:tab w:val="left" w:pos="709"/>
+        </w:tabs>
+        <w:spacing w:after="0"/>
+        <w:ind w:left="851" w:hanging="425"/>
         <w:rPr>
           <w:rFonts w:ascii="Arial Nova Cond" w:hAnsi="Arial Nova Cond"/>
           <w:sz w:val="24"/>
@@ -7013,8 +5419,9 @@
           <w:sz w:val="24"/>
           <w:szCs w:val="24"/>
         </w:rPr>
-        <w:t xml:space="preserve">6. Saran dan </w:t>
+        <w:t xml:space="preserve">Saran dan </w:t>
       </w:r>
+      <w:proofErr w:type="spellStart"/>
       <w:r>
         <w:rPr>
           <w:rFonts w:ascii="Arial Nova Cond" w:hAnsi="Arial Nova Cond"/>
@@ -7023,31 +5430,84 @@
         </w:rPr>
         <w:t>Masukan</w:t>
       </w:r>
+      <w:proofErr w:type="spellEnd"/>
+    </w:p>
+    <w:p>
+      <w:pPr>
+        <w:pStyle w:val="ListParagraph"/>
+        <w:spacing w:after="0"/>
+        <w:ind w:left="709"/>
+        <w:rPr>
+          <w:rFonts w:ascii="Arial Nova Cond" w:hAnsi="Arial Nova Cond"/>
+          <w:sz w:val="24"/>
+          <w:szCs w:val="24"/>
+        </w:rPr>
+      </w:pPr>
       <w:r>
         <w:rPr>
           <w:rFonts w:ascii="Arial Nova Cond" w:hAnsi="Arial Nova Cond"/>
           <w:sz w:val="24"/>
           <w:szCs w:val="24"/>
         </w:rPr>
-        <w:t xml:space="preserve"> </w:t>
+        <w:t>{#saran}</w:t>
       </w:r>
+    </w:p>
+    <w:p>
+      <w:pPr>
+        <w:pStyle w:val="ListParagraph"/>
+        <w:spacing w:after="0"/>
+        <w:ind w:left="709"/>
+        <w:rPr>
+          <w:rFonts w:ascii="Arial Nova Cond" w:hAnsi="Arial Nova Cond"/>
+          <w:sz w:val="24"/>
+          <w:szCs w:val="24"/>
+        </w:rPr>
+      </w:pPr>
       <w:r>
         <w:rPr>
           <w:rFonts w:ascii="Arial Nova Cond" w:hAnsi="Arial Nova Cond"/>
           <w:sz w:val="24"/>
           <w:szCs w:val="24"/>
         </w:rPr>
-        <w:t>{#saran} {abjad}. {saran_text} {/saran}</w:t>
+        <w:t>{abjad}. {</w:t>
       </w:r>
-    </w:p>
-    <w:p>
-      <w:pPr>
+      <w:proofErr w:type="spellStart"/>
+      <w:r>
         <w:rPr>
           <w:rFonts w:ascii="Arial Nova Cond" w:hAnsi="Arial Nova Cond"/>
           <w:sz w:val="24"/>
           <w:szCs w:val="24"/>
         </w:rPr>
-      </w:pPr>
+        <w:t>saran_text</w:t>
+      </w:r>
+      <w:proofErr w:type="spellEnd"/>
+      <w:r>
+        <w:rPr>
+          <w:rFonts w:ascii="Arial Nova Cond" w:hAnsi="Arial Nova Cond"/>
+          <w:sz w:val="24"/>
+          <w:szCs w:val="24"/>
+        </w:rPr>
+        <w:t>}</w:t>
+      </w:r>
+    </w:p>
+    <w:p>
+      <w:pPr>
+        <w:spacing w:after="0"/>
+        <w:ind w:firstLine="709"/>
+        <w:rPr>
+          <w:rFonts w:ascii="Arial Nova Cond" w:hAnsi="Arial Nova Cond"/>
+          <w:sz w:val="24"/>
+          <w:szCs w:val="24"/>
+        </w:rPr>
+      </w:pPr>
+      <w:r>
+        <w:rPr>
+          <w:rFonts w:ascii="Arial Nova Cond" w:hAnsi="Arial Nova Cond"/>
+          <w:sz w:val="24"/>
+          <w:szCs w:val="24"/>
+        </w:rPr>
+        <w:t>{/saran}</w:t>
+      </w:r>
       <w:r>
         <w:rPr>
           <w:rFonts w:ascii="Arial Nova Cond" w:hAnsi="Arial Nova Cond"/>
@@ -7073,151 +5533,7 @@
           <w:szCs w:val="24"/>
         </w:rPr>
         <w:lastRenderedPageBreak/>
-        <w:t>Pelaksanaan</w:t>
-      </w:r>
-      <w:r>
-        <w:rPr>
-          <w:rFonts w:ascii="Arial Nova Cond" w:hAnsi="Arial Nova Cond"/>
-          <w:sz w:val="24"/>
-          <w:szCs w:val="24"/>
-        </w:rPr>
-        <w:t xml:space="preserve"> dan </w:t>
-      </w:r>
-      <w:r>
-        <w:rPr>
-          <w:rFonts w:ascii="Arial Nova Cond" w:hAnsi="Arial Nova Cond"/>
-          <w:sz w:val="24"/>
-          <w:szCs w:val="24"/>
-        </w:rPr>
-        <w:t>temuan</w:t>
-      </w:r>
-      <w:r>
-        <w:rPr>
-          <w:rFonts w:ascii="Arial Nova Cond" w:hAnsi="Arial Nova Cond"/>
-          <w:sz w:val="24"/>
-          <w:szCs w:val="24"/>
-        </w:rPr>
-        <w:t xml:space="preserve"> </w:t>
-      </w:r>
-      <w:r>
-        <w:rPr>
-          <w:rFonts w:ascii="Arial Nova Cond" w:hAnsi="Arial Nova Cond"/>
-          <w:sz w:val="24"/>
-          <w:szCs w:val="24"/>
-        </w:rPr>
-        <w:t>fakta-fakta</w:t>
-      </w:r>
-      <w:r>
-        <w:rPr>
-          <w:rFonts w:ascii="Arial Nova Cond" w:hAnsi="Arial Nova Cond"/>
-          <w:sz w:val="24"/>
-          <w:szCs w:val="24"/>
-        </w:rPr>
-        <w:t xml:space="preserve"> </w:t>
-      </w:r>
-      <w:r>
-        <w:rPr>
-          <w:rFonts w:ascii="Arial Nova Cond" w:hAnsi="Arial Nova Cond"/>
-          <w:sz w:val="24"/>
-          <w:szCs w:val="24"/>
-        </w:rPr>
-        <w:t>pengawasan</w:t>
-      </w:r>
-      <w:r>
-        <w:rPr>
-          <w:rFonts w:ascii="Arial Nova Cond" w:hAnsi="Arial Nova Cond"/>
-          <w:sz w:val="24"/>
-          <w:szCs w:val="24"/>
-        </w:rPr>
-        <w:t xml:space="preserve"> </w:t>
-      </w:r>
-      <w:r>
-        <w:rPr>
-          <w:rFonts w:ascii="Arial Nova Cond" w:hAnsi="Arial Nova Cond"/>
-          <w:sz w:val="24"/>
-          <w:szCs w:val="24"/>
-        </w:rPr>
-        <w:t>lingkungan</w:t>
-      </w:r>
-      <w:r>
-        <w:rPr>
-          <w:rFonts w:ascii="Arial Nova Cond" w:hAnsi="Arial Nova Cond"/>
-          <w:sz w:val="24"/>
-          <w:szCs w:val="24"/>
-        </w:rPr>
-        <w:t xml:space="preserve"> </w:t>
-      </w:r>
-      <w:r>
-        <w:rPr>
-          <w:rFonts w:ascii="Arial Nova Cond" w:hAnsi="Arial Nova Cond"/>
-          <w:sz w:val="24"/>
-          <w:szCs w:val="24"/>
-        </w:rPr>
-        <w:t>hidup</w:t>
-      </w:r>
-      <w:r>
-        <w:rPr>
-          <w:rFonts w:ascii="Arial Nova Cond" w:hAnsi="Arial Nova Cond"/>
-          <w:sz w:val="24"/>
-          <w:szCs w:val="24"/>
-        </w:rPr>
-        <w:t xml:space="preserve"> </w:t>
-      </w:r>
-      <w:r>
-        <w:rPr>
-          <w:rFonts w:ascii="Arial Nova Cond" w:hAnsi="Arial Nova Cond"/>
-          <w:sz w:val="24"/>
-          <w:szCs w:val="24"/>
-        </w:rPr>
-        <w:t>ini</w:t>
-      </w:r>
-      <w:r>
-        <w:rPr>
-          <w:rFonts w:ascii="Arial Nova Cond" w:hAnsi="Arial Nova Cond"/>
-          <w:sz w:val="24"/>
-          <w:szCs w:val="24"/>
-        </w:rPr>
-        <w:t xml:space="preserve"> </w:t>
-      </w:r>
-      <w:r>
-        <w:rPr>
-          <w:rFonts w:ascii="Arial Nova Cond" w:hAnsi="Arial Nova Cond"/>
-          <w:sz w:val="24"/>
-          <w:szCs w:val="24"/>
-        </w:rPr>
-        <w:t>diketahui</w:t>
-      </w:r>
-      <w:r>
-        <w:rPr>
-          <w:rFonts w:ascii="Arial Nova Cond" w:hAnsi="Arial Nova Cond"/>
-          <w:sz w:val="24"/>
-          <w:szCs w:val="24"/>
-        </w:rPr>
-        <w:t xml:space="preserve"> dan </w:t>
-      </w:r>
-      <w:r>
-        <w:rPr>
-          <w:rFonts w:ascii="Arial Nova Cond" w:hAnsi="Arial Nova Cond"/>
-          <w:sz w:val="24"/>
-          <w:szCs w:val="24"/>
-        </w:rPr>
-        <w:t>dibenarkan</w:t>
-      </w:r>
-      <w:r>
-        <w:rPr>
-          <w:rFonts w:ascii="Arial Nova Cond" w:hAnsi="Arial Nova Cond"/>
-          <w:sz w:val="24"/>
-          <w:szCs w:val="24"/>
-        </w:rPr>
-        <w:t xml:space="preserve"> oleh </w:t>
-      </w:r>
-      <w:r>
-        <w:rPr>
-          <w:rFonts w:ascii="Arial Nova Cond" w:hAnsi="Arial Nova Cond"/>
-          <w:sz w:val="24"/>
-          <w:szCs w:val="24"/>
-        </w:rPr>
-        <w:t>pihak</w:t>
+        <w:t>Pelaksanaan dan temuan fakta-fakta pengawasan lingkungan hidup ini diketahui dan dibenarkan oleh pihak</w:t>
       </w:r>
       <w:r>
         <w:rPr>
@@ -7249,31 +5565,7 @@
           <w:sz w:val="24"/>
           <w:szCs w:val="24"/>
         </w:rPr>
-        <w:t>sebagai</w:t>
-      </w:r>
-      <w:r>
-        <w:rPr>
-          <w:rFonts w:ascii="Arial Nova Cond" w:hAnsi="Arial Nova Cond"/>
-          <w:sz w:val="24"/>
-          <w:szCs w:val="24"/>
-        </w:rPr>
-        <w:t xml:space="preserve"> </w:t>
-      </w:r>
-      <w:r>
-        <w:rPr>
-          <w:rFonts w:ascii="Arial Nova Cond" w:hAnsi="Arial Nova Cond"/>
-          <w:sz w:val="24"/>
-          <w:szCs w:val="24"/>
-        </w:rPr>
-        <w:t>berikut</w:t>
-      </w:r>
-      <w:r>
-        <w:rPr>
-          <w:rFonts w:ascii="Arial Nova Cond" w:hAnsi="Arial Nova Cond"/>
-          <w:sz w:val="24"/>
-          <w:szCs w:val="24"/>
-        </w:rPr>
-        <w:t xml:space="preserve"> :</w:t>
+        <w:t>sebagai berikut :</w:t>
       </w:r>
     </w:p>
     <w:p>
@@ -7514,15 +5806,7 @@
                 <w:sz w:val="24"/>
                 <w:szCs w:val="24"/>
               </w:rPr>
-              <w:t>Nomor</w:t>
-            </w:r>
-            <w:r>
-              <w:rPr>
-                <w:rFonts w:ascii="Arial Nova Cond" w:hAnsi="Arial Nova Cond"/>
-                <w:sz w:val="24"/>
-                <w:szCs w:val="24"/>
-              </w:rPr>
-              <w:t xml:space="preserve"> HP</w:t>
+              <w:t>Nomor HP</w:t>
             </w:r>
           </w:p>
         </w:tc>
@@ -7607,15 +5891,7 @@
                 <w:sz w:val="24"/>
                 <w:szCs w:val="24"/>
               </w:rPr>
-              <w:t xml:space="preserve">Tanda </w:t>
-            </w:r>
-            <w:r>
-              <w:rPr>
-                <w:rFonts w:ascii="Arial Nova Cond" w:hAnsi="Arial Nova Cond"/>
-                <w:sz w:val="24"/>
-                <w:szCs w:val="24"/>
-              </w:rPr>
-              <w:t>tangan</w:t>
+              <w:t>Tanda tangan</w:t>
             </w:r>
           </w:p>
         </w:tc>
@@ -7723,150 +5999,7 @@
           <w:sz w:val="24"/>
           <w:szCs w:val="24"/>
         </w:rPr>
-        <w:t>Demikian</w:t>
-      </w:r>
-      <w:r>
-        <w:rPr>
-          <w:rFonts w:ascii="Arial Nova Cond" w:hAnsi="Arial Nova Cond"/>
-          <w:b w:val="0"/>
-          <w:bCs w:val="0"/>
-          <w:color w:val="0D0D0D"/>
-          <w:sz w:val="24"/>
-          <w:szCs w:val="24"/>
-        </w:rPr>
-        <w:t xml:space="preserve"> </w:t>
-      </w:r>
-      <w:r>
-        <w:rPr>
-          <w:rFonts w:ascii="Arial Nova Cond" w:hAnsi="Arial Nova Cond"/>
-          <w:b w:val="0"/>
-          <w:bCs w:val="0"/>
-          <w:color w:val="0D0D0D"/>
-          <w:sz w:val="24"/>
-          <w:szCs w:val="24"/>
-        </w:rPr>
-        <w:t>Berita</w:t>
-      </w:r>
-      <w:r>
-        <w:rPr>
-          <w:rFonts w:ascii="Arial Nova Cond" w:hAnsi="Arial Nova Cond"/>
-          <w:b w:val="0"/>
-          <w:bCs w:val="0"/>
-          <w:color w:val="0D0D0D"/>
-          <w:sz w:val="24"/>
-          <w:szCs w:val="24"/>
-        </w:rPr>
-        <w:t xml:space="preserve"> Acara </w:t>
-      </w:r>
-      <w:r>
-        <w:rPr>
-          <w:rFonts w:ascii="Arial Nova Cond" w:hAnsi="Arial Nova Cond"/>
-          <w:b w:val="0"/>
-          <w:bCs w:val="0"/>
-          <w:color w:val="0D0D0D"/>
-          <w:sz w:val="24"/>
-          <w:szCs w:val="24"/>
-        </w:rPr>
-        <w:t>Pengawasan</w:t>
-      </w:r>
-      <w:r>
-        <w:rPr>
-          <w:rFonts w:ascii="Arial Nova Cond" w:hAnsi="Arial Nova Cond"/>
-          <w:b w:val="0"/>
-          <w:bCs w:val="0"/>
-          <w:color w:val="0D0D0D"/>
-          <w:sz w:val="24"/>
-          <w:szCs w:val="24"/>
-        </w:rPr>
-        <w:t xml:space="preserve"> </w:t>
-      </w:r>
-      <w:r>
-        <w:rPr>
-          <w:rFonts w:ascii="Arial Nova Cond" w:hAnsi="Arial Nova Cond"/>
-          <w:b w:val="0"/>
-          <w:bCs w:val="0"/>
-          <w:color w:val="0D0D0D"/>
-          <w:sz w:val="24"/>
-          <w:szCs w:val="24"/>
-        </w:rPr>
-        <w:t>Lingkungan</w:t>
-      </w:r>
-      <w:r>
-        <w:rPr>
-          <w:rFonts w:ascii="Arial Nova Cond" w:hAnsi="Arial Nova Cond"/>
-          <w:b w:val="0"/>
-          <w:bCs w:val="0"/>
-          <w:color w:val="0D0D0D"/>
-          <w:sz w:val="24"/>
-          <w:szCs w:val="24"/>
-        </w:rPr>
-        <w:t xml:space="preserve"> </w:t>
-      </w:r>
-      <w:r>
-        <w:rPr>
-          <w:rFonts w:ascii="Arial Nova Cond" w:hAnsi="Arial Nova Cond"/>
-          <w:b w:val="0"/>
-          <w:bCs w:val="0"/>
-          <w:color w:val="0D0D0D"/>
-          <w:sz w:val="24"/>
-          <w:szCs w:val="24"/>
-        </w:rPr>
-        <w:t>Hidup</w:t>
-      </w:r>
-      <w:r>
-        <w:rPr>
-          <w:rFonts w:ascii="Arial Nova Cond" w:hAnsi="Arial Nova Cond"/>
-          <w:b w:val="0"/>
-          <w:bCs w:val="0"/>
-          <w:color w:val="0D0D0D"/>
-          <w:sz w:val="24"/>
-          <w:szCs w:val="24"/>
-        </w:rPr>
-        <w:t xml:space="preserve"> pada </w:t>
-      </w:r>
-      <w:r>
-        <w:rPr>
-          <w:rFonts w:ascii="Arial Nova Cond" w:hAnsi="Arial Nova Cond"/>
-          <w:b w:val="0"/>
-          <w:bCs w:val="0"/>
-          <w:color w:val="0D0D0D"/>
-          <w:sz w:val="24"/>
-          <w:szCs w:val="24"/>
-        </w:rPr>
-        <w:t>lokasi</w:t>
-      </w:r>
-      <w:r>
-        <w:rPr>
-          <w:rFonts w:ascii="Arial Nova Cond" w:hAnsi="Arial Nova Cond"/>
-          <w:b w:val="0"/>
-          <w:bCs w:val="0"/>
-          <w:color w:val="0D0D0D"/>
-          <w:sz w:val="24"/>
-          <w:szCs w:val="24"/>
-        </w:rPr>
-        <w:t xml:space="preserve"> </w:t>
-      </w:r>
-      <w:r>
-        <w:rPr>
-          <w:rFonts w:ascii="Arial Nova Cond" w:hAnsi="Arial Nova Cond"/>
-          <w:b w:val="0"/>
-          <w:bCs w:val="0"/>
-          <w:color w:val="0D0D0D"/>
-          <w:sz w:val="24"/>
-          <w:szCs w:val="24"/>
-        </w:rPr>
-        <w:t>kegiatan</w:t>
-      </w:r>
-      <w:r>
-        <w:rPr>
-          <w:rFonts w:ascii="Arial Nova Cond" w:hAnsi="Arial Nova Cond"/>
-          <w:b w:val="0"/>
-          <w:bCs w:val="0"/>
-          <w:color w:val="0D0D0D"/>
-          <w:sz w:val="24"/>
-          <w:szCs w:val="24"/>
-        </w:rPr>
-        <w:t xml:space="preserve"> </w:t>
+        <w:t xml:space="preserve">Demikian Berita Acara Pengawasan Lingkungan Hidup pada lokasi kegiatan </w:t>
       </w:r>
       <w:r>
         <w:rPr>
@@ -7897,7 +6030,7 @@
           <w:sz w:val="24"/>
           <w:szCs w:val="24"/>
         </w:rPr>
-        <w:t>dibuat</w:t>
+        <w:t>dibuat dengan</w:t>
       </w:r>
       <w:r>
         <w:rPr>
@@ -7908,117 +6041,7 @@
           <w:sz w:val="24"/>
           <w:szCs w:val="24"/>
         </w:rPr>
-        <w:t xml:space="preserve"> </w:t>
-      </w:r>
-      <w:r>
-        <w:rPr>
-          <w:rFonts w:ascii="Arial Nova Cond" w:hAnsi="Arial Nova Cond"/>
-          <w:b w:val="0"/>
-          <w:bCs w:val="0"/>
-          <w:color w:val="0D0D0D"/>
-          <w:sz w:val="24"/>
-          <w:szCs w:val="24"/>
-        </w:rPr>
-        <w:t>dengan</w:t>
-      </w:r>
-      <w:r>
-        <w:rPr>
-          <w:rFonts w:ascii="Arial Nova Cond" w:hAnsi="Arial Nova Cond"/>
-          <w:b w:val="0"/>
-          <w:bCs w:val="0"/>
-          <w:color w:val="0D0D0D"/>
-          <w:sz w:val="24"/>
-          <w:szCs w:val="24"/>
-        </w:rPr>
-        <w:t xml:space="preserve"> </w:t>
-      </w:r>
-      <w:r>
-        <w:rPr>
-          <w:rFonts w:ascii="Arial Nova Cond" w:hAnsi="Arial Nova Cond"/>
-          <w:b w:val="0"/>
-          <w:bCs w:val="0"/>
-          <w:color w:val="0D0D0D"/>
-          <w:sz w:val="24"/>
-          <w:szCs w:val="24"/>
-        </w:rPr>
-        <w:t>sebenar-benarnya</w:t>
-      </w:r>
-      <w:r>
-        <w:rPr>
-          <w:rFonts w:ascii="Arial Nova Cond" w:hAnsi="Arial Nova Cond"/>
-          <w:b w:val="0"/>
-          <w:bCs w:val="0"/>
-          <w:color w:val="0D0D0D"/>
-          <w:sz w:val="24"/>
-          <w:szCs w:val="24"/>
-        </w:rPr>
-        <w:t xml:space="preserve"> dan </w:t>
-      </w:r>
-      <w:r>
-        <w:rPr>
-          <w:rFonts w:ascii="Arial Nova Cond" w:hAnsi="Arial Nova Cond"/>
-          <w:b w:val="0"/>
-          <w:bCs w:val="0"/>
-          <w:color w:val="0D0D0D"/>
-          <w:sz w:val="24"/>
-          <w:szCs w:val="24"/>
-        </w:rPr>
-        <w:t>mengingat</w:t>
-      </w:r>
-      <w:r>
-        <w:rPr>
-          <w:rFonts w:ascii="Arial Nova Cond" w:hAnsi="Arial Nova Cond"/>
-          <w:b w:val="0"/>
-          <w:bCs w:val="0"/>
-          <w:color w:val="0D0D0D"/>
-          <w:sz w:val="24"/>
-          <w:szCs w:val="24"/>
-        </w:rPr>
-        <w:t xml:space="preserve"> </w:t>
-      </w:r>
-      <w:r>
-        <w:rPr>
-          <w:rFonts w:ascii="Arial Nova Cond" w:hAnsi="Arial Nova Cond"/>
-          <w:b w:val="0"/>
-          <w:bCs w:val="0"/>
-          <w:color w:val="0D0D0D"/>
-          <w:sz w:val="24"/>
-          <w:szCs w:val="24"/>
-        </w:rPr>
-        <w:t>sumpah</w:t>
-      </w:r>
-      <w:r>
-        <w:rPr>
-          <w:rFonts w:ascii="Arial Nova Cond" w:hAnsi="Arial Nova Cond"/>
-          <w:b w:val="0"/>
-          <w:bCs w:val="0"/>
-          <w:color w:val="0D0D0D"/>
-          <w:sz w:val="24"/>
-          <w:szCs w:val="24"/>
-        </w:rPr>
-        <w:t xml:space="preserve"> </w:t>
-      </w:r>
-      <w:r>
-        <w:rPr>
-          <w:rFonts w:ascii="Arial Nova Cond" w:hAnsi="Arial Nova Cond"/>
-          <w:b w:val="0"/>
-          <w:bCs w:val="0"/>
-          <w:color w:val="0D0D0D"/>
-          <w:sz w:val="24"/>
-          <w:szCs w:val="24"/>
-        </w:rPr>
-        <w:t>jabatan</w:t>
-      </w:r>
-      <w:r>
-        <w:rPr>
-          <w:rFonts w:ascii="Arial Nova Cond" w:hAnsi="Arial Nova Cond"/>
-          <w:b w:val="0"/>
-          <w:bCs w:val="0"/>
-          <w:color w:val="0D0D0D"/>
-          <w:sz w:val="24"/>
-          <w:szCs w:val="24"/>
-        </w:rPr>
-        <w:t>.</w:t>
+        <w:t xml:space="preserve"> sebenar-benarnya dan mengingat sumpah jabatan.</w:t>
       </w:r>
     </w:p>
     <w:p>
@@ -8055,77 +6078,7 @@
           <w:szCs w:val="24"/>
           <w:lang w:eastAsia="en-ID"/>
         </w:rPr>
-        <w:t xml:space="preserve">Tim </w:t>
-      </w:r>
-      <w:r>
-        <w:rPr>
-          <w:rFonts w:ascii="Arial Nova Cond" w:eastAsia="Times New Roman" w:hAnsi="Arial Nova Cond" w:cs="Times New Roman"/>
-          <w:color w:val="0D0D0D"/>
-          <w:sz w:val="24"/>
-          <w:szCs w:val="24"/>
-          <w:lang w:eastAsia="en-ID"/>
-        </w:rPr>
-        <w:t>Pejabat</w:t>
-      </w:r>
-      <w:r>
-        <w:rPr>
-          <w:rFonts w:ascii="Arial Nova Cond" w:eastAsia="Times New Roman" w:hAnsi="Arial Nova Cond" w:cs="Times New Roman"/>
-          <w:color w:val="0D0D0D"/>
-          <w:sz w:val="24"/>
-          <w:szCs w:val="24"/>
-          <w:lang w:eastAsia="en-ID"/>
-        </w:rPr>
-        <w:t xml:space="preserve"> </w:t>
-      </w:r>
-      <w:r>
-        <w:rPr>
-          <w:rFonts w:ascii="Arial Nova Cond" w:eastAsia="Times New Roman" w:hAnsi="Arial Nova Cond" w:cs="Times New Roman"/>
-          <w:color w:val="0D0D0D"/>
-          <w:sz w:val="24"/>
-          <w:szCs w:val="24"/>
-          <w:lang w:eastAsia="en-ID"/>
-        </w:rPr>
-        <w:t>Pengawas</w:t>
-      </w:r>
-      <w:r>
-        <w:rPr>
-          <w:rFonts w:ascii="Arial Nova Cond" w:eastAsia="Times New Roman" w:hAnsi="Arial Nova Cond" w:cs="Times New Roman"/>
-          <w:color w:val="0D0D0D"/>
-          <w:sz w:val="24"/>
-          <w:szCs w:val="24"/>
-          <w:lang w:eastAsia="en-ID"/>
-        </w:rPr>
-        <w:t xml:space="preserve"> </w:t>
-      </w:r>
-      <w:r>
-        <w:rPr>
-          <w:rFonts w:ascii="Arial Nova Cond" w:eastAsia="Times New Roman" w:hAnsi="Arial Nova Cond" w:cs="Times New Roman"/>
-          <w:color w:val="0D0D0D"/>
-          <w:sz w:val="24"/>
-          <w:szCs w:val="24"/>
-          <w:lang w:eastAsia="en-ID"/>
-        </w:rPr>
-        <w:t>Lingkungan</w:t>
-      </w:r>
-      <w:r>
-        <w:rPr>
-          <w:rFonts w:ascii="Arial Nova Cond" w:eastAsia="Times New Roman" w:hAnsi="Arial Nova Cond" w:cs="Times New Roman"/>
-          <w:color w:val="0D0D0D"/>
-          <w:sz w:val="24"/>
-          <w:szCs w:val="24"/>
-          <w:lang w:eastAsia="en-ID"/>
-        </w:rPr>
-        <w:t xml:space="preserve"> </w:t>
-      </w:r>
-      <w:r>
-        <w:rPr>
-          <w:rFonts w:ascii="Arial Nova Cond" w:eastAsia="Times New Roman" w:hAnsi="Arial Nova Cond" w:cs="Times New Roman"/>
-          <w:color w:val="0D0D0D"/>
-          <w:sz w:val="24"/>
-          <w:szCs w:val="24"/>
-          <w:lang w:eastAsia="en-ID"/>
-        </w:rPr>
-        <w:t>Hidup</w:t>
+        <w:t>Tim Pejabat Pengawas Lingkungan Hidup</w:t>
       </w:r>
     </w:p>
     <w:p>
@@ -8317,27 +6270,7 @@
                 <w:szCs w:val="24"/>
                 <w:lang w:eastAsia="en-ID"/>
               </w:rPr>
-              <w:t xml:space="preserve">Tanda </w:t>
-            </w:r>
-            <w:r>
-              <w:rPr>
-                <w:rFonts w:ascii="Arial Nova Cond" w:eastAsia="Times New Roman" w:hAnsi="Arial Nova Cond" w:cs="Times New Roman"/>
-                <w:color w:val="0D0D0D"/>
-                <w:sz w:val="24"/>
-                <w:szCs w:val="24"/>
-                <w:lang w:eastAsia="en-ID"/>
-              </w:rPr>
-              <w:t>tangan</w:t>
-            </w:r>
-            <w:r>
-              <w:rPr>
-                <w:rFonts w:ascii="Arial Nova Cond" w:eastAsia="Times New Roman" w:hAnsi="Arial Nova Cond" w:cs="Times New Roman"/>
-                <w:color w:val="0D0D0D"/>
-                <w:sz w:val="24"/>
-                <w:szCs w:val="24"/>
-                <w:lang w:eastAsia="en-ID"/>
-              </w:rPr>
-              <w:t xml:space="preserve"> </w:t>
+              <w:t xml:space="preserve">Tanda tangan </w:t>
             </w:r>
           </w:p>
         </w:tc>
@@ -8450,16 +6383,7 @@
           <w:sz w:val="24"/>
           <w:szCs w:val="24"/>
         </w:rPr>
-        <w:t>Saksi</w:t>
-      </w:r>
-      <w:r>
-        <w:rPr>
-          <w:rFonts w:ascii="Arial Nova Cond" w:hAnsi="Arial Nova Cond"/>
-          <w:color w:val="0D0D0D"/>
-          <w:sz w:val="24"/>
-          <w:szCs w:val="24"/>
-        </w:rPr>
-        <w:t xml:space="preserve"> </w:t>
+        <w:t xml:space="preserve">Saksi </w:t>
       </w:r>
     </w:p>
     <w:tbl>
@@ -8741,27 +6665,7 @@
                 <w:szCs w:val="24"/>
                 <w:lang w:eastAsia="en-ID"/>
               </w:rPr>
-              <w:t xml:space="preserve">Tanda </w:t>
-            </w:r>
-            <w:r>
-              <w:rPr>
-                <w:rFonts w:ascii="Arial Nova Cond" w:eastAsia="Times New Roman" w:hAnsi="Arial Nova Cond" w:cs="Times New Roman"/>
-                <w:color w:val="0D0D0D"/>
-                <w:sz w:val="24"/>
-                <w:szCs w:val="24"/>
-                <w:lang w:eastAsia="en-ID"/>
-              </w:rPr>
-              <w:t>tangan</w:t>
-            </w:r>
-            <w:r>
-              <w:rPr>
-                <w:rFonts w:ascii="Arial Nova Cond" w:eastAsia="Times New Roman" w:hAnsi="Arial Nova Cond" w:cs="Times New Roman"/>
-                <w:color w:val="0D0D0D"/>
-                <w:sz w:val="24"/>
-                <w:szCs w:val="24"/>
-                <w:lang w:eastAsia="en-ID"/>
-              </w:rPr>
-              <w:t xml:space="preserve"> </w:t>
+              <w:t xml:space="preserve">Tanda tangan </w:t>
             </w:r>
           </w:p>
         </w:tc>
@@ -8947,31 +6851,7 @@
                               <w:sz w:val="20"/>
                               <w:szCs w:val="20"/>
                             </w:rPr>
-                            <w:t>Paraf</w:t>
-                          </w:r>
-                          <w:r>
-                            <w:rPr>
-                              <w:rFonts w:ascii="Arial Nova Cond" w:hAnsi="Arial Nova Cond"/>
-                              <w:sz w:val="20"/>
-                              <w:szCs w:val="20"/>
-                            </w:rPr>
-                            <w:t xml:space="preserve"> Tim </w:t>
-                          </w:r>
-                          <w:r>
-                            <w:rPr>
-                              <w:rFonts w:ascii="Arial Nova Cond" w:hAnsi="Arial Nova Cond"/>
-                              <w:sz w:val="20"/>
-                              <w:szCs w:val="20"/>
-                            </w:rPr>
-                            <w:t>Pengawas</w:t>
-                          </w:r>
-                          <w:r>
-                            <w:rPr>
-                              <w:rFonts w:ascii="Arial Nova Cond" w:hAnsi="Arial Nova Cond"/>
-                              <w:sz w:val="20"/>
-                              <w:szCs w:val="20"/>
-                            </w:rPr>
-                            <w:t xml:space="preserve"> </w:t>
+                            <w:t xml:space="preserve">Paraf Tim Pengawas </w:t>
                           </w:r>
                           <w:r>
                             <w:rPr>
@@ -9034,31 +6914,7 @@
                         <w:sz w:val="20"/>
                         <w:szCs w:val="20"/>
                       </w:rPr>
-                      <w:t>Paraf</w:t>
-                    </w:r>
-                    <w:r>
-                      <w:rPr>
-                        <w:rFonts w:ascii="Arial Nova Cond" w:hAnsi="Arial Nova Cond"/>
-                        <w:sz w:val="20"/>
-                        <w:szCs w:val="20"/>
-                      </w:rPr>
-                      <w:t xml:space="preserve"> Tim </w:t>
-                    </w:r>
-                    <w:r>
-                      <w:rPr>
-                        <w:rFonts w:ascii="Arial Nova Cond" w:hAnsi="Arial Nova Cond"/>
-                        <w:sz w:val="20"/>
-                        <w:szCs w:val="20"/>
-                      </w:rPr>
-                      <w:t>Pengawas</w:t>
-                    </w:r>
-                    <w:r>
-                      <w:rPr>
-                        <w:rFonts w:ascii="Arial Nova Cond" w:hAnsi="Arial Nova Cond"/>
-                        <w:sz w:val="20"/>
-                        <w:szCs w:val="20"/>
-                      </w:rPr>
-                      <w:t xml:space="preserve"> </w:t>
+                      <w:t xml:space="preserve">Paraf Tim Pengawas </w:t>
                     </w:r>
                     <w:r>
                       <w:rPr>
@@ -9143,47 +6999,7 @@
                               <w:sz w:val="20"/>
                               <w:szCs w:val="20"/>
                             </w:rPr>
-                            <w:t>Paraf</w:t>
-                          </w:r>
-                          <w:r>
-                            <w:rPr>
-                              <w:rFonts w:ascii="Arial Nova Cond" w:hAnsi="Arial Nova Cond" w:cs="Arial"/>
-                              <w:sz w:val="20"/>
-                              <w:szCs w:val="20"/>
-                            </w:rPr>
-                            <w:t xml:space="preserve"> </w:t>
-                          </w:r>
-                          <w:r>
-                            <w:rPr>
-                              <w:rFonts w:ascii="Arial Nova Cond" w:hAnsi="Arial Nova Cond" w:cs="Arial"/>
-                              <w:sz w:val="20"/>
-                              <w:szCs w:val="20"/>
-                            </w:rPr>
-                            <w:t>Pihak</w:t>
-                          </w:r>
-                          <w:r>
-                            <w:rPr>
-                              <w:rFonts w:ascii="Arial Nova Cond" w:hAnsi="Arial Nova Cond" w:cs="Arial"/>
-                              <w:sz w:val="20"/>
-                              <w:szCs w:val="20"/>
-                            </w:rPr>
-                            <w:t xml:space="preserve"> Usaha/ </w:t>
-                          </w:r>
-                          <w:r>
-                            <w:rPr>
-                              <w:rFonts w:ascii="Arial Nova Cond" w:hAnsi="Arial Nova Cond" w:cs="Arial"/>
-                              <w:sz w:val="20"/>
-                              <w:szCs w:val="20"/>
-                            </w:rPr>
-                            <w:t>Kegiatan</w:t>
-                          </w:r>
-                          <w:r>
-                            <w:rPr>
-                              <w:rFonts w:ascii="Arial Nova Cond" w:hAnsi="Arial Nova Cond" w:cs="Arial"/>
-                              <w:sz w:val="20"/>
-                              <w:szCs w:val="20"/>
-                            </w:rPr>
-                            <w:t xml:space="preserve"> </w:t>
+                            <w:t xml:space="preserve">Paraf Pihak Usaha/ Kegiatan </w:t>
                           </w:r>
                           <w:r>
                             <w:rPr>
@@ -9242,47 +7058,7 @@
                         <w:sz w:val="20"/>
                         <w:szCs w:val="20"/>
                       </w:rPr>
-                      <w:t>Paraf</w:t>
-                    </w:r>
-                    <w:r>
-                      <w:rPr>
-                        <w:rFonts w:ascii="Arial Nova Cond" w:hAnsi="Arial Nova Cond" w:cs="Arial"/>
-                        <w:sz w:val="20"/>
-                        <w:szCs w:val="20"/>
-                      </w:rPr>
-                      <w:t xml:space="preserve"> </w:t>
-                    </w:r>
-                    <w:r>
-                      <w:rPr>
-                        <w:rFonts w:ascii="Arial Nova Cond" w:hAnsi="Arial Nova Cond" w:cs="Arial"/>
-                        <w:sz w:val="20"/>
-                        <w:szCs w:val="20"/>
-                      </w:rPr>
-                      <w:t>Pihak</w:t>
-                    </w:r>
-                    <w:r>
-                      <w:rPr>
-                        <w:rFonts w:ascii="Arial Nova Cond" w:hAnsi="Arial Nova Cond" w:cs="Arial"/>
-                        <w:sz w:val="20"/>
-                        <w:szCs w:val="20"/>
-                      </w:rPr>
-                      <w:t xml:space="preserve"> Usaha/ </w:t>
-                    </w:r>
-                    <w:r>
-                      <w:rPr>
-                        <w:rFonts w:ascii="Arial Nova Cond" w:hAnsi="Arial Nova Cond" w:cs="Arial"/>
-                        <w:sz w:val="20"/>
-                        <w:szCs w:val="20"/>
-                      </w:rPr>
-                      <w:t>Kegiatan</w:t>
-                    </w:r>
-                    <w:r>
-                      <w:rPr>
-                        <w:rFonts w:ascii="Arial Nova Cond" w:hAnsi="Arial Nova Cond" w:cs="Arial"/>
-                        <w:sz w:val="20"/>
-                        <w:szCs w:val="20"/>
-                      </w:rPr>
-                      <w:t xml:space="preserve"> </w:t>
+                      <w:t xml:space="preserve">Paraf Pihak Usaha/ Kegiatan </w:t>
                     </w:r>
                     <w:r>
                       <w:rPr>
@@ -12365,6 +10141,95 @@
       </w:pPr>
     </w:lvl>
   </w:abstractNum>
+  <w:abstractNum w:abstractNumId="32" w15:restartNumberingAfterBreak="0">
+    <w:nsid w:val="7A8C1FB9"/>
+    <w:multiLevelType w:val="hybridMultilevel"/>
+    <w:tmpl w:val="1CCE958A"/>
+    <w:lvl w:ilvl="0" w:tplc="BB1EE892">
+      <w:start w:val="6"/>
+      <w:numFmt w:val="decimal"/>
+      <w:lvlText w:val="%1."/>
+      <w:lvlJc w:val="left"/>
+      <w:pPr>
+        <w:ind w:left="1146" w:hanging="360"/>
+      </w:pPr>
+      <w:rPr>
+        <w:rFonts w:hint="default"/>
+      </w:rPr>
+    </w:lvl>
+    <w:lvl w:ilvl="1" w:tplc="04210019" w:tentative="1">
+      <w:start w:val="1"/>
+      <w:numFmt w:val="lowerLetter"/>
+      <w:lvlText w:val="%2."/>
+      <w:lvlJc w:val="left"/>
+      <w:pPr>
+        <w:ind w:left="1866" w:hanging="360"/>
+      </w:pPr>
+    </w:lvl>
+    <w:lvl w:ilvl="2" w:tplc="0421001B" w:tentative="1">
+      <w:start w:val="1"/>
+      <w:numFmt w:val="lowerRoman"/>
+      <w:lvlText w:val="%3."/>
+      <w:lvlJc w:val="right"/>
+      <w:pPr>
+        <w:ind w:left="2586" w:hanging="180"/>
+      </w:pPr>
+    </w:lvl>
+    <w:lvl w:ilvl="3" w:tplc="0421000F" w:tentative="1">
+      <w:start w:val="1"/>
+      <w:numFmt w:val="decimal"/>
+      <w:lvlText w:val="%4."/>
+      <w:lvlJc w:val="left"/>
+      <w:pPr>
+        <w:ind w:left="3306" w:hanging="360"/>
+      </w:pPr>
+    </w:lvl>
+    <w:lvl w:ilvl="4" w:tplc="04210019" w:tentative="1">
+      <w:start w:val="1"/>
+      <w:numFmt w:val="lowerLetter"/>
+      <w:lvlText w:val="%5."/>
+      <w:lvlJc w:val="left"/>
+      <w:pPr>
+        <w:ind w:left="4026" w:hanging="360"/>
+      </w:pPr>
+    </w:lvl>
+    <w:lvl w:ilvl="5" w:tplc="0421001B" w:tentative="1">
+      <w:start w:val="1"/>
+      <w:numFmt w:val="lowerRoman"/>
+      <w:lvlText w:val="%6."/>
+      <w:lvlJc w:val="right"/>
+      <w:pPr>
+        <w:ind w:left="4746" w:hanging="180"/>
+      </w:pPr>
+    </w:lvl>
+    <w:lvl w:ilvl="6" w:tplc="0421000F" w:tentative="1">
+      <w:start w:val="1"/>
+      <w:numFmt w:val="decimal"/>
+      <w:lvlText w:val="%7."/>
+      <w:lvlJc w:val="left"/>
+      <w:pPr>
+        <w:ind w:left="5466" w:hanging="360"/>
+      </w:pPr>
+    </w:lvl>
+    <w:lvl w:ilvl="7" w:tplc="04210019" w:tentative="1">
+      <w:start w:val="1"/>
+      <w:numFmt w:val="lowerLetter"/>
+      <w:lvlText w:val="%8."/>
+      <w:lvlJc w:val="left"/>
+      <w:pPr>
+        <w:ind w:left="6186" w:hanging="360"/>
+      </w:pPr>
+    </w:lvl>
+    <w:lvl w:ilvl="8" w:tplc="0421001B" w:tentative="1">
+      <w:start w:val="1"/>
+      <w:numFmt w:val="lowerRoman"/>
+      <w:lvlText w:val="%9."/>
+      <w:lvlJc w:val="right"/>
+      <w:pPr>
+        <w:ind w:left="6906" w:hanging="180"/>
+      </w:pPr>
+    </w:lvl>
+  </w:abstractNum>
   <w:num w:numId="1" w16cid:durableId="898515974">
     <w:abstractNumId w:val="24"/>
   </w:num>
@@ -12487,6 +10352,9 @@
     <w:lvlOverride w:ilvl="8">
       <w:startOverride w:val="1"/>
     </w:lvlOverride>
+  </w:num>
+  <w:num w:numId="33" w16cid:durableId="1095134054">
+    <w:abstractNumId w:val="32"/>
   </w:num>
 </w:numbering>
 </file>

--- a/public/templates-bap/bap-sppg.docx
+++ b/public/templates-bap/bap-sppg.docx
@@ -5469,25 +5469,7 @@
           <w:sz w:val="24"/>
           <w:szCs w:val="24"/>
         </w:rPr>
-        <w:t>{abjad}. {</w:t>
-      </w:r>
-      <w:proofErr w:type="spellStart"/>
-      <w:r>
-        <w:rPr>
-          <w:rFonts w:ascii="Arial Nova Cond" w:hAnsi="Arial Nova Cond"/>
-          <w:sz w:val="24"/>
-          <w:szCs w:val="24"/>
-        </w:rPr>
-        <w:t>saran_text</w:t>
-      </w:r>
-      <w:proofErr w:type="spellEnd"/>
-      <w:r>
-        <w:rPr>
-          <w:rFonts w:ascii="Arial Nova Cond" w:hAnsi="Arial Nova Cond"/>
-          <w:sz w:val="24"/>
-          <w:szCs w:val="24"/>
-        </w:rPr>
-        <w:t>}</w:t>
+        <w:t>{abjad}. {saran_text}</w:t>
       </w:r>
     </w:p>
     <w:p>

--- a/public/templates-bap/bap-sppg.docx
+++ b/public/templates-bap/bap-sppg.docx
@@ -43,7 +43,7 @@
                 <w:lang w:val="en-US"/>
               </w:rPr>
               <w:drawing>
-                <wp:anchor distT="0" distB="0" distL="114300" distR="114300" simplePos="0" relativeHeight="251658752" behindDoc="0" locked="0" layoutInCell="1" allowOverlap="1" wp14:anchorId="069080DA" wp14:editId="1217BC9C">
+                <wp:anchor distT="0" distB="0" distL="114300" distR="114300" simplePos="0" relativeHeight="251658752" behindDoc="0" locked="0" layoutInCell="1" allowOverlap="1" wp14:anchorId="069080DA" wp14:editId="1053E579">
                   <wp:simplePos x="0" y="0"/>
                   <wp:positionH relativeFrom="column">
                     <wp:posOffset>68580</wp:posOffset>
@@ -5550,17 +5550,6 @@
         <w:t>sebagai berikut :</w:t>
       </w:r>
     </w:p>
-    <w:p>
-      <w:pPr>
-        <w:spacing w:after="0" w:line="240" w:lineRule="auto"/>
-        <w:rPr>
-          <w:rFonts w:ascii="Arial Nova Cond" w:hAnsi="Arial Nova Cond"/>
-          <w:color w:val="FF0000"/>
-          <w:sz w:val="24"/>
-          <w:szCs w:val="24"/>
-        </w:rPr>
-      </w:pPr>
-    </w:p>
     <w:tbl>
       <w:tblPr>
         <w:tblStyle w:val="TableGrid"/>
@@ -5662,7 +5651,27 @@
                 <w:sz w:val="24"/>
                 <w:szCs w:val="24"/>
               </w:rPr>
-              <w:t>{pj_nama}</w:t>
+              <w:t>{</w:t>
+            </w:r>
+            <w:proofErr w:type="spellStart"/>
+            <w:r>
+              <w:rPr>
+                <w:rFonts w:ascii="Arial Nova Cond" w:hAnsi="Arial Nova Cond"/>
+                <w:color w:val="0D0D0D"/>
+                <w:sz w:val="24"/>
+                <w:szCs w:val="24"/>
+              </w:rPr>
+              <w:t>pj_nama</w:t>
+            </w:r>
+            <w:proofErr w:type="spellEnd"/>
+            <w:r>
+              <w:rPr>
+                <w:rFonts w:ascii="Arial Nova Cond" w:hAnsi="Arial Nova Cond"/>
+                <w:color w:val="0D0D0D"/>
+                <w:sz w:val="24"/>
+                <w:szCs w:val="24"/>
+              </w:rPr>
+              <w:t>}</w:t>
             </w:r>
           </w:p>
         </w:tc>
@@ -5697,6 +5706,7 @@
                 <w:szCs w:val="24"/>
               </w:rPr>
             </w:pPr>
+            <w:proofErr w:type="spellStart"/>
             <w:r>
               <w:rPr>
                 <w:rFonts w:ascii="Arial Nova Cond" w:hAnsi="Arial Nova Cond"/>
@@ -5705,6 +5715,7 @@
               </w:rPr>
               <w:t>Jabatan</w:t>
             </w:r>
+            <w:proofErr w:type="spellEnd"/>
           </w:p>
         </w:tc>
         <w:tc>
@@ -5747,7 +5758,25 @@
                 <w:sz w:val="24"/>
                 <w:szCs w:val="24"/>
               </w:rPr>
-              <w:t>{pj_jabatan}</w:t>
+              <w:t>{</w:t>
+            </w:r>
+            <w:proofErr w:type="spellStart"/>
+            <w:r>
+              <w:rPr>
+                <w:rFonts w:ascii="Arial Nova Cond" w:hAnsi="Arial Nova Cond"/>
+                <w:sz w:val="24"/>
+                <w:szCs w:val="24"/>
+              </w:rPr>
+              <w:t>pj_jabatan</w:t>
+            </w:r>
+            <w:proofErr w:type="spellEnd"/>
+            <w:r>
+              <w:rPr>
+                <w:rFonts w:ascii="Arial Nova Cond" w:hAnsi="Arial Nova Cond"/>
+                <w:sz w:val="24"/>
+                <w:szCs w:val="24"/>
+              </w:rPr>
+              <w:t>}</w:t>
             </w:r>
           </w:p>
         </w:tc>
@@ -5782,13 +5811,23 @@
                 <w:szCs w:val="24"/>
               </w:rPr>
             </w:pPr>
-            <w:r>
-              <w:rPr>
-                <w:rFonts w:ascii="Arial Nova Cond" w:hAnsi="Arial Nova Cond"/>
-                <w:sz w:val="24"/>
-                <w:szCs w:val="24"/>
-              </w:rPr>
-              <w:t>Nomor HP</w:t>
+            <w:proofErr w:type="spellStart"/>
+            <w:r>
+              <w:rPr>
+                <w:rFonts w:ascii="Arial Nova Cond" w:hAnsi="Arial Nova Cond"/>
+                <w:sz w:val="24"/>
+                <w:szCs w:val="24"/>
+              </w:rPr>
+              <w:t>Nomor</w:t>
+            </w:r>
+            <w:proofErr w:type="spellEnd"/>
+            <w:r>
+              <w:rPr>
+                <w:rFonts w:ascii="Arial Nova Cond" w:hAnsi="Arial Nova Cond"/>
+                <w:sz w:val="24"/>
+                <w:szCs w:val="24"/>
+              </w:rPr>
+              <w:t xml:space="preserve"> HP</w:t>
             </w:r>
           </w:p>
         </w:tc>
@@ -5832,7 +5871,25 @@
                 <w:sz w:val="24"/>
                 <w:szCs w:val="24"/>
               </w:rPr>
-              <w:t>{telepon}</w:t>
+              <w:t>{</w:t>
+            </w:r>
+            <w:proofErr w:type="spellStart"/>
+            <w:r>
+              <w:rPr>
+                <w:rFonts w:ascii="Arial Nova Cond" w:hAnsi="Arial Nova Cond"/>
+                <w:sz w:val="24"/>
+                <w:szCs w:val="24"/>
+              </w:rPr>
+              <w:t>telepon</w:t>
+            </w:r>
+            <w:proofErr w:type="spellEnd"/>
+            <w:r>
+              <w:rPr>
+                <w:rFonts w:ascii="Arial Nova Cond" w:hAnsi="Arial Nova Cond"/>
+                <w:sz w:val="24"/>
+                <w:szCs w:val="24"/>
+              </w:rPr>
+              <w:t>}</w:t>
             </w:r>
           </w:p>
         </w:tc>
@@ -5873,8 +5930,18 @@
                 <w:sz w:val="24"/>
                 <w:szCs w:val="24"/>
               </w:rPr>
-              <w:t>Tanda tangan</w:t>
-            </w:r>
+              <w:t xml:space="preserve">Tanda </w:t>
+            </w:r>
+            <w:proofErr w:type="spellStart"/>
+            <w:r>
+              <w:rPr>
+                <w:rFonts w:ascii="Arial Nova Cond" w:hAnsi="Arial Nova Cond"/>
+                <w:sz w:val="24"/>
+                <w:szCs w:val="24"/>
+              </w:rPr>
+              <w:t>tangan</w:t>
+            </w:r>
+            <w:proofErr w:type="spellEnd"/>
           </w:p>
         </w:tc>
         <w:tc>
@@ -5920,14 +5987,449 @@
                 <w:szCs w:val="24"/>
               </w:rPr>
             </w:pPr>
-            <w:r>
-              <w:rPr>
-                <w:rFonts w:ascii="Arial Nova Cond" w:hAnsi="Arial Nova Cond"/>
-                <w:sz w:val="24"/>
-                <w:szCs w:val="24"/>
-              </w:rPr>
-              <w:t>{%ttd_pemrakarsa}</w:t>
-            </w:r>
+          </w:p>
+          <w:p>
+            <w:pPr>
+              <w:rPr>
+                <w:rFonts w:ascii="Arial Nova Cond" w:hAnsi="Arial Nova Cond"/>
+                <w:sz w:val="24"/>
+                <w:szCs w:val="24"/>
+              </w:rPr>
+            </w:pPr>
+          </w:p>
+          <w:p>
+            <w:pPr>
+              <w:rPr>
+                <w:rFonts w:ascii="Arial Nova Cond" w:hAnsi="Arial Nova Cond"/>
+                <w:sz w:val="24"/>
+                <w:szCs w:val="24"/>
+              </w:rPr>
+            </w:pPr>
+          </w:p>
+        </w:tc>
+      </w:tr>
+      <w:tr>
+        <w:trPr>
+          <w:trHeight w:val="258"/>
+        </w:trPr>
+        <w:tc>
+          <w:tcPr>
+            <w:tcW w:w="421" w:type="dxa"/>
+          </w:tcPr>
+          <w:p>
+            <w:pPr>
+              <w:rPr>
+                <w:rFonts w:ascii="Arial Nova Cond" w:hAnsi="Arial Nova Cond"/>
+                <w:sz w:val="24"/>
+                <w:szCs w:val="24"/>
+              </w:rPr>
+            </w:pPr>
+            <w:r>
+              <w:rPr>
+                <w:rFonts w:ascii="Arial Nova Cond" w:hAnsi="Arial Nova Cond"/>
+                <w:sz w:val="24"/>
+                <w:szCs w:val="24"/>
+              </w:rPr>
+              <w:t>2.</w:t>
+            </w:r>
+          </w:p>
+        </w:tc>
+        <w:tc>
+          <w:tcPr>
+            <w:tcW w:w="1984" w:type="dxa"/>
+          </w:tcPr>
+          <w:p>
+            <w:pPr>
+              <w:rPr>
+                <w:rFonts w:ascii="Arial Nova Cond" w:hAnsi="Arial Nova Cond"/>
+                <w:sz w:val="24"/>
+                <w:szCs w:val="24"/>
+              </w:rPr>
+            </w:pPr>
+            <w:r>
+              <w:rPr>
+                <w:rFonts w:ascii="Arial Nova Cond" w:hAnsi="Arial Nova Cond"/>
+                <w:sz w:val="24"/>
+                <w:szCs w:val="24"/>
+              </w:rPr>
+              <w:t>Nama</w:t>
+            </w:r>
+          </w:p>
+        </w:tc>
+        <w:tc>
+          <w:tcPr>
+            <w:tcW w:w="284" w:type="dxa"/>
+          </w:tcPr>
+          <w:p>
+            <w:pPr>
+              <w:rPr>
+                <w:rFonts w:ascii="Arial Nova Cond" w:hAnsi="Arial Nova Cond"/>
+                <w:sz w:val="24"/>
+                <w:szCs w:val="24"/>
+              </w:rPr>
+            </w:pPr>
+            <w:r>
+              <w:rPr>
+                <w:rFonts w:ascii="Arial Nova Cond" w:hAnsi="Arial Nova Cond"/>
+                <w:sz w:val="24"/>
+                <w:szCs w:val="24"/>
+              </w:rPr>
+              <w:t>:</w:t>
+            </w:r>
+          </w:p>
+        </w:tc>
+        <w:tc>
+          <w:tcPr>
+            <w:tcW w:w="6940" w:type="dxa"/>
+          </w:tcPr>
+          <w:p>
+            <w:pPr>
+              <w:rPr>
+                <w:rFonts w:ascii="Arial Nova Cond" w:hAnsi="Arial Nova Cond"/>
+                <w:sz w:val="24"/>
+                <w:szCs w:val="24"/>
+              </w:rPr>
+            </w:pPr>
+            <w:r>
+              <w:rPr>
+                <w:rFonts w:ascii="Arial Nova Cond" w:hAnsi="Arial Nova Cond"/>
+                <w:sz w:val="24"/>
+                <w:szCs w:val="24"/>
+              </w:rPr>
+              <w:t>{</w:t>
+            </w:r>
+            <w:proofErr w:type="spellStart"/>
+            <w:r>
+              <w:rPr>
+                <w:rFonts w:ascii="Arial Nova Cond" w:hAnsi="Arial Nova Cond"/>
+                <w:sz w:val="24"/>
+                <w:szCs w:val="24"/>
+              </w:rPr>
+              <w:t>nama_perwakilan</w:t>
+            </w:r>
+            <w:proofErr w:type="spellEnd"/>
+            <w:r>
+              <w:rPr>
+                <w:rFonts w:ascii="Arial Nova Cond" w:hAnsi="Arial Nova Cond"/>
+                <w:sz w:val="24"/>
+                <w:szCs w:val="24"/>
+              </w:rPr>
+              <w:t>}</w:t>
+            </w:r>
+          </w:p>
+        </w:tc>
+      </w:tr>
+      <w:tr>
+        <w:trPr>
+          <w:trHeight w:val="266"/>
+        </w:trPr>
+        <w:tc>
+          <w:tcPr>
+            <w:tcW w:w="421" w:type="dxa"/>
+          </w:tcPr>
+          <w:p>
+            <w:pPr>
+              <w:rPr>
+                <w:rFonts w:ascii="Arial Nova Cond" w:hAnsi="Arial Nova Cond"/>
+                <w:sz w:val="24"/>
+                <w:szCs w:val="24"/>
+              </w:rPr>
+            </w:pPr>
+          </w:p>
+        </w:tc>
+        <w:tc>
+          <w:tcPr>
+            <w:tcW w:w="1984" w:type="dxa"/>
+          </w:tcPr>
+          <w:p>
+            <w:pPr>
+              <w:rPr>
+                <w:rFonts w:ascii="Arial Nova Cond" w:hAnsi="Arial Nova Cond"/>
+                <w:sz w:val="24"/>
+                <w:szCs w:val="24"/>
+              </w:rPr>
+            </w:pPr>
+            <w:proofErr w:type="spellStart"/>
+            <w:r>
+              <w:rPr>
+                <w:rFonts w:ascii="Arial Nova Cond" w:hAnsi="Arial Nova Cond"/>
+                <w:sz w:val="24"/>
+                <w:szCs w:val="24"/>
+              </w:rPr>
+              <w:t>Jabatan</w:t>
+            </w:r>
+            <w:proofErr w:type="spellEnd"/>
+          </w:p>
+        </w:tc>
+        <w:tc>
+          <w:tcPr>
+            <w:tcW w:w="284" w:type="dxa"/>
+          </w:tcPr>
+          <w:p>
+            <w:pPr>
+              <w:rPr>
+                <w:rFonts w:ascii="Arial Nova Cond" w:hAnsi="Arial Nova Cond"/>
+                <w:sz w:val="24"/>
+                <w:szCs w:val="24"/>
+              </w:rPr>
+            </w:pPr>
+            <w:r>
+              <w:rPr>
+                <w:rFonts w:ascii="Arial Nova Cond" w:hAnsi="Arial Nova Cond"/>
+                <w:sz w:val="24"/>
+                <w:szCs w:val="24"/>
+              </w:rPr>
+              <w:t>:</w:t>
+            </w:r>
+          </w:p>
+        </w:tc>
+        <w:tc>
+          <w:tcPr>
+            <w:tcW w:w="6940" w:type="dxa"/>
+          </w:tcPr>
+          <w:p>
+            <w:pPr>
+              <w:rPr>
+                <w:rFonts w:ascii="Arial Nova Cond" w:hAnsi="Arial Nova Cond"/>
+                <w:sz w:val="24"/>
+                <w:szCs w:val="24"/>
+              </w:rPr>
+            </w:pPr>
+            <w:r>
+              <w:rPr>
+                <w:rFonts w:ascii="Arial Nova Cond" w:hAnsi="Arial Nova Cond"/>
+                <w:sz w:val="24"/>
+                <w:szCs w:val="24"/>
+              </w:rPr>
+              <w:t>{</w:t>
+            </w:r>
+            <w:proofErr w:type="spellStart"/>
+            <w:r>
+              <w:rPr>
+                <w:rFonts w:ascii="Arial Nova Cond" w:hAnsi="Arial Nova Cond"/>
+                <w:sz w:val="24"/>
+                <w:szCs w:val="24"/>
+              </w:rPr>
+              <w:t>jabatan_perwakilan</w:t>
+            </w:r>
+            <w:proofErr w:type="spellEnd"/>
+            <w:r>
+              <w:rPr>
+                <w:rFonts w:ascii="Arial Nova Cond" w:hAnsi="Arial Nova Cond"/>
+                <w:sz w:val="24"/>
+                <w:szCs w:val="24"/>
+              </w:rPr>
+              <w:t>}</w:t>
+            </w:r>
+          </w:p>
+        </w:tc>
+      </w:tr>
+      <w:tr>
+        <w:trPr>
+          <w:trHeight w:val="258"/>
+        </w:trPr>
+        <w:tc>
+          <w:tcPr>
+            <w:tcW w:w="421" w:type="dxa"/>
+          </w:tcPr>
+          <w:p>
+            <w:pPr>
+              <w:rPr>
+                <w:rFonts w:ascii="Arial Nova Cond" w:hAnsi="Arial Nova Cond"/>
+                <w:sz w:val="24"/>
+                <w:szCs w:val="24"/>
+              </w:rPr>
+            </w:pPr>
+          </w:p>
+        </w:tc>
+        <w:tc>
+          <w:tcPr>
+            <w:tcW w:w="1984" w:type="dxa"/>
+          </w:tcPr>
+          <w:p>
+            <w:pPr>
+              <w:rPr>
+                <w:rFonts w:ascii="Arial Nova Cond" w:hAnsi="Arial Nova Cond"/>
+                <w:sz w:val="24"/>
+                <w:szCs w:val="24"/>
+              </w:rPr>
+            </w:pPr>
+            <w:proofErr w:type="spellStart"/>
+            <w:r>
+              <w:rPr>
+                <w:rFonts w:ascii="Arial Nova Cond" w:hAnsi="Arial Nova Cond"/>
+                <w:sz w:val="24"/>
+                <w:szCs w:val="24"/>
+              </w:rPr>
+              <w:t>Nomor</w:t>
+            </w:r>
+            <w:proofErr w:type="spellEnd"/>
+            <w:r>
+              <w:rPr>
+                <w:rFonts w:ascii="Arial Nova Cond" w:hAnsi="Arial Nova Cond"/>
+                <w:sz w:val="24"/>
+                <w:szCs w:val="24"/>
+              </w:rPr>
+              <w:t xml:space="preserve"> HP</w:t>
+            </w:r>
+          </w:p>
+        </w:tc>
+        <w:tc>
+          <w:tcPr>
+            <w:tcW w:w="284" w:type="dxa"/>
+          </w:tcPr>
+          <w:p>
+            <w:pPr>
+              <w:rPr>
+                <w:rFonts w:ascii="Arial Nova Cond" w:hAnsi="Arial Nova Cond"/>
+                <w:sz w:val="24"/>
+                <w:szCs w:val="24"/>
+              </w:rPr>
+            </w:pPr>
+            <w:r>
+              <w:rPr>
+                <w:rFonts w:ascii="Arial Nova Cond" w:hAnsi="Arial Nova Cond"/>
+                <w:sz w:val="24"/>
+                <w:szCs w:val="24"/>
+              </w:rPr>
+              <w:t>:</w:t>
+            </w:r>
+          </w:p>
+        </w:tc>
+        <w:tc>
+          <w:tcPr>
+            <w:tcW w:w="6940" w:type="dxa"/>
+          </w:tcPr>
+          <w:p>
+            <w:pPr>
+              <w:rPr>
+                <w:rFonts w:ascii="Arial Nova Cond" w:hAnsi="Arial Nova Cond"/>
+                <w:sz w:val="24"/>
+                <w:szCs w:val="24"/>
+              </w:rPr>
+            </w:pPr>
+            <w:r>
+              <w:rPr>
+                <w:rFonts w:ascii="Arial Nova Cond" w:hAnsi="Arial Nova Cond"/>
+                <w:sz w:val="24"/>
+                <w:szCs w:val="24"/>
+              </w:rPr>
+              <w:t>{</w:t>
+            </w:r>
+            <w:proofErr w:type="spellStart"/>
+            <w:r>
+              <w:rPr>
+                <w:rFonts w:ascii="Arial Nova Cond" w:hAnsi="Arial Nova Cond"/>
+                <w:sz w:val="24"/>
+                <w:szCs w:val="24"/>
+              </w:rPr>
+              <w:t>telepon_perwakilan</w:t>
+            </w:r>
+            <w:proofErr w:type="spellEnd"/>
+            <w:r>
+              <w:rPr>
+                <w:rFonts w:ascii="Arial Nova Cond" w:hAnsi="Arial Nova Cond"/>
+                <w:sz w:val="24"/>
+                <w:szCs w:val="24"/>
+              </w:rPr>
+              <w:t>}</w:t>
+            </w:r>
+          </w:p>
+        </w:tc>
+      </w:tr>
+      <w:tr>
+        <w:trPr>
+          <w:trHeight w:val="526"/>
+        </w:trPr>
+        <w:tc>
+          <w:tcPr>
+            <w:tcW w:w="421" w:type="dxa"/>
+          </w:tcPr>
+          <w:p>
+            <w:pPr>
+              <w:rPr>
+                <w:rFonts w:ascii="Arial Nova Cond" w:hAnsi="Arial Nova Cond"/>
+                <w:sz w:val="24"/>
+                <w:szCs w:val="24"/>
+              </w:rPr>
+            </w:pPr>
+          </w:p>
+        </w:tc>
+        <w:tc>
+          <w:tcPr>
+            <w:tcW w:w="1984" w:type="dxa"/>
+          </w:tcPr>
+          <w:p>
+            <w:pPr>
+              <w:rPr>
+                <w:rFonts w:ascii="Arial Nova Cond" w:hAnsi="Arial Nova Cond"/>
+                <w:sz w:val="24"/>
+                <w:szCs w:val="24"/>
+              </w:rPr>
+            </w:pPr>
+            <w:r>
+              <w:rPr>
+                <w:rFonts w:ascii="Arial Nova Cond" w:hAnsi="Arial Nova Cond"/>
+                <w:sz w:val="24"/>
+                <w:szCs w:val="24"/>
+              </w:rPr>
+              <w:t xml:space="preserve">Tanda </w:t>
+            </w:r>
+            <w:proofErr w:type="spellStart"/>
+            <w:r>
+              <w:rPr>
+                <w:rFonts w:ascii="Arial Nova Cond" w:hAnsi="Arial Nova Cond"/>
+                <w:sz w:val="24"/>
+                <w:szCs w:val="24"/>
+              </w:rPr>
+              <w:t>tangan</w:t>
+            </w:r>
+            <w:proofErr w:type="spellEnd"/>
+          </w:p>
+        </w:tc>
+        <w:tc>
+          <w:tcPr>
+            <w:tcW w:w="284" w:type="dxa"/>
+          </w:tcPr>
+          <w:p>
+            <w:pPr>
+              <w:rPr>
+                <w:rFonts w:ascii="Arial Nova Cond" w:hAnsi="Arial Nova Cond"/>
+                <w:sz w:val="24"/>
+                <w:szCs w:val="24"/>
+              </w:rPr>
+            </w:pPr>
+            <w:r>
+              <w:rPr>
+                <w:rFonts w:ascii="Arial Nova Cond" w:hAnsi="Arial Nova Cond"/>
+                <w:sz w:val="24"/>
+                <w:szCs w:val="24"/>
+              </w:rPr>
+              <w:t>:</w:t>
+            </w:r>
+          </w:p>
+        </w:tc>
+        <w:tc>
+          <w:tcPr>
+            <w:tcW w:w="6940" w:type="dxa"/>
+          </w:tcPr>
+          <w:p>
+            <w:pPr>
+              <w:rPr>
+                <w:rFonts w:ascii="Arial Nova Cond" w:hAnsi="Arial Nova Cond"/>
+                <w:sz w:val="24"/>
+                <w:szCs w:val="24"/>
+              </w:rPr>
+            </w:pPr>
+          </w:p>
+          <w:p>
+            <w:pPr>
+              <w:rPr>
+                <w:rFonts w:ascii="Arial Nova Cond" w:hAnsi="Arial Nova Cond"/>
+                <w:sz w:val="24"/>
+                <w:szCs w:val="24"/>
+              </w:rPr>
+            </w:pPr>
           </w:p>
           <w:p>
             <w:pPr>
@@ -5941,6 +6443,17 @@
         </w:tc>
       </w:tr>
     </w:tbl>
+    <w:p>
+      <w:pPr>
+        <w:spacing w:after="0" w:line="240" w:lineRule="auto"/>
+        <w:rPr>
+          <w:rFonts w:ascii="Arial Nova Cond" w:hAnsi="Arial Nova Cond"/>
+          <w:color w:val="FF0000"/>
+          <w:sz w:val="24"/>
+          <w:szCs w:val="24"/>
+        </w:rPr>
+      </w:pPr>
+    </w:p>
     <w:p>
       <w:pPr>
         <w:pStyle w:val="Heading2"/>
@@ -5959,6 +6472,28 @@
     </w:p>
     <w:p>
       <w:pPr>
+        <w:rPr>
+          <w:rFonts w:ascii="Arial Nova Cond" w:eastAsia="Times New Roman" w:hAnsi="Arial Nova Cond" w:cs="Times New Roman"/>
+          <w:color w:val="0D0D0D"/>
+          <w:sz w:val="24"/>
+          <w:szCs w:val="24"/>
+          <w:lang w:eastAsia="en-ID"/>
+        </w:rPr>
+      </w:pPr>
+      <w:r>
+        <w:rPr>
+          <w:rFonts w:ascii="Arial Nova Cond" w:hAnsi="Arial Nova Cond"/>
+          <w:b/>
+          <w:bCs/>
+          <w:color w:val="0D0D0D"/>
+          <w:sz w:val="24"/>
+          <w:szCs w:val="24"/>
+        </w:rPr>
+        <w:br w:type="page"/>
+      </w:r>
+    </w:p>
+    <w:p>
+      <w:pPr>
         <w:pStyle w:val="Heading2"/>
         <w:shd w:val="clear" w:color="auto" w:fill="FFFFFF"/>
         <w:spacing w:before="0" w:beforeAutospacing="0" w:after="0" w:afterAutospacing="0"/>
@@ -5972,6 +6507,7 @@
           <w:szCs w:val="24"/>
         </w:rPr>
       </w:pPr>
+      <w:proofErr w:type="spellStart"/>
       <w:r>
         <w:rPr>
           <w:rFonts w:ascii="Arial Nova Cond" w:hAnsi="Arial Nova Cond"/>
@@ -5981,7 +6517,68 @@
           <w:sz w:val="24"/>
           <w:szCs w:val="24"/>
         </w:rPr>
-        <w:t xml:space="preserve">Demikian Berita Acara Pengawasan Lingkungan Hidup pada lokasi kegiatan </w:t>
+        <w:lastRenderedPageBreak/>
+        <w:t>Demikian</w:t>
+      </w:r>
+      <w:proofErr w:type="spellEnd"/>
+      <w:r>
+        <w:rPr>
+          <w:rFonts w:ascii="Arial Nova Cond" w:hAnsi="Arial Nova Cond"/>
+          <w:b w:val="0"/>
+          <w:bCs w:val="0"/>
+          <w:color w:val="0D0D0D"/>
+          <w:sz w:val="24"/>
+          <w:szCs w:val="24"/>
+        </w:rPr>
+        <w:t xml:space="preserve"> </w:t>
+      </w:r>
+      <w:proofErr w:type="spellStart"/>
+      <w:r>
+        <w:rPr>
+          <w:rFonts w:ascii="Arial Nova Cond" w:hAnsi="Arial Nova Cond"/>
+          <w:b w:val="0"/>
+          <w:bCs w:val="0"/>
+          <w:color w:val="0D0D0D"/>
+          <w:sz w:val="24"/>
+          <w:szCs w:val="24"/>
+        </w:rPr>
+        <w:t>Berita</w:t>
+      </w:r>
+      <w:proofErr w:type="spellEnd"/>
+      <w:r>
+        <w:rPr>
+          <w:rFonts w:ascii="Arial Nova Cond" w:hAnsi="Arial Nova Cond"/>
+          <w:b w:val="0"/>
+          <w:bCs w:val="0"/>
+          <w:color w:val="0D0D0D"/>
+          <w:sz w:val="24"/>
+          <w:szCs w:val="24"/>
+        </w:rPr>
+        <w:t xml:space="preserve"> Acara </w:t>
+      </w:r>
+      <w:proofErr w:type="spellStart"/>
+      <w:r>
+        <w:rPr>
+          <w:rFonts w:ascii="Arial Nova Cond" w:hAnsi="Arial Nova Cond"/>
+          <w:b w:val="0"/>
+          <w:bCs w:val="0"/>
+          <w:color w:val="0D0D0D"/>
+          <w:sz w:val="24"/>
+          <w:szCs w:val="24"/>
+        </w:rPr>
+        <w:t>Pengawasan</w:t>
+      </w:r>
+      <w:proofErr w:type="spellEnd"/>
+      <w:r>
+        <w:rPr>
+          <w:rFonts w:ascii="Arial Nova Cond" w:hAnsi="Arial Nova Cond"/>
+          <w:b w:val="0"/>
+          <w:bCs w:val="0"/>
+          <w:color w:val="0D0D0D"/>
+          <w:sz w:val="24"/>
+          <w:szCs w:val="24"/>
+        </w:rPr>
+        <w:t xml:space="preserve"> Lingkungan Hidup pada lokasi kegiatan </w:t>
       </w:r>
       <w:r>
         <w:rPr>
@@ -6827,13 +7424,41 @@
                               <w:szCs w:val="20"/>
                             </w:rPr>
                           </w:pPr>
+                          <w:proofErr w:type="spellStart"/>
                           <w:r>
                             <w:rPr>
                               <w:rFonts w:ascii="Arial Nova Cond" w:hAnsi="Arial Nova Cond"/>
                               <w:sz w:val="20"/>
                               <w:szCs w:val="20"/>
                             </w:rPr>
-                            <w:t xml:space="preserve">Paraf Tim Pengawas </w:t>
+                            <w:t>Paraf</w:t>
+                          </w:r>
+                          <w:proofErr w:type="spellEnd"/>
+                          <w:r>
+                            <w:rPr>
+                              <w:rFonts w:ascii="Arial Nova Cond" w:hAnsi="Arial Nova Cond"/>
+                              <w:sz w:val="20"/>
+                              <w:szCs w:val="20"/>
+                            </w:rPr>
+                            <w:t xml:space="preserve"> Tim </w:t>
+                          </w:r>
+                          <w:proofErr w:type="spellStart"/>
+                          <w:r>
+                            <w:rPr>
+                              <w:rFonts w:ascii="Arial Nova Cond" w:hAnsi="Arial Nova Cond"/>
+                              <w:sz w:val="20"/>
+                              <w:szCs w:val="20"/>
+                            </w:rPr>
+                            <w:t>Pengawas</w:t>
+                          </w:r>
+                          <w:proofErr w:type="spellEnd"/>
+                          <w:r>
+                            <w:rPr>
+                              <w:rFonts w:ascii="Arial Nova Cond" w:hAnsi="Arial Nova Cond"/>
+                              <w:sz w:val="20"/>
+                              <w:szCs w:val="20"/>
+                            </w:rPr>
+                            <w:t xml:space="preserve"> </w:t>
                           </w:r>
                           <w:r>
                             <w:rPr>
@@ -6841,7 +7466,7 @@
                               <w:sz w:val="20"/>
                               <w:szCs w:val="20"/>
                             </w:rPr>
-                            <w:t>{%paraf_pengawas}</w:t>
+                            <w:t>……………….</w:t>
                           </w:r>
                         </w:p>
                         <w:p>
@@ -6890,13 +7515,41 @@
                         <w:szCs w:val="20"/>
                       </w:rPr>
                     </w:pPr>
+                    <w:proofErr w:type="spellStart"/>
                     <w:r>
                       <w:rPr>
                         <w:rFonts w:ascii="Arial Nova Cond" w:hAnsi="Arial Nova Cond"/>
                         <w:sz w:val="20"/>
                         <w:szCs w:val="20"/>
                       </w:rPr>
-                      <w:t xml:space="preserve">Paraf Tim Pengawas </w:t>
+                      <w:t>Paraf</w:t>
+                    </w:r>
+                    <w:proofErr w:type="spellEnd"/>
+                    <w:r>
+                      <w:rPr>
+                        <w:rFonts w:ascii="Arial Nova Cond" w:hAnsi="Arial Nova Cond"/>
+                        <w:sz w:val="20"/>
+                        <w:szCs w:val="20"/>
+                      </w:rPr>
+                      <w:t xml:space="preserve"> Tim </w:t>
+                    </w:r>
+                    <w:proofErr w:type="spellStart"/>
+                    <w:r>
+                      <w:rPr>
+                        <w:rFonts w:ascii="Arial Nova Cond" w:hAnsi="Arial Nova Cond"/>
+                        <w:sz w:val="20"/>
+                        <w:szCs w:val="20"/>
+                      </w:rPr>
+                      <w:t>Pengawas</w:t>
+                    </w:r>
+                    <w:proofErr w:type="spellEnd"/>
+                    <w:r>
+                      <w:rPr>
+                        <w:rFonts w:ascii="Arial Nova Cond" w:hAnsi="Arial Nova Cond"/>
+                        <w:sz w:val="20"/>
+                        <w:szCs w:val="20"/>
+                      </w:rPr>
+                      <w:t xml:space="preserve"> </w:t>
                     </w:r>
                     <w:r>
                       <w:rPr>
@@ -6904,7 +7557,7 @@
                         <w:sz w:val="20"/>
                         <w:szCs w:val="20"/>
                       </w:rPr>
-                      <w:t>{%paraf_pengawas}</w:t>
+                      <w:t>……………….</w:t>
                     </w:r>
                   </w:p>
                   <w:p>
@@ -6981,7 +7634,43 @@
                               <w:sz w:val="20"/>
                               <w:szCs w:val="20"/>
                             </w:rPr>
-                            <w:t xml:space="preserve">Paraf Pihak Usaha/ Kegiatan </w:t>
+                            <w:t xml:space="preserve">Paraf </w:t>
+                          </w:r>
+                          <w:proofErr w:type="spellStart"/>
+                          <w:r>
+                            <w:rPr>
+                              <w:rFonts w:ascii="Arial Nova Cond" w:hAnsi="Arial Nova Cond" w:cs="Arial"/>
+                              <w:sz w:val="20"/>
+                              <w:szCs w:val="20"/>
+                            </w:rPr>
+                            <w:t>Pihak</w:t>
+                          </w:r>
+                          <w:proofErr w:type="spellEnd"/>
+                          <w:r>
+                            <w:rPr>
+                              <w:rFonts w:ascii="Arial Nova Cond" w:hAnsi="Arial Nova Cond" w:cs="Arial"/>
+                              <w:sz w:val="20"/>
+                              <w:szCs w:val="20"/>
+                            </w:rPr>
+                            <w:t xml:space="preserve"> Usaha/ </w:t>
+                          </w:r>
+                          <w:proofErr w:type="spellStart"/>
+                          <w:r>
+                            <w:rPr>
+                              <w:rFonts w:ascii="Arial Nova Cond" w:hAnsi="Arial Nova Cond" w:cs="Arial"/>
+                              <w:sz w:val="20"/>
+                              <w:szCs w:val="20"/>
+                            </w:rPr>
+                            <w:t>Kegiatan</w:t>
+                          </w:r>
+                          <w:proofErr w:type="spellEnd"/>
+                          <w:r>
+                            <w:rPr>
+                              <w:rFonts w:ascii="Arial Nova Cond" w:hAnsi="Arial Nova Cond" w:cs="Arial"/>
+                              <w:sz w:val="20"/>
+                              <w:szCs w:val="20"/>
+                            </w:rPr>
+                            <w:t xml:space="preserve"> </w:t>
                           </w:r>
                           <w:r>
                             <w:rPr>
@@ -6989,7 +7678,7 @@
                               <w:sz w:val="20"/>
                               <w:szCs w:val="20"/>
                             </w:rPr>
-                            <w:t>{%paraf_pemrakarsa}</w:t>
+                            <w:t>………….</w:t>
                           </w:r>
                         </w:p>
                         <w:p>
@@ -7040,7 +7729,43 @@
                         <w:sz w:val="20"/>
                         <w:szCs w:val="20"/>
                       </w:rPr>
-                      <w:t xml:space="preserve">Paraf Pihak Usaha/ Kegiatan </w:t>
+                      <w:t xml:space="preserve">Paraf </w:t>
+                    </w:r>
+                    <w:proofErr w:type="spellStart"/>
+                    <w:r>
+                      <w:rPr>
+                        <w:rFonts w:ascii="Arial Nova Cond" w:hAnsi="Arial Nova Cond" w:cs="Arial"/>
+                        <w:sz w:val="20"/>
+                        <w:szCs w:val="20"/>
+                      </w:rPr>
+                      <w:t>Pihak</w:t>
+                    </w:r>
+                    <w:proofErr w:type="spellEnd"/>
+                    <w:r>
+                      <w:rPr>
+                        <w:rFonts w:ascii="Arial Nova Cond" w:hAnsi="Arial Nova Cond" w:cs="Arial"/>
+                        <w:sz w:val="20"/>
+                        <w:szCs w:val="20"/>
+                      </w:rPr>
+                      <w:t xml:space="preserve"> Usaha/ </w:t>
+                    </w:r>
+                    <w:proofErr w:type="spellStart"/>
+                    <w:r>
+                      <w:rPr>
+                        <w:rFonts w:ascii="Arial Nova Cond" w:hAnsi="Arial Nova Cond" w:cs="Arial"/>
+                        <w:sz w:val="20"/>
+                        <w:szCs w:val="20"/>
+                      </w:rPr>
+                      <w:t>Kegiatan</w:t>
+                    </w:r>
+                    <w:proofErr w:type="spellEnd"/>
+                    <w:r>
+                      <w:rPr>
+                        <w:rFonts w:ascii="Arial Nova Cond" w:hAnsi="Arial Nova Cond" w:cs="Arial"/>
+                        <w:sz w:val="20"/>
+                        <w:szCs w:val="20"/>
+                      </w:rPr>
+                      <w:t xml:space="preserve"> </w:t>
                     </w:r>
                     <w:r>
                       <w:rPr>
@@ -7048,7 +7773,7 @@
                         <w:sz w:val="20"/>
                         <w:szCs w:val="20"/>
                       </w:rPr>
-                      <w:t>{%paraf_pemrakarsa}</w:t>
+                      <w:t>………….</w:t>
                     </w:r>
                   </w:p>
                   <w:p>
